--- a/document/Trouble Ticket Overview/chart-view.docx
+++ b/document/Trouble Ticket Overview/chart-view.docx
@@ -163,15 +163,7 @@
     </w:p>
     <w:p>
       <w:r>
-        <w:t>                "</w:t>
-      </w:r>
-      <w:proofErr w:type="spellStart"/>
-      <w:r>
-        <w:t>in_progress</w:t>
-      </w:r>
-      <w:proofErr w:type="spellEnd"/>
-      <w:r>
-        <w:t>": 33,</w:t>
+        <w:t>                "in_progress": 33,</w:t>
       </w:r>
     </w:p>
     <w:p>
@@ -202,15 +194,7 @@
     </w:p>
     <w:p>
       <w:r>
-        <w:t>                "</w:t>
-      </w:r>
-      <w:proofErr w:type="spellStart"/>
-      <w:r>
-        <w:t>in_progress</w:t>
-      </w:r>
-      <w:proofErr w:type="spellEnd"/>
-      <w:r>
-        <w:t>": 48,</w:t>
+        <w:t>                "in_progress": 48,</w:t>
       </w:r>
     </w:p>
     <w:p>
@@ -240,15 +224,7 @@
     </w:p>
     <w:p>
       <w:r>
-        <w:t>                "</w:t>
-      </w:r>
-      <w:proofErr w:type="spellStart"/>
-      <w:r>
-        <w:t>in_progress</w:t>
-      </w:r>
-      <w:proofErr w:type="spellEnd"/>
-      <w:r>
-        <w:t>": 0,</w:t>
+        <w:t>                "in_progress": 0,</w:t>
       </w:r>
     </w:p>
     <w:p>
@@ -343,15 +319,7 @@
     </w:p>
     <w:p>
       <w:r>
-        <w:t>                "</w:t>
-      </w:r>
-      <w:proofErr w:type="spellStart"/>
-      <w:r>
-        <w:t>in_progress</w:t>
-      </w:r>
-      <w:proofErr w:type="spellEnd"/>
-      <w:r>
-        <w:t>": 0,</w:t>
+        <w:t>                "in_progress": 0,</w:t>
       </w:r>
     </w:p>
     <w:p>
@@ -381,15 +349,7 @@
     </w:p>
     <w:p>
       <w:r>
-        <w:t>                "</w:t>
-      </w:r>
-      <w:proofErr w:type="spellStart"/>
-      <w:r>
-        <w:t>in_progress</w:t>
-      </w:r>
-      <w:proofErr w:type="spellEnd"/>
-      <w:r>
-        <w:t>": 0,</w:t>
+        <w:t>                "in_progress": 0,</w:t>
       </w:r>
     </w:p>
     <w:p>
@@ -419,15 +379,7 @@
     </w:p>
     <w:p>
       <w:r>
-        <w:t>                "</w:t>
-      </w:r>
-      <w:proofErr w:type="spellStart"/>
-      <w:r>
-        <w:t>in_progress</w:t>
-      </w:r>
-      <w:proofErr w:type="spellEnd"/>
-      <w:r>
-        <w:t>": 0,</w:t>
+        <w:t>                "in_progress": 0,</w:t>
       </w:r>
     </w:p>
     <w:p>
@@ -457,15 +409,7 @@
     </w:p>
     <w:p>
       <w:r>
-        <w:t>                "</w:t>
-      </w:r>
-      <w:proofErr w:type="spellStart"/>
-      <w:r>
-        <w:t>in_progress</w:t>
-      </w:r>
-      <w:proofErr w:type="spellEnd"/>
-      <w:r>
-        <w:t>": 0,</w:t>
+        <w:t>                "in_progress": 0,</w:t>
       </w:r>
     </w:p>
     <w:p>
@@ -496,15 +440,7 @@
     <w:p>
       <w:r>
         <w:lastRenderedPageBreak/>
-        <w:t>                "</w:t>
-      </w:r>
-      <w:proofErr w:type="spellStart"/>
-      <w:r>
-        <w:t>in_progress</w:t>
-      </w:r>
-      <w:proofErr w:type="spellEnd"/>
-      <w:r>
-        <w:t>": 0,</w:t>
+        <w:t>                "in_progress": 0,</w:t>
       </w:r>
     </w:p>
     <w:p>
@@ -534,15 +470,7 @@
     </w:p>
     <w:p>
       <w:r>
-        <w:t>                "</w:t>
-      </w:r>
-      <w:proofErr w:type="spellStart"/>
-      <w:r>
-        <w:t>in_progress</w:t>
-      </w:r>
-      <w:proofErr w:type="spellEnd"/>
-      <w:r>
-        <w:t>": 0,</w:t>
+        <w:t>                "in_progress": 0,</w:t>
       </w:r>
     </w:p>
     <w:p>
@@ -572,15 +500,7 @@
     </w:p>
     <w:p>
       <w:r>
-        <w:t>                "</w:t>
-      </w:r>
-      <w:proofErr w:type="spellStart"/>
-      <w:r>
-        <w:t>in_progress</w:t>
-      </w:r>
-      <w:proofErr w:type="spellEnd"/>
-      <w:r>
-        <w:t>": 0,</w:t>
+        <w:t>                "in_progress": 0,</w:t>
       </w:r>
     </w:p>
     <w:p>
@@ -676,15 +596,7 @@
     </w:p>
     <w:p>
       <w:r>
-        <w:t>                "</w:t>
-      </w:r>
-      <w:proofErr w:type="spellStart"/>
-      <w:r>
-        <w:t>in_progress</w:t>
-      </w:r>
-      <w:proofErr w:type="spellEnd"/>
-      <w:r>
-        <w:t>": 0,</w:t>
+        <w:t>                "in_progress": 0,</w:t>
       </w:r>
     </w:p>
     <w:p>
@@ -714,15 +626,7 @@
     </w:p>
     <w:p>
       <w:r>
-        <w:t>                "</w:t>
-      </w:r>
-      <w:proofErr w:type="spellStart"/>
-      <w:r>
-        <w:t>in_progress</w:t>
-      </w:r>
-      <w:proofErr w:type="spellEnd"/>
-      <w:r>
-        <w:t>": 1,</w:t>
+        <w:t>                "in_progress": 1,</w:t>
       </w:r>
     </w:p>
     <w:p>
@@ -752,15 +656,7 @@
     </w:p>
     <w:p>
       <w:r>
-        <w:t>                "</w:t>
-      </w:r>
-      <w:proofErr w:type="spellStart"/>
-      <w:r>
-        <w:t>in_progress</w:t>
-      </w:r>
-      <w:proofErr w:type="spellEnd"/>
-      <w:r>
-        <w:t>": 1,</w:t>
+        <w:t>                "in_progress": 1,</w:t>
       </w:r>
     </w:p>
     <w:p>
@@ -790,15 +686,7 @@
     </w:p>
     <w:p>
       <w:r>
-        <w:t>                "</w:t>
-      </w:r>
-      <w:proofErr w:type="spellStart"/>
-      <w:r>
-        <w:t>in_progress</w:t>
-      </w:r>
-      <w:proofErr w:type="spellEnd"/>
-      <w:r>
-        <w:t>": 2,</w:t>
+        <w:t>                "in_progress": 2,</w:t>
       </w:r>
     </w:p>
     <w:p>
@@ -829,15 +717,7 @@
     </w:p>
     <w:p>
       <w:r>
-        <w:t>                "</w:t>
-      </w:r>
-      <w:proofErr w:type="spellStart"/>
-      <w:r>
-        <w:t>in_progress</w:t>
-      </w:r>
-      <w:proofErr w:type="spellEnd"/>
-      <w:r>
-        <w:t>": 2,</w:t>
+        <w:t>                "in_progress": 2,</w:t>
       </w:r>
     </w:p>
     <w:p>
@@ -867,15 +747,7 @@
     </w:p>
     <w:p>
       <w:r>
-        <w:t>                "</w:t>
-      </w:r>
-      <w:proofErr w:type="spellStart"/>
-      <w:r>
-        <w:t>in_progress</w:t>
-      </w:r>
-      <w:proofErr w:type="spellEnd"/>
-      <w:r>
-        <w:t>": 1,</w:t>
+        <w:t>                "in_progress": 1,</w:t>
       </w:r>
     </w:p>
     <w:p>
@@ -905,15 +777,7 @@
     </w:p>
     <w:p>
       <w:r>
-        <w:t>                "</w:t>
-      </w:r>
-      <w:proofErr w:type="spellStart"/>
-      <w:r>
-        <w:t>in_progress</w:t>
-      </w:r>
-      <w:proofErr w:type="spellEnd"/>
-      <w:r>
-        <w:t>": 0,</w:t>
+        <w:t>                "in_progress": 0,</w:t>
       </w:r>
     </w:p>
     <w:p>
@@ -943,15 +807,7 @@
     </w:p>
     <w:p>
       <w:r>
-        <w:t>                "</w:t>
-      </w:r>
-      <w:proofErr w:type="spellStart"/>
-      <w:r>
-        <w:t>in_progress</w:t>
-      </w:r>
-      <w:proofErr w:type="spellEnd"/>
-      <w:r>
-        <w:t>": 0,</w:t>
+        <w:t>                "in_progress": 0,</w:t>
       </w:r>
     </w:p>
     <w:p>
@@ -982,15 +838,7 @@
     </w:p>
     <w:p>
       <w:r>
-        <w:t>                "</w:t>
-      </w:r>
-      <w:proofErr w:type="spellStart"/>
-      <w:r>
-        <w:t>in_progress</w:t>
-      </w:r>
-      <w:proofErr w:type="spellEnd"/>
-      <w:r>
-        <w:t>": 2,</w:t>
+        <w:t>                "in_progress": 2,</w:t>
       </w:r>
     </w:p>
     <w:p>
@@ -1020,15 +868,7 @@
     </w:p>
     <w:p>
       <w:r>
-        <w:t>                "</w:t>
-      </w:r>
-      <w:proofErr w:type="spellStart"/>
-      <w:r>
-        <w:t>in_progress</w:t>
-      </w:r>
-      <w:proofErr w:type="spellEnd"/>
-      <w:r>
-        <w:t>": 1,</w:t>
+        <w:t>                "in_progress": 1,</w:t>
       </w:r>
     </w:p>
     <w:p>
@@ -1058,15 +898,7 @@
     </w:p>
     <w:p>
       <w:r>
-        <w:t>                "</w:t>
-      </w:r>
-      <w:proofErr w:type="spellStart"/>
-      <w:r>
-        <w:t>in_progress</w:t>
-      </w:r>
-      <w:proofErr w:type="spellEnd"/>
-      <w:r>
-        <w:t>": 6,</w:t>
+        <w:t>                "in_progress": 6,</w:t>
       </w:r>
     </w:p>
     <w:p>
@@ -1096,15 +928,7 @@
     </w:p>
     <w:p>
       <w:r>
-        <w:t>                "</w:t>
-      </w:r>
-      <w:proofErr w:type="spellStart"/>
-      <w:r>
-        <w:t>in_progress</w:t>
-      </w:r>
-      <w:proofErr w:type="spellEnd"/>
-      <w:r>
-        <w:t>": 5,</w:t>
+        <w:t>                "in_progress": 5,</w:t>
       </w:r>
     </w:p>
     <w:p>
@@ -1134,15 +958,7 @@
     </w:p>
     <w:p>
       <w:r>
-        <w:t>                "</w:t>
-      </w:r>
-      <w:proofErr w:type="spellStart"/>
-      <w:r>
-        <w:t>in_progress</w:t>
-      </w:r>
-      <w:proofErr w:type="spellEnd"/>
-      <w:r>
-        <w:t>": 4,</w:t>
+        <w:t>                "in_progress": 4,</w:t>
       </w:r>
     </w:p>
     <w:p>
@@ -1173,15 +989,7 @@
     </w:p>
     <w:p>
       <w:r>
-        <w:t>                "</w:t>
-      </w:r>
-      <w:proofErr w:type="spellStart"/>
-      <w:r>
-        <w:t>in_progress</w:t>
-      </w:r>
-      <w:proofErr w:type="spellEnd"/>
-      <w:r>
-        <w:t>": 1,</w:t>
+        <w:t>                "in_progress": 1,</w:t>
       </w:r>
     </w:p>
     <w:p>
@@ -1211,15 +1019,7 @@
     </w:p>
     <w:p>
       <w:r>
-        <w:t>                "</w:t>
-      </w:r>
-      <w:proofErr w:type="spellStart"/>
-      <w:r>
-        <w:t>in_progress</w:t>
-      </w:r>
-      <w:proofErr w:type="spellEnd"/>
-      <w:r>
-        <w:t>": 0,</w:t>
+        <w:t>                "in_progress": 0,</w:t>
       </w:r>
     </w:p>
     <w:p>
@@ -1249,15 +1049,7 @@
     </w:p>
     <w:p>
       <w:r>
-        <w:t>                "</w:t>
-      </w:r>
-      <w:proofErr w:type="spellStart"/>
-      <w:r>
-        <w:t>in_progress</w:t>
-      </w:r>
-      <w:proofErr w:type="spellEnd"/>
-      <w:r>
-        <w:t>": 5,</w:t>
+        <w:t>                "in_progress": 5,</w:t>
       </w:r>
     </w:p>
     <w:p>
@@ -1287,15 +1079,7 @@
     </w:p>
     <w:p>
       <w:r>
-        <w:t>                "</w:t>
-      </w:r>
-      <w:proofErr w:type="spellStart"/>
-      <w:r>
-        <w:t>in_progress</w:t>
-      </w:r>
-      <w:proofErr w:type="spellEnd"/>
-      <w:r>
-        <w:t>": 3,</w:t>
+        <w:t>                "in_progress": 3,</w:t>
       </w:r>
     </w:p>
     <w:p>
@@ -1326,15 +1110,7 @@
     </w:p>
     <w:p>
       <w:r>
-        <w:t>                "</w:t>
-      </w:r>
-      <w:proofErr w:type="spellStart"/>
-      <w:r>
-        <w:t>in_progress</w:t>
-      </w:r>
-      <w:proofErr w:type="spellEnd"/>
-      <w:r>
-        <w:t>": 2,</w:t>
+        <w:t>                "in_progress": 2,</w:t>
       </w:r>
     </w:p>
     <w:p>
@@ -1364,15 +1140,7 @@
     </w:p>
     <w:p>
       <w:r>
-        <w:t>                "</w:t>
-      </w:r>
-      <w:proofErr w:type="spellStart"/>
-      <w:r>
-        <w:t>in_progress</w:t>
-      </w:r>
-      <w:proofErr w:type="spellEnd"/>
-      <w:r>
-        <w:t>": 2,</w:t>
+        <w:t>                "in_progress": 2,</w:t>
       </w:r>
     </w:p>
     <w:p>
@@ -1402,15 +1170,7 @@
     </w:p>
     <w:p>
       <w:r>
-        <w:t>                "</w:t>
-      </w:r>
-      <w:proofErr w:type="spellStart"/>
-      <w:r>
-        <w:t>in_progress</w:t>
-      </w:r>
-      <w:proofErr w:type="spellEnd"/>
-      <w:r>
-        <w:t>": 3,</w:t>
+        <w:t>                "in_progress": 3,</w:t>
       </w:r>
     </w:p>
     <w:p>
@@ -1440,15 +1200,7 @@
     </w:p>
     <w:p>
       <w:r>
-        <w:t>                "</w:t>
-      </w:r>
-      <w:proofErr w:type="spellStart"/>
-      <w:r>
-        <w:t>in_progress</w:t>
-      </w:r>
-      <w:proofErr w:type="spellEnd"/>
-      <w:r>
-        <w:t>": 2,</w:t>
+        <w:t>                "in_progress": 2,</w:t>
       </w:r>
     </w:p>
     <w:p>
@@ -1479,15 +1231,7 @@
     </w:p>
     <w:p>
       <w:r>
-        <w:t>                "</w:t>
-      </w:r>
-      <w:proofErr w:type="spellStart"/>
-      <w:r>
-        <w:t>in_progress</w:t>
-      </w:r>
-      <w:proofErr w:type="spellEnd"/>
-      <w:r>
-        <w:t>": 0,</w:t>
+        <w:t>                "in_progress": 0,</w:t>
       </w:r>
     </w:p>
     <w:p>
@@ -1517,15 +1261,7 @@
     </w:p>
     <w:p>
       <w:r>
-        <w:t>                "</w:t>
-      </w:r>
-      <w:proofErr w:type="spellStart"/>
-      <w:r>
-        <w:t>in_progress</w:t>
-      </w:r>
-      <w:proofErr w:type="spellEnd"/>
-      <w:r>
-        <w:t>": 3,</w:t>
+        <w:t>                "in_progress": 3,</w:t>
       </w:r>
     </w:p>
     <w:p>
@@ -1555,15 +1291,7 @@
     </w:p>
     <w:p>
       <w:r>
-        <w:t>                "</w:t>
-      </w:r>
-      <w:proofErr w:type="spellStart"/>
-      <w:r>
-        <w:t>in_progress</w:t>
-      </w:r>
-      <w:proofErr w:type="spellEnd"/>
-      <w:r>
-        <w:t>": 0,</w:t>
+        <w:t>                "in_progress": 0,</w:t>
       </w:r>
     </w:p>
     <w:p>
@@ -1593,15 +1321,7 @@
     </w:p>
     <w:p>
       <w:r>
-        <w:t>                "</w:t>
-      </w:r>
-      <w:proofErr w:type="spellStart"/>
-      <w:r>
-        <w:t>in_progress</w:t>
-      </w:r>
-      <w:proofErr w:type="spellEnd"/>
-      <w:r>
-        <w:t>": 0,</w:t>
+        <w:t>                "in_progress": 0,</w:t>
       </w:r>
     </w:p>
     <w:p>
@@ -1631,15 +1351,7 @@
     </w:p>
     <w:p>
       <w:r>
-        <w:t>                "</w:t>
-      </w:r>
-      <w:proofErr w:type="spellStart"/>
-      <w:r>
-        <w:t>in_progress</w:t>
-      </w:r>
-      <w:proofErr w:type="spellEnd"/>
-      <w:r>
-        <w:t>": 0,</w:t>
+        <w:t>                "in_progress": 0,</w:t>
       </w:r>
     </w:p>
     <w:p>
@@ -1670,15 +1382,7 @@
     </w:p>
     <w:p>
       <w:r>
-        <w:t>                "</w:t>
-      </w:r>
-      <w:proofErr w:type="spellStart"/>
-      <w:r>
-        <w:t>in_progress</w:t>
-      </w:r>
-      <w:proofErr w:type="spellEnd"/>
-      <w:r>
-        <w:t>": 0,</w:t>
+        <w:t>                "in_progress": 0,</w:t>
       </w:r>
     </w:p>
     <w:p>
@@ -1708,15 +1412,7 @@
     </w:p>
     <w:p>
       <w:r>
-        <w:t>                "</w:t>
-      </w:r>
-      <w:proofErr w:type="spellStart"/>
-      <w:r>
-        <w:t>in_progress</w:t>
-      </w:r>
-      <w:proofErr w:type="spellEnd"/>
-      <w:r>
-        <w:t>": 0,</w:t>
+        <w:t>                "in_progress": 0,</w:t>
       </w:r>
     </w:p>
     <w:p>
@@ -1746,15 +1442,7 @@
     </w:p>
     <w:p>
       <w:r>
-        <w:t>                "</w:t>
-      </w:r>
-      <w:proofErr w:type="spellStart"/>
-      <w:r>
-        <w:t>in_progress</w:t>
-      </w:r>
-      <w:proofErr w:type="spellEnd"/>
-      <w:r>
-        <w:t>": 0,</w:t>
+        <w:t>                "in_progress": 0,</w:t>
       </w:r>
     </w:p>
     <w:p>
@@ -1784,15 +1472,7 @@
     </w:p>
     <w:p>
       <w:r>
-        <w:t>                "</w:t>
-      </w:r>
-      <w:proofErr w:type="spellStart"/>
-      <w:r>
-        <w:t>in_progress</w:t>
-      </w:r>
-      <w:proofErr w:type="spellEnd"/>
-      <w:r>
-        <w:t>": 0,</w:t>
+        <w:t>                "in_progress": 0,</w:t>
       </w:r>
     </w:p>
     <w:p>
@@ -1919,57 +1599,17 @@
     </w:p>
     <w:p>
       <w:r>
-        <w:t>The Bar chart should use the verified summary values for all four columns. In overview-</w:t>
-      </w:r>
-      <w:proofErr w:type="spellStart"/>
-      <w:r>
-        <w:t>chart.tsx</w:t>
-      </w:r>
-      <w:proofErr w:type="spellEnd"/>
-      <w:r>
-        <w:t xml:space="preserve">, replace your complete </w:t>
-      </w:r>
-      <w:proofErr w:type="spellStart"/>
-      <w:r>
-        <w:t>selectedRangeData</w:t>
-      </w:r>
-      <w:proofErr w:type="spellEnd"/>
-      <w:r>
-        <w:t xml:space="preserve"> block with:</w:t>
-      </w:r>
-    </w:p>
-    <w:p>
-      <w:r>
-        <w:t xml:space="preserve">const </w:t>
-      </w:r>
-      <w:proofErr w:type="spellStart"/>
-      <w:r>
-        <w:t>selectedRangeData</w:t>
-      </w:r>
-      <w:proofErr w:type="spellEnd"/>
-      <w:r>
-        <w:t xml:space="preserve"> =</w:t>
-      </w:r>
-    </w:p>
-    <w:p>
-      <w:r>
-        <w:t xml:space="preserve">    </w:t>
-      </w:r>
-      <w:proofErr w:type="spellStart"/>
-      <w:r>
-        <w:t>useMemo</w:t>
-      </w:r>
-      <w:proofErr w:type="spellEnd"/>
-      <w:r>
-        <w:t>&lt;</w:t>
-      </w:r>
-      <w:proofErr w:type="spellStart"/>
-      <w:r>
-        <w:t>TroubleTicketMetric</w:t>
-      </w:r>
-      <w:proofErr w:type="spellEnd"/>
-      <w:r>
-        <w:t>[]&gt;(</w:t>
+        <w:t>The Bar chart should use the verified summary values for all four columns. In overview-chart.tsx, replace your complete selectedRangeData block with:</w:t>
+      </w:r>
+    </w:p>
+    <w:p>
+      <w:r>
+        <w:t>const selectedRangeData =</w:t>
+      </w:r>
+    </w:p>
+    <w:p>
+      <w:r>
+        <w:t xml:space="preserve">    useMemo&lt;TroubleTicketMetric[]&gt;(</w:t>
       </w:r>
     </w:p>
     <w:p>
@@ -1989,15 +1629,7 @@
     </w:p>
     <w:p>
       <w:r>
-        <w:t xml:space="preserve">                </w:t>
-      </w:r>
-      <w:proofErr w:type="spellStart"/>
-      <w:r>
-        <w:t>shortLabel</w:t>
-      </w:r>
-      <w:proofErr w:type="spellEnd"/>
-      <w:r>
-        <w:t>: "Opened Today",</w:t>
+        <w:t xml:space="preserve">                shortLabel: "Opened Today",</w:t>
       </w:r>
     </w:p>
     <w:p>
@@ -2007,54 +1639,22 @@
     </w:p>
     <w:p>
       <w:r>
-        <w:t xml:space="preserve">                value: </w:t>
-      </w:r>
-      <w:proofErr w:type="spellStart"/>
-      <w:r>
-        <w:t>ticketSummary.opened_today</w:t>
-      </w:r>
-      <w:proofErr w:type="spellEnd"/>
-      <w:r>
-        <w:t>,</w:t>
-      </w:r>
-    </w:p>
-    <w:p>
-      <w:r>
-        <w:t xml:space="preserve">                color: </w:t>
-      </w:r>
-      <w:proofErr w:type="spellStart"/>
-      <w:r>
-        <w:t>COLORS.opened</w:t>
-      </w:r>
-      <w:proofErr w:type="spellEnd"/>
-      <w:r>
-        <w:t>,</w:t>
-      </w:r>
-    </w:p>
-    <w:p>
-      <w:r>
-        <w:t xml:space="preserve">                </w:t>
-      </w:r>
-      <w:proofErr w:type="spellStart"/>
-      <w:r>
-        <w:t>dotClass</w:t>
-      </w:r>
-      <w:proofErr w:type="spellEnd"/>
-      <w:r>
-        <w:t>: "bg-blue-600",</w:t>
-      </w:r>
-    </w:p>
-    <w:p>
-      <w:r>
-        <w:t xml:space="preserve">                </w:t>
-      </w:r>
-      <w:proofErr w:type="spellStart"/>
-      <w:r>
-        <w:t>valueClass</w:t>
-      </w:r>
-      <w:proofErr w:type="spellEnd"/>
-      <w:r>
-        <w:t>:</w:t>
+        <w:t xml:space="preserve">                value: ticketSummary.opened_today,</w:t>
+      </w:r>
+    </w:p>
+    <w:p>
+      <w:r>
+        <w:t xml:space="preserve">                color: COLORS.opened,</w:t>
+      </w:r>
+    </w:p>
+    <w:p>
+      <w:r>
+        <w:t xml:space="preserve">                dotClass: "bg-blue-600",</w:t>
+      </w:r>
+    </w:p>
+    <w:p>
+      <w:r>
+        <w:t xml:space="preserve">                valueClass:</w:t>
       </w:r>
     </w:p>
     <w:p>
@@ -2064,15 +1664,7 @@
     </w:p>
     <w:p>
       <w:r>
-        <w:t xml:space="preserve">                </w:t>
-      </w:r>
-      <w:proofErr w:type="spellStart"/>
-      <w:r>
-        <w:t>borderClass</w:t>
-      </w:r>
-      <w:proofErr w:type="spellEnd"/>
-      <w:r>
-        <w:t>:</w:t>
+        <w:t xml:space="preserve">                borderClass:</w:t>
       </w:r>
     </w:p>
     <w:p>
@@ -2082,15 +1674,7 @@
     </w:p>
     <w:p>
       <w:r>
-        <w:t xml:space="preserve">                </w:t>
-      </w:r>
-      <w:proofErr w:type="spellStart"/>
-      <w:r>
-        <w:t>backgroundClass</w:t>
-      </w:r>
-      <w:proofErr w:type="spellEnd"/>
-      <w:r>
-        <w:t>:</w:t>
+        <w:t xml:space="preserve">                backgroundClass:</w:t>
       </w:r>
     </w:p>
     <w:p>
@@ -2116,15 +1700,7 @@
     </w:p>
     <w:p>
       <w:r>
-        <w:t xml:space="preserve">                </w:t>
-      </w:r>
-      <w:proofErr w:type="spellStart"/>
-      <w:r>
-        <w:t>shortLabel</w:t>
-      </w:r>
-      <w:proofErr w:type="spellEnd"/>
-      <w:r>
-        <w:t>: "Closed Today",</w:t>
+        <w:t xml:space="preserve">                shortLabel: "Closed Today",</w:t>
       </w:r>
     </w:p>
     <w:p>
@@ -2134,54 +1710,22 @@
     </w:p>
     <w:p>
       <w:r>
-        <w:t xml:space="preserve">                value: </w:t>
-      </w:r>
-      <w:proofErr w:type="spellStart"/>
-      <w:r>
-        <w:t>ticketSummary.closed_today</w:t>
-      </w:r>
-      <w:proofErr w:type="spellEnd"/>
-      <w:r>
-        <w:t>,</w:t>
-      </w:r>
-    </w:p>
-    <w:p>
-      <w:r>
-        <w:t xml:space="preserve">                color: </w:t>
-      </w:r>
-      <w:proofErr w:type="spellStart"/>
-      <w:r>
-        <w:t>COLORS.closed</w:t>
-      </w:r>
-      <w:proofErr w:type="spellEnd"/>
-      <w:r>
-        <w:t>,</w:t>
-      </w:r>
-    </w:p>
-    <w:p>
-      <w:r>
-        <w:t xml:space="preserve">                </w:t>
-      </w:r>
-      <w:proofErr w:type="spellStart"/>
-      <w:r>
-        <w:t>dotClass</w:t>
-      </w:r>
-      <w:proofErr w:type="spellEnd"/>
-      <w:r>
-        <w:t>: "bg-emerald-500",</w:t>
-      </w:r>
-    </w:p>
-    <w:p>
-      <w:r>
-        <w:t xml:space="preserve">                </w:t>
-      </w:r>
-      <w:proofErr w:type="spellStart"/>
-      <w:r>
-        <w:t>valueClass</w:t>
-      </w:r>
-      <w:proofErr w:type="spellEnd"/>
-      <w:r>
-        <w:t>:</w:t>
+        <w:t xml:space="preserve">                value: ticketSummary.closed_today,</w:t>
+      </w:r>
+    </w:p>
+    <w:p>
+      <w:r>
+        <w:t xml:space="preserve">                color: COLORS.closed,</w:t>
+      </w:r>
+    </w:p>
+    <w:p>
+      <w:r>
+        <w:t xml:space="preserve">                dotClass: "bg-emerald-500",</w:t>
+      </w:r>
+    </w:p>
+    <w:p>
+      <w:r>
+        <w:t xml:space="preserve">                valueClass:</w:t>
       </w:r>
     </w:p>
     <w:p>
@@ -2191,15 +1735,7 @@
     </w:p>
     <w:p>
       <w:r>
-        <w:t xml:space="preserve">                </w:t>
-      </w:r>
-      <w:proofErr w:type="spellStart"/>
-      <w:r>
-        <w:t>borderClass</w:t>
-      </w:r>
-      <w:proofErr w:type="spellEnd"/>
-      <w:r>
-        <w:t>:</w:t>
+        <w:t xml:space="preserve">                borderClass:</w:t>
       </w:r>
     </w:p>
     <w:p>
@@ -2209,15 +1745,7 @@
     </w:p>
     <w:p>
       <w:r>
-        <w:t xml:space="preserve">                </w:t>
-      </w:r>
-      <w:proofErr w:type="spellStart"/>
-      <w:r>
-        <w:t>backgroundClass</w:t>
-      </w:r>
-      <w:proofErr w:type="spellEnd"/>
-      <w:r>
-        <w:t>:</w:t>
+        <w:t xml:space="preserve">                backgroundClass:</w:t>
       </w:r>
     </w:p>
     <w:p>
@@ -2242,15 +1770,7 @@
     </w:p>
     <w:p>
       <w:r>
-        <w:t xml:space="preserve">                </w:t>
-      </w:r>
-      <w:proofErr w:type="spellStart"/>
-      <w:r>
-        <w:t>shortLabel</w:t>
-      </w:r>
-      <w:proofErr w:type="spellEnd"/>
-      <w:r>
-        <w:t>: "Running TT",</w:t>
+        <w:t xml:space="preserve">                shortLabel: "Running TT",</w:t>
       </w:r>
     </w:p>
     <w:p>
@@ -2265,54 +1785,22 @@
     </w:p>
     <w:p>
       <w:r>
-        <w:t xml:space="preserve">                    </w:t>
-      </w:r>
-      <w:proofErr w:type="spellStart"/>
-      <w:r>
-        <w:t>ticketSummary.total_running_tt</w:t>
-      </w:r>
-      <w:proofErr w:type="spellEnd"/>
-      <w:r>
-        <w:t>,</w:t>
-      </w:r>
-    </w:p>
-    <w:p>
-      <w:r>
-        <w:t xml:space="preserve">                color: </w:t>
-      </w:r>
-      <w:proofErr w:type="spellStart"/>
-      <w:r>
-        <w:t>COLORS.running</w:t>
-      </w:r>
-      <w:proofErr w:type="spellEnd"/>
-      <w:r>
-        <w:t>,</w:t>
-      </w:r>
-    </w:p>
-    <w:p>
-      <w:r>
-        <w:t xml:space="preserve">                </w:t>
-      </w:r>
-      <w:proofErr w:type="spellStart"/>
-      <w:r>
-        <w:t>dotClass</w:t>
-      </w:r>
-      <w:proofErr w:type="spellEnd"/>
-      <w:r>
-        <w:t>: "bg-amber-500",</w:t>
-      </w:r>
-    </w:p>
-    <w:p>
-      <w:r>
-        <w:t xml:space="preserve">                </w:t>
-      </w:r>
-      <w:proofErr w:type="spellStart"/>
-      <w:r>
-        <w:t>valueClass</w:t>
-      </w:r>
-      <w:proofErr w:type="spellEnd"/>
-      <w:r>
-        <w:t>:</w:t>
+        <w:t xml:space="preserve">                    ticketSummary.total_running_tt,</w:t>
+      </w:r>
+    </w:p>
+    <w:p>
+      <w:r>
+        <w:t xml:space="preserve">                color: COLORS.running,</w:t>
+      </w:r>
+    </w:p>
+    <w:p>
+      <w:r>
+        <w:t xml:space="preserve">                dotClass: "bg-amber-500",</w:t>
+      </w:r>
+    </w:p>
+    <w:p>
+      <w:r>
+        <w:t xml:space="preserve">                valueClass:</w:t>
       </w:r>
     </w:p>
     <w:p>
@@ -2323,15 +1811,7 @@
     <w:p>
       <w:r>
         <w:lastRenderedPageBreak/>
-        <w:t xml:space="preserve">                </w:t>
-      </w:r>
-      <w:proofErr w:type="spellStart"/>
-      <w:r>
-        <w:t>borderClass</w:t>
-      </w:r>
-      <w:proofErr w:type="spellEnd"/>
-      <w:r>
-        <w:t>:</w:t>
+        <w:t xml:space="preserve">                borderClass:</w:t>
       </w:r>
     </w:p>
     <w:p>
@@ -2341,15 +1821,7 @@
     </w:p>
     <w:p>
       <w:r>
-        <w:t xml:space="preserve">                </w:t>
-      </w:r>
-      <w:proofErr w:type="spellStart"/>
-      <w:r>
-        <w:t>backgroundClass</w:t>
-      </w:r>
-      <w:proofErr w:type="spellEnd"/>
-      <w:r>
-        <w:t>:</w:t>
+        <w:t xml:space="preserve">                backgroundClass:</w:t>
       </w:r>
     </w:p>
     <w:p>
@@ -2374,15 +1846,7 @@
     </w:p>
     <w:p>
       <w:r>
-        <w:t xml:space="preserve">                </w:t>
-      </w:r>
-      <w:proofErr w:type="spellStart"/>
-      <w:r>
-        <w:t>shortLabel</w:t>
-      </w:r>
-      <w:proofErr w:type="spellEnd"/>
-      <w:r>
-        <w:t>: "Procurement TT",</w:t>
+        <w:t xml:space="preserve">                shortLabel: "Procurement TT",</w:t>
       </w:r>
     </w:p>
     <w:p>
@@ -2402,54 +1866,22 @@
     </w:p>
     <w:p>
       <w:r>
-        <w:t xml:space="preserve">                    </w:t>
-      </w:r>
-      <w:proofErr w:type="spellStart"/>
-      <w:r>
-        <w:t>ticketSummary.total_procurement_tt</w:t>
-      </w:r>
-      <w:proofErr w:type="spellEnd"/>
-      <w:r>
-        <w:t>,</w:t>
-      </w:r>
-    </w:p>
-    <w:p>
-      <w:r>
-        <w:t xml:space="preserve">                color: </w:t>
-      </w:r>
-      <w:proofErr w:type="spellStart"/>
-      <w:r>
-        <w:t>COLORS.procurement</w:t>
-      </w:r>
-      <w:proofErr w:type="spellEnd"/>
-      <w:r>
-        <w:t>,</w:t>
-      </w:r>
-    </w:p>
-    <w:p>
-      <w:r>
-        <w:t xml:space="preserve">                </w:t>
-      </w:r>
-      <w:proofErr w:type="spellStart"/>
-      <w:r>
-        <w:t>dotClass</w:t>
-      </w:r>
-      <w:proofErr w:type="spellEnd"/>
-      <w:r>
-        <w:t>: "bg-violet-500",</w:t>
-      </w:r>
-    </w:p>
-    <w:p>
-      <w:r>
-        <w:t xml:space="preserve">                </w:t>
-      </w:r>
-      <w:proofErr w:type="spellStart"/>
-      <w:r>
-        <w:t>valueClass</w:t>
-      </w:r>
-      <w:proofErr w:type="spellEnd"/>
-      <w:r>
-        <w:t>:</w:t>
+        <w:t xml:space="preserve">                    ticketSummary.total_procurement_tt,</w:t>
+      </w:r>
+    </w:p>
+    <w:p>
+      <w:r>
+        <w:t xml:space="preserve">                color: COLORS.procurement,</w:t>
+      </w:r>
+    </w:p>
+    <w:p>
+      <w:r>
+        <w:t xml:space="preserve">                dotClass: "bg-violet-500",</w:t>
+      </w:r>
+    </w:p>
+    <w:p>
+      <w:r>
+        <w:t xml:space="preserve">                valueClass:</w:t>
       </w:r>
     </w:p>
     <w:p>
@@ -2459,15 +1891,7 @@
     </w:p>
     <w:p>
       <w:r>
-        <w:t xml:space="preserve">                </w:t>
-      </w:r>
-      <w:proofErr w:type="spellStart"/>
-      <w:r>
-        <w:t>borderClass</w:t>
-      </w:r>
-      <w:proofErr w:type="spellEnd"/>
-      <w:r>
-        <w:t>:</w:t>
+        <w:t xml:space="preserve">                borderClass:</w:t>
       </w:r>
     </w:p>
     <w:p>
@@ -2477,15 +1901,7 @@
     </w:p>
     <w:p>
       <w:r>
-        <w:t xml:space="preserve">                </w:t>
-      </w:r>
-      <w:proofErr w:type="spellStart"/>
-      <w:r>
-        <w:t>backgroundClass</w:t>
-      </w:r>
-      <w:proofErr w:type="spellEnd"/>
-      <w:r>
-        <w:t>:</w:t>
+        <w:t xml:space="preserve">                backgroundClass:</w:t>
       </w:r>
     </w:p>
     <w:p>
@@ -2505,15 +1921,7 @@
     </w:p>
     <w:p>
       <w:r>
-        <w:t xml:space="preserve">        [</w:t>
-      </w:r>
-      <w:proofErr w:type="spellStart"/>
-      <w:r>
-        <w:t>ticketSummary</w:t>
-      </w:r>
-      <w:proofErr w:type="spellEnd"/>
-      <w:r>
-        <w:t>]</w:t>
+        <w:t xml:space="preserve">        [ticketSummary]</w:t>
       </w:r>
     </w:p>
     <w:p>
@@ -2549,41 +1957,17 @@
     </w:p>
     <w:p>
       <w:r>
-        <w:t>/dashboard/</w:t>
-      </w:r>
-      <w:proofErr w:type="spellStart"/>
-      <w:r>
-        <w:t>trouble-ticket-overview?range</w:t>
-      </w:r>
-      <w:proofErr w:type="spellEnd"/>
-      <w:r>
-        <w:t>=7d</w:t>
-      </w:r>
-    </w:p>
-    <w:p>
-      <w:r>
-        <w:t>/dashboard/</w:t>
-      </w:r>
-      <w:proofErr w:type="spellStart"/>
-      <w:r>
-        <w:t>trouble-ticket-overview?range</w:t>
-      </w:r>
-      <w:proofErr w:type="spellEnd"/>
-      <w:r>
-        <w:t>=30d</w:t>
-      </w:r>
-    </w:p>
-    <w:p>
-      <w:r>
-        <w:t>/dashboard/</w:t>
-      </w:r>
-      <w:proofErr w:type="spellStart"/>
-      <w:r>
-        <w:t>trouble-ticket-overview?range</w:t>
-      </w:r>
-      <w:proofErr w:type="spellEnd"/>
-      <w:r>
-        <w:t>=3m</w:t>
+        <w:t>/dashboard/trouble-ticket-overview?range=7d</w:t>
+      </w:r>
+    </w:p>
+    <w:p>
+      <w:r>
+        <w:t>/dashboard/trouble-ticket-overview?range=30d</w:t>
+      </w:r>
+    </w:p>
+    <w:p>
+      <w:r>
+        <w:t>/dashboard/trouble-ticket-overview?range=3m</w:t>
       </w:r>
     </w:p>
     <w:p/>
@@ -2695,23 +2079,7 @@
     </w:p>
     <w:p>
       <w:r>
-        <w:t>GET /</w:t>
-      </w:r>
-      <w:proofErr w:type="spellStart"/>
-      <w:r>
-        <w:t>api</w:t>
-      </w:r>
-      <w:proofErr w:type="spellEnd"/>
-      <w:r>
-        <w:t>/v1/dashboard/</w:t>
-      </w:r>
-      <w:proofErr w:type="spellStart"/>
-      <w:r>
-        <w:t>trouble-ticket-overview?range</w:t>
-      </w:r>
-      <w:proofErr w:type="spellEnd"/>
-      <w:r>
-        <w:t>=7d</w:t>
+        <w:t>GET /api/v1/dashboard/trouble-ticket-overview?range=7d</w:t>
       </w:r>
     </w:p>
     <w:p/>
@@ -3214,41 +2582,17 @@
     </w:p>
     <w:p>
       <w:r>
-        <w:t xml:space="preserve">function </w:t>
-      </w:r>
-      <w:proofErr w:type="spellStart"/>
-      <w:r>
-        <w:t>getChartDescription</w:t>
-      </w:r>
-      <w:proofErr w:type="spellEnd"/>
-      <w:r>
-        <w:t>() {</w:t>
-      </w:r>
-    </w:p>
-    <w:p>
-      <w:r>
-        <w:t xml:space="preserve">    if (</w:t>
-      </w:r>
-      <w:proofErr w:type="spellStart"/>
-      <w:r>
-        <w:t>chartType</w:t>
-      </w:r>
-      <w:proofErr w:type="spellEnd"/>
-      <w:r>
-        <w:t xml:space="preserve"> === "area") {</w:t>
-      </w:r>
-    </w:p>
-    <w:p>
-      <w:r>
-        <w:t xml:space="preserve">        return `Historical ticket activity and workload for ${</w:t>
-      </w:r>
-      <w:proofErr w:type="spellStart"/>
-      <w:r>
-        <w:t>selectedRangeLabel.toLowerCase</w:t>
-      </w:r>
-      <w:proofErr w:type="spellEnd"/>
-      <w:r>
-        <w:t>()}`;</w:t>
+        <w:t>function getChartDescription() {</w:t>
+      </w:r>
+    </w:p>
+    <w:p>
+      <w:r>
+        <w:t xml:space="preserve">    if (chartType === "area") {</w:t>
+      </w:r>
+    </w:p>
+    <w:p>
+      <w:r>
+        <w:t xml:space="preserve">        return `Historical ticket activity and workload for ${selectedRangeLabel.toLowerCase()}`;</w:t>
       </w:r>
     </w:p>
     <w:p>
@@ -3259,28 +2603,12 @@
     <w:p/>
     <w:p>
       <w:r>
-        <w:t xml:space="preserve">    if (</w:t>
-      </w:r>
-      <w:proofErr w:type="spellStart"/>
-      <w:r>
-        <w:t>chartType</w:t>
-      </w:r>
-      <w:proofErr w:type="spellEnd"/>
-      <w:r>
-        <w:t xml:space="preserve"> === "pie") {</w:t>
-      </w:r>
-    </w:p>
-    <w:p>
-      <w:r>
-        <w:t xml:space="preserve">        return `Opened versus closed ticket activity for ${</w:t>
-      </w:r>
-      <w:proofErr w:type="spellStart"/>
-      <w:r>
-        <w:t>selectedRangeLabel.toLowerCase</w:t>
-      </w:r>
-      <w:proofErr w:type="spellEnd"/>
-      <w:r>
-        <w:t>()}`;</w:t>
+        <w:t xml:space="preserve">    if (chartType === "pie") {</w:t>
+      </w:r>
+    </w:p>
+    <w:p>
+      <w:r>
+        <w:t xml:space="preserve">        return `Opened versus closed ticket activity for ${selectedRangeLabel.toLowerCase()}`;</w:t>
       </w:r>
     </w:p>
     <w:p>
@@ -3306,6 +2634,47 @@
     </w:p>
     <w:p/>
     <w:p/>
+    <w:p/>
+    <w:p>
+      <w:r>
+        <w:lastRenderedPageBreak/>
+        <w:drawing>
+          <wp:inline distT="0" distB="0" distL="0" distR="0" wp14:anchorId="1FB783C0" wp14:editId="09865A9A">
+            <wp:extent cx="5943600" cy="3488055"/>
+            <wp:effectExtent l="0" t="0" r="0" b="0"/>
+            <wp:docPr id="388748010" name="Picture 1"/>
+            <wp:cNvGraphicFramePr>
+              <a:graphicFrameLocks xmlns:a="http://schemas.openxmlformats.org/drawingml/2006/main" noChangeAspect="1"/>
+            </wp:cNvGraphicFramePr>
+            <a:graphic xmlns:a="http://schemas.openxmlformats.org/drawingml/2006/main">
+              <a:graphicData uri="http://schemas.openxmlformats.org/drawingml/2006/picture">
+                <pic:pic xmlns:pic="http://schemas.openxmlformats.org/drawingml/2006/picture">
+                  <pic:nvPicPr>
+                    <pic:cNvPr id="388748010" name=""/>
+                    <pic:cNvPicPr/>
+                  </pic:nvPicPr>
+                  <pic:blipFill>
+                    <a:blip r:embed="rId10"/>
+                    <a:stretch>
+                      <a:fillRect/>
+                    </a:stretch>
+                  </pic:blipFill>
+                  <pic:spPr>
+                    <a:xfrm>
+                      <a:off x="0" y="0"/>
+                      <a:ext cx="5943600" cy="3488055"/>
+                    </a:xfrm>
+                    <a:prstGeom prst="rect">
+                      <a:avLst/>
+                    </a:prstGeom>
+                  </pic:spPr>
+                </pic:pic>
+              </a:graphicData>
+            </a:graphic>
+          </wp:inline>
+        </w:drawing>
+      </w:r>
+    </w:p>
     <w:sectPr>
       <w:pgSz w:w="12240" w:h="15840"/>
       <w:pgMar w:top="1440" w:right="1440" w:bottom="1440" w:left="1440" w:header="720" w:footer="720" w:gutter="0"/>

--- a/document/Trouble Ticket Overview/chart-view.docx
+++ b/document/Trouble Ticket Overview/chart-view.docx
@@ -2,6 +2,28 @@
 <file path=word/document.xml><?xml version="1.0" encoding="utf-8"?>
 <w:document xmlns:wpc="http://schemas.microsoft.com/office/word/2010/wordprocessingCanvas" xmlns:cx="http://schemas.microsoft.com/office/drawing/2014/chartex" xmlns:cx1="http://schemas.microsoft.com/office/drawing/2015/9/8/chartex" xmlns:cx2="http://schemas.microsoft.com/office/drawing/2015/10/21/chartex" xmlns:cx3="http://schemas.microsoft.com/office/drawing/2016/5/9/chartex" xmlns:cx4="http://schemas.microsoft.com/office/drawing/2016/5/10/chartex" xmlns:cx5="http://schemas.microsoft.com/office/drawing/2016/5/11/chartex" xmlns:cx6="http://schemas.microsoft.com/office/drawing/2016/5/12/chartex" xmlns:cx7="http://schemas.microsoft.com/office/drawing/2016/5/13/chartex" xmlns:cx8="http://schemas.microsoft.com/office/drawing/2016/5/14/chartex" xmlns:mc="http://schemas.openxmlformats.org/markup-compatibility/2006" xmlns:aink="http://schemas.microsoft.com/office/drawing/2016/ink" xmlns:am3d="http://schemas.microsoft.com/office/drawing/2017/model3d" xmlns:o="urn:schemas-microsoft-com:office:office" xmlns:oel="http://schemas.microsoft.com/office/2019/extlst" xmlns:r="http://schemas.openxmlformats.org/officeDocument/2006/relationships" xmlns:m="http://schemas.openxmlformats.org/officeDocument/2006/math" xmlns:v="urn:schemas-microsoft-com:vml" xmlns:wp14="http://schemas.microsoft.com/office/word/2010/wordprocessingDrawing" xmlns:wp="http://schemas.openxmlformats.org/drawingml/2006/wordprocessingDrawing" xmlns:w10="urn:schemas-microsoft-com:office:word" xmlns:w="http://schemas.openxmlformats.org/wordprocessingml/2006/main" xmlns:w14="http://schemas.microsoft.com/office/word/2010/wordml" xmlns:w15="http://schemas.microsoft.com/office/word/2012/wordml" xmlns:w16cei="http://schemas.microsoft.com/office/word/2026/wordml/cei" xmlns:w16cex="http://schemas.microsoft.com/office/word/2018/wordml/cex" xmlns:w16cid="http://schemas.microsoft.com/office/word/2016/wordml/cid" xmlns:w16="http://schemas.microsoft.com/office/word/2018/wordml" xmlns:w16du="http://schemas.microsoft.com/office/word/2023/wordml/word16du" xmlns:w16sdtdh="http://schemas.microsoft.com/office/word/2020/wordml/sdtdatahash" xmlns:w16sdtfl="http://schemas.microsoft.com/office/word/2024/wordml/sdtformatlock" xmlns:w16se="http://schemas.microsoft.com/office/word/2015/wordml/symex" xmlns:wpg="http://schemas.microsoft.com/office/word/2010/wordprocessingGroup" xmlns:wpi="http://schemas.microsoft.com/office/word/2010/wordprocessingInk" xmlns:wne="http://schemas.microsoft.com/office/word/2006/wordml" xmlns:wps="http://schemas.microsoft.com/office/word/2010/wordprocessingShape" mc:Ignorable="w14 w15 w16se w16cid w16 w16cex w16sdtdh w16sdtfl w16du wp14">
   <w:body>
+    <w:p>
+      <w:r>
+        <w:t>3</w:t>
+      </w:r>
+      <w:r>
+        <w:rPr>
+          <w:vertAlign w:val="superscript"/>
+        </w:rPr>
+        <w:t>rd</w:t>
+      </w:r>
+      <w:r>
+        <w:t xml:space="preserve"> </w:t>
+      </w:r>
+      <w:proofErr w:type="gramStart"/>
+      <w:r>
+        <w:t>August,</w:t>
+      </w:r>
+      <w:proofErr w:type="gramEnd"/>
+      <w:r>
+        <w:t xml:space="preserve"> 2026</w:t>
+      </w:r>
+    </w:p>
     <w:p/>
     <w:p>
       <w:hyperlink r:id="rId5" w:history="1">
@@ -14,6 +36,18 @@
       </w:hyperlink>
     </w:p>
     <w:p/>
+    <w:p>
+      <w:hyperlink r:id="rId6" w:history="1">
+        <w:r>
+          <w:rPr>
+            <w:rStyle w:val="Hyperlink"/>
+          </w:rPr>
+          <w:t>https://chatgpt.com/g/g-p-6a5378cdfc588191b929a3b5ca9c1c9a-itm-nextjs/c/6a6aea6e-6794-83e8-a9d3-22852803845a</w:t>
+        </w:r>
+      </w:hyperlink>
+    </w:p>
+    <w:p/>
+    <w:p/>
     <w:p/>
     <w:p>
       <w:pPr>
@@ -122,7 +156,7 @@
     <w:p/>
     <w:p/>
     <w:p>
-      <w:hyperlink r:id="rId6" w:history="1">
+      <w:hyperlink r:id="rId7" w:history="1">
         <w:r>
           <w:rPr>
             <w:rStyle w:val="Hyperlink"/>
@@ -138,8 +172,13 @@
     </w:p>
     <w:p>
       <w:r>
-        <w:t>    "data": {</w:t>
-      </w:r>
+        <w:t>    "data</w:t>
+      </w:r>
+      <w:proofErr w:type="gramStart"/>
+      <w:r>
+        <w:t>": {</w:t>
+      </w:r>
+      <w:proofErr w:type="gramEnd"/>
     </w:p>
     <w:p>
       <w:r>
@@ -148,6 +187,7 @@
     </w:p>
     <w:p>
       <w:r>
+        <w:lastRenderedPageBreak/>
         <w:t>            {</w:t>
       </w:r>
     </w:p>
@@ -163,7 +203,20 @@
     </w:p>
     <w:p>
       <w:r>
-        <w:t>                "in_progress": 33,</w:t>
+        <w:t>                "</w:t>
+      </w:r>
+      <w:proofErr w:type="spellStart"/>
+      <w:proofErr w:type="gramStart"/>
+      <w:r>
+        <w:t>in</w:t>
+      </w:r>
+      <w:proofErr w:type="gramEnd"/>
+      <w:r>
+        <w:t>_progress</w:t>
+      </w:r>
+      <w:proofErr w:type="spellEnd"/>
+      <w:r>
+        <w:t>": 33,</w:t>
       </w:r>
     </w:p>
     <w:p>
@@ -173,7 +226,6 @@
     </w:p>
     <w:p>
       <w:r>
-        <w:lastRenderedPageBreak/>
         <w:t>            },</w:t>
       </w:r>
     </w:p>
@@ -194,7 +246,20 @@
     </w:p>
     <w:p>
       <w:r>
-        <w:t>                "in_progress": 48,</w:t>
+        <w:t>                "</w:t>
+      </w:r>
+      <w:proofErr w:type="spellStart"/>
+      <w:proofErr w:type="gramStart"/>
+      <w:r>
+        <w:t>in</w:t>
+      </w:r>
+      <w:proofErr w:type="gramEnd"/>
+      <w:r>
+        <w:t>_progress</w:t>
+      </w:r>
+      <w:proofErr w:type="spellEnd"/>
+      <w:r>
+        <w:t>": 48,</w:t>
       </w:r>
     </w:p>
     <w:p>
@@ -224,7 +289,20 @@
     </w:p>
     <w:p>
       <w:r>
-        <w:t>                "in_progress": 0,</w:t>
+        <w:t>                "</w:t>
+      </w:r>
+      <w:proofErr w:type="spellStart"/>
+      <w:proofErr w:type="gramStart"/>
+      <w:r>
+        <w:t>in</w:t>
+      </w:r>
+      <w:proofErr w:type="gramEnd"/>
+      <w:r>
+        <w:t>_progress</w:t>
+      </w:r>
+      <w:proofErr w:type="spellEnd"/>
+      <w:r>
+        <w:t>": 0,</w:t>
       </w:r>
     </w:p>
     <w:p>
@@ -277,7 +355,7 @@
     <w:p/>
     <w:p/>
     <w:p>
-      <w:hyperlink r:id="rId7" w:history="1">
+      <w:hyperlink r:id="rId8" w:history="1">
         <w:r>
           <w:rPr>
             <w:rStyle w:val="Hyperlink"/>
@@ -293,8 +371,13 @@
     </w:p>
     <w:p>
       <w:r>
-        <w:t>    "data": {</w:t>
-      </w:r>
+        <w:t>    "data</w:t>
+      </w:r>
+      <w:proofErr w:type="gramStart"/>
+      <w:r>
+        <w:t>": {</w:t>
+      </w:r>
+      <w:proofErr w:type="gramEnd"/>
     </w:p>
     <w:p>
       <w:r>
@@ -308,22 +391,164 @@
     </w:p>
     <w:p>
       <w:r>
+        <w:t>                "label": "27 Jul",</w:t>
+      </w:r>
+    </w:p>
+    <w:p>
+      <w:r>
+        <w:t>                "open": 2,</w:t>
+      </w:r>
+    </w:p>
+    <w:p>
+      <w:r>
+        <w:t>                "</w:t>
+      </w:r>
+      <w:proofErr w:type="spellStart"/>
+      <w:proofErr w:type="gramStart"/>
+      <w:r>
+        <w:t>in</w:t>
+      </w:r>
+      <w:proofErr w:type="gramEnd"/>
+      <w:r>
+        <w:t>_progress</w:t>
+      </w:r>
+      <w:proofErr w:type="spellEnd"/>
+      <w:r>
+        <w:t>": 0,</w:t>
+      </w:r>
+    </w:p>
+    <w:p>
+      <w:r>
+        <w:t>                "closed": 0</w:t>
+      </w:r>
+    </w:p>
+    <w:p>
+      <w:r>
+        <w:t>            },</w:t>
+      </w:r>
+    </w:p>
+    <w:p>
+      <w:r>
+        <w:t>            {</w:t>
+      </w:r>
+    </w:p>
+    <w:p>
+      <w:r>
+        <w:t>                "label": "28 Jul",</w:t>
+      </w:r>
+    </w:p>
+    <w:p>
+      <w:r>
+        <w:t>                "open": 0,</w:t>
+      </w:r>
+    </w:p>
+    <w:p>
+      <w:r>
+        <w:t>                "</w:t>
+      </w:r>
+      <w:proofErr w:type="spellStart"/>
+      <w:proofErr w:type="gramStart"/>
+      <w:r>
+        <w:t>in</w:t>
+      </w:r>
+      <w:proofErr w:type="gramEnd"/>
+      <w:r>
+        <w:t>_progress</w:t>
+      </w:r>
+      <w:proofErr w:type="spellEnd"/>
+      <w:r>
+        <w:t>": 0,</w:t>
+      </w:r>
+    </w:p>
+    <w:p>
+      <w:r>
+        <w:t>                "closed": 0</w:t>
+      </w:r>
+    </w:p>
+    <w:p>
+      <w:r>
+        <w:t>            },</w:t>
+      </w:r>
+    </w:p>
+    <w:p>
+      <w:r>
+        <w:t>            {</w:t>
+      </w:r>
+    </w:p>
+    <w:p>
+      <w:r>
+        <w:t>                "label": "29 Jul",</w:t>
+      </w:r>
+    </w:p>
+    <w:p>
+      <w:r>
+        <w:t>                "open": 0,</w:t>
+      </w:r>
+    </w:p>
+    <w:p>
+      <w:r>
+        <w:t>                "</w:t>
+      </w:r>
+      <w:proofErr w:type="spellStart"/>
+      <w:proofErr w:type="gramStart"/>
+      <w:r>
+        <w:t>in</w:t>
+      </w:r>
+      <w:proofErr w:type="gramEnd"/>
+      <w:r>
+        <w:t>_progress</w:t>
+      </w:r>
+      <w:proofErr w:type="spellEnd"/>
+      <w:r>
+        <w:t>": 0,</w:t>
+      </w:r>
+    </w:p>
+    <w:p>
+      <w:r>
+        <w:t>                "closed": 0</w:t>
+      </w:r>
+    </w:p>
+    <w:p>
+      <w:r>
+        <w:t>            },</w:t>
+      </w:r>
+    </w:p>
+    <w:p>
+      <w:r>
+        <w:t>            {</w:t>
+      </w:r>
+    </w:p>
+    <w:p>
+      <w:r>
+        <w:t>                "label": "30 Jul",</w:t>
+      </w:r>
+    </w:p>
+    <w:p>
+      <w:r>
+        <w:t>                "open": 0,</w:t>
+      </w:r>
+    </w:p>
+    <w:p>
+      <w:r>
+        <w:t>                "</w:t>
+      </w:r>
+      <w:proofErr w:type="spellStart"/>
+      <w:proofErr w:type="gramStart"/>
+      <w:r>
+        <w:t>in</w:t>
+      </w:r>
+      <w:proofErr w:type="gramEnd"/>
+      <w:r>
+        <w:t>_progress</w:t>
+      </w:r>
+      <w:proofErr w:type="spellEnd"/>
+      <w:r>
+        <w:t>": 0,</w:t>
+      </w:r>
+    </w:p>
+    <w:p>
+      <w:r>
         <w:lastRenderedPageBreak/>
-        <w:t>                "label": "27 Jul",</w:t>
-      </w:r>
-    </w:p>
-    <w:p>
-      <w:r>
-        <w:t>                "open": 2,</w:t>
-      </w:r>
-    </w:p>
-    <w:p>
-      <w:r>
-        <w:t>                "in_progress": 0,</w:t>
-      </w:r>
-    </w:p>
-    <w:p>
-      <w:r>
         <w:t>                "closed": 0</w:t>
       </w:r>
     </w:p>
@@ -339,7 +564,7 @@
     </w:p>
     <w:p>
       <w:r>
-        <w:t>                "label": "28 Jul",</w:t>
+        <w:t>                "label": "31 Jul",</w:t>
       </w:r>
     </w:p>
     <w:p>
@@ -349,7 +574,20 @@
     </w:p>
     <w:p>
       <w:r>
-        <w:t>                "in_progress": 0,</w:t>
+        <w:t>                "</w:t>
+      </w:r>
+      <w:proofErr w:type="spellStart"/>
+      <w:proofErr w:type="gramStart"/>
+      <w:r>
+        <w:t>in</w:t>
+      </w:r>
+      <w:proofErr w:type="gramEnd"/>
+      <w:r>
+        <w:t>_progress</w:t>
+      </w:r>
+      <w:proofErr w:type="spellEnd"/>
+      <w:r>
+        <w:t>": 0,</w:t>
       </w:r>
     </w:p>
     <w:p>
@@ -369,7 +607,7 @@
     </w:p>
     <w:p>
       <w:r>
-        <w:t>                "label": "29 Jul",</w:t>
+        <w:t>                "label": "01 Aug",</w:t>
       </w:r>
     </w:p>
     <w:p>
@@ -379,7 +617,20 @@
     </w:p>
     <w:p>
       <w:r>
-        <w:t>                "in_progress": 0,</w:t>
+        <w:t>                "</w:t>
+      </w:r>
+      <w:proofErr w:type="spellStart"/>
+      <w:proofErr w:type="gramStart"/>
+      <w:r>
+        <w:t>in</w:t>
+      </w:r>
+      <w:proofErr w:type="gramEnd"/>
+      <w:r>
+        <w:t>_progress</w:t>
+      </w:r>
+      <w:proofErr w:type="spellEnd"/>
+      <w:r>
+        <w:t>": 0,</w:t>
       </w:r>
     </w:p>
     <w:p>
@@ -399,7 +650,7 @@
     </w:p>
     <w:p>
       <w:r>
-        <w:t>                "label": "30 Jul",</w:t>
+        <w:t>                "label": "02 Aug",</w:t>
       </w:r>
     </w:p>
     <w:p>
@@ -409,98 +660,20 @@
     </w:p>
     <w:p>
       <w:r>
-        <w:t>                "in_progress": 0,</w:t>
-      </w:r>
-    </w:p>
-    <w:p>
-      <w:r>
-        <w:t>                "closed": 0</w:t>
-      </w:r>
-    </w:p>
-    <w:p>
-      <w:r>
-        <w:t>            },</w:t>
-      </w:r>
-    </w:p>
-    <w:p>
-      <w:r>
-        <w:t>            {</w:t>
-      </w:r>
-    </w:p>
-    <w:p>
-      <w:r>
-        <w:t>                "label": "31 Jul",</w:t>
-      </w:r>
-    </w:p>
-    <w:p>
-      <w:r>
-        <w:t>                "open": 0,</w:t>
-      </w:r>
-    </w:p>
-    <w:p>
-      <w:r>
-        <w:lastRenderedPageBreak/>
-        <w:t>                "in_progress": 0,</w:t>
-      </w:r>
-    </w:p>
-    <w:p>
-      <w:r>
-        <w:t>                "closed": 0</w:t>
-      </w:r>
-    </w:p>
-    <w:p>
-      <w:r>
-        <w:t>            },</w:t>
-      </w:r>
-    </w:p>
-    <w:p>
-      <w:r>
-        <w:t>            {</w:t>
-      </w:r>
-    </w:p>
-    <w:p>
-      <w:r>
-        <w:t>                "label": "01 Aug",</w:t>
-      </w:r>
-    </w:p>
-    <w:p>
-      <w:r>
-        <w:t>                "open": 0,</w:t>
-      </w:r>
-    </w:p>
-    <w:p>
-      <w:r>
-        <w:t>                "in_progress": 0,</w:t>
-      </w:r>
-    </w:p>
-    <w:p>
-      <w:r>
-        <w:t>                "closed": 0</w:t>
-      </w:r>
-    </w:p>
-    <w:p>
-      <w:r>
-        <w:t>            },</w:t>
-      </w:r>
-    </w:p>
-    <w:p>
-      <w:r>
-        <w:t>            {</w:t>
-      </w:r>
-    </w:p>
-    <w:p>
-      <w:r>
-        <w:t>                "label": "02 Aug",</w:t>
-      </w:r>
-    </w:p>
-    <w:p>
-      <w:r>
-        <w:t>                "open": 0,</w:t>
-      </w:r>
-    </w:p>
-    <w:p>
-      <w:r>
-        <w:t>                "in_progress": 0,</w:t>
+        <w:t>                "</w:t>
+      </w:r>
+      <w:proofErr w:type="spellStart"/>
+      <w:proofErr w:type="gramStart"/>
+      <w:r>
+        <w:t>in</w:t>
+      </w:r>
+      <w:proofErr w:type="gramEnd"/>
+      <w:r>
+        <w:t>_progress</w:t>
+      </w:r>
+      <w:proofErr w:type="spellEnd"/>
+      <w:r>
+        <w:t>": 0,</w:t>
       </w:r>
     </w:p>
     <w:p>
@@ -553,7 +726,7 @@
     <w:p/>
     <w:p/>
     <w:p>
-      <w:hyperlink r:id="rId8" w:history="1">
+      <w:hyperlink r:id="rId9" w:history="1">
         <w:r>
           <w:rPr>
             <w:rStyle w:val="Hyperlink"/>
@@ -570,13 +743,190 @@
     </w:p>
     <w:p>
       <w:r>
+        <w:t>    "data</w:t>
+      </w:r>
+      <w:proofErr w:type="gramStart"/>
+      <w:r>
+        <w:t>": {</w:t>
+      </w:r>
+      <w:proofErr w:type="gramEnd"/>
+    </w:p>
+    <w:p>
+      <w:r>
+        <w:t>        "items": [</w:t>
+      </w:r>
+    </w:p>
+    <w:p>
+      <w:r>
+        <w:t>            {</w:t>
+      </w:r>
+    </w:p>
+    <w:p>
+      <w:r>
+        <w:t>                "label": "04 Jul",</w:t>
+      </w:r>
+    </w:p>
+    <w:p>
+      <w:r>
+        <w:t>                "open": 0,</w:t>
+      </w:r>
+    </w:p>
+    <w:p>
+      <w:r>
+        <w:t>                "</w:t>
+      </w:r>
+      <w:proofErr w:type="spellStart"/>
+      <w:proofErr w:type="gramStart"/>
+      <w:r>
+        <w:t>in</w:t>
+      </w:r>
+      <w:proofErr w:type="gramEnd"/>
+      <w:r>
+        <w:t>_progress</w:t>
+      </w:r>
+      <w:proofErr w:type="spellEnd"/>
+      <w:r>
+        <w:t>": 0,</w:t>
+      </w:r>
+    </w:p>
+    <w:p>
+      <w:r>
+        <w:t>                "closed": 0</w:t>
+      </w:r>
+    </w:p>
+    <w:p>
+      <w:r>
+        <w:t>            },</w:t>
+      </w:r>
+    </w:p>
+    <w:p>
+      <w:r>
+        <w:t>            {</w:t>
+      </w:r>
+    </w:p>
+    <w:p>
+      <w:r>
+        <w:t>                "label": "05 Jul",</w:t>
+      </w:r>
+    </w:p>
+    <w:p>
+      <w:r>
+        <w:t>                "open": 0,</w:t>
+      </w:r>
+    </w:p>
+    <w:p>
+      <w:r>
+        <w:t>                "</w:t>
+      </w:r>
+      <w:proofErr w:type="spellStart"/>
+      <w:proofErr w:type="gramStart"/>
+      <w:r>
+        <w:t>in</w:t>
+      </w:r>
+      <w:proofErr w:type="gramEnd"/>
+      <w:r>
+        <w:t>_progress</w:t>
+      </w:r>
+      <w:proofErr w:type="spellEnd"/>
+      <w:r>
+        <w:t>": 1,</w:t>
+      </w:r>
+    </w:p>
+    <w:p>
+      <w:r>
+        <w:t>                "closed": 7</w:t>
+      </w:r>
+    </w:p>
+    <w:p>
+      <w:r>
+        <w:t>            },</w:t>
+      </w:r>
+    </w:p>
+    <w:p>
+      <w:r>
+        <w:t>            {</w:t>
+      </w:r>
+    </w:p>
+    <w:p>
+      <w:r>
+        <w:t>                "label": "06 Jul",</w:t>
+      </w:r>
+    </w:p>
+    <w:p>
+      <w:r>
+        <w:t>                "open": 0,</w:t>
+      </w:r>
+    </w:p>
+    <w:p>
+      <w:r>
+        <w:t>                "</w:t>
+      </w:r>
+      <w:proofErr w:type="spellStart"/>
+      <w:proofErr w:type="gramStart"/>
+      <w:r>
+        <w:t>in</w:t>
+      </w:r>
+      <w:proofErr w:type="gramEnd"/>
+      <w:r>
+        <w:t>_progress</w:t>
+      </w:r>
+      <w:proofErr w:type="spellEnd"/>
+      <w:r>
+        <w:t>": 1,</w:t>
+      </w:r>
+    </w:p>
+    <w:p>
+      <w:r>
+        <w:t>                "closed": 4</w:t>
+      </w:r>
+    </w:p>
+    <w:p>
+      <w:r>
+        <w:t>            },</w:t>
+      </w:r>
+    </w:p>
+    <w:p>
+      <w:r>
+        <w:t>            {</w:t>
+      </w:r>
+    </w:p>
+    <w:p>
+      <w:r>
         <w:lastRenderedPageBreak/>
-        <w:t>    "data": {</w:t>
-      </w:r>
-    </w:p>
-    <w:p>
-      <w:r>
-        <w:t>        "items": [</w:t>
+        <w:t>                "label": "07 Jul",</w:t>
+      </w:r>
+    </w:p>
+    <w:p>
+      <w:r>
+        <w:t>                "open": 0,</w:t>
+      </w:r>
+    </w:p>
+    <w:p>
+      <w:r>
+        <w:t>                "</w:t>
+      </w:r>
+      <w:proofErr w:type="spellStart"/>
+      <w:proofErr w:type="gramStart"/>
+      <w:r>
+        <w:t>in</w:t>
+      </w:r>
+      <w:proofErr w:type="gramEnd"/>
+      <w:r>
+        <w:t>_progress</w:t>
+      </w:r>
+      <w:proofErr w:type="spellEnd"/>
+      <w:r>
+        <w:t>": 2,</w:t>
+      </w:r>
+    </w:p>
+    <w:p>
+      <w:r>
+        <w:t>                "closed": 7</w:t>
+      </w:r>
+    </w:p>
+    <w:p>
+      <w:r>
+        <w:t>            },</w:t>
       </w:r>
     </w:p>
     <w:p>
@@ -586,7 +936,7 @@
     </w:p>
     <w:p>
       <w:r>
-        <w:t>                "label": "04 Jul",</w:t>
+        <w:t>                "label": "08 Jul",</w:t>
       </w:r>
     </w:p>
     <w:p>
@@ -596,7 +946,106 @@
     </w:p>
     <w:p>
       <w:r>
-        <w:t>                "in_progress": 0,</w:t>
+        <w:t>                "</w:t>
+      </w:r>
+      <w:proofErr w:type="spellStart"/>
+      <w:proofErr w:type="gramStart"/>
+      <w:r>
+        <w:t>in</w:t>
+      </w:r>
+      <w:proofErr w:type="gramEnd"/>
+      <w:r>
+        <w:t>_progress</w:t>
+      </w:r>
+      <w:proofErr w:type="spellEnd"/>
+      <w:r>
+        <w:t>": 2,</w:t>
+      </w:r>
+    </w:p>
+    <w:p>
+      <w:r>
+        <w:t>                "closed": 11</w:t>
+      </w:r>
+    </w:p>
+    <w:p>
+      <w:r>
+        <w:t>            },</w:t>
+      </w:r>
+    </w:p>
+    <w:p>
+      <w:r>
+        <w:t>            {</w:t>
+      </w:r>
+    </w:p>
+    <w:p>
+      <w:r>
+        <w:t>                "label": "09 Jul",</w:t>
+      </w:r>
+    </w:p>
+    <w:p>
+      <w:r>
+        <w:t>                "open": 0,</w:t>
+      </w:r>
+    </w:p>
+    <w:p>
+      <w:r>
+        <w:t>                "</w:t>
+      </w:r>
+      <w:proofErr w:type="spellStart"/>
+      <w:proofErr w:type="gramStart"/>
+      <w:r>
+        <w:t>in</w:t>
+      </w:r>
+      <w:proofErr w:type="gramEnd"/>
+      <w:r>
+        <w:t>_progress</w:t>
+      </w:r>
+      <w:proofErr w:type="spellEnd"/>
+      <w:r>
+        <w:t>": 1,</w:t>
+      </w:r>
+    </w:p>
+    <w:p>
+      <w:r>
+        <w:t>                "closed": 2</w:t>
+      </w:r>
+    </w:p>
+    <w:p>
+      <w:r>
+        <w:t>            },</w:t>
+      </w:r>
+    </w:p>
+    <w:p>
+      <w:r>
+        <w:t>            {</w:t>
+      </w:r>
+    </w:p>
+    <w:p>
+      <w:r>
+        <w:t>                "label": "10 Jul",</w:t>
+      </w:r>
+    </w:p>
+    <w:p>
+      <w:r>
+        <w:t>                "open": 0,</w:t>
+      </w:r>
+    </w:p>
+    <w:p>
+      <w:r>
+        <w:t>                "</w:t>
+      </w:r>
+      <w:proofErr w:type="spellStart"/>
+      <w:proofErr w:type="gramStart"/>
+      <w:r>
+        <w:t>in</w:t>
+      </w:r>
+      <w:proofErr w:type="gramEnd"/>
+      <w:r>
+        <w:t>_progress</w:t>
+      </w:r>
+      <w:proofErr w:type="spellEnd"/>
+      <w:r>
+        <w:t>": 0,</w:t>
       </w:r>
     </w:p>
     <w:p>
@@ -616,7 +1065,7 @@
     </w:p>
     <w:p>
       <w:r>
-        <w:t>                "label": "05 Jul",</w:t>
+        <w:t>                "label": "11 Jul",</w:t>
       </w:r>
     </w:p>
     <w:p>
@@ -626,12 +1075,26 @@
     </w:p>
     <w:p>
       <w:r>
-        <w:t>                "in_progress": 1,</w:t>
-      </w:r>
-    </w:p>
-    <w:p>
-      <w:r>
-        <w:t>                "closed": 7</w:t>
+        <w:lastRenderedPageBreak/>
+        <w:t>                "</w:t>
+      </w:r>
+      <w:proofErr w:type="spellStart"/>
+      <w:proofErr w:type="gramStart"/>
+      <w:r>
+        <w:t>in</w:t>
+      </w:r>
+      <w:proofErr w:type="gramEnd"/>
+      <w:r>
+        <w:t>_progress</w:t>
+      </w:r>
+      <w:proofErr w:type="spellEnd"/>
+      <w:r>
+        <w:t>": 0,</w:t>
+      </w:r>
+    </w:p>
+    <w:p>
+      <w:r>
+        <w:t>                "closed": 2</w:t>
       </w:r>
     </w:p>
     <w:p>
@@ -646,7 +1109,7 @@
     </w:p>
     <w:p>
       <w:r>
-        <w:t>                "label": "06 Jul",</w:t>
+        <w:t>                "label": "12 Jul",</w:t>
       </w:r>
     </w:p>
     <w:p>
@@ -656,7 +1119,20 @@
     </w:p>
     <w:p>
       <w:r>
-        <w:t>                "in_progress": 1,</w:t>
+        <w:t>                "</w:t>
+      </w:r>
+      <w:proofErr w:type="spellStart"/>
+      <w:proofErr w:type="gramStart"/>
+      <w:r>
+        <w:t>in</w:t>
+      </w:r>
+      <w:proofErr w:type="gramEnd"/>
+      <w:r>
+        <w:t>_progress</w:t>
+      </w:r>
+      <w:proofErr w:type="spellEnd"/>
+      <w:r>
+        <w:t>": 2,</w:t>
       </w:r>
     </w:p>
     <w:p>
@@ -676,7 +1152,7 @@
     </w:p>
     <w:p>
       <w:r>
-        <w:t>                "label": "07 Jul",</w:t>
+        <w:t>                "label": "13 Jul",</w:t>
       </w:r>
     </w:p>
     <w:p>
@@ -686,12 +1162,25 @@
     </w:p>
     <w:p>
       <w:r>
-        <w:t>                "in_progress": 2,</w:t>
-      </w:r>
-    </w:p>
-    <w:p>
-      <w:r>
-        <w:t>                "closed": 7</w:t>
+        <w:t>                "</w:t>
+      </w:r>
+      <w:proofErr w:type="spellStart"/>
+      <w:proofErr w:type="gramStart"/>
+      <w:r>
+        <w:t>in</w:t>
+      </w:r>
+      <w:proofErr w:type="gramEnd"/>
+      <w:r>
+        <w:t>_progress</w:t>
+      </w:r>
+      <w:proofErr w:type="spellEnd"/>
+      <w:r>
+        <w:t>": 1,</w:t>
+      </w:r>
+    </w:p>
+    <w:p>
+      <w:r>
+        <w:t>                "closed": 10</w:t>
       </w:r>
     </w:p>
     <w:p>
@@ -701,13 +1190,99 @@
     </w:p>
     <w:p>
       <w:r>
+        <w:t>            {</w:t>
+      </w:r>
+    </w:p>
+    <w:p>
+      <w:r>
+        <w:t>                "label": "14 Jul",</w:t>
+      </w:r>
+    </w:p>
+    <w:p>
+      <w:r>
+        <w:t>                "open": 0,</w:t>
+      </w:r>
+    </w:p>
+    <w:p>
+      <w:r>
+        <w:t>                "</w:t>
+      </w:r>
+      <w:proofErr w:type="spellStart"/>
+      <w:proofErr w:type="gramStart"/>
+      <w:r>
+        <w:t>in</w:t>
+      </w:r>
+      <w:proofErr w:type="gramEnd"/>
+      <w:r>
+        <w:t>_progress</w:t>
+      </w:r>
+      <w:proofErr w:type="spellEnd"/>
+      <w:r>
+        <w:t>": 6,</w:t>
+      </w:r>
+    </w:p>
+    <w:p>
+      <w:r>
+        <w:t>                "closed": 13</w:t>
+      </w:r>
+    </w:p>
+    <w:p>
+      <w:r>
+        <w:t>            },</w:t>
+      </w:r>
+    </w:p>
+    <w:p>
+      <w:r>
+        <w:t>            {</w:t>
+      </w:r>
+    </w:p>
+    <w:p>
+      <w:r>
+        <w:t>                "label": "15 Jul",</w:t>
+      </w:r>
+    </w:p>
+    <w:p>
+      <w:r>
+        <w:t>                "open": 0,</w:t>
+      </w:r>
+    </w:p>
+    <w:p>
+      <w:r>
+        <w:t>                "</w:t>
+      </w:r>
+      <w:proofErr w:type="spellStart"/>
+      <w:proofErr w:type="gramStart"/>
+      <w:r>
+        <w:t>in</w:t>
+      </w:r>
+      <w:proofErr w:type="gramEnd"/>
+      <w:r>
+        <w:t>_progress</w:t>
+      </w:r>
+      <w:proofErr w:type="spellEnd"/>
+      <w:r>
+        <w:t>": 5,</w:t>
+      </w:r>
+    </w:p>
+    <w:p>
+      <w:r>
+        <w:t>                "closed": 8</w:t>
+      </w:r>
+    </w:p>
+    <w:p>
+      <w:r>
         <w:lastRenderedPageBreak/>
+        <w:t>            },</w:t>
+      </w:r>
+    </w:p>
+    <w:p>
+      <w:r>
         <w:t>            {</w:t>
       </w:r>
     </w:p>
     <w:p>
       <w:r>
-        <w:t>                "label": "08 Jul",</w:t>
+        <w:t>                "label": "16 Jul",</w:t>
       </w:r>
     </w:p>
     <w:p>
@@ -717,7 +1292,236 @@
     </w:p>
     <w:p>
       <w:r>
-        <w:t>                "in_progress": 2,</w:t>
+        <w:t>                "</w:t>
+      </w:r>
+      <w:proofErr w:type="spellStart"/>
+      <w:proofErr w:type="gramStart"/>
+      <w:r>
+        <w:t>in</w:t>
+      </w:r>
+      <w:proofErr w:type="gramEnd"/>
+      <w:r>
+        <w:t>_progress</w:t>
+      </w:r>
+      <w:proofErr w:type="spellEnd"/>
+      <w:r>
+        <w:t>": 4,</w:t>
+      </w:r>
+    </w:p>
+    <w:p>
+      <w:r>
+        <w:t>                "closed": 6</w:t>
+      </w:r>
+    </w:p>
+    <w:p>
+      <w:r>
+        <w:t>            },</w:t>
+      </w:r>
+    </w:p>
+    <w:p>
+      <w:r>
+        <w:t>            {</w:t>
+      </w:r>
+    </w:p>
+    <w:p>
+      <w:r>
+        <w:t>                "label": "17 Jul",</w:t>
+      </w:r>
+    </w:p>
+    <w:p>
+      <w:r>
+        <w:t>                "open": 0,</w:t>
+      </w:r>
+    </w:p>
+    <w:p>
+      <w:r>
+        <w:t>                "</w:t>
+      </w:r>
+      <w:proofErr w:type="spellStart"/>
+      <w:proofErr w:type="gramStart"/>
+      <w:r>
+        <w:t>in</w:t>
+      </w:r>
+      <w:proofErr w:type="gramEnd"/>
+      <w:r>
+        <w:t>_progress</w:t>
+      </w:r>
+      <w:proofErr w:type="spellEnd"/>
+      <w:r>
+        <w:t>": 1,</w:t>
+      </w:r>
+    </w:p>
+    <w:p>
+      <w:r>
+        <w:t>                "closed": 0</w:t>
+      </w:r>
+    </w:p>
+    <w:p>
+      <w:r>
+        <w:t>            },</w:t>
+      </w:r>
+    </w:p>
+    <w:p>
+      <w:r>
+        <w:t>            {</w:t>
+      </w:r>
+    </w:p>
+    <w:p>
+      <w:r>
+        <w:t>                "label": "18 Jul",</w:t>
+      </w:r>
+    </w:p>
+    <w:p>
+      <w:r>
+        <w:t>                "open": 0,</w:t>
+      </w:r>
+    </w:p>
+    <w:p>
+      <w:r>
+        <w:t>                "</w:t>
+      </w:r>
+      <w:proofErr w:type="spellStart"/>
+      <w:proofErr w:type="gramStart"/>
+      <w:r>
+        <w:t>in</w:t>
+      </w:r>
+      <w:proofErr w:type="gramEnd"/>
+      <w:r>
+        <w:t>_progress</w:t>
+      </w:r>
+      <w:proofErr w:type="spellEnd"/>
+      <w:r>
+        <w:t>": 0,</w:t>
+      </w:r>
+    </w:p>
+    <w:p>
+      <w:r>
+        <w:t>                "closed": 0</w:t>
+      </w:r>
+    </w:p>
+    <w:p>
+      <w:r>
+        <w:t>            },</w:t>
+      </w:r>
+    </w:p>
+    <w:p>
+      <w:r>
+        <w:t>            {</w:t>
+      </w:r>
+    </w:p>
+    <w:p>
+      <w:r>
+        <w:t>                "label": "19 Jul",</w:t>
+      </w:r>
+    </w:p>
+    <w:p>
+      <w:r>
+        <w:t>                "open": 0,</w:t>
+      </w:r>
+    </w:p>
+    <w:p>
+      <w:r>
+        <w:t>                "</w:t>
+      </w:r>
+      <w:proofErr w:type="spellStart"/>
+      <w:proofErr w:type="gramStart"/>
+      <w:r>
+        <w:t>in</w:t>
+      </w:r>
+      <w:proofErr w:type="gramEnd"/>
+      <w:r>
+        <w:t>_progress</w:t>
+      </w:r>
+      <w:proofErr w:type="spellEnd"/>
+      <w:r>
+        <w:t>": 5,</w:t>
+      </w:r>
+    </w:p>
+    <w:p>
+      <w:r>
+        <w:t>                "closed": 17</w:t>
+      </w:r>
+    </w:p>
+    <w:p>
+      <w:r>
+        <w:t>            },</w:t>
+      </w:r>
+    </w:p>
+    <w:p>
+      <w:r>
+        <w:t>            {</w:t>
+      </w:r>
+    </w:p>
+    <w:p>
+      <w:r>
+        <w:lastRenderedPageBreak/>
+        <w:t>                "label": "20 Jul",</w:t>
+      </w:r>
+    </w:p>
+    <w:p>
+      <w:r>
+        <w:t>                "open": 0,</w:t>
+      </w:r>
+    </w:p>
+    <w:p>
+      <w:r>
+        <w:t>                "</w:t>
+      </w:r>
+      <w:proofErr w:type="spellStart"/>
+      <w:proofErr w:type="gramStart"/>
+      <w:r>
+        <w:t>in</w:t>
+      </w:r>
+      <w:proofErr w:type="gramEnd"/>
+      <w:r>
+        <w:t>_progress</w:t>
+      </w:r>
+      <w:proofErr w:type="spellEnd"/>
+      <w:r>
+        <w:t>": 3,</w:t>
+      </w:r>
+    </w:p>
+    <w:p>
+      <w:r>
+        <w:t>                "closed": 8</w:t>
+      </w:r>
+    </w:p>
+    <w:p>
+      <w:r>
+        <w:t>            },</w:t>
+      </w:r>
+    </w:p>
+    <w:p>
+      <w:r>
+        <w:t>            {</w:t>
+      </w:r>
+    </w:p>
+    <w:p>
+      <w:r>
+        <w:t>                "label": "21 Jul",</w:t>
+      </w:r>
+    </w:p>
+    <w:p>
+      <w:r>
+        <w:t>                "open": 0,</w:t>
+      </w:r>
+    </w:p>
+    <w:p>
+      <w:r>
+        <w:t>                "</w:t>
+      </w:r>
+      <w:proofErr w:type="spellStart"/>
+      <w:proofErr w:type="gramStart"/>
+      <w:r>
+        <w:t>in</w:t>
+      </w:r>
+      <w:proofErr w:type="gramEnd"/>
+      <w:r>
+        <w:t>_progress</w:t>
+      </w:r>
+      <w:proofErr w:type="spellEnd"/>
+      <w:r>
+        <w:t>": 2,</w:t>
       </w:r>
     </w:p>
     <w:p>
@@ -737,7 +1541,50 @@
     </w:p>
     <w:p>
       <w:r>
-        <w:t>                "label": "09 Jul",</w:t>
+        <w:t>                "label": "22 Jul",</w:t>
+      </w:r>
+    </w:p>
+    <w:p>
+      <w:r>
+        <w:t>                "open": 1,</w:t>
+      </w:r>
+    </w:p>
+    <w:p>
+      <w:r>
+        <w:t>                "</w:t>
+      </w:r>
+      <w:proofErr w:type="spellStart"/>
+      <w:proofErr w:type="gramStart"/>
+      <w:r>
+        <w:t>in</w:t>
+      </w:r>
+      <w:proofErr w:type="gramEnd"/>
+      <w:r>
+        <w:t>_progress</w:t>
+      </w:r>
+      <w:proofErr w:type="spellEnd"/>
+      <w:r>
+        <w:t>": 2,</w:t>
+      </w:r>
+    </w:p>
+    <w:p>
+      <w:r>
+        <w:t>                "closed": 2</w:t>
+      </w:r>
+    </w:p>
+    <w:p>
+      <w:r>
+        <w:t>            },</w:t>
+      </w:r>
+    </w:p>
+    <w:p>
+      <w:r>
+        <w:t>            {</w:t>
+      </w:r>
+    </w:p>
+    <w:p>
+      <w:r>
+        <w:t>                "label": "23 Jul",</w:t>
       </w:r>
     </w:p>
     <w:p>
@@ -747,12 +1594,25 @@
     </w:p>
     <w:p>
       <w:r>
-        <w:t>                "in_progress": 1,</w:t>
-      </w:r>
-    </w:p>
-    <w:p>
-      <w:r>
-        <w:t>                "closed": 2</w:t>
+        <w:t>                "</w:t>
+      </w:r>
+      <w:proofErr w:type="spellStart"/>
+      <w:proofErr w:type="gramStart"/>
+      <w:r>
+        <w:t>in</w:t>
+      </w:r>
+      <w:proofErr w:type="gramEnd"/>
+      <w:r>
+        <w:t>_progress</w:t>
+      </w:r>
+      <w:proofErr w:type="spellEnd"/>
+      <w:r>
+        <w:t>": 3,</w:t>
+      </w:r>
+    </w:p>
+    <w:p>
+      <w:r>
+        <w:t>                "closed": 4</w:t>
       </w:r>
     </w:p>
     <w:p>
@@ -767,7 +1627,7 @@
     </w:p>
     <w:p>
       <w:r>
-        <w:t>                "label": "10 Jul",</w:t>
+        <w:t>                "label": "24 Jul",</w:t>
       </w:r>
     </w:p>
     <w:p>
@@ -777,7 +1637,21 @@
     </w:p>
     <w:p>
       <w:r>
-        <w:t>                "in_progress": 0,</w:t>
+        <w:lastRenderedPageBreak/>
+        <w:t>                "</w:t>
+      </w:r>
+      <w:proofErr w:type="spellStart"/>
+      <w:proofErr w:type="gramStart"/>
+      <w:r>
+        <w:t>in</w:t>
+      </w:r>
+      <w:proofErr w:type="gramEnd"/>
+      <w:r>
+        <w:t>_progress</w:t>
+      </w:r>
+      <w:proofErr w:type="spellEnd"/>
+      <w:r>
+        <w:t>": 2,</w:t>
       </w:r>
     </w:p>
     <w:p>
@@ -797,7 +1671,7 @@
     </w:p>
     <w:p>
       <w:r>
-        <w:t>                "label": "11 Jul",</w:t>
+        <w:t>                "label": "25 Jul",</w:t>
       </w:r>
     </w:p>
     <w:p>
@@ -807,12 +1681,25 @@
     </w:p>
     <w:p>
       <w:r>
-        <w:t>                "in_progress": 0,</w:t>
-      </w:r>
-    </w:p>
-    <w:p>
-      <w:r>
-        <w:t>                "closed": 2</w:t>
+        <w:t>                "</w:t>
+      </w:r>
+      <w:proofErr w:type="spellStart"/>
+      <w:proofErr w:type="gramStart"/>
+      <w:r>
+        <w:t>in</w:t>
+      </w:r>
+      <w:proofErr w:type="gramEnd"/>
+      <w:r>
+        <w:t>_progress</w:t>
+      </w:r>
+      <w:proofErr w:type="spellEnd"/>
+      <w:r>
+        <w:t>": 0,</w:t>
+      </w:r>
+    </w:p>
+    <w:p>
+      <w:r>
+        <w:t>                "closed": 1</w:t>
       </w:r>
     </w:p>
     <w:p>
@@ -827,23 +1714,165 @@
     </w:p>
     <w:p>
       <w:r>
-        <w:t>                "label": "12 Jul",</w:t>
+        <w:t>                "label": "26 Jul",</w:t>
+      </w:r>
+    </w:p>
+    <w:p>
+      <w:r>
+        <w:t>                "open": 2,</w:t>
+      </w:r>
+    </w:p>
+    <w:p>
+      <w:r>
+        <w:t>                "</w:t>
+      </w:r>
+      <w:proofErr w:type="spellStart"/>
+      <w:proofErr w:type="gramStart"/>
+      <w:r>
+        <w:t>in</w:t>
+      </w:r>
+      <w:proofErr w:type="gramEnd"/>
+      <w:r>
+        <w:t>_progress</w:t>
+      </w:r>
+      <w:proofErr w:type="spellEnd"/>
+      <w:r>
+        <w:t>": 3,</w:t>
+      </w:r>
+    </w:p>
+    <w:p>
+      <w:r>
+        <w:t>                "closed": 3</w:t>
+      </w:r>
+    </w:p>
+    <w:p>
+      <w:r>
+        <w:t>            },</w:t>
+      </w:r>
+    </w:p>
+    <w:p>
+      <w:r>
+        <w:t>            {</w:t>
+      </w:r>
+    </w:p>
+    <w:p>
+      <w:r>
+        <w:t>                "label": "27 Jul",</w:t>
+      </w:r>
+    </w:p>
+    <w:p>
+      <w:r>
+        <w:t>                "open": 2,</w:t>
+      </w:r>
+    </w:p>
+    <w:p>
+      <w:r>
+        <w:t>                "</w:t>
+      </w:r>
+      <w:proofErr w:type="spellStart"/>
+      <w:proofErr w:type="gramStart"/>
+      <w:r>
+        <w:t>in</w:t>
+      </w:r>
+      <w:proofErr w:type="gramEnd"/>
+      <w:r>
+        <w:t>_progress</w:t>
+      </w:r>
+      <w:proofErr w:type="spellEnd"/>
+      <w:r>
+        <w:t>": 0,</w:t>
+      </w:r>
+    </w:p>
+    <w:p>
+      <w:r>
+        <w:t>                "closed": 0</w:t>
+      </w:r>
+    </w:p>
+    <w:p>
+      <w:r>
+        <w:t>            },</w:t>
+      </w:r>
+    </w:p>
+    <w:p>
+      <w:r>
+        <w:t>            {</w:t>
+      </w:r>
+    </w:p>
+    <w:p>
+      <w:r>
+        <w:t>                "label": "28 Jul",</w:t>
+      </w:r>
+    </w:p>
+    <w:p>
+      <w:r>
+        <w:t>                "open": 0,</w:t>
+      </w:r>
+    </w:p>
+    <w:p>
+      <w:r>
+        <w:t>                "</w:t>
+      </w:r>
+      <w:proofErr w:type="spellStart"/>
+      <w:proofErr w:type="gramStart"/>
+      <w:r>
+        <w:t>in</w:t>
+      </w:r>
+      <w:proofErr w:type="gramEnd"/>
+      <w:r>
+        <w:t>_progress</w:t>
+      </w:r>
+      <w:proofErr w:type="spellEnd"/>
+      <w:r>
+        <w:t>": 0,</w:t>
+      </w:r>
+    </w:p>
+    <w:p>
+      <w:r>
+        <w:t>                "closed": 0</w:t>
       </w:r>
     </w:p>
     <w:p>
       <w:r>
         <w:lastRenderedPageBreak/>
+        <w:t>            },</w:t>
+      </w:r>
+    </w:p>
+    <w:p>
+      <w:r>
+        <w:t>            {</w:t>
+      </w:r>
+    </w:p>
+    <w:p>
+      <w:r>
+        <w:t>                "label": "29 Jul",</w:t>
+      </w:r>
+    </w:p>
+    <w:p>
+      <w:r>
         <w:t>                "open": 0,</w:t>
       </w:r>
     </w:p>
     <w:p>
       <w:r>
-        <w:t>                "in_progress": 2,</w:t>
-      </w:r>
-    </w:p>
-    <w:p>
-      <w:r>
-        <w:t>                "closed": 4</w:t>
+        <w:t>                "</w:t>
+      </w:r>
+      <w:proofErr w:type="spellStart"/>
+      <w:proofErr w:type="gramStart"/>
+      <w:r>
+        <w:t>in</w:t>
+      </w:r>
+      <w:proofErr w:type="gramEnd"/>
+      <w:r>
+        <w:t>_progress</w:t>
+      </w:r>
+      <w:proofErr w:type="spellEnd"/>
+      <w:r>
+        <w:t>": 0,</w:t>
+      </w:r>
+    </w:p>
+    <w:p>
+      <w:r>
+        <w:t>                "closed": 0</w:t>
       </w:r>
     </w:p>
     <w:p>
@@ -858,7 +1887,7 @@
     </w:p>
     <w:p>
       <w:r>
-        <w:t>                "label": "13 Jul",</w:t>
+        <w:t>                "label": "30 Jul",</w:t>
       </w:r>
     </w:p>
     <w:p>
@@ -868,12 +1897,25 @@
     </w:p>
     <w:p>
       <w:r>
-        <w:t>                "in_progress": 1,</w:t>
-      </w:r>
-    </w:p>
-    <w:p>
-      <w:r>
-        <w:t>                "closed": 10</w:t>
+        <w:t>                "</w:t>
+      </w:r>
+      <w:proofErr w:type="spellStart"/>
+      <w:proofErr w:type="gramStart"/>
+      <w:r>
+        <w:t>in</w:t>
+      </w:r>
+      <w:proofErr w:type="gramEnd"/>
+      <w:r>
+        <w:t>_progress</w:t>
+      </w:r>
+      <w:proofErr w:type="spellEnd"/>
+      <w:r>
+        <w:t>": 0,</w:t>
+      </w:r>
+    </w:p>
+    <w:p>
+      <w:r>
+        <w:t>                "closed": 0</w:t>
       </w:r>
     </w:p>
     <w:p>
@@ -888,7 +1930,7 @@
     </w:p>
     <w:p>
       <w:r>
-        <w:t>                "label": "14 Jul",</w:t>
+        <w:t>                "label": "31 Jul",</w:t>
       </w:r>
     </w:p>
     <w:p>
@@ -898,12 +1940,25 @@
     </w:p>
     <w:p>
       <w:r>
-        <w:t>                "in_progress": 6,</w:t>
-      </w:r>
-    </w:p>
-    <w:p>
-      <w:r>
-        <w:t>                "closed": 13</w:t>
+        <w:t>                "</w:t>
+      </w:r>
+      <w:proofErr w:type="spellStart"/>
+      <w:proofErr w:type="gramStart"/>
+      <w:r>
+        <w:t>in</w:t>
+      </w:r>
+      <w:proofErr w:type="gramEnd"/>
+      <w:r>
+        <w:t>_progress</w:t>
+      </w:r>
+      <w:proofErr w:type="spellEnd"/>
+      <w:r>
+        <w:t>": 0,</w:t>
+      </w:r>
+    </w:p>
+    <w:p>
+      <w:r>
+        <w:t>                "closed": 0</w:t>
       </w:r>
     </w:p>
     <w:p>
@@ -918,7 +1973,7 @@
     </w:p>
     <w:p>
       <w:r>
-        <w:t>                "label": "15 Jul",</w:t>
+        <w:t>                "label": "01 Aug",</w:t>
       </w:r>
     </w:p>
     <w:p>
@@ -928,12 +1983,25 @@
     </w:p>
     <w:p>
       <w:r>
-        <w:t>                "in_progress": 5,</w:t>
-      </w:r>
-    </w:p>
-    <w:p>
-      <w:r>
-        <w:t>                "closed": 8</w:t>
+        <w:t>                "</w:t>
+      </w:r>
+      <w:proofErr w:type="spellStart"/>
+      <w:proofErr w:type="gramStart"/>
+      <w:r>
+        <w:t>in</w:t>
+      </w:r>
+      <w:proofErr w:type="gramEnd"/>
+      <w:r>
+        <w:t>_progress</w:t>
+      </w:r>
+      <w:proofErr w:type="spellEnd"/>
+      <w:r>
+        <w:t>": 0,</w:t>
+      </w:r>
+    </w:p>
+    <w:p>
+      <w:r>
+        <w:t>                "closed": 0</w:t>
       </w:r>
     </w:p>
     <w:p>
@@ -948,7 +2016,8 @@
     </w:p>
     <w:p>
       <w:r>
-        <w:t>                "label": "16 Jul",</w:t>
+        <w:lastRenderedPageBreak/>
+        <w:t>                "label": "02 Aug",</w:t>
       </w:r>
     </w:p>
     <w:p>
@@ -958,38 +2027,20 @@
     </w:p>
     <w:p>
       <w:r>
-        <w:t>                "in_progress": 4,</w:t>
-      </w:r>
-    </w:p>
-    <w:p>
-      <w:r>
-        <w:lastRenderedPageBreak/>
-        <w:t>                "closed": 6</w:t>
-      </w:r>
-    </w:p>
-    <w:p>
-      <w:r>
-        <w:t>            },</w:t>
-      </w:r>
-    </w:p>
-    <w:p>
-      <w:r>
-        <w:t>            {</w:t>
-      </w:r>
-    </w:p>
-    <w:p>
-      <w:r>
-        <w:t>                "label": "17 Jul",</w:t>
-      </w:r>
-    </w:p>
-    <w:p>
-      <w:r>
-        <w:t>                "open": 0,</w:t>
-      </w:r>
-    </w:p>
-    <w:p>
-      <w:r>
-        <w:t>                "in_progress": 1,</w:t>
+        <w:t>                "</w:t>
+      </w:r>
+      <w:proofErr w:type="spellStart"/>
+      <w:proofErr w:type="gramStart"/>
+      <w:r>
+        <w:t>in</w:t>
+      </w:r>
+      <w:proofErr w:type="gramEnd"/>
+      <w:r>
+        <w:t>_progress</w:t>
+      </w:r>
+      <w:proofErr w:type="spellEnd"/>
+      <w:r>
+        <w:t>": 0,</w:t>
       </w:r>
     </w:p>
     <w:p>
@@ -999,495 +2050,11 @@
     </w:p>
     <w:p>
       <w:r>
-        <w:t>            },</w:t>
-      </w:r>
-    </w:p>
-    <w:p>
-      <w:r>
-        <w:t>            {</w:t>
-      </w:r>
-    </w:p>
-    <w:p>
-      <w:r>
-        <w:t>                "label": "18 Jul",</w:t>
-      </w:r>
-    </w:p>
-    <w:p>
-      <w:r>
-        <w:t>                "open": 0,</w:t>
-      </w:r>
-    </w:p>
-    <w:p>
-      <w:r>
-        <w:t>                "in_progress": 0,</w:t>
-      </w:r>
-    </w:p>
-    <w:p>
-      <w:r>
-        <w:t>                "closed": 0</w:t>
-      </w:r>
-    </w:p>
-    <w:p>
-      <w:r>
-        <w:t>            },</w:t>
-      </w:r>
-    </w:p>
-    <w:p>
-      <w:r>
-        <w:t>            {</w:t>
-      </w:r>
-    </w:p>
-    <w:p>
-      <w:r>
-        <w:t>                "label": "19 Jul",</w:t>
-      </w:r>
-    </w:p>
-    <w:p>
-      <w:r>
-        <w:t>                "open": 0,</w:t>
-      </w:r>
-    </w:p>
-    <w:p>
-      <w:r>
-        <w:t>                "in_progress": 5,</w:t>
-      </w:r>
-    </w:p>
-    <w:p>
-      <w:r>
-        <w:t>                "closed": 17</w:t>
-      </w:r>
-    </w:p>
-    <w:p>
-      <w:r>
-        <w:t>            },</w:t>
-      </w:r>
-    </w:p>
-    <w:p>
-      <w:r>
-        <w:t>            {</w:t>
-      </w:r>
-    </w:p>
-    <w:p>
-      <w:r>
-        <w:t>                "label": "20 Jul",</w:t>
-      </w:r>
-    </w:p>
-    <w:p>
-      <w:r>
-        <w:t>                "open": 0,</w:t>
-      </w:r>
-    </w:p>
-    <w:p>
-      <w:r>
-        <w:t>                "in_progress": 3,</w:t>
-      </w:r>
-    </w:p>
-    <w:p>
-      <w:r>
-        <w:t>                "closed": 8</w:t>
-      </w:r>
-    </w:p>
-    <w:p>
-      <w:r>
-        <w:t>            },</w:t>
-      </w:r>
-    </w:p>
-    <w:p>
-      <w:r>
-        <w:lastRenderedPageBreak/>
-        <w:t>            {</w:t>
-      </w:r>
-    </w:p>
-    <w:p>
-      <w:r>
-        <w:t>                "label": "21 Jul",</w:t>
-      </w:r>
-    </w:p>
-    <w:p>
-      <w:r>
-        <w:t>                "open": 0,</w:t>
-      </w:r>
-    </w:p>
-    <w:p>
-      <w:r>
-        <w:t>                "in_progress": 2,</w:t>
-      </w:r>
-    </w:p>
-    <w:p>
-      <w:r>
-        <w:t>                "closed": 11</w:t>
-      </w:r>
-    </w:p>
-    <w:p>
-      <w:r>
-        <w:t>            },</w:t>
-      </w:r>
-    </w:p>
-    <w:p>
-      <w:r>
-        <w:t>            {</w:t>
-      </w:r>
-    </w:p>
-    <w:p>
-      <w:r>
-        <w:t>                "label": "22 Jul",</w:t>
-      </w:r>
-    </w:p>
-    <w:p>
-      <w:r>
-        <w:t>                "open": 1,</w:t>
-      </w:r>
-    </w:p>
-    <w:p>
-      <w:r>
-        <w:t>                "in_progress": 2,</w:t>
-      </w:r>
-    </w:p>
-    <w:p>
-      <w:r>
-        <w:t>                "closed": 2</w:t>
-      </w:r>
-    </w:p>
-    <w:p>
-      <w:r>
-        <w:t>            },</w:t>
-      </w:r>
-    </w:p>
-    <w:p>
-      <w:r>
-        <w:t>            {</w:t>
-      </w:r>
-    </w:p>
-    <w:p>
-      <w:r>
-        <w:t>                "label": "23 Jul",</w:t>
-      </w:r>
-    </w:p>
-    <w:p>
-      <w:r>
-        <w:t>                "open": 0,</w:t>
-      </w:r>
-    </w:p>
-    <w:p>
-      <w:r>
-        <w:t>                "in_progress": 3,</w:t>
-      </w:r>
-    </w:p>
-    <w:p>
-      <w:r>
-        <w:t>                "closed": 4</w:t>
-      </w:r>
-    </w:p>
-    <w:p>
-      <w:r>
-        <w:t>            },</w:t>
-      </w:r>
-    </w:p>
-    <w:p>
-      <w:r>
-        <w:t>            {</w:t>
-      </w:r>
-    </w:p>
-    <w:p>
-      <w:r>
-        <w:t>                "label": "24 Jul",</w:t>
-      </w:r>
-    </w:p>
-    <w:p>
-      <w:r>
-        <w:t>                "open": 0,</w:t>
-      </w:r>
-    </w:p>
-    <w:p>
-      <w:r>
-        <w:t>                "in_progress": 2,</w:t>
-      </w:r>
-    </w:p>
-    <w:p>
-      <w:r>
-        <w:t>                "closed": 0</w:t>
-      </w:r>
-    </w:p>
-    <w:p>
-      <w:r>
-        <w:t>            },</w:t>
-      </w:r>
-    </w:p>
-    <w:p>
-      <w:r>
-        <w:t>            {</w:t>
-      </w:r>
-    </w:p>
-    <w:p>
-      <w:r>
-        <w:t>                "label": "25 Jul",</w:t>
-      </w:r>
-    </w:p>
-    <w:p>
-      <w:r>
-        <w:lastRenderedPageBreak/>
-        <w:t>                "open": 0,</w:t>
-      </w:r>
-    </w:p>
-    <w:p>
-      <w:r>
-        <w:t>                "in_progress": 0,</w:t>
-      </w:r>
-    </w:p>
-    <w:p>
-      <w:r>
-        <w:t>                "closed": 1</w:t>
-      </w:r>
-    </w:p>
-    <w:p>
-      <w:r>
-        <w:t>            },</w:t>
-      </w:r>
-    </w:p>
-    <w:p>
-      <w:r>
-        <w:t>            {</w:t>
-      </w:r>
-    </w:p>
-    <w:p>
-      <w:r>
-        <w:t>                "label": "26 Jul",</w:t>
-      </w:r>
-    </w:p>
-    <w:p>
-      <w:r>
-        <w:t>                "open": 2,</w:t>
-      </w:r>
-    </w:p>
-    <w:p>
-      <w:r>
-        <w:t>                "in_progress": 3,</w:t>
-      </w:r>
-    </w:p>
-    <w:p>
-      <w:r>
-        <w:t>                "closed": 3</w:t>
-      </w:r>
-    </w:p>
-    <w:p>
-      <w:r>
-        <w:t>            },</w:t>
-      </w:r>
-    </w:p>
-    <w:p>
-      <w:r>
-        <w:t>            {</w:t>
-      </w:r>
-    </w:p>
-    <w:p>
-      <w:r>
-        <w:t>                "label": "27 Jul",</w:t>
-      </w:r>
-    </w:p>
-    <w:p>
-      <w:r>
-        <w:t>                "open": 2,</w:t>
-      </w:r>
-    </w:p>
-    <w:p>
-      <w:r>
-        <w:t>                "in_progress": 0,</w:t>
-      </w:r>
-    </w:p>
-    <w:p>
-      <w:r>
-        <w:t>                "closed": 0</w:t>
-      </w:r>
-    </w:p>
-    <w:p>
-      <w:r>
-        <w:t>            },</w:t>
-      </w:r>
-    </w:p>
-    <w:p>
-      <w:r>
-        <w:t>            {</w:t>
-      </w:r>
-    </w:p>
-    <w:p>
-      <w:r>
-        <w:t>                "label": "28 Jul",</w:t>
-      </w:r>
-    </w:p>
-    <w:p>
-      <w:r>
-        <w:t>                "open": 0,</w:t>
-      </w:r>
-    </w:p>
-    <w:p>
-      <w:r>
-        <w:t>                "in_progress": 0,</w:t>
-      </w:r>
-    </w:p>
-    <w:p>
-      <w:r>
-        <w:t>                "closed": 0</w:t>
-      </w:r>
-    </w:p>
-    <w:p>
-      <w:r>
-        <w:t>            },</w:t>
-      </w:r>
-    </w:p>
-    <w:p>
-      <w:r>
-        <w:t>            {</w:t>
-      </w:r>
-    </w:p>
-    <w:p>
-      <w:r>
-        <w:t>                "label": "29 Jul",</w:t>
-      </w:r>
-    </w:p>
-    <w:p>
-      <w:r>
-        <w:t>                "open": 0,</w:t>
-      </w:r>
-    </w:p>
-    <w:p>
-      <w:r>
-        <w:t>                "in_progress": 0,</w:t>
-      </w:r>
-    </w:p>
-    <w:p>
-      <w:r>
-        <w:lastRenderedPageBreak/>
-        <w:t>                "closed": 0</w:t>
-      </w:r>
-    </w:p>
-    <w:p>
-      <w:r>
-        <w:t>            },</w:t>
-      </w:r>
-    </w:p>
-    <w:p>
-      <w:r>
-        <w:t>            {</w:t>
-      </w:r>
-    </w:p>
-    <w:p>
-      <w:r>
-        <w:t>                "label": "30 Jul",</w:t>
-      </w:r>
-    </w:p>
-    <w:p>
-      <w:r>
-        <w:t>                "open": 0,</w:t>
-      </w:r>
-    </w:p>
-    <w:p>
-      <w:r>
-        <w:t>                "in_progress": 0,</w:t>
-      </w:r>
-    </w:p>
-    <w:p>
-      <w:r>
-        <w:t>                "closed": 0</w:t>
-      </w:r>
-    </w:p>
-    <w:p>
-      <w:r>
-        <w:t>            },</w:t>
-      </w:r>
-    </w:p>
-    <w:p>
-      <w:r>
-        <w:t>            {</w:t>
-      </w:r>
-    </w:p>
-    <w:p>
-      <w:r>
-        <w:t>                "label": "31 Jul",</w:t>
-      </w:r>
-    </w:p>
-    <w:p>
-      <w:r>
-        <w:t>                "open": 0,</w:t>
-      </w:r>
-    </w:p>
-    <w:p>
-      <w:r>
-        <w:t>                "in_progress": 0,</w:t>
-      </w:r>
-    </w:p>
-    <w:p>
-      <w:r>
-        <w:t>                "closed": 0</w:t>
-      </w:r>
-    </w:p>
-    <w:p>
-      <w:r>
-        <w:t>            },</w:t>
-      </w:r>
-    </w:p>
-    <w:p>
-      <w:r>
-        <w:t>            {</w:t>
-      </w:r>
-    </w:p>
-    <w:p>
-      <w:r>
-        <w:t>                "label": "01 Aug",</w:t>
-      </w:r>
-    </w:p>
-    <w:p>
-      <w:r>
-        <w:t>                "open": 0,</w:t>
-      </w:r>
-    </w:p>
-    <w:p>
-      <w:r>
-        <w:t>                "in_progress": 0,</w:t>
-      </w:r>
-    </w:p>
-    <w:p>
-      <w:r>
-        <w:t>                "closed": 0</w:t>
-      </w:r>
-    </w:p>
-    <w:p>
-      <w:r>
-        <w:t>            },</w:t>
-      </w:r>
-    </w:p>
-    <w:p>
-      <w:r>
-        <w:t>            {</w:t>
-      </w:r>
-    </w:p>
-    <w:p>
-      <w:r>
-        <w:t>                "label": "02 Aug",</w:t>
-      </w:r>
-    </w:p>
-    <w:p>
-      <w:r>
-        <w:t>                "open": 0,</w:t>
-      </w:r>
-    </w:p>
-    <w:p>
-      <w:r>
-        <w:t>                "in_progress": 0,</w:t>
-      </w:r>
-    </w:p>
-    <w:p>
-      <w:r>
-        <w:t>                "closed": 0</w:t>
-      </w:r>
-    </w:p>
-    <w:p>
-      <w:r>
         <w:t>            }</w:t>
       </w:r>
     </w:p>
     <w:p>
       <w:r>
-        <w:lastRenderedPageBreak/>
         <w:t>        ],</w:t>
       </w:r>
     </w:p>
@@ -1532,6 +2099,9 @@
     </w:p>
     <w:p>
       <w:r>
+        <w:rPr>
+          <w:noProof/>
+        </w:rPr>
         <w:drawing>
           <wp:inline distT="0" distB="0" distL="0" distR="0" wp14:anchorId="60666B19" wp14:editId="34AD02A1">
             <wp:extent cx="5943600" cy="3488055"/>
@@ -1548,7 +2118,7 @@
                     <pic:cNvPicPr/>
                   </pic:nvPicPr>
                   <pic:blipFill>
-                    <a:blip r:embed="rId9"/>
+                    <a:blip r:embed="rId10"/>
                     <a:stretch>
                       <a:fillRect/>
                     </a:stretch>
@@ -1599,18 +2169,68 @@
     </w:p>
     <w:p>
       <w:r>
-        <w:t>The Bar chart should use the verified summary values for all four columns. In overview-chart.tsx, replace your complete selectedRangeData block with:</w:t>
-      </w:r>
-    </w:p>
-    <w:p>
-      <w:r>
-        <w:t>const selectedRangeData =</w:t>
-      </w:r>
-    </w:p>
-    <w:p>
-      <w:r>
-        <w:t xml:space="preserve">    useMemo&lt;TroubleTicketMetric[]&gt;(</w:t>
-      </w:r>
+        <w:t>The Bar chart should use the verified summary values for all four columns. In overview-</w:t>
+      </w:r>
+      <w:proofErr w:type="spellStart"/>
+      <w:r>
+        <w:t>chart.tsx</w:t>
+      </w:r>
+      <w:proofErr w:type="spellEnd"/>
+      <w:r>
+        <w:t xml:space="preserve">, replace your complete </w:t>
+      </w:r>
+      <w:proofErr w:type="spellStart"/>
+      <w:r>
+        <w:t>selectedRangeData</w:t>
+      </w:r>
+      <w:proofErr w:type="spellEnd"/>
+      <w:r>
+        <w:t xml:space="preserve"> block with:</w:t>
+      </w:r>
+    </w:p>
+    <w:p>
+      <w:r>
+        <w:t xml:space="preserve">const </w:t>
+      </w:r>
+      <w:proofErr w:type="spellStart"/>
+      <w:r>
+        <w:t>selectedRangeData</w:t>
+      </w:r>
+      <w:proofErr w:type="spellEnd"/>
+      <w:r>
+        <w:t xml:space="preserve"> =</w:t>
+      </w:r>
+    </w:p>
+    <w:p>
+      <w:r>
+        <w:t xml:space="preserve">    </w:t>
+      </w:r>
+      <w:proofErr w:type="spellStart"/>
+      <w:r>
+        <w:t>useMemo</w:t>
+      </w:r>
+      <w:proofErr w:type="spellEnd"/>
+      <w:r>
+        <w:t>&lt;</w:t>
+      </w:r>
+      <w:proofErr w:type="spellStart"/>
+      <w:proofErr w:type="gramStart"/>
+      <w:r>
+        <w:t>TroubleTicketMetric</w:t>
+      </w:r>
+      <w:proofErr w:type="spellEnd"/>
+      <w:r>
+        <w:t>[</w:t>
+      </w:r>
+      <w:proofErr w:type="gramEnd"/>
+      <w:r>
+        <w:t>]</w:t>
+      </w:r>
+      <w:proofErr w:type="gramStart"/>
+      <w:r>
+        <w:t>&gt;(</w:t>
+      </w:r>
+      <w:proofErr w:type="gramEnd"/>
     </w:p>
     <w:p>
       <w:r>
@@ -1629,7 +2249,15 @@
     </w:p>
     <w:p>
       <w:r>
-        <w:t xml:space="preserve">                shortLabel: "Opened Today",</w:t>
+        <w:t xml:space="preserve">                </w:t>
+      </w:r>
+      <w:proofErr w:type="spellStart"/>
+      <w:r>
+        <w:t>shortLabel</w:t>
+      </w:r>
+      <w:proofErr w:type="spellEnd"/>
+      <w:r>
+        <w:t>: "Opened Today",</w:t>
       </w:r>
     </w:p>
     <w:p>
@@ -1639,48 +2267,120 @@
     </w:p>
     <w:p>
       <w:r>
-        <w:t xml:space="preserve">                value: ticketSummary.opened_today,</w:t>
-      </w:r>
-    </w:p>
-    <w:p>
-      <w:r>
-        <w:t xml:space="preserve">                color: COLORS.opened,</w:t>
-      </w:r>
-    </w:p>
-    <w:p>
-      <w:r>
-        <w:t xml:space="preserve">                dotClass: "bg-blue-600",</w:t>
-      </w:r>
-    </w:p>
-    <w:p>
-      <w:r>
-        <w:t xml:space="preserve">                valueClass:</w:t>
-      </w:r>
-    </w:p>
-    <w:p>
-      <w:r>
-        <w:t xml:space="preserve">                    "text-blue-600 dark:text-blue-400",</w:t>
-      </w:r>
-    </w:p>
-    <w:p>
-      <w:r>
-        <w:t xml:space="preserve">                borderClass:</w:t>
-      </w:r>
-    </w:p>
-    <w:p>
-      <w:r>
-        <w:t xml:space="preserve">                    "border-t-blue-600",</w:t>
-      </w:r>
-    </w:p>
-    <w:p>
-      <w:r>
-        <w:t xml:space="preserve">                backgroundClass:</w:t>
+        <w:t xml:space="preserve">                value: </w:t>
+      </w:r>
+      <w:proofErr w:type="spellStart"/>
+      <w:r>
+        <w:t>ticketSummary.opened_today</w:t>
+      </w:r>
+      <w:proofErr w:type="spellEnd"/>
+      <w:r>
+        <w:t>,</w:t>
+      </w:r>
+    </w:p>
+    <w:p>
+      <w:r>
+        <w:t xml:space="preserve">                color: </w:t>
+      </w:r>
+      <w:proofErr w:type="spellStart"/>
+      <w:r>
+        <w:t>COLORS.opened</w:t>
+      </w:r>
+      <w:proofErr w:type="spellEnd"/>
+      <w:r>
+        <w:t>,</w:t>
+      </w:r>
+    </w:p>
+    <w:p>
+      <w:r>
+        <w:t xml:space="preserve">                </w:t>
+      </w:r>
+      <w:proofErr w:type="spellStart"/>
+      <w:r>
+        <w:t>dotClass</w:t>
+      </w:r>
+      <w:proofErr w:type="spellEnd"/>
+      <w:r>
+        <w:t>: "bg-blue-600",</w:t>
       </w:r>
     </w:p>
     <w:p>
       <w:r>
         <w:lastRenderedPageBreak/>
-        <w:t xml:space="preserve">                    "bg-blue-50/50 dark:bg-blue-950/10",</w:t>
+        <w:t xml:space="preserve">                </w:t>
+      </w:r>
+      <w:proofErr w:type="spellStart"/>
+      <w:r>
+        <w:t>valueClass</w:t>
+      </w:r>
+      <w:proofErr w:type="spellEnd"/>
+      <w:r>
+        <w:t>:</w:t>
+      </w:r>
+    </w:p>
+    <w:p>
+      <w:r>
+        <w:t xml:space="preserve">                    "</w:t>
+      </w:r>
+      <w:proofErr w:type="gramStart"/>
+      <w:r>
+        <w:t>text</w:t>
+      </w:r>
+      <w:proofErr w:type="gramEnd"/>
+      <w:r>
+        <w:t>-blue-600 dark:text-blue-400",</w:t>
+      </w:r>
+    </w:p>
+    <w:p>
+      <w:r>
+        <w:t xml:space="preserve">                </w:t>
+      </w:r>
+      <w:proofErr w:type="spellStart"/>
+      <w:r>
+        <w:t>borderClass</w:t>
+      </w:r>
+      <w:proofErr w:type="spellEnd"/>
+      <w:r>
+        <w:t>:</w:t>
+      </w:r>
+    </w:p>
+    <w:p>
+      <w:r>
+        <w:t xml:space="preserve">                    "</w:t>
+      </w:r>
+      <w:proofErr w:type="gramStart"/>
+      <w:r>
+        <w:t>border</w:t>
+      </w:r>
+      <w:proofErr w:type="gramEnd"/>
+      <w:r>
+        <w:t>-t-blue-600",</w:t>
+      </w:r>
+    </w:p>
+    <w:p>
+      <w:r>
+        <w:t xml:space="preserve">                </w:t>
+      </w:r>
+      <w:proofErr w:type="spellStart"/>
+      <w:r>
+        <w:t>backgroundClass</w:t>
+      </w:r>
+      <w:proofErr w:type="spellEnd"/>
+      <w:r>
+        <w:t>:</w:t>
+      </w:r>
+    </w:p>
+    <w:p>
+      <w:r>
+        <w:t xml:space="preserve">                    "</w:t>
+      </w:r>
+      <w:proofErr w:type="gramStart"/>
+      <w:r>
+        <w:t>bg</w:t>
+      </w:r>
+      <w:proofErr w:type="gramEnd"/>
+      <w:r>
+        <w:t>-blue-50/50 dark:bg-blue-950/10",</w:t>
       </w:r>
     </w:p>
     <w:p>
@@ -1700,7 +2400,15 @@
     </w:p>
     <w:p>
       <w:r>
-        <w:t xml:space="preserve">                shortLabel: "Closed Today",</w:t>
+        <w:t xml:space="preserve">                </w:t>
+      </w:r>
+      <w:proofErr w:type="spellStart"/>
+      <w:r>
+        <w:t>shortLabel</w:t>
+      </w:r>
+      <w:proofErr w:type="spellEnd"/>
+      <w:r>
+        <w:t>: "Closed Today",</w:t>
       </w:r>
     </w:p>
     <w:p>
@@ -1710,47 +2418,119 @@
     </w:p>
     <w:p>
       <w:r>
-        <w:t xml:space="preserve">                value: ticketSummary.closed_today,</w:t>
-      </w:r>
-    </w:p>
-    <w:p>
-      <w:r>
-        <w:t xml:space="preserve">                color: COLORS.closed,</w:t>
-      </w:r>
-    </w:p>
-    <w:p>
-      <w:r>
-        <w:t xml:space="preserve">                dotClass: "bg-emerald-500",</w:t>
-      </w:r>
-    </w:p>
-    <w:p>
-      <w:r>
-        <w:t xml:space="preserve">                valueClass:</w:t>
-      </w:r>
-    </w:p>
-    <w:p>
-      <w:r>
-        <w:t xml:space="preserve">                    "text-emerald-600 dark:text-emerald-400",</w:t>
-      </w:r>
-    </w:p>
-    <w:p>
-      <w:r>
-        <w:t xml:space="preserve">                borderClass:</w:t>
-      </w:r>
-    </w:p>
-    <w:p>
-      <w:r>
-        <w:t xml:space="preserve">                    "border-t-emerald-500",</w:t>
-      </w:r>
-    </w:p>
-    <w:p>
-      <w:r>
-        <w:t xml:space="preserve">                backgroundClass:</w:t>
-      </w:r>
-    </w:p>
-    <w:p>
-      <w:r>
-        <w:t xml:space="preserve">                    "bg-emerald-50/50 dark:bg-emerald-950/10",</w:t>
+        <w:t xml:space="preserve">                value: </w:t>
+      </w:r>
+      <w:proofErr w:type="spellStart"/>
+      <w:r>
+        <w:t>ticketSummary.closed_today</w:t>
+      </w:r>
+      <w:proofErr w:type="spellEnd"/>
+      <w:r>
+        <w:t>,</w:t>
+      </w:r>
+    </w:p>
+    <w:p>
+      <w:r>
+        <w:t xml:space="preserve">                color: </w:t>
+      </w:r>
+      <w:proofErr w:type="spellStart"/>
+      <w:r>
+        <w:t>COLORS.closed</w:t>
+      </w:r>
+      <w:proofErr w:type="spellEnd"/>
+      <w:r>
+        <w:t>,</w:t>
+      </w:r>
+    </w:p>
+    <w:p>
+      <w:r>
+        <w:t xml:space="preserve">                </w:t>
+      </w:r>
+      <w:proofErr w:type="spellStart"/>
+      <w:r>
+        <w:t>dotClass</w:t>
+      </w:r>
+      <w:proofErr w:type="spellEnd"/>
+      <w:r>
+        <w:t>: "bg-emerald-500",</w:t>
+      </w:r>
+    </w:p>
+    <w:p>
+      <w:r>
+        <w:t xml:space="preserve">                </w:t>
+      </w:r>
+      <w:proofErr w:type="spellStart"/>
+      <w:r>
+        <w:t>valueClass</w:t>
+      </w:r>
+      <w:proofErr w:type="spellEnd"/>
+      <w:r>
+        <w:t>:</w:t>
+      </w:r>
+    </w:p>
+    <w:p>
+      <w:r>
+        <w:t xml:space="preserve">                    "</w:t>
+      </w:r>
+      <w:proofErr w:type="gramStart"/>
+      <w:r>
+        <w:t>text</w:t>
+      </w:r>
+      <w:proofErr w:type="gramEnd"/>
+      <w:r>
+        <w:t>-emerald-600 dark:text-emerald-400",</w:t>
+      </w:r>
+    </w:p>
+    <w:p>
+      <w:r>
+        <w:t xml:space="preserve">                </w:t>
+      </w:r>
+      <w:proofErr w:type="spellStart"/>
+      <w:r>
+        <w:t>borderClass</w:t>
+      </w:r>
+      <w:proofErr w:type="spellEnd"/>
+      <w:r>
+        <w:t>:</w:t>
+      </w:r>
+    </w:p>
+    <w:p>
+      <w:r>
+        <w:t xml:space="preserve">                    "</w:t>
+      </w:r>
+      <w:proofErr w:type="gramStart"/>
+      <w:r>
+        <w:t>border</w:t>
+      </w:r>
+      <w:proofErr w:type="gramEnd"/>
+      <w:r>
+        <w:t>-t-emerald-500",</w:t>
+      </w:r>
+    </w:p>
+    <w:p>
+      <w:r>
+        <w:t xml:space="preserve">                </w:t>
+      </w:r>
+      <w:proofErr w:type="spellStart"/>
+      <w:r>
+        <w:t>backgroundClass</w:t>
+      </w:r>
+      <w:proofErr w:type="spellEnd"/>
+      <w:r>
+        <w:t>:</w:t>
+      </w:r>
+    </w:p>
+    <w:p>
+      <w:r>
+        <w:t xml:space="preserve">                    "</w:t>
+      </w:r>
+      <w:proofErr w:type="gramStart"/>
+      <w:r>
+        <w:t>bg</w:t>
+      </w:r>
+      <w:proofErr w:type="gramEnd"/>
+      <w:r>
+        <w:t>-emerald-50/50 dark:bg-emerald-950/10",</w:t>
       </w:r>
     </w:p>
     <w:p>
@@ -1770,7 +2550,15 @@
     </w:p>
     <w:p>
       <w:r>
-        <w:t xml:space="preserve">                shortLabel: "Running TT",</w:t>
+        <w:t xml:space="preserve">                </w:t>
+      </w:r>
+      <w:proofErr w:type="spellStart"/>
+      <w:r>
+        <w:t>shortLabel</w:t>
+      </w:r>
+      <w:proofErr w:type="spellEnd"/>
+      <w:r>
+        <w:t>: "Running TT",</w:t>
       </w:r>
     </w:p>
     <w:p>
@@ -1785,48 +2573,128 @@
     </w:p>
     <w:p>
       <w:r>
-        <w:t xml:space="preserve">                    ticketSummary.total_running_tt,</w:t>
-      </w:r>
-    </w:p>
-    <w:p>
-      <w:r>
-        <w:t xml:space="preserve">                color: COLORS.running,</w:t>
-      </w:r>
-    </w:p>
-    <w:p>
-      <w:r>
-        <w:t xml:space="preserve">                dotClass: "bg-amber-500",</w:t>
-      </w:r>
-    </w:p>
-    <w:p>
-      <w:r>
-        <w:t xml:space="preserve">                valueClass:</w:t>
-      </w:r>
-    </w:p>
-    <w:p>
-      <w:r>
-        <w:t xml:space="preserve">                    "text-amber-600 dark:text-amber-400",</w:t>
-      </w:r>
-    </w:p>
-    <w:p>
-      <w:r>
         <w:lastRenderedPageBreak/>
-        <w:t xml:space="preserve">                borderClass:</w:t>
-      </w:r>
-    </w:p>
-    <w:p>
-      <w:r>
-        <w:t xml:space="preserve">                    "border-t-amber-500",</w:t>
-      </w:r>
-    </w:p>
-    <w:p>
-      <w:r>
-        <w:t xml:space="preserve">                backgroundClass:</w:t>
-      </w:r>
-    </w:p>
-    <w:p>
-      <w:r>
-        <w:t xml:space="preserve">                    "bg-amber-50/50 dark:bg-amber-950/10",</w:t>
+        <w:t xml:space="preserve">                    </w:t>
+      </w:r>
+      <w:proofErr w:type="spellStart"/>
+      <w:r>
+        <w:t>ticketSummary.total_running_tt</w:t>
+      </w:r>
+      <w:proofErr w:type="spellEnd"/>
+      <w:r>
+        <w:t>,</w:t>
+      </w:r>
+    </w:p>
+    <w:p>
+      <w:r>
+        <w:t xml:space="preserve">                color: </w:t>
+      </w:r>
+      <w:proofErr w:type="spellStart"/>
+      <w:r>
+        <w:t>COLORS.running</w:t>
+      </w:r>
+      <w:proofErr w:type="spellEnd"/>
+      <w:r>
+        <w:t>,</w:t>
+      </w:r>
+    </w:p>
+    <w:p>
+      <w:r>
+        <w:t xml:space="preserve">                </w:t>
+      </w:r>
+      <w:proofErr w:type="spellStart"/>
+      <w:r>
+        <w:t>dotClass</w:t>
+      </w:r>
+      <w:proofErr w:type="spellEnd"/>
+      <w:r>
+        <w:t>: "bg-amber-500",</w:t>
+      </w:r>
+    </w:p>
+    <w:p>
+      <w:r>
+        <w:t xml:space="preserve">                </w:t>
+      </w:r>
+      <w:proofErr w:type="spellStart"/>
+      <w:r>
+        <w:t>valueClass</w:t>
+      </w:r>
+      <w:proofErr w:type="spellEnd"/>
+      <w:r>
+        <w:t>:</w:t>
+      </w:r>
+    </w:p>
+    <w:p>
+      <w:r>
+        <w:t xml:space="preserve">                    "</w:t>
+      </w:r>
+      <w:proofErr w:type="gramStart"/>
+      <w:r>
+        <w:t>text</w:t>
+      </w:r>
+      <w:proofErr w:type="gramEnd"/>
+      <w:r>
+        <w:t>-amber-600 dark:text-amber-400",</w:t>
+      </w:r>
+    </w:p>
+    <w:p>
+      <w:r>
+        <w:t xml:space="preserve">                </w:t>
+      </w:r>
+      <w:proofErr w:type="spellStart"/>
+      <w:r>
+        <w:t>borderClass</w:t>
+      </w:r>
+      <w:proofErr w:type="spellEnd"/>
+      <w:r>
+        <w:t>:</w:t>
+      </w:r>
+    </w:p>
+    <w:p>
+      <w:r>
+        <w:t xml:space="preserve">                    "</w:t>
+      </w:r>
+      <w:proofErr w:type="gramStart"/>
+      <w:r>
+        <w:t>border</w:t>
+      </w:r>
+      <w:proofErr w:type="gramEnd"/>
+      <w:r>
+        <w:t>-</w:t>
+      </w:r>
+      <w:proofErr w:type="gramStart"/>
+      <w:r>
+        <w:t>t-</w:t>
+      </w:r>
+      <w:proofErr w:type="gramEnd"/>
+      <w:r>
+        <w:t>amber-500",</w:t>
+      </w:r>
+    </w:p>
+    <w:p>
+      <w:r>
+        <w:t xml:space="preserve">                </w:t>
+      </w:r>
+      <w:proofErr w:type="spellStart"/>
+      <w:r>
+        <w:t>backgroundClass</w:t>
+      </w:r>
+      <w:proofErr w:type="spellEnd"/>
+      <w:r>
+        <w:t>:</w:t>
+      </w:r>
+    </w:p>
+    <w:p>
+      <w:r>
+        <w:t xml:space="preserve">                    "</w:t>
+      </w:r>
+      <w:proofErr w:type="gramStart"/>
+      <w:r>
+        <w:t>bg</w:t>
+      </w:r>
+      <w:proofErr w:type="gramEnd"/>
+      <w:r>
+        <w:t>-amber-50/50 dark:bg-amber-950/10",</w:t>
       </w:r>
     </w:p>
     <w:p>
@@ -1846,7 +2714,15 @@
     </w:p>
     <w:p>
       <w:r>
-        <w:t xml:space="preserve">                shortLabel: "Procurement TT",</w:t>
+        <w:t xml:space="preserve">                </w:t>
+      </w:r>
+      <w:proofErr w:type="spellStart"/>
+      <w:r>
+        <w:t>shortLabel</w:t>
+      </w:r>
+      <w:proofErr w:type="spellEnd"/>
+      <w:r>
+        <w:t>: "Procurement TT",</w:t>
       </w:r>
     </w:p>
     <w:p>
@@ -1866,47 +2742,119 @@
     </w:p>
     <w:p>
       <w:r>
-        <w:t xml:space="preserve">                    ticketSummary.total_procurement_tt,</w:t>
-      </w:r>
-    </w:p>
-    <w:p>
-      <w:r>
-        <w:t xml:space="preserve">                color: COLORS.procurement,</w:t>
-      </w:r>
-    </w:p>
-    <w:p>
-      <w:r>
-        <w:t xml:space="preserve">                dotClass: "bg-violet-500",</w:t>
-      </w:r>
-    </w:p>
-    <w:p>
-      <w:r>
-        <w:t xml:space="preserve">                valueClass:</w:t>
-      </w:r>
-    </w:p>
-    <w:p>
-      <w:r>
-        <w:t xml:space="preserve">                    "text-violet-600 dark:text-violet-400",</w:t>
-      </w:r>
-    </w:p>
-    <w:p>
-      <w:r>
-        <w:t xml:space="preserve">                borderClass:</w:t>
-      </w:r>
-    </w:p>
-    <w:p>
-      <w:r>
-        <w:t xml:space="preserve">                    "border-t-violet-500",</w:t>
-      </w:r>
-    </w:p>
-    <w:p>
-      <w:r>
-        <w:t xml:space="preserve">                backgroundClass:</w:t>
-      </w:r>
-    </w:p>
-    <w:p>
-      <w:r>
-        <w:t xml:space="preserve">                    "bg-violet-50/50 dark:bg-violet-950/10",</w:t>
+        <w:t xml:space="preserve">                    </w:t>
+      </w:r>
+      <w:proofErr w:type="spellStart"/>
+      <w:r>
+        <w:t>ticketSummary.total_procurement_tt</w:t>
+      </w:r>
+      <w:proofErr w:type="spellEnd"/>
+      <w:r>
+        <w:t>,</w:t>
+      </w:r>
+    </w:p>
+    <w:p>
+      <w:r>
+        <w:t xml:space="preserve">                color: </w:t>
+      </w:r>
+      <w:proofErr w:type="spellStart"/>
+      <w:r>
+        <w:t>COLORS.procurement</w:t>
+      </w:r>
+      <w:proofErr w:type="spellEnd"/>
+      <w:r>
+        <w:t>,</w:t>
+      </w:r>
+    </w:p>
+    <w:p>
+      <w:r>
+        <w:t xml:space="preserve">                </w:t>
+      </w:r>
+      <w:proofErr w:type="spellStart"/>
+      <w:r>
+        <w:t>dotClass</w:t>
+      </w:r>
+      <w:proofErr w:type="spellEnd"/>
+      <w:r>
+        <w:t>: "bg-violet-500",</w:t>
+      </w:r>
+    </w:p>
+    <w:p>
+      <w:r>
+        <w:t xml:space="preserve">                </w:t>
+      </w:r>
+      <w:proofErr w:type="spellStart"/>
+      <w:r>
+        <w:t>valueClass</w:t>
+      </w:r>
+      <w:proofErr w:type="spellEnd"/>
+      <w:r>
+        <w:t>:</w:t>
+      </w:r>
+    </w:p>
+    <w:p>
+      <w:r>
+        <w:t xml:space="preserve">                    "</w:t>
+      </w:r>
+      <w:proofErr w:type="gramStart"/>
+      <w:r>
+        <w:t>text</w:t>
+      </w:r>
+      <w:proofErr w:type="gramEnd"/>
+      <w:r>
+        <w:t>-violet-600 dark:text-violet-400",</w:t>
+      </w:r>
+    </w:p>
+    <w:p>
+      <w:r>
+        <w:t xml:space="preserve">                </w:t>
+      </w:r>
+      <w:proofErr w:type="spellStart"/>
+      <w:r>
+        <w:t>borderClass</w:t>
+      </w:r>
+      <w:proofErr w:type="spellEnd"/>
+      <w:r>
+        <w:t>:</w:t>
+      </w:r>
+    </w:p>
+    <w:p>
+      <w:r>
+        <w:t xml:space="preserve">                    "</w:t>
+      </w:r>
+      <w:proofErr w:type="gramStart"/>
+      <w:r>
+        <w:t>border</w:t>
+      </w:r>
+      <w:proofErr w:type="gramEnd"/>
+      <w:r>
+        <w:t>-t-violet-500",</w:t>
+      </w:r>
+    </w:p>
+    <w:p>
+      <w:r>
+        <w:t xml:space="preserve">                </w:t>
+      </w:r>
+      <w:proofErr w:type="spellStart"/>
+      <w:r>
+        <w:t>backgroundClass</w:t>
+      </w:r>
+      <w:proofErr w:type="spellEnd"/>
+      <w:r>
+        <w:t>:</w:t>
+      </w:r>
+    </w:p>
+    <w:p>
+      <w:r>
+        <w:t xml:space="preserve">                    "</w:t>
+      </w:r>
+      <w:proofErr w:type="gramStart"/>
+      <w:r>
+        <w:t>bg</w:t>
+      </w:r>
+      <w:proofErr w:type="gramEnd"/>
+      <w:r>
+        <w:t>-violet-50/50 dark:bg-violet-950/10",</w:t>
       </w:r>
     </w:p>
     <w:p>
@@ -1916,12 +2864,21 @@
     </w:p>
     <w:p>
       <w:r>
+        <w:lastRenderedPageBreak/>
         <w:t xml:space="preserve">        ],</w:t>
       </w:r>
     </w:p>
     <w:p>
       <w:r>
-        <w:t xml:space="preserve">        [ticketSummary]</w:t>
+        <w:t xml:space="preserve">        [</w:t>
+      </w:r>
+      <w:proofErr w:type="spellStart"/>
+      <w:r>
+        <w:t>ticketSummary</w:t>
+      </w:r>
+      <w:proofErr w:type="spellEnd"/>
+      <w:r>
+        <w:t>]</w:t>
       </w:r>
     </w:p>
     <w:p>
@@ -1946,108 +2903,132 @@
           <w:b/>
           <w:bCs/>
         </w:rPr>
+        <w:t>Area and Pie charts</w:t>
+      </w:r>
+    </w:p>
+    <w:p>
+      <w:r>
+        <w:t>The three range buttons require the overview endpoint:</w:t>
+      </w:r>
+    </w:p>
+    <w:p>
+      <w:r>
+        <w:t>/dashboard/</w:t>
+      </w:r>
+      <w:proofErr w:type="spellStart"/>
+      <w:r>
+        <w:t>trouble-ticket-overview?range</w:t>
+      </w:r>
+      <w:proofErr w:type="spellEnd"/>
+      <w:r>
+        <w:t>=7d</w:t>
+      </w:r>
+    </w:p>
+    <w:p>
+      <w:r>
+        <w:t>/dashboard/</w:t>
+      </w:r>
+      <w:proofErr w:type="spellStart"/>
+      <w:r>
+        <w:t>trouble-ticket-overview?range</w:t>
+      </w:r>
+      <w:proofErr w:type="spellEnd"/>
+      <w:r>
+        <w:t>=30d</w:t>
+      </w:r>
+    </w:p>
+    <w:p>
+      <w:r>
+        <w:t>/dashboard/</w:t>
+      </w:r>
+      <w:proofErr w:type="spellStart"/>
+      <w:r>
+        <w:t>trouble-ticket-overview?range</w:t>
+      </w:r>
+      <w:proofErr w:type="spellEnd"/>
+      <w:r>
+        <w:t>=3m</w:t>
+      </w:r>
+    </w:p>
+    <w:p/>
+    <w:p>
+      <w:r>
+        <w:t>The Area chart needs multiple dated records:</w:t>
+      </w:r>
+    </w:p>
+    <w:p>
+      <w:r>
+        <w:t>[</w:t>
+      </w:r>
+    </w:p>
+    <w:p>
+      <w:r>
+        <w:t xml:space="preserve">    {</w:t>
+      </w:r>
+    </w:p>
+    <w:p>
+      <w:r>
+        <w:t xml:space="preserve">        "label": "27 Jul",</w:t>
+      </w:r>
+    </w:p>
+    <w:p>
+      <w:r>
+        <w:t xml:space="preserve">        "opened": 2,</w:t>
+      </w:r>
+    </w:p>
+    <w:p>
+      <w:r>
+        <w:t xml:space="preserve">        "closed": 1,</w:t>
+      </w:r>
+    </w:p>
+    <w:p>
+      <w:r>
+        <w:t xml:space="preserve">        "running": 85,</w:t>
+      </w:r>
+    </w:p>
+    <w:p>
+      <w:r>
+        <w:t xml:space="preserve">        "procurement": 27</w:t>
+      </w:r>
+    </w:p>
+    <w:p>
+      <w:r>
+        <w:t xml:space="preserve">    },</w:t>
+      </w:r>
+    </w:p>
+    <w:p>
+      <w:r>
+        <w:t xml:space="preserve">    {</w:t>
+      </w:r>
+    </w:p>
+    <w:p>
+      <w:r>
+        <w:t xml:space="preserve">        "label": "28 Jul",</w:t>
+      </w:r>
+    </w:p>
+    <w:p>
+      <w:r>
+        <w:t xml:space="preserve">        "opened": 3,</w:t>
+      </w:r>
+    </w:p>
+    <w:p>
+      <w:r>
+        <w:t xml:space="preserve">        "closed": 2,</w:t>
+      </w:r>
+    </w:p>
+    <w:p>
+      <w:r>
+        <w:t xml:space="preserve">        "running": 86,</w:t>
+      </w:r>
+    </w:p>
+    <w:p>
+      <w:r>
+        <w:t xml:space="preserve">        "procurement": 28</w:t>
+      </w:r>
+    </w:p>
+    <w:p>
+      <w:r>
         <w:lastRenderedPageBreak/>
-        <w:t>Area and Pie charts</w:t>
-      </w:r>
-    </w:p>
-    <w:p>
-      <w:r>
-        <w:t>The three range buttons require the overview endpoint:</w:t>
-      </w:r>
-    </w:p>
-    <w:p>
-      <w:r>
-        <w:t>/dashboard/trouble-ticket-overview?range=7d</w:t>
-      </w:r>
-    </w:p>
-    <w:p>
-      <w:r>
-        <w:t>/dashboard/trouble-ticket-overview?range=30d</w:t>
-      </w:r>
-    </w:p>
-    <w:p>
-      <w:r>
-        <w:t>/dashboard/trouble-ticket-overview?range=3m</w:t>
-      </w:r>
-    </w:p>
-    <w:p/>
-    <w:p>
-      <w:r>
-        <w:t>The Area chart needs multiple dated records:</w:t>
-      </w:r>
-    </w:p>
-    <w:p>
-      <w:r>
-        <w:t>[</w:t>
-      </w:r>
-    </w:p>
-    <w:p>
-      <w:r>
-        <w:t xml:space="preserve">    {</w:t>
-      </w:r>
-    </w:p>
-    <w:p>
-      <w:r>
-        <w:t xml:space="preserve">        "label": "27 Jul",</w:t>
-      </w:r>
-    </w:p>
-    <w:p>
-      <w:r>
-        <w:t xml:space="preserve">        "opened": 2,</w:t>
-      </w:r>
-    </w:p>
-    <w:p>
-      <w:r>
-        <w:t xml:space="preserve">        "closed": 1,</w:t>
-      </w:r>
-    </w:p>
-    <w:p>
-      <w:r>
-        <w:t xml:space="preserve">        "running": 85,</w:t>
-      </w:r>
-    </w:p>
-    <w:p>
-      <w:r>
-        <w:t xml:space="preserve">        "procurement": 27</w:t>
-      </w:r>
-    </w:p>
-    <w:p>
-      <w:r>
-        <w:t xml:space="preserve">    },</w:t>
-      </w:r>
-    </w:p>
-    <w:p>
-      <w:r>
-        <w:t xml:space="preserve">    {</w:t>
-      </w:r>
-    </w:p>
-    <w:p>
-      <w:r>
-        <w:t xml:space="preserve">        "label": "28 Jul",</w:t>
-      </w:r>
-    </w:p>
-    <w:p>
-      <w:r>
-        <w:t xml:space="preserve">        "opened": 3,</w:t>
-      </w:r>
-    </w:p>
-    <w:p>
-      <w:r>
-        <w:t xml:space="preserve">        "closed": 2,</w:t>
-      </w:r>
-    </w:p>
-    <w:p>
-      <w:r>
-        <w:t xml:space="preserve">        "running": 86,</w:t>
-      </w:r>
-    </w:p>
-    <w:p>
-      <w:r>
-        <w:t xml:space="preserve">        "procurement": 28</w:t>
-      </w:r>
-    </w:p>
-    <w:p>
-      <w:r>
         <w:t xml:space="preserve">    }</w:t>
       </w:r>
     </w:p>
@@ -2072,14 +3053,34 @@
       </w:r>
     </w:p>
     <w:p>
-      <w:r>
-        <w:lastRenderedPageBreak/>
-        <w:t>So the summary endpoint is confirmed working. The next required check is the Postman response from:</w:t>
-      </w:r>
-    </w:p>
-    <w:p>
-      <w:r>
-        <w:t>GET /api/v1/dashboard/trouble-ticket-overview?range=7d</w:t>
+      <w:proofErr w:type="gramStart"/>
+      <w:r>
+        <w:t>So</w:t>
+      </w:r>
+      <w:proofErr w:type="gramEnd"/>
+      <w:r>
+        <w:t xml:space="preserve"> the summary endpoint is confirmed working. The next required check is the Postman response from:</w:t>
+      </w:r>
+    </w:p>
+    <w:p>
+      <w:r>
+        <w:t>GET /</w:t>
+      </w:r>
+      <w:proofErr w:type="spellStart"/>
+      <w:r>
+        <w:t>api</w:t>
+      </w:r>
+      <w:proofErr w:type="spellEnd"/>
+      <w:r>
+        <w:t>/v1/dashboard/</w:t>
+      </w:r>
+      <w:proofErr w:type="spellStart"/>
+      <w:r>
+        <w:t>trouble-ticket-overview?range</w:t>
+      </w:r>
+      <w:proofErr w:type="spellEnd"/>
+      <w:r>
+        <w:t>=7d</w:t>
       </w:r>
     </w:p>
     <w:p/>
@@ -2315,6 +3316,7 @@
           </w:tcPr>
           <w:p>
             <w:r>
+              <w:lastRenderedPageBreak/>
               <w:t>Pie Chart</w:t>
             </w:r>
           </w:p>
@@ -2390,7 +3392,6 @@
         </w:numPr>
       </w:pPr>
       <w:r>
-        <w:lastRenderedPageBreak/>
         <w:t xml:space="preserve">Bars are vertical. </w:t>
       </w:r>
     </w:p>
@@ -2531,6 +3532,7 @@
     </w:p>
     <w:p>
       <w:r>
+        <w:lastRenderedPageBreak/>
         <w:t>}</w:t>
       </w:r>
     </w:p>
@@ -2566,7 +3568,6 @@
     </w:p>
     <w:p>
       <w:r>
-        <w:lastRenderedPageBreak/>
         <w:t>For the current implementation, replace the Bar description with:</w:t>
       </w:r>
     </w:p>
@@ -2576,23 +3577,70 @@
       </w:r>
     </w:p>
     <w:p>
-      <w:r>
-        <w:t>So your complete function should be:</w:t>
-      </w:r>
-    </w:p>
-    <w:p>
-      <w:r>
-        <w:t>function getChartDescription() {</w:t>
-      </w:r>
-    </w:p>
-    <w:p>
-      <w:r>
-        <w:t xml:space="preserve">    if (chartType === "area") {</w:t>
-      </w:r>
-    </w:p>
-    <w:p>
-      <w:r>
-        <w:t xml:space="preserve">        return `Historical ticket activity and workload for ${selectedRangeLabel.toLowerCase()}`;</w:t>
+      <w:proofErr w:type="gramStart"/>
+      <w:r>
+        <w:t>So</w:t>
+      </w:r>
+      <w:proofErr w:type="gramEnd"/>
+      <w:r>
+        <w:t xml:space="preserve"> your complete function should be:</w:t>
+      </w:r>
+    </w:p>
+    <w:p>
+      <w:r>
+        <w:t xml:space="preserve">function </w:t>
+      </w:r>
+      <w:proofErr w:type="spellStart"/>
+      <w:proofErr w:type="gramStart"/>
+      <w:r>
+        <w:t>getChartDescription</w:t>
+      </w:r>
+      <w:proofErr w:type="spellEnd"/>
+      <w:r>
+        <w:t>(</w:t>
+      </w:r>
+      <w:proofErr w:type="gramEnd"/>
+      <w:r>
+        <w:t>) {</w:t>
+      </w:r>
+    </w:p>
+    <w:p>
+      <w:r>
+        <w:t xml:space="preserve">    if (</w:t>
+      </w:r>
+      <w:proofErr w:type="spellStart"/>
+      <w:r>
+        <w:t>chartType</w:t>
+      </w:r>
+      <w:proofErr w:type="spellEnd"/>
+      <w:r>
+        <w:t xml:space="preserve"> === "area</w:t>
+      </w:r>
+      <w:proofErr w:type="gramStart"/>
+      <w:r>
+        <w:t>") {</w:t>
+      </w:r>
+      <w:proofErr w:type="gramEnd"/>
+    </w:p>
+    <w:p>
+      <w:r>
+        <w:t xml:space="preserve">        return `Historical ticket activity and workload for ${</w:t>
+      </w:r>
+      <w:proofErr w:type="spellStart"/>
+      <w:r>
+        <w:t>selectedRangeLabel.toLowerCase</w:t>
+      </w:r>
+      <w:proofErr w:type="spellEnd"/>
+      <w:r>
+        <w:t>(</w:t>
+      </w:r>
+      <w:proofErr w:type="gramStart"/>
+      <w:r>
+        <w:t>)}`</w:t>
+      </w:r>
+      <w:proofErr w:type="gramEnd"/>
+      <w:r>
+        <w:t>;</w:t>
       </w:r>
     </w:p>
     <w:p>
@@ -2603,12 +3651,41 @@
     <w:p/>
     <w:p>
       <w:r>
-        <w:t xml:space="preserve">    if (chartType === "pie") {</w:t>
-      </w:r>
-    </w:p>
-    <w:p>
-      <w:r>
-        <w:t xml:space="preserve">        return `Opened versus closed ticket activity for ${selectedRangeLabel.toLowerCase()}`;</w:t>
+        <w:t xml:space="preserve">    if (</w:t>
+      </w:r>
+      <w:proofErr w:type="spellStart"/>
+      <w:r>
+        <w:t>chartType</w:t>
+      </w:r>
+      <w:proofErr w:type="spellEnd"/>
+      <w:r>
+        <w:t xml:space="preserve"> === "pie</w:t>
+      </w:r>
+      <w:proofErr w:type="gramStart"/>
+      <w:r>
+        <w:t>") {</w:t>
+      </w:r>
+      <w:proofErr w:type="gramEnd"/>
+    </w:p>
+    <w:p>
+      <w:r>
+        <w:t xml:space="preserve">        return `Opened versus closed ticket activity for ${</w:t>
+      </w:r>
+      <w:proofErr w:type="spellStart"/>
+      <w:r>
+        <w:t>selectedRangeLabel.toLowerCase</w:t>
+      </w:r>
+      <w:proofErr w:type="spellEnd"/>
+      <w:r>
+        <w:t>(</w:t>
+      </w:r>
+      <w:proofErr w:type="gramStart"/>
+      <w:r>
+        <w:t>)}`</w:t>
+      </w:r>
+      <w:proofErr w:type="gramEnd"/>
+      <w:r>
+        <w:t>;</w:t>
       </w:r>
     </w:p>
     <w:p>
@@ -2637,6 +3714,9 @@
     <w:p/>
     <w:p>
       <w:r>
+        <w:rPr>
+          <w:noProof/>
+        </w:rPr>
         <w:lastRenderedPageBreak/>
         <w:drawing>
           <wp:inline distT="0" distB="0" distL="0" distR="0" wp14:anchorId="1FB783C0" wp14:editId="09865A9A">
@@ -2654,7 +3734,7 @@
                     <pic:cNvPicPr/>
                   </pic:nvPicPr>
                   <pic:blipFill>
-                    <a:blip r:embed="rId10"/>
+                    <a:blip r:embed="rId11"/>
                     <a:stretch>
                       <a:fillRect/>
                     </a:stretch>
@@ -2675,6 +3755,6061 @@
         </w:drawing>
       </w:r>
     </w:p>
+    <w:p/>
+    <w:p/>
+    <w:p>
+      <w:pPr>
+        <w:rPr>
+          <w:b/>
+          <w:bCs/>
+        </w:rPr>
+      </w:pPr>
+      <w:r>
+        <w:rPr>
+          <w:b/>
+          <w:bCs/>
+        </w:rPr>
+        <w:t>What changed</w:t>
+      </w:r>
+    </w:p>
+    <w:p>
+      <w:r>
+        <w:t>The updated API now supports:</w:t>
+      </w:r>
+    </w:p>
+    <w:p>
+      <w:r>
+        <w:t>scope=</w:t>
+      </w:r>
+      <w:proofErr w:type="spellStart"/>
+      <w:r>
+        <w:t>opened_today</w:t>
+      </w:r>
+      <w:proofErr w:type="spellEnd"/>
+    </w:p>
+    <w:p>
+      <w:r>
+        <w:t>scope=</w:t>
+      </w:r>
+      <w:proofErr w:type="spellStart"/>
+      <w:r>
+        <w:t>closed_today</w:t>
+      </w:r>
+      <w:proofErr w:type="spellEnd"/>
+    </w:p>
+    <w:p>
+      <w:r>
+        <w:t>scope=running</w:t>
+      </w:r>
+    </w:p>
+    <w:p>
+      <w:r>
+        <w:t>scope=procurement</w:t>
+      </w:r>
+    </w:p>
+    <w:p>
+      <w:r>
+        <w:t>It also joins:</w:t>
+      </w:r>
+    </w:p>
+    <w:p>
+      <w:proofErr w:type="spellStart"/>
+      <w:proofErr w:type="gramStart"/>
+      <w:r>
+        <w:t>public.v</w:t>
+      </w:r>
+      <w:proofErr w:type="gramEnd"/>
+      <w:r>
+        <w:t>_trouble_ticket_dashboard</w:t>
+      </w:r>
+      <w:proofErr w:type="spellEnd"/>
+      <w:r>
+        <w:t xml:space="preserve"> AS dashboard</w:t>
+      </w:r>
+    </w:p>
+    <w:p>
+      <w:r>
+        <w:t>with:</w:t>
+      </w:r>
+    </w:p>
+    <w:p>
+      <w:proofErr w:type="spellStart"/>
+      <w:proofErr w:type="gramStart"/>
+      <w:r>
+        <w:t>public.trouble</w:t>
+      </w:r>
+      <w:proofErr w:type="gramEnd"/>
+      <w:r>
+        <w:t>_tickets</w:t>
+      </w:r>
+      <w:proofErr w:type="spellEnd"/>
+      <w:r>
+        <w:t xml:space="preserve"> AS ticket</w:t>
+      </w:r>
+    </w:p>
+    <w:p>
+      <w:r>
+        <w:t>This is required because the list filtering needs the original fields:</w:t>
+      </w:r>
+    </w:p>
+    <w:p>
+      <w:proofErr w:type="spellStart"/>
+      <w:proofErr w:type="gramStart"/>
+      <w:r>
+        <w:t>ticket.created</w:t>
+      </w:r>
+      <w:proofErr w:type="gramEnd"/>
+      <w:r>
+        <w:t>_at</w:t>
+      </w:r>
+      <w:proofErr w:type="spellEnd"/>
+    </w:p>
+    <w:p>
+      <w:proofErr w:type="spellStart"/>
+      <w:proofErr w:type="gramStart"/>
+      <w:r>
+        <w:lastRenderedPageBreak/>
+        <w:t>ticket.closed</w:t>
+      </w:r>
+      <w:proofErr w:type="gramEnd"/>
+      <w:r>
+        <w:t>_at</w:t>
+      </w:r>
+      <w:proofErr w:type="spellEnd"/>
+    </w:p>
+    <w:p>
+      <w:proofErr w:type="spellStart"/>
+      <w:proofErr w:type="gramStart"/>
+      <w:r>
+        <w:t>ticket.source</w:t>
+      </w:r>
+      <w:proofErr w:type="gramEnd"/>
+      <w:r>
+        <w:t>_status</w:t>
+      </w:r>
+      <w:proofErr w:type="spellEnd"/>
+    </w:p>
+    <w:p>
+      <w:proofErr w:type="spellStart"/>
+      <w:proofErr w:type="gramStart"/>
+      <w:r>
+        <w:t>ticket.source</w:t>
+      </w:r>
+      <w:proofErr w:type="gramEnd"/>
+      <w:r>
+        <w:t>_device_requisition</w:t>
+      </w:r>
+      <w:proofErr w:type="spellEnd"/>
+    </w:p>
+    <w:p>
+      <w:r>
+        <w:t>The search now also covers:</w:t>
+      </w:r>
+    </w:p>
+    <w:p>
+      <w:r>
+        <w:t>TT No</w:t>
+      </w:r>
+    </w:p>
+    <w:p>
+      <w:r>
+        <w:t>Employee ID</w:t>
+      </w:r>
+    </w:p>
+    <w:p>
+      <w:r>
+        <w:t>Employee Name</w:t>
+      </w:r>
+    </w:p>
+    <w:p>
+      <w:r>
+        <w:t>Assigned ID</w:t>
+      </w:r>
+    </w:p>
+    <w:p>
+      <w:r>
+        <w:t>Assigned Name</w:t>
+      </w:r>
+    </w:p>
+    <w:p>
+      <w:r>
+        <w:t>Query Type</w:t>
+      </w:r>
+    </w:p>
+    <w:p>
+      <w:r>
+        <w:t>Department</w:t>
+      </w:r>
+    </w:p>
+    <w:p>
+      <w:r>
+        <w:t>Function</w:t>
+      </w:r>
+    </w:p>
+    <w:p>
+      <w:r>
+        <w:t>Mobile Number</w:t>
+      </w:r>
+    </w:p>
+    <w:p>
+      <w:pPr>
+        <w:rPr>
+          <w:b/>
+          <w:bCs/>
+        </w:rPr>
+      </w:pPr>
+      <w:r>
+        <w:rPr>
+          <w:b/>
+          <w:bCs/>
+        </w:rPr>
+        <w:t>Test in Postman</w:t>
+      </w:r>
+    </w:p>
+    <w:p>
+      <w:pPr>
+        <w:rPr>
+          <w:b/>
+          <w:bCs/>
+        </w:rPr>
+      </w:pPr>
+      <w:r>
+        <w:rPr>
+          <w:b/>
+          <w:bCs/>
+        </w:rPr>
+        <w:t>Opened Today</w:t>
+      </w:r>
+    </w:p>
+    <w:p>
+      <w:r>
+        <w:t>GET http://127.0.0.1:8080/api/v1/dashboard/trouble-tickets?scope=opened_today&amp;page=1&amp;limit=10</w:t>
+      </w:r>
+    </w:p>
+    <w:p>
+      <w:r>
+        <w:t>Expected total:</w:t>
+      </w:r>
+    </w:p>
+    <w:p>
+      <w:r>
+        <w:t>0</w:t>
+      </w:r>
+    </w:p>
+    <w:p>
+      <w:pPr>
+        <w:rPr>
+          <w:b/>
+          <w:bCs/>
+        </w:rPr>
+      </w:pPr>
+      <w:r>
+        <w:rPr>
+          <w:b/>
+          <w:bCs/>
+        </w:rPr>
+        <w:t>Closed Today</w:t>
+      </w:r>
+    </w:p>
+    <w:p>
+      <w:r>
+        <w:t>GET http://127.0.0.1:8080/api/v1/dashboard/trouble-tickets?scope=closed_today&amp;page=1&amp;limit=10</w:t>
+      </w:r>
+    </w:p>
+    <w:p>
+      <w:r>
+        <w:t>Expected total:</w:t>
+      </w:r>
+    </w:p>
+    <w:p>
+      <w:r>
+        <w:t>0</w:t>
+      </w:r>
+    </w:p>
+    <w:p>
+      <w:pPr>
+        <w:rPr>
+          <w:b/>
+          <w:bCs/>
+        </w:rPr>
+      </w:pPr>
+      <w:r>
+        <w:rPr>
+          <w:b/>
+          <w:bCs/>
+        </w:rPr>
+        <w:t>Running TT</w:t>
+      </w:r>
+    </w:p>
+    <w:p>
+      <w:r>
+        <w:t>GET http://127.0.0.1:8080/api/v1/dashboard/trouble-tickets?scope=running&amp;page=1&amp;limit=10</w:t>
+      </w:r>
+    </w:p>
+    <w:p>
+      <w:r>
+        <w:t>Expected total:</w:t>
+      </w:r>
+    </w:p>
+    <w:p>
+      <w:r>
+        <w:lastRenderedPageBreak/>
+        <w:t>88</w:t>
+      </w:r>
+    </w:p>
+    <w:p>
+      <w:pPr>
+        <w:rPr>
+          <w:b/>
+          <w:bCs/>
+        </w:rPr>
+      </w:pPr>
+      <w:r>
+        <w:rPr>
+          <w:b/>
+          <w:bCs/>
+        </w:rPr>
+        <w:t>Procurement TT</w:t>
+      </w:r>
+    </w:p>
+    <w:p>
+      <w:r>
+        <w:t>GET http://127.0.0.1:8080/api/v1/dashboard/trouble-tickets?scope=procurement&amp;page=1&amp;limit=10</w:t>
+      </w:r>
+    </w:p>
+    <w:p>
+      <w:r>
+        <w:t>Expected total:</w:t>
+      </w:r>
+    </w:p>
+    <w:p>
+      <w:r>
+        <w:t>29</w:t>
+      </w:r>
+    </w:p>
+    <w:p>
+      <w:r>
+        <w:t>Also test search within a scope:</w:t>
+      </w:r>
+    </w:p>
+    <w:p>
+      <w:r>
+        <w:t>GET http://127.0.0.1:8080/api/v1/dashboard/trouble-tickets?scope=running&amp;page=1&amp;limit=10&amp;search=printer</w:t>
+      </w:r>
+    </w:p>
+    <w:p>
+      <w:r>
+        <w:t>The returned records must remain inside the Running TT scope.</w:t>
+      </w:r>
+    </w:p>
+    <w:p/>
+    <w:p/>
+    <w:p>
+      <w:pPr>
+        <w:rPr>
+          <w:b/>
+          <w:bCs/>
+        </w:rPr>
+      </w:pPr>
+      <w:r>
+        <w:rPr>
+          <w:b/>
+          <w:bCs/>
+        </w:rPr>
+        <w:t>Test in Postman</w:t>
+      </w:r>
+    </w:p>
+    <w:p>
+      <w:pPr>
+        <w:rPr>
+          <w:b/>
+          <w:bCs/>
+        </w:rPr>
+      </w:pPr>
+    </w:p>
+    <w:p>
+      <w:pPr>
+        <w:rPr>
+          <w:b/>
+          <w:bCs/>
+        </w:rPr>
+      </w:pPr>
+      <w:r>
+        <w:rPr>
+          <w:b/>
+          <w:bCs/>
+        </w:rPr>
+        <w:t>Opened Today</w:t>
+      </w:r>
+    </w:p>
+    <w:p>
+      <w:hyperlink r:id="rId12" w:history="1">
+        <w:r>
+          <w:rPr>
+            <w:rStyle w:val="Hyperlink"/>
+          </w:rPr>
+          <w:t>http://127.0.0.1:8080/api/v1/dashboard/trouble-tickets?scope=opened_today&amp;page=1&amp;limit=10</w:t>
+        </w:r>
+      </w:hyperlink>
+    </w:p>
+    <w:p/>
+    <w:p>
+      <w:r>
+        <w:t>{</w:t>
+      </w:r>
+    </w:p>
+    <w:p>
+      <w:r>
+        <w:t>    "data": [],</w:t>
+      </w:r>
+    </w:p>
+    <w:p>
+      <w:r>
+        <w:t>    "page": 1,</w:t>
+      </w:r>
+    </w:p>
+    <w:p>
+      <w:r>
+        <w:t>    "</w:t>
+      </w:r>
+      <w:proofErr w:type="spellStart"/>
+      <w:proofErr w:type="gramStart"/>
+      <w:r>
+        <w:t>page</w:t>
+      </w:r>
+      <w:proofErr w:type="gramEnd"/>
+      <w:r>
+        <w:t>_size</w:t>
+      </w:r>
+      <w:proofErr w:type="spellEnd"/>
+      <w:r>
+        <w:t>": 10,</w:t>
+      </w:r>
+    </w:p>
+    <w:p>
+      <w:r>
+        <w:t>    "success": </w:t>
+      </w:r>
+      <w:r>
+        <w:rPr>
+          <w:b/>
+          <w:bCs/>
+        </w:rPr>
+        <w:t>true</w:t>
+      </w:r>
+      <w:r>
+        <w:t>,</w:t>
+      </w:r>
+    </w:p>
+    <w:p>
+      <w:r>
+        <w:t>    "total": 0</w:t>
+      </w:r>
+    </w:p>
+    <w:p>
+      <w:r>
+        <w:t>}</w:t>
+      </w:r>
+    </w:p>
+    <w:p/>
+    <w:p/>
+    <w:p/>
+    <w:p/>
+    <w:p>
+      <w:pPr>
+        <w:rPr>
+          <w:b/>
+          <w:bCs/>
+        </w:rPr>
+      </w:pPr>
+      <w:r>
+        <w:rPr>
+          <w:b/>
+          <w:bCs/>
+        </w:rPr>
+        <w:t>Closed Today</w:t>
+      </w:r>
+    </w:p>
+    <w:p>
+      <w:proofErr w:type="gramStart"/>
+      <w:r>
+        <w:t>Method :</w:t>
+      </w:r>
+      <w:proofErr w:type="gramEnd"/>
+      <w:r>
+        <w:t xml:space="preserve"> </w:t>
+      </w:r>
+      <w:r>
+        <w:t xml:space="preserve">GET </w:t>
+      </w:r>
+    </w:p>
+    <w:p>
+      <w:r>
+        <w:br/>
+      </w:r>
+      <w:r>
+        <w:t>http://127.0.0.1:8080/api/v1/dashboard/trouble-tickets?scope=closed_today&amp;page=1&amp;limit=10</w:t>
+      </w:r>
+    </w:p>
+    <w:p/>
+    <w:p>
+      <w:r>
+        <w:t>{</w:t>
+      </w:r>
+    </w:p>
+    <w:p>
+      <w:r>
+        <w:t>    "data": [],</w:t>
+      </w:r>
+    </w:p>
+    <w:p>
+      <w:r>
+        <w:t>    "page": 1,</w:t>
+      </w:r>
+    </w:p>
+    <w:p>
+      <w:r>
+        <w:t>    "</w:t>
+      </w:r>
+      <w:proofErr w:type="spellStart"/>
+      <w:proofErr w:type="gramStart"/>
+      <w:r>
+        <w:t>page</w:t>
+      </w:r>
+      <w:proofErr w:type="gramEnd"/>
+      <w:r>
+        <w:t>_size</w:t>
+      </w:r>
+      <w:proofErr w:type="spellEnd"/>
+      <w:r>
+        <w:t>": 10,</w:t>
+      </w:r>
+    </w:p>
+    <w:p>
+      <w:r>
+        <w:t>    "success": </w:t>
+      </w:r>
+      <w:r>
+        <w:rPr>
+          <w:b/>
+          <w:bCs/>
+        </w:rPr>
+        <w:t>true</w:t>
+      </w:r>
+      <w:r>
+        <w:t>,</w:t>
+      </w:r>
+    </w:p>
+    <w:p>
+      <w:r>
+        <w:t>    "total": 0</w:t>
+      </w:r>
+    </w:p>
+    <w:p>
+      <w:r>
+        <w:t>}</w:t>
+      </w:r>
+    </w:p>
+    <w:p/>
+    <w:p>
+      <w:r>
+        <w:t>Running TT</w:t>
+      </w:r>
+    </w:p>
+    <w:p>
+      <w:proofErr w:type="gramStart"/>
+      <w:r>
+        <w:t>Method :</w:t>
+      </w:r>
+      <w:proofErr w:type="gramEnd"/>
+      <w:r>
+        <w:t xml:space="preserve"> GET</w:t>
+      </w:r>
+    </w:p>
+    <w:p>
+      <w:hyperlink r:id="rId13" w:history="1">
+        <w:r>
+          <w:rPr>
+            <w:rStyle w:val="Hyperlink"/>
+          </w:rPr>
+          <w:t>http://127.0.0.1:8080/api/v1/dashboard/trouble-tickets?scope=running&amp;page=1&amp;limit=10</w:t>
+        </w:r>
+      </w:hyperlink>
+    </w:p>
+    <w:p/>
+    <w:p>
+      <w:r>
+        <w:t>{</w:t>
+      </w:r>
+    </w:p>
+    <w:p>
+      <w:r>
+        <w:t>    "data": [</w:t>
+      </w:r>
+    </w:p>
+    <w:p>
+      <w:r>
+        <w:t>        {</w:t>
+      </w:r>
+    </w:p>
+    <w:p>
+      <w:r>
+        <w:t>            "id": 29585,</w:t>
+      </w:r>
+    </w:p>
+    <w:p>
+      <w:r>
+        <w:t>            "</w:t>
+      </w:r>
+      <w:proofErr w:type="spellStart"/>
+      <w:proofErr w:type="gramStart"/>
+      <w:r>
+        <w:t>tt</w:t>
+      </w:r>
+      <w:proofErr w:type="gramEnd"/>
+      <w:r>
+        <w:t>_no</w:t>
+      </w:r>
+      <w:proofErr w:type="spellEnd"/>
+      <w:r>
+        <w:t>": "2026072729750",</w:t>
+      </w:r>
+    </w:p>
+    <w:p>
+      <w:r>
+        <w:t>            "</w:t>
+      </w:r>
+      <w:proofErr w:type="spellStart"/>
+      <w:proofErr w:type="gramStart"/>
+      <w:r>
+        <w:t>employee</w:t>
+      </w:r>
+      <w:proofErr w:type="gramEnd"/>
+      <w:r>
+        <w:t>_id</w:t>
+      </w:r>
+      <w:proofErr w:type="spellEnd"/>
+      <w:r>
+        <w:t>": "02-0278",</w:t>
+      </w:r>
+    </w:p>
+    <w:p>
+      <w:r>
+        <w:t>            "</w:t>
+      </w:r>
+      <w:proofErr w:type="spellStart"/>
+      <w:proofErr w:type="gramStart"/>
+      <w:r>
+        <w:t>employee</w:t>
+      </w:r>
+      <w:proofErr w:type="gramEnd"/>
+      <w:r>
+        <w:t>_name</w:t>
+      </w:r>
+      <w:proofErr w:type="spellEnd"/>
+      <w:r>
+        <w:t>": "Md. Limon Miah",</w:t>
+      </w:r>
+    </w:p>
+    <w:p>
+      <w:r>
+        <w:lastRenderedPageBreak/>
+        <w:t>            "</w:t>
+      </w:r>
+      <w:proofErr w:type="spellStart"/>
+      <w:proofErr w:type="gramStart"/>
+      <w:r>
+        <w:t>assigned</w:t>
+      </w:r>
+      <w:proofErr w:type="gramEnd"/>
+      <w:r>
+        <w:t>_id</w:t>
+      </w:r>
+      <w:proofErr w:type="spellEnd"/>
+      <w:r>
+        <w:t>": "",</w:t>
+      </w:r>
+    </w:p>
+    <w:p>
+      <w:r>
+        <w:t>            "</w:t>
+      </w:r>
+      <w:proofErr w:type="spellStart"/>
+      <w:proofErr w:type="gramStart"/>
+      <w:r>
+        <w:t>assigned</w:t>
+      </w:r>
+      <w:proofErr w:type="gramEnd"/>
+      <w:r>
+        <w:t>_name</w:t>
+      </w:r>
+      <w:proofErr w:type="spellEnd"/>
+      <w:r>
+        <w:t>": "",</w:t>
+      </w:r>
+    </w:p>
+    <w:p>
+      <w:r>
+        <w:t>            "</w:t>
+      </w:r>
+      <w:proofErr w:type="spellStart"/>
+      <w:proofErr w:type="gramStart"/>
+      <w:r>
+        <w:t>query</w:t>
+      </w:r>
+      <w:proofErr w:type="gramEnd"/>
+      <w:r>
+        <w:t>_type</w:t>
+      </w:r>
+      <w:proofErr w:type="spellEnd"/>
+      <w:r>
+        <w:t>": "WIFI",</w:t>
+      </w:r>
+    </w:p>
+    <w:p>
+      <w:r>
+        <w:t>            "</w:t>
+      </w:r>
+      <w:proofErr w:type="spellStart"/>
+      <w:proofErr w:type="gramStart"/>
+      <w:r>
+        <w:t>requisition</w:t>
+      </w:r>
+      <w:proofErr w:type="gramEnd"/>
+      <w:r>
+        <w:t>_type</w:t>
+      </w:r>
+      <w:proofErr w:type="spellEnd"/>
+      <w:r>
+        <w:t>": "",</w:t>
+      </w:r>
+    </w:p>
+    <w:p>
+      <w:r>
+        <w:t>            "status": "Open",</w:t>
+      </w:r>
+    </w:p>
+    <w:p>
+      <w:r>
+        <w:t>            "</w:t>
+      </w:r>
+      <w:proofErr w:type="spellStart"/>
+      <w:proofErr w:type="gramStart"/>
+      <w:r>
+        <w:t>dept</w:t>
+      </w:r>
+      <w:proofErr w:type="gramEnd"/>
+      <w:r>
+        <w:t>_name</w:t>
+      </w:r>
+      <w:proofErr w:type="spellEnd"/>
+      <w:r>
+        <w:t>": "Technology and Operations",</w:t>
+      </w:r>
+    </w:p>
+    <w:p>
+      <w:r>
+        <w:t>            "</w:t>
+      </w:r>
+      <w:proofErr w:type="spellStart"/>
+      <w:proofErr w:type="gramStart"/>
+      <w:r>
+        <w:t>func</w:t>
+      </w:r>
+      <w:proofErr w:type="gramEnd"/>
+      <w:r>
+        <w:t>_name</w:t>
+      </w:r>
+      <w:proofErr w:type="spellEnd"/>
+      <w:r>
+        <w:t>": "IT",</w:t>
+      </w:r>
+    </w:p>
+    <w:p>
+      <w:r>
+        <w:t>            "</w:t>
+      </w:r>
+      <w:proofErr w:type="spellStart"/>
+      <w:proofErr w:type="gramStart"/>
+      <w:r>
+        <w:t>delivered</w:t>
+      </w:r>
+      <w:proofErr w:type="gramEnd"/>
+      <w:r>
+        <w:t>_status</w:t>
+      </w:r>
+      <w:proofErr w:type="spellEnd"/>
+      <w:r>
+        <w:t>": "",</w:t>
+      </w:r>
+    </w:p>
+    <w:p>
+      <w:r>
+        <w:t>            "</w:t>
+      </w:r>
+      <w:proofErr w:type="spellStart"/>
+      <w:proofErr w:type="gramStart"/>
+      <w:r>
+        <w:t>created</w:t>
+      </w:r>
+      <w:proofErr w:type="gramEnd"/>
+      <w:r>
+        <w:t>_at</w:t>
+      </w:r>
+      <w:proofErr w:type="spellEnd"/>
+      <w:r>
+        <w:t>": "2026-07-27 11:07:05+06",</w:t>
+      </w:r>
+    </w:p>
+    <w:p>
+      <w:r>
+        <w:t>            "</w:t>
+      </w:r>
+      <w:proofErr w:type="spellStart"/>
+      <w:proofErr w:type="gramStart"/>
+      <w:r>
+        <w:t>age</w:t>
+      </w:r>
+      <w:proofErr w:type="gramEnd"/>
+      <w:r>
+        <w:t>_seconds</w:t>
+      </w:r>
+      <w:proofErr w:type="spellEnd"/>
+      <w:r>
+        <w:t>": 545654,</w:t>
+      </w:r>
+    </w:p>
+    <w:p>
+      <w:r>
+        <w:t>            "</w:t>
+      </w:r>
+      <w:proofErr w:type="spellStart"/>
+      <w:proofErr w:type="gramStart"/>
+      <w:r>
+        <w:t>mobile</w:t>
+      </w:r>
+      <w:proofErr w:type="gramEnd"/>
+      <w:r>
+        <w:t>_no</w:t>
+      </w:r>
+      <w:proofErr w:type="spellEnd"/>
+      <w:r>
+        <w:t>": "01712824551"</w:t>
+      </w:r>
+    </w:p>
+    <w:p>
+      <w:r>
+        <w:t>        },</w:t>
+      </w:r>
+    </w:p>
+    <w:p>
+      <w:r>
+        <w:t>        {</w:t>
+      </w:r>
+    </w:p>
+    <w:p>
+      <w:r>
+        <w:t>            "id": 29584,</w:t>
+      </w:r>
+    </w:p>
+    <w:p>
+      <w:r>
+        <w:t>            "</w:t>
+      </w:r>
+      <w:proofErr w:type="spellStart"/>
+      <w:proofErr w:type="gramStart"/>
+      <w:r>
+        <w:t>tt</w:t>
+      </w:r>
+      <w:proofErr w:type="gramEnd"/>
+      <w:r>
+        <w:t>_no</w:t>
+      </w:r>
+      <w:proofErr w:type="spellEnd"/>
+      <w:r>
+        <w:t>": "2026072729749",</w:t>
+      </w:r>
+    </w:p>
+    <w:p>
+      <w:r>
+        <w:t>            "</w:t>
+      </w:r>
+      <w:proofErr w:type="spellStart"/>
+      <w:proofErr w:type="gramStart"/>
+      <w:r>
+        <w:t>employee</w:t>
+      </w:r>
+      <w:proofErr w:type="gramEnd"/>
+      <w:r>
+        <w:t>_id</w:t>
+      </w:r>
+      <w:proofErr w:type="spellEnd"/>
+      <w:r>
+        <w:t>": "02-0745",</w:t>
+      </w:r>
+    </w:p>
+    <w:p>
+      <w:r>
+        <w:t>            "</w:t>
+      </w:r>
+      <w:proofErr w:type="spellStart"/>
+      <w:proofErr w:type="gramStart"/>
+      <w:r>
+        <w:t>employee</w:t>
+      </w:r>
+      <w:proofErr w:type="gramEnd"/>
+      <w:r>
+        <w:t>_name</w:t>
+      </w:r>
+      <w:proofErr w:type="spellEnd"/>
+      <w:r>
+        <w:t>": "Hasibur Rahman",</w:t>
+      </w:r>
+    </w:p>
+    <w:p>
+      <w:r>
+        <w:t>            "</w:t>
+      </w:r>
+      <w:proofErr w:type="spellStart"/>
+      <w:proofErr w:type="gramStart"/>
+      <w:r>
+        <w:t>assigned</w:t>
+      </w:r>
+      <w:proofErr w:type="gramEnd"/>
+      <w:r>
+        <w:t>_id</w:t>
+      </w:r>
+      <w:proofErr w:type="spellEnd"/>
+      <w:r>
+        <w:t>": "",</w:t>
+      </w:r>
+    </w:p>
+    <w:p>
+      <w:r>
+        <w:t>            "</w:t>
+      </w:r>
+      <w:proofErr w:type="spellStart"/>
+      <w:proofErr w:type="gramStart"/>
+      <w:r>
+        <w:t>assigned</w:t>
+      </w:r>
+      <w:proofErr w:type="gramEnd"/>
+      <w:r>
+        <w:t>_name</w:t>
+      </w:r>
+      <w:proofErr w:type="spellEnd"/>
+      <w:r>
+        <w:t>": "",</w:t>
+      </w:r>
+    </w:p>
+    <w:p>
+      <w:r>
+        <w:t>            "</w:t>
+      </w:r>
+      <w:proofErr w:type="spellStart"/>
+      <w:proofErr w:type="gramStart"/>
+      <w:r>
+        <w:t>query</w:t>
+      </w:r>
+      <w:proofErr w:type="gramEnd"/>
+      <w:r>
+        <w:t>_type</w:t>
+      </w:r>
+      <w:proofErr w:type="spellEnd"/>
+      <w:r>
+        <w:t>": "DATA recovery",</w:t>
+      </w:r>
+    </w:p>
+    <w:p>
+      <w:r>
+        <w:t>            "</w:t>
+      </w:r>
+      <w:proofErr w:type="spellStart"/>
+      <w:proofErr w:type="gramStart"/>
+      <w:r>
+        <w:t>requisition</w:t>
+      </w:r>
+      <w:proofErr w:type="gramEnd"/>
+      <w:r>
+        <w:t>_type</w:t>
+      </w:r>
+      <w:proofErr w:type="spellEnd"/>
+      <w:r>
+        <w:t>": "",</w:t>
+      </w:r>
+    </w:p>
+    <w:p>
+      <w:r>
+        <w:t>            "status": "Open",</w:t>
+      </w:r>
+    </w:p>
+    <w:p>
+      <w:r>
+        <w:t>            "</w:t>
+      </w:r>
+      <w:proofErr w:type="spellStart"/>
+      <w:proofErr w:type="gramStart"/>
+      <w:r>
+        <w:t>dept</w:t>
+      </w:r>
+      <w:proofErr w:type="gramEnd"/>
+      <w:r>
+        <w:t>_name</w:t>
+      </w:r>
+      <w:proofErr w:type="spellEnd"/>
+      <w:r>
+        <w:t>": "Technology and Operations",</w:t>
+      </w:r>
+    </w:p>
+    <w:p>
+      <w:r>
+        <w:t>            "</w:t>
+      </w:r>
+      <w:proofErr w:type="spellStart"/>
+      <w:proofErr w:type="gramStart"/>
+      <w:r>
+        <w:t>func</w:t>
+      </w:r>
+      <w:proofErr w:type="gramEnd"/>
+      <w:r>
+        <w:t>_name</w:t>
+      </w:r>
+      <w:proofErr w:type="spellEnd"/>
+      <w:r>
+        <w:t>": "IT",</w:t>
+      </w:r>
+    </w:p>
+    <w:p>
+      <w:r>
+        <w:t>            "</w:t>
+      </w:r>
+      <w:proofErr w:type="spellStart"/>
+      <w:proofErr w:type="gramStart"/>
+      <w:r>
+        <w:t>delivered</w:t>
+      </w:r>
+      <w:proofErr w:type="gramEnd"/>
+      <w:r>
+        <w:t>_status</w:t>
+      </w:r>
+      <w:proofErr w:type="spellEnd"/>
+      <w:r>
+        <w:t>": "",</w:t>
+      </w:r>
+    </w:p>
+    <w:p>
+      <w:r>
+        <w:t>            "</w:t>
+      </w:r>
+      <w:proofErr w:type="spellStart"/>
+      <w:proofErr w:type="gramStart"/>
+      <w:r>
+        <w:t>created</w:t>
+      </w:r>
+      <w:proofErr w:type="gramEnd"/>
+      <w:r>
+        <w:t>_at</w:t>
+      </w:r>
+      <w:proofErr w:type="spellEnd"/>
+      <w:r>
+        <w:t>": "2026-07-27 07:58:07+06",</w:t>
+      </w:r>
+    </w:p>
+    <w:p>
+      <w:r>
+        <w:lastRenderedPageBreak/>
+        <w:t>            "</w:t>
+      </w:r>
+      <w:proofErr w:type="spellStart"/>
+      <w:proofErr w:type="gramStart"/>
+      <w:r>
+        <w:t>age</w:t>
+      </w:r>
+      <w:proofErr w:type="gramEnd"/>
+      <w:r>
+        <w:t>_seconds</w:t>
+      </w:r>
+      <w:proofErr w:type="spellEnd"/>
+      <w:r>
+        <w:t>": 556992,</w:t>
+      </w:r>
+    </w:p>
+    <w:p>
+      <w:r>
+        <w:t>            "</w:t>
+      </w:r>
+      <w:proofErr w:type="spellStart"/>
+      <w:proofErr w:type="gramStart"/>
+      <w:r>
+        <w:t>mobile</w:t>
+      </w:r>
+      <w:proofErr w:type="gramEnd"/>
+      <w:r>
+        <w:t>_no</w:t>
+      </w:r>
+      <w:proofErr w:type="spellEnd"/>
+      <w:r>
+        <w:t>": "01847183568"</w:t>
+      </w:r>
+    </w:p>
+    <w:p>
+      <w:r>
+        <w:t>        },</w:t>
+      </w:r>
+    </w:p>
+    <w:p>
+      <w:r>
+        <w:t>        {</w:t>
+      </w:r>
+    </w:p>
+    <w:p>
+      <w:r>
+        <w:t>            "id": 29583,</w:t>
+      </w:r>
+    </w:p>
+    <w:p>
+      <w:r>
+        <w:t>            "</w:t>
+      </w:r>
+      <w:proofErr w:type="spellStart"/>
+      <w:proofErr w:type="gramStart"/>
+      <w:r>
+        <w:t>tt</w:t>
+      </w:r>
+      <w:proofErr w:type="gramEnd"/>
+      <w:r>
+        <w:t>_no</w:t>
+      </w:r>
+      <w:proofErr w:type="spellEnd"/>
+      <w:r>
+        <w:t>": "2026072629748",</w:t>
+      </w:r>
+    </w:p>
+    <w:p>
+      <w:r>
+        <w:t>            "</w:t>
+      </w:r>
+      <w:proofErr w:type="spellStart"/>
+      <w:proofErr w:type="gramStart"/>
+      <w:r>
+        <w:t>employee</w:t>
+      </w:r>
+      <w:proofErr w:type="gramEnd"/>
+      <w:r>
+        <w:t>_id</w:t>
+      </w:r>
+      <w:proofErr w:type="spellEnd"/>
+      <w:r>
+        <w:t>": "02-2810",</w:t>
+      </w:r>
+    </w:p>
+    <w:p>
+      <w:r>
+        <w:t>            "</w:t>
+      </w:r>
+      <w:proofErr w:type="spellStart"/>
+      <w:proofErr w:type="gramStart"/>
+      <w:r>
+        <w:t>employee</w:t>
+      </w:r>
+      <w:proofErr w:type="gramEnd"/>
+      <w:r>
+        <w:t>_name</w:t>
+      </w:r>
+      <w:proofErr w:type="spellEnd"/>
+      <w:r>
+        <w:t>": "Md. Rashidul Hasan Rony",</w:t>
+      </w:r>
+    </w:p>
+    <w:p>
+      <w:r>
+        <w:t>            "</w:t>
+      </w:r>
+      <w:proofErr w:type="spellStart"/>
+      <w:proofErr w:type="gramStart"/>
+      <w:r>
+        <w:t>assigned</w:t>
+      </w:r>
+      <w:proofErr w:type="gramEnd"/>
+      <w:r>
+        <w:t>_id</w:t>
+      </w:r>
+      <w:proofErr w:type="spellEnd"/>
+      <w:r>
+        <w:t>": "",</w:t>
+      </w:r>
+    </w:p>
+    <w:p>
+      <w:r>
+        <w:t>            "</w:t>
+      </w:r>
+      <w:proofErr w:type="spellStart"/>
+      <w:proofErr w:type="gramStart"/>
+      <w:r>
+        <w:t>assigned</w:t>
+      </w:r>
+      <w:proofErr w:type="gramEnd"/>
+      <w:r>
+        <w:t>_name</w:t>
+      </w:r>
+      <w:proofErr w:type="spellEnd"/>
+      <w:r>
+        <w:t>": "",</w:t>
+      </w:r>
+    </w:p>
+    <w:p>
+      <w:r>
+        <w:t>            "</w:t>
+      </w:r>
+      <w:proofErr w:type="spellStart"/>
+      <w:proofErr w:type="gramStart"/>
+      <w:r>
+        <w:t>query</w:t>
+      </w:r>
+      <w:proofErr w:type="gramEnd"/>
+      <w:r>
+        <w:t>_type</w:t>
+      </w:r>
+      <w:proofErr w:type="spellEnd"/>
+      <w:r>
+        <w:t>": "IP Phone Extension (new extension)",</w:t>
+      </w:r>
+    </w:p>
+    <w:p>
+      <w:r>
+        <w:t>            "</w:t>
+      </w:r>
+      <w:proofErr w:type="spellStart"/>
+      <w:proofErr w:type="gramStart"/>
+      <w:r>
+        <w:t>requisition</w:t>
+      </w:r>
+      <w:proofErr w:type="gramEnd"/>
+      <w:r>
+        <w:t>_type</w:t>
+      </w:r>
+      <w:proofErr w:type="spellEnd"/>
+      <w:r>
+        <w:t>": "",</w:t>
+      </w:r>
+    </w:p>
+    <w:p>
+      <w:r>
+        <w:t>            "status": "Open",</w:t>
+      </w:r>
+    </w:p>
+    <w:p>
+      <w:r>
+        <w:t>            "</w:t>
+      </w:r>
+      <w:proofErr w:type="spellStart"/>
+      <w:proofErr w:type="gramStart"/>
+      <w:r>
+        <w:t>dept</w:t>
+      </w:r>
+      <w:proofErr w:type="gramEnd"/>
+      <w:r>
+        <w:t>_name</w:t>
+      </w:r>
+      <w:proofErr w:type="spellEnd"/>
+      <w:r>
+        <w:t>": "Technology and Operations",</w:t>
+      </w:r>
+    </w:p>
+    <w:p>
+      <w:r>
+        <w:t>            "</w:t>
+      </w:r>
+      <w:proofErr w:type="spellStart"/>
+      <w:proofErr w:type="gramStart"/>
+      <w:r>
+        <w:t>func</w:t>
+      </w:r>
+      <w:proofErr w:type="gramEnd"/>
+      <w:r>
+        <w:t>_name</w:t>
+      </w:r>
+      <w:proofErr w:type="spellEnd"/>
+      <w:r>
+        <w:t>": "IT",</w:t>
+      </w:r>
+    </w:p>
+    <w:p>
+      <w:r>
+        <w:t>            "</w:t>
+      </w:r>
+      <w:proofErr w:type="spellStart"/>
+      <w:proofErr w:type="gramStart"/>
+      <w:r>
+        <w:t>delivered</w:t>
+      </w:r>
+      <w:proofErr w:type="gramEnd"/>
+      <w:r>
+        <w:t>_status</w:t>
+      </w:r>
+      <w:proofErr w:type="spellEnd"/>
+      <w:r>
+        <w:t>": "",</w:t>
+      </w:r>
+    </w:p>
+    <w:p>
+      <w:r>
+        <w:t>            "</w:t>
+      </w:r>
+      <w:proofErr w:type="spellStart"/>
+      <w:proofErr w:type="gramStart"/>
+      <w:r>
+        <w:t>created</w:t>
+      </w:r>
+      <w:proofErr w:type="gramEnd"/>
+      <w:r>
+        <w:t>_at</w:t>
+      </w:r>
+      <w:proofErr w:type="spellEnd"/>
+      <w:r>
+        <w:t>": "2026-07-26 13:15:29+06",</w:t>
+      </w:r>
+    </w:p>
+    <w:p>
+      <w:r>
+        <w:t>            "</w:t>
+      </w:r>
+      <w:proofErr w:type="spellStart"/>
+      <w:proofErr w:type="gramStart"/>
+      <w:r>
+        <w:t>age</w:t>
+      </w:r>
+      <w:proofErr w:type="gramEnd"/>
+      <w:r>
+        <w:t>_seconds</w:t>
+      </w:r>
+      <w:proofErr w:type="spellEnd"/>
+      <w:r>
+        <w:t>": 624350,</w:t>
+      </w:r>
+    </w:p>
+    <w:p>
+      <w:r>
+        <w:t>            "</w:t>
+      </w:r>
+      <w:proofErr w:type="spellStart"/>
+      <w:proofErr w:type="gramStart"/>
+      <w:r>
+        <w:t>mobile</w:t>
+      </w:r>
+      <w:proofErr w:type="gramEnd"/>
+      <w:r>
+        <w:t>_no</w:t>
+      </w:r>
+      <w:proofErr w:type="spellEnd"/>
+      <w:r>
+        <w:t>": "01614929255"</w:t>
+      </w:r>
+    </w:p>
+    <w:p>
+      <w:r>
+        <w:t>        },</w:t>
+      </w:r>
+    </w:p>
+    <w:p>
+      <w:r>
+        <w:t>        {</w:t>
+      </w:r>
+    </w:p>
+    <w:p>
+      <w:r>
+        <w:t>            "id": 29582,</w:t>
+      </w:r>
+    </w:p>
+    <w:p>
+      <w:r>
+        <w:t>            "</w:t>
+      </w:r>
+      <w:proofErr w:type="spellStart"/>
+      <w:proofErr w:type="gramStart"/>
+      <w:r>
+        <w:t>tt</w:t>
+      </w:r>
+      <w:proofErr w:type="gramEnd"/>
+      <w:r>
+        <w:t>_no</w:t>
+      </w:r>
+      <w:proofErr w:type="spellEnd"/>
+      <w:r>
+        <w:t>": "2026072629747",</w:t>
+      </w:r>
+    </w:p>
+    <w:p>
+      <w:r>
+        <w:t>            "</w:t>
+      </w:r>
+      <w:proofErr w:type="spellStart"/>
+      <w:proofErr w:type="gramStart"/>
+      <w:r>
+        <w:t>employee</w:t>
+      </w:r>
+      <w:proofErr w:type="gramEnd"/>
+      <w:r>
+        <w:t>_id</w:t>
+      </w:r>
+      <w:proofErr w:type="spellEnd"/>
+      <w:r>
+        <w:t>": "02-2428",</w:t>
+      </w:r>
+    </w:p>
+    <w:p>
+      <w:r>
+        <w:t>            "</w:t>
+      </w:r>
+      <w:proofErr w:type="spellStart"/>
+      <w:proofErr w:type="gramStart"/>
+      <w:r>
+        <w:t>employee</w:t>
+      </w:r>
+      <w:proofErr w:type="gramEnd"/>
+      <w:r>
+        <w:t>_name</w:t>
+      </w:r>
+      <w:proofErr w:type="spellEnd"/>
+      <w:r>
+        <w:t>": "Abu Naeem Md Emran",</w:t>
+      </w:r>
+    </w:p>
+    <w:p>
+      <w:r>
+        <w:t>            "</w:t>
+      </w:r>
+      <w:proofErr w:type="spellStart"/>
+      <w:proofErr w:type="gramStart"/>
+      <w:r>
+        <w:t>assigned</w:t>
+      </w:r>
+      <w:proofErr w:type="gramEnd"/>
+      <w:r>
+        <w:t>_id</w:t>
+      </w:r>
+      <w:proofErr w:type="spellEnd"/>
+      <w:r>
+        <w:t>": "",</w:t>
+      </w:r>
+    </w:p>
+    <w:p>
+      <w:r>
+        <w:lastRenderedPageBreak/>
+        <w:t>            "</w:t>
+      </w:r>
+      <w:proofErr w:type="spellStart"/>
+      <w:proofErr w:type="gramStart"/>
+      <w:r>
+        <w:t>assigned</w:t>
+      </w:r>
+      <w:proofErr w:type="gramEnd"/>
+      <w:r>
+        <w:t>_name</w:t>
+      </w:r>
+      <w:proofErr w:type="spellEnd"/>
+      <w:r>
+        <w:t>": "",</w:t>
+      </w:r>
+    </w:p>
+    <w:p>
+      <w:r>
+        <w:t>            "</w:t>
+      </w:r>
+      <w:proofErr w:type="spellStart"/>
+      <w:proofErr w:type="gramStart"/>
+      <w:r>
+        <w:t>query</w:t>
+      </w:r>
+      <w:proofErr w:type="gramEnd"/>
+      <w:r>
+        <w:t>_type</w:t>
+      </w:r>
+      <w:proofErr w:type="spellEnd"/>
+      <w:r>
+        <w:t>": "IP Phone Extension (new extension)",</w:t>
+      </w:r>
+    </w:p>
+    <w:p>
+      <w:r>
+        <w:t>            "</w:t>
+      </w:r>
+      <w:proofErr w:type="spellStart"/>
+      <w:proofErr w:type="gramStart"/>
+      <w:r>
+        <w:t>requisition</w:t>
+      </w:r>
+      <w:proofErr w:type="gramEnd"/>
+      <w:r>
+        <w:t>_type</w:t>
+      </w:r>
+      <w:proofErr w:type="spellEnd"/>
+      <w:r>
+        <w:t>": "",</w:t>
+      </w:r>
+    </w:p>
+    <w:p>
+      <w:r>
+        <w:t>            "status": "Open",</w:t>
+      </w:r>
+    </w:p>
+    <w:p>
+      <w:r>
+        <w:t>            "</w:t>
+      </w:r>
+      <w:proofErr w:type="spellStart"/>
+      <w:proofErr w:type="gramStart"/>
+      <w:r>
+        <w:t>dept</w:t>
+      </w:r>
+      <w:proofErr w:type="gramEnd"/>
+      <w:r>
+        <w:t>_name</w:t>
+      </w:r>
+      <w:proofErr w:type="spellEnd"/>
+      <w:r>
+        <w:t>": "Technology and Operations",</w:t>
+      </w:r>
+    </w:p>
+    <w:p>
+      <w:r>
+        <w:t>            "</w:t>
+      </w:r>
+      <w:proofErr w:type="spellStart"/>
+      <w:proofErr w:type="gramStart"/>
+      <w:r>
+        <w:t>func</w:t>
+      </w:r>
+      <w:proofErr w:type="gramEnd"/>
+      <w:r>
+        <w:t>_name</w:t>
+      </w:r>
+      <w:proofErr w:type="spellEnd"/>
+      <w:r>
+        <w:t>": "IT",</w:t>
+      </w:r>
+    </w:p>
+    <w:p>
+      <w:r>
+        <w:t>            "</w:t>
+      </w:r>
+      <w:proofErr w:type="spellStart"/>
+      <w:proofErr w:type="gramStart"/>
+      <w:r>
+        <w:t>delivered</w:t>
+      </w:r>
+      <w:proofErr w:type="gramEnd"/>
+      <w:r>
+        <w:t>_status</w:t>
+      </w:r>
+      <w:proofErr w:type="spellEnd"/>
+      <w:r>
+        <w:t>": "",</w:t>
+      </w:r>
+    </w:p>
+    <w:p>
+      <w:r>
+        <w:t>            "</w:t>
+      </w:r>
+      <w:proofErr w:type="spellStart"/>
+      <w:proofErr w:type="gramStart"/>
+      <w:r>
+        <w:t>created</w:t>
+      </w:r>
+      <w:proofErr w:type="gramEnd"/>
+      <w:r>
+        <w:t>_at</w:t>
+      </w:r>
+      <w:proofErr w:type="spellEnd"/>
+      <w:r>
+        <w:t>": "2026-07-26 13:02:44+06",</w:t>
+      </w:r>
+    </w:p>
+    <w:p>
+      <w:r>
+        <w:t>            "</w:t>
+      </w:r>
+      <w:proofErr w:type="spellStart"/>
+      <w:proofErr w:type="gramStart"/>
+      <w:r>
+        <w:t>age</w:t>
+      </w:r>
+      <w:proofErr w:type="gramEnd"/>
+      <w:r>
+        <w:t>_seconds</w:t>
+      </w:r>
+      <w:proofErr w:type="spellEnd"/>
+      <w:r>
+        <w:t>": 625115,</w:t>
+      </w:r>
+    </w:p>
+    <w:p>
+      <w:r>
+        <w:t>            "</w:t>
+      </w:r>
+      <w:proofErr w:type="spellStart"/>
+      <w:proofErr w:type="gramStart"/>
+      <w:r>
+        <w:t>mobile</w:t>
+      </w:r>
+      <w:proofErr w:type="gramEnd"/>
+      <w:r>
+        <w:t>_no</w:t>
+      </w:r>
+      <w:proofErr w:type="spellEnd"/>
+      <w:r>
+        <w:t>": "01571336574"</w:t>
+      </w:r>
+    </w:p>
+    <w:p>
+      <w:r>
+        <w:t>        },</w:t>
+      </w:r>
+    </w:p>
+    <w:p>
+      <w:r>
+        <w:t>        {</w:t>
+      </w:r>
+    </w:p>
+    <w:p>
+      <w:r>
+        <w:t>            "id": 29581,</w:t>
+      </w:r>
+    </w:p>
+    <w:p>
+      <w:r>
+        <w:t>            "</w:t>
+      </w:r>
+      <w:proofErr w:type="spellStart"/>
+      <w:proofErr w:type="gramStart"/>
+      <w:r>
+        <w:t>tt</w:t>
+      </w:r>
+      <w:proofErr w:type="gramEnd"/>
+      <w:r>
+        <w:t>_no</w:t>
+      </w:r>
+      <w:proofErr w:type="spellEnd"/>
+      <w:r>
+        <w:t>": "2026072629746",</w:t>
+      </w:r>
+    </w:p>
+    <w:p>
+      <w:r>
+        <w:t>            "</w:t>
+      </w:r>
+      <w:proofErr w:type="spellStart"/>
+      <w:proofErr w:type="gramStart"/>
+      <w:r>
+        <w:t>employee</w:t>
+      </w:r>
+      <w:proofErr w:type="gramEnd"/>
+      <w:r>
+        <w:t>_id</w:t>
+      </w:r>
+      <w:proofErr w:type="spellEnd"/>
+      <w:r>
+        <w:t>": "02-0693",</w:t>
+      </w:r>
+    </w:p>
+    <w:p>
+      <w:r>
+        <w:t>            "</w:t>
+      </w:r>
+      <w:proofErr w:type="spellStart"/>
+      <w:proofErr w:type="gramStart"/>
+      <w:r>
+        <w:t>employee</w:t>
+      </w:r>
+      <w:proofErr w:type="gramEnd"/>
+      <w:r>
+        <w:t>_name</w:t>
+      </w:r>
+      <w:proofErr w:type="spellEnd"/>
+      <w:r>
+        <w:t>": "Md. Khairul Islam",</w:t>
+      </w:r>
+    </w:p>
+    <w:p>
+      <w:r>
+        <w:t>            "</w:t>
+      </w:r>
+      <w:proofErr w:type="spellStart"/>
+      <w:proofErr w:type="gramStart"/>
+      <w:r>
+        <w:t>assigned</w:t>
+      </w:r>
+      <w:proofErr w:type="gramEnd"/>
+      <w:r>
+        <w:t>_id</w:t>
+      </w:r>
+      <w:proofErr w:type="spellEnd"/>
+      <w:r>
+        <w:t>": "",</w:t>
+      </w:r>
+    </w:p>
+    <w:p>
+      <w:r>
+        <w:t>            "</w:t>
+      </w:r>
+      <w:proofErr w:type="spellStart"/>
+      <w:proofErr w:type="gramStart"/>
+      <w:r>
+        <w:t>assigned</w:t>
+      </w:r>
+      <w:proofErr w:type="gramEnd"/>
+      <w:r>
+        <w:t>_name</w:t>
+      </w:r>
+      <w:proofErr w:type="spellEnd"/>
+      <w:r>
+        <w:t>": "02-2181",</w:t>
+      </w:r>
+    </w:p>
+    <w:p>
+      <w:r>
+        <w:t>            "</w:t>
+      </w:r>
+      <w:proofErr w:type="spellStart"/>
+      <w:proofErr w:type="gramStart"/>
+      <w:r>
+        <w:t>query</w:t>
+      </w:r>
+      <w:proofErr w:type="gramEnd"/>
+      <w:r>
+        <w:t>_type</w:t>
+      </w:r>
+      <w:proofErr w:type="spellEnd"/>
+      <w:r>
+        <w:t>": "UPS battery/backup",</w:t>
+      </w:r>
+    </w:p>
+    <w:p>
+      <w:r>
+        <w:t>            "</w:t>
+      </w:r>
+      <w:proofErr w:type="spellStart"/>
+      <w:proofErr w:type="gramStart"/>
+      <w:r>
+        <w:t>requisition</w:t>
+      </w:r>
+      <w:proofErr w:type="gramEnd"/>
+      <w:r>
+        <w:t>_type</w:t>
+      </w:r>
+      <w:proofErr w:type="spellEnd"/>
+      <w:r>
+        <w:t>": "",</w:t>
+      </w:r>
+    </w:p>
+    <w:p>
+      <w:r>
+        <w:t>            "status": "In Progress",</w:t>
+      </w:r>
+    </w:p>
+    <w:p>
+      <w:r>
+        <w:t>            "</w:t>
+      </w:r>
+      <w:proofErr w:type="spellStart"/>
+      <w:proofErr w:type="gramStart"/>
+      <w:r>
+        <w:t>dept</w:t>
+      </w:r>
+      <w:proofErr w:type="gramEnd"/>
+      <w:r>
+        <w:t>_name</w:t>
+      </w:r>
+      <w:proofErr w:type="spellEnd"/>
+      <w:r>
+        <w:t>": "Technology and Operations",</w:t>
+      </w:r>
+    </w:p>
+    <w:p>
+      <w:r>
+        <w:t>            "</w:t>
+      </w:r>
+      <w:proofErr w:type="spellStart"/>
+      <w:proofErr w:type="gramStart"/>
+      <w:r>
+        <w:t>func</w:t>
+      </w:r>
+      <w:proofErr w:type="gramEnd"/>
+      <w:r>
+        <w:t>_name</w:t>
+      </w:r>
+      <w:proofErr w:type="spellEnd"/>
+      <w:r>
+        <w:t>": "IT",</w:t>
+      </w:r>
+    </w:p>
+    <w:p>
+      <w:r>
+        <w:t>            "</w:t>
+      </w:r>
+      <w:proofErr w:type="spellStart"/>
+      <w:proofErr w:type="gramStart"/>
+      <w:r>
+        <w:t>delivered</w:t>
+      </w:r>
+      <w:proofErr w:type="gramEnd"/>
+      <w:r>
+        <w:t>_status</w:t>
+      </w:r>
+      <w:proofErr w:type="spellEnd"/>
+      <w:r>
+        <w:t>": "",</w:t>
+      </w:r>
+    </w:p>
+    <w:p>
+      <w:r>
+        <w:t>            "</w:t>
+      </w:r>
+      <w:proofErr w:type="spellStart"/>
+      <w:proofErr w:type="gramStart"/>
+      <w:r>
+        <w:t>created</w:t>
+      </w:r>
+      <w:proofErr w:type="gramEnd"/>
+      <w:r>
+        <w:t>_at</w:t>
+      </w:r>
+      <w:proofErr w:type="spellEnd"/>
+      <w:r>
+        <w:t>": "2026-07-26 12:44:05+06",</w:t>
+      </w:r>
+    </w:p>
+    <w:p>
+      <w:r>
+        <w:t>            "</w:t>
+      </w:r>
+      <w:proofErr w:type="spellStart"/>
+      <w:proofErr w:type="gramStart"/>
+      <w:r>
+        <w:t>age</w:t>
+      </w:r>
+      <w:proofErr w:type="gramEnd"/>
+      <w:r>
+        <w:t>_seconds</w:t>
+      </w:r>
+      <w:proofErr w:type="spellEnd"/>
+      <w:r>
+        <w:t>": 626234,</w:t>
+      </w:r>
+    </w:p>
+    <w:p>
+      <w:r>
+        <w:lastRenderedPageBreak/>
+        <w:t>            "</w:t>
+      </w:r>
+      <w:proofErr w:type="spellStart"/>
+      <w:proofErr w:type="gramStart"/>
+      <w:r>
+        <w:t>mobile</w:t>
+      </w:r>
+      <w:proofErr w:type="gramEnd"/>
+      <w:r>
+        <w:t>_no</w:t>
+      </w:r>
+      <w:proofErr w:type="spellEnd"/>
+      <w:r>
+        <w:t>": "01847183580"</w:t>
+      </w:r>
+    </w:p>
+    <w:p>
+      <w:r>
+        <w:t>        },</w:t>
+      </w:r>
+    </w:p>
+    <w:p>
+      <w:r>
+        <w:t>        {</w:t>
+      </w:r>
+    </w:p>
+    <w:p>
+      <w:r>
+        <w:t>            "id": 29580,</w:t>
+      </w:r>
+    </w:p>
+    <w:p>
+      <w:r>
+        <w:t>            "</w:t>
+      </w:r>
+      <w:proofErr w:type="spellStart"/>
+      <w:proofErr w:type="gramStart"/>
+      <w:r>
+        <w:t>tt</w:t>
+      </w:r>
+      <w:proofErr w:type="gramEnd"/>
+      <w:r>
+        <w:t>_no</w:t>
+      </w:r>
+      <w:proofErr w:type="spellEnd"/>
+      <w:r>
+        <w:t>": "2026072629745",</w:t>
+      </w:r>
+    </w:p>
+    <w:p>
+      <w:r>
+        <w:t>            "</w:t>
+      </w:r>
+      <w:proofErr w:type="spellStart"/>
+      <w:proofErr w:type="gramStart"/>
+      <w:r>
+        <w:t>employee</w:t>
+      </w:r>
+      <w:proofErr w:type="gramEnd"/>
+      <w:r>
+        <w:t>_id</w:t>
+      </w:r>
+      <w:proofErr w:type="spellEnd"/>
+      <w:r>
+        <w:t>": "02-2474",</w:t>
+      </w:r>
+    </w:p>
+    <w:p>
+      <w:r>
+        <w:t>            "</w:t>
+      </w:r>
+      <w:proofErr w:type="spellStart"/>
+      <w:proofErr w:type="gramStart"/>
+      <w:r>
+        <w:t>employee</w:t>
+      </w:r>
+      <w:proofErr w:type="gramEnd"/>
+      <w:r>
+        <w:t>_name</w:t>
+      </w:r>
+      <w:proofErr w:type="spellEnd"/>
+      <w:r>
+        <w:t>": "</w:t>
+      </w:r>
+      <w:proofErr w:type="spellStart"/>
+      <w:r>
+        <w:t>Istiaq</w:t>
+      </w:r>
+      <w:proofErr w:type="spellEnd"/>
+      <w:r>
+        <w:t> Mahmud",</w:t>
+      </w:r>
+    </w:p>
+    <w:p>
+      <w:r>
+        <w:t>            "</w:t>
+      </w:r>
+      <w:proofErr w:type="spellStart"/>
+      <w:proofErr w:type="gramStart"/>
+      <w:r>
+        <w:t>assigned</w:t>
+      </w:r>
+      <w:proofErr w:type="gramEnd"/>
+      <w:r>
+        <w:t>_id</w:t>
+      </w:r>
+      <w:proofErr w:type="spellEnd"/>
+      <w:r>
+        <w:t>": "",</w:t>
+      </w:r>
+    </w:p>
+    <w:p>
+      <w:r>
+        <w:t>            "</w:t>
+      </w:r>
+      <w:proofErr w:type="spellStart"/>
+      <w:proofErr w:type="gramStart"/>
+      <w:r>
+        <w:t>assigned</w:t>
+      </w:r>
+      <w:proofErr w:type="gramEnd"/>
+      <w:r>
+        <w:t>_name</w:t>
+      </w:r>
+      <w:proofErr w:type="spellEnd"/>
+      <w:r>
+        <w:t>": "02-2181",</w:t>
+      </w:r>
+    </w:p>
+    <w:p>
+      <w:r>
+        <w:t>            "</w:t>
+      </w:r>
+      <w:proofErr w:type="spellStart"/>
+      <w:proofErr w:type="gramStart"/>
+      <w:r>
+        <w:t>query</w:t>
+      </w:r>
+      <w:proofErr w:type="gramEnd"/>
+      <w:r>
+        <w:t>_type</w:t>
+      </w:r>
+      <w:proofErr w:type="spellEnd"/>
+      <w:r>
+        <w:t>": "1. Printer Access",</w:t>
+      </w:r>
+    </w:p>
+    <w:p>
+      <w:r>
+        <w:t>            "</w:t>
+      </w:r>
+      <w:proofErr w:type="spellStart"/>
+      <w:proofErr w:type="gramStart"/>
+      <w:r>
+        <w:t>requisition</w:t>
+      </w:r>
+      <w:proofErr w:type="gramEnd"/>
+      <w:r>
+        <w:t>_type</w:t>
+      </w:r>
+      <w:proofErr w:type="spellEnd"/>
+      <w:r>
+        <w:t>": "",</w:t>
+      </w:r>
+    </w:p>
+    <w:p>
+      <w:r>
+        <w:t>            "status": "In Progress",</w:t>
+      </w:r>
+    </w:p>
+    <w:p>
+      <w:r>
+        <w:t>            "</w:t>
+      </w:r>
+      <w:proofErr w:type="spellStart"/>
+      <w:proofErr w:type="gramStart"/>
+      <w:r>
+        <w:t>dept</w:t>
+      </w:r>
+      <w:proofErr w:type="gramEnd"/>
+      <w:r>
+        <w:t>_name</w:t>
+      </w:r>
+      <w:proofErr w:type="spellEnd"/>
+      <w:r>
+        <w:t>": "Technology and Operations",</w:t>
+      </w:r>
+    </w:p>
+    <w:p>
+      <w:r>
+        <w:t>            "</w:t>
+      </w:r>
+      <w:proofErr w:type="spellStart"/>
+      <w:proofErr w:type="gramStart"/>
+      <w:r>
+        <w:t>func</w:t>
+      </w:r>
+      <w:proofErr w:type="gramEnd"/>
+      <w:r>
+        <w:t>_name</w:t>
+      </w:r>
+      <w:proofErr w:type="spellEnd"/>
+      <w:r>
+        <w:t>": "IT",</w:t>
+      </w:r>
+    </w:p>
+    <w:p>
+      <w:r>
+        <w:t>            "</w:t>
+      </w:r>
+      <w:proofErr w:type="spellStart"/>
+      <w:proofErr w:type="gramStart"/>
+      <w:r>
+        <w:t>delivered</w:t>
+      </w:r>
+      <w:proofErr w:type="gramEnd"/>
+      <w:r>
+        <w:t>_status</w:t>
+      </w:r>
+      <w:proofErr w:type="spellEnd"/>
+      <w:r>
+        <w:t>": "",</w:t>
+      </w:r>
+    </w:p>
+    <w:p>
+      <w:r>
+        <w:t>            "</w:t>
+      </w:r>
+      <w:proofErr w:type="spellStart"/>
+      <w:proofErr w:type="gramStart"/>
+      <w:r>
+        <w:t>created</w:t>
+      </w:r>
+      <w:proofErr w:type="gramEnd"/>
+      <w:r>
+        <w:t>_at</w:t>
+      </w:r>
+      <w:proofErr w:type="spellEnd"/>
+      <w:r>
+        <w:t>": "2026-07-26 12:40:57+06",</w:t>
+      </w:r>
+    </w:p>
+    <w:p>
+      <w:r>
+        <w:t>            "</w:t>
+      </w:r>
+      <w:proofErr w:type="spellStart"/>
+      <w:proofErr w:type="gramStart"/>
+      <w:r>
+        <w:t>age</w:t>
+      </w:r>
+      <w:proofErr w:type="gramEnd"/>
+      <w:r>
+        <w:t>_seconds</w:t>
+      </w:r>
+      <w:proofErr w:type="spellEnd"/>
+      <w:r>
+        <w:t>": 626422,</w:t>
+      </w:r>
+    </w:p>
+    <w:p>
+      <w:r>
+        <w:t>            "</w:t>
+      </w:r>
+      <w:proofErr w:type="spellStart"/>
+      <w:proofErr w:type="gramStart"/>
+      <w:r>
+        <w:t>mobile</w:t>
+      </w:r>
+      <w:proofErr w:type="gramEnd"/>
+      <w:r>
+        <w:t>_no</w:t>
+      </w:r>
+      <w:proofErr w:type="spellEnd"/>
+      <w:r>
+        <w:t>": "01787545870"</w:t>
+      </w:r>
+    </w:p>
+    <w:p>
+      <w:r>
+        <w:t>        },</w:t>
+      </w:r>
+    </w:p>
+    <w:p>
+      <w:r>
+        <w:t>        {</w:t>
+      </w:r>
+    </w:p>
+    <w:p>
+      <w:r>
+        <w:t>            "id": 29579,</w:t>
+      </w:r>
+    </w:p>
+    <w:p>
+      <w:r>
+        <w:t>            "</w:t>
+      </w:r>
+      <w:proofErr w:type="spellStart"/>
+      <w:proofErr w:type="gramStart"/>
+      <w:r>
+        <w:t>tt</w:t>
+      </w:r>
+      <w:proofErr w:type="gramEnd"/>
+      <w:r>
+        <w:t>_no</w:t>
+      </w:r>
+      <w:proofErr w:type="spellEnd"/>
+      <w:r>
+        <w:t>": "2026072629744",</w:t>
+      </w:r>
+    </w:p>
+    <w:p>
+      <w:r>
+        <w:t>            "</w:t>
+      </w:r>
+      <w:proofErr w:type="spellStart"/>
+      <w:proofErr w:type="gramStart"/>
+      <w:r>
+        <w:t>employee</w:t>
+      </w:r>
+      <w:proofErr w:type="gramEnd"/>
+      <w:r>
+        <w:t>_id</w:t>
+      </w:r>
+      <w:proofErr w:type="spellEnd"/>
+      <w:r>
+        <w:t>": "02-0309",</w:t>
+      </w:r>
+    </w:p>
+    <w:p>
+      <w:r>
+        <w:t>            "</w:t>
+      </w:r>
+      <w:proofErr w:type="spellStart"/>
+      <w:proofErr w:type="gramStart"/>
+      <w:r>
+        <w:t>employee</w:t>
+      </w:r>
+      <w:proofErr w:type="gramEnd"/>
+      <w:r>
+        <w:t>_name</w:t>
+      </w:r>
+      <w:proofErr w:type="spellEnd"/>
+      <w:r>
+        <w:t>": "Md. Mamun Ur Roshid",</w:t>
+      </w:r>
+    </w:p>
+    <w:p>
+      <w:r>
+        <w:t>            "</w:t>
+      </w:r>
+      <w:proofErr w:type="spellStart"/>
+      <w:proofErr w:type="gramStart"/>
+      <w:r>
+        <w:t>assigned</w:t>
+      </w:r>
+      <w:proofErr w:type="gramEnd"/>
+      <w:r>
+        <w:t>_id</w:t>
+      </w:r>
+      <w:proofErr w:type="spellEnd"/>
+      <w:r>
+        <w:t>": "",</w:t>
+      </w:r>
+    </w:p>
+    <w:p>
+      <w:r>
+        <w:t>            "</w:t>
+      </w:r>
+      <w:proofErr w:type="spellStart"/>
+      <w:proofErr w:type="gramStart"/>
+      <w:r>
+        <w:t>assigned</w:t>
+      </w:r>
+      <w:proofErr w:type="gramEnd"/>
+      <w:r>
+        <w:t>_name</w:t>
+      </w:r>
+      <w:proofErr w:type="spellEnd"/>
+      <w:r>
+        <w:t>": "02-2181",</w:t>
+      </w:r>
+    </w:p>
+    <w:p>
+      <w:r>
+        <w:lastRenderedPageBreak/>
+        <w:t>            "</w:t>
+      </w:r>
+      <w:proofErr w:type="spellStart"/>
+      <w:proofErr w:type="gramStart"/>
+      <w:r>
+        <w:t>query</w:t>
+      </w:r>
+      <w:proofErr w:type="gramEnd"/>
+      <w:r>
+        <w:t>_type</w:t>
+      </w:r>
+      <w:proofErr w:type="spellEnd"/>
+      <w:r>
+        <w:t>": "PC sound",</w:t>
+      </w:r>
+    </w:p>
+    <w:p>
+      <w:r>
+        <w:t>            "</w:t>
+      </w:r>
+      <w:proofErr w:type="spellStart"/>
+      <w:proofErr w:type="gramStart"/>
+      <w:r>
+        <w:t>requisition</w:t>
+      </w:r>
+      <w:proofErr w:type="gramEnd"/>
+      <w:r>
+        <w:t>_type</w:t>
+      </w:r>
+      <w:proofErr w:type="spellEnd"/>
+      <w:r>
+        <w:t>": "",</w:t>
+      </w:r>
+    </w:p>
+    <w:p>
+      <w:r>
+        <w:t>            "status": "In Progress",</w:t>
+      </w:r>
+    </w:p>
+    <w:p>
+      <w:r>
+        <w:t>            "</w:t>
+      </w:r>
+      <w:proofErr w:type="spellStart"/>
+      <w:proofErr w:type="gramStart"/>
+      <w:r>
+        <w:t>dept</w:t>
+      </w:r>
+      <w:proofErr w:type="gramEnd"/>
+      <w:r>
+        <w:t>_name</w:t>
+      </w:r>
+      <w:proofErr w:type="spellEnd"/>
+      <w:r>
+        <w:t>": "Technology and Operations",</w:t>
+      </w:r>
+    </w:p>
+    <w:p>
+      <w:r>
+        <w:t>            "</w:t>
+      </w:r>
+      <w:proofErr w:type="spellStart"/>
+      <w:proofErr w:type="gramStart"/>
+      <w:r>
+        <w:t>func</w:t>
+      </w:r>
+      <w:proofErr w:type="gramEnd"/>
+      <w:r>
+        <w:t>_name</w:t>
+      </w:r>
+      <w:proofErr w:type="spellEnd"/>
+      <w:r>
+        <w:t>": "IT",</w:t>
+      </w:r>
+    </w:p>
+    <w:p>
+      <w:r>
+        <w:t>            "</w:t>
+      </w:r>
+      <w:proofErr w:type="spellStart"/>
+      <w:proofErr w:type="gramStart"/>
+      <w:r>
+        <w:t>delivered</w:t>
+      </w:r>
+      <w:proofErr w:type="gramEnd"/>
+      <w:r>
+        <w:t>_status</w:t>
+      </w:r>
+      <w:proofErr w:type="spellEnd"/>
+      <w:r>
+        <w:t>": "",</w:t>
+      </w:r>
+    </w:p>
+    <w:p>
+      <w:r>
+        <w:t>            "</w:t>
+      </w:r>
+      <w:proofErr w:type="spellStart"/>
+      <w:proofErr w:type="gramStart"/>
+      <w:r>
+        <w:t>created</w:t>
+      </w:r>
+      <w:proofErr w:type="gramEnd"/>
+      <w:r>
+        <w:t>_at</w:t>
+      </w:r>
+      <w:proofErr w:type="spellEnd"/>
+      <w:r>
+        <w:t>": "2026-07-26 10:25:37+06",</w:t>
+      </w:r>
+    </w:p>
+    <w:p>
+      <w:r>
+        <w:t>            "</w:t>
+      </w:r>
+      <w:proofErr w:type="spellStart"/>
+      <w:proofErr w:type="gramStart"/>
+      <w:r>
+        <w:t>age</w:t>
+      </w:r>
+      <w:proofErr w:type="gramEnd"/>
+      <w:r>
+        <w:t>_seconds</w:t>
+      </w:r>
+      <w:proofErr w:type="spellEnd"/>
+      <w:r>
+        <w:t>": 634542,</w:t>
+      </w:r>
+    </w:p>
+    <w:p>
+      <w:r>
+        <w:t>            "</w:t>
+      </w:r>
+      <w:proofErr w:type="spellStart"/>
+      <w:proofErr w:type="gramStart"/>
+      <w:r>
+        <w:t>mobile</w:t>
+      </w:r>
+      <w:proofErr w:type="gramEnd"/>
+      <w:r>
+        <w:t>_no</w:t>
+      </w:r>
+      <w:proofErr w:type="spellEnd"/>
+      <w:r>
+        <w:t>": "01717405793"</w:t>
+      </w:r>
+    </w:p>
+    <w:p>
+      <w:r>
+        <w:t>        },</w:t>
+      </w:r>
+    </w:p>
+    <w:p>
+      <w:r>
+        <w:t>        {</w:t>
+      </w:r>
+    </w:p>
+    <w:p>
+      <w:r>
+        <w:t>            "id": 29574,</w:t>
+      </w:r>
+    </w:p>
+    <w:p>
+      <w:r>
+        <w:t>            "</w:t>
+      </w:r>
+      <w:proofErr w:type="spellStart"/>
+      <w:proofErr w:type="gramStart"/>
+      <w:r>
+        <w:t>tt</w:t>
+      </w:r>
+      <w:proofErr w:type="gramEnd"/>
+      <w:r>
+        <w:t>_no</w:t>
+      </w:r>
+      <w:proofErr w:type="spellEnd"/>
+      <w:r>
+        <w:t>": "2026072429739",</w:t>
+      </w:r>
+    </w:p>
+    <w:p>
+      <w:r>
+        <w:t>            "</w:t>
+      </w:r>
+      <w:proofErr w:type="spellStart"/>
+      <w:proofErr w:type="gramStart"/>
+      <w:r>
+        <w:t>employee</w:t>
+      </w:r>
+      <w:proofErr w:type="gramEnd"/>
+      <w:r>
+        <w:t>_id</w:t>
+      </w:r>
+      <w:proofErr w:type="spellEnd"/>
+      <w:r>
+        <w:t>": "02-1527",</w:t>
+      </w:r>
+    </w:p>
+    <w:p>
+      <w:r>
+        <w:t>            "</w:t>
+      </w:r>
+      <w:proofErr w:type="spellStart"/>
+      <w:proofErr w:type="gramStart"/>
+      <w:r>
+        <w:t>employee</w:t>
+      </w:r>
+      <w:proofErr w:type="gramEnd"/>
+      <w:r>
+        <w:t>_name</w:t>
+      </w:r>
+      <w:proofErr w:type="spellEnd"/>
+      <w:r>
+        <w:t>": "Md. Abu Bakkar Siddik",</w:t>
+      </w:r>
+    </w:p>
+    <w:p>
+      <w:r>
+        <w:t>            "</w:t>
+      </w:r>
+      <w:proofErr w:type="spellStart"/>
+      <w:proofErr w:type="gramStart"/>
+      <w:r>
+        <w:t>assigned</w:t>
+      </w:r>
+      <w:proofErr w:type="gramEnd"/>
+      <w:r>
+        <w:t>_id</w:t>
+      </w:r>
+      <w:proofErr w:type="spellEnd"/>
+      <w:r>
+        <w:t>": "",</w:t>
+      </w:r>
+    </w:p>
+    <w:p>
+      <w:r>
+        <w:t>            "</w:t>
+      </w:r>
+      <w:proofErr w:type="spellStart"/>
+      <w:proofErr w:type="gramStart"/>
+      <w:r>
+        <w:t>assigned</w:t>
+      </w:r>
+      <w:proofErr w:type="gramEnd"/>
+      <w:r>
+        <w:t>_name</w:t>
+      </w:r>
+      <w:proofErr w:type="spellEnd"/>
+      <w:r>
+        <w:t>": "02-2014",</w:t>
+      </w:r>
+    </w:p>
+    <w:p>
+      <w:r>
+        <w:t>            "</w:t>
+      </w:r>
+      <w:proofErr w:type="spellStart"/>
+      <w:proofErr w:type="gramStart"/>
+      <w:r>
+        <w:t>query</w:t>
+      </w:r>
+      <w:proofErr w:type="gramEnd"/>
+      <w:r>
+        <w:t>_type</w:t>
+      </w:r>
+      <w:proofErr w:type="spellEnd"/>
+      <w:r>
+        <w:t>": "Internet/Intranet",</w:t>
+      </w:r>
+    </w:p>
+    <w:p>
+      <w:r>
+        <w:t>            "</w:t>
+      </w:r>
+      <w:proofErr w:type="spellStart"/>
+      <w:proofErr w:type="gramStart"/>
+      <w:r>
+        <w:t>requisition</w:t>
+      </w:r>
+      <w:proofErr w:type="gramEnd"/>
+      <w:r>
+        <w:t>_type</w:t>
+      </w:r>
+      <w:proofErr w:type="spellEnd"/>
+      <w:r>
+        <w:t>": "",</w:t>
+      </w:r>
+    </w:p>
+    <w:p>
+      <w:r>
+        <w:t>            "status": "In Progress",</w:t>
+      </w:r>
+    </w:p>
+    <w:p>
+      <w:r>
+        <w:t>            "</w:t>
+      </w:r>
+      <w:proofErr w:type="spellStart"/>
+      <w:proofErr w:type="gramStart"/>
+      <w:r>
+        <w:t>dept</w:t>
+      </w:r>
+      <w:proofErr w:type="gramEnd"/>
+      <w:r>
+        <w:t>_name</w:t>
+      </w:r>
+      <w:proofErr w:type="spellEnd"/>
+      <w:r>
+        <w:t>": "Technology and Operations",</w:t>
+      </w:r>
+    </w:p>
+    <w:p>
+      <w:r>
+        <w:t>            "</w:t>
+      </w:r>
+      <w:proofErr w:type="spellStart"/>
+      <w:proofErr w:type="gramStart"/>
+      <w:r>
+        <w:t>func</w:t>
+      </w:r>
+      <w:proofErr w:type="gramEnd"/>
+      <w:r>
+        <w:t>_name</w:t>
+      </w:r>
+      <w:proofErr w:type="spellEnd"/>
+      <w:r>
+        <w:t>": "IT",</w:t>
+      </w:r>
+    </w:p>
+    <w:p>
+      <w:r>
+        <w:t>            "</w:t>
+      </w:r>
+      <w:proofErr w:type="spellStart"/>
+      <w:proofErr w:type="gramStart"/>
+      <w:r>
+        <w:t>delivered</w:t>
+      </w:r>
+      <w:proofErr w:type="gramEnd"/>
+      <w:r>
+        <w:t>_status</w:t>
+      </w:r>
+      <w:proofErr w:type="spellEnd"/>
+      <w:r>
+        <w:t>": "",</w:t>
+      </w:r>
+    </w:p>
+    <w:p>
+      <w:r>
+        <w:t>            "</w:t>
+      </w:r>
+      <w:proofErr w:type="spellStart"/>
+      <w:proofErr w:type="gramStart"/>
+      <w:r>
+        <w:t>created</w:t>
+      </w:r>
+      <w:proofErr w:type="gramEnd"/>
+      <w:r>
+        <w:t>_at</w:t>
+      </w:r>
+      <w:proofErr w:type="spellEnd"/>
+      <w:r>
+        <w:t>": "2026-07-24 22:30:46+06",</w:t>
+      </w:r>
+    </w:p>
+    <w:p>
+      <w:r>
+        <w:t>            "</w:t>
+      </w:r>
+      <w:proofErr w:type="spellStart"/>
+      <w:proofErr w:type="gramStart"/>
+      <w:r>
+        <w:t>age</w:t>
+      </w:r>
+      <w:proofErr w:type="gramEnd"/>
+      <w:r>
+        <w:t>_seconds</w:t>
+      </w:r>
+      <w:proofErr w:type="spellEnd"/>
+      <w:r>
+        <w:t>": 763833,</w:t>
+      </w:r>
+    </w:p>
+    <w:p>
+      <w:r>
+        <w:t>            "</w:t>
+      </w:r>
+      <w:proofErr w:type="spellStart"/>
+      <w:proofErr w:type="gramStart"/>
+      <w:r>
+        <w:t>mobile</w:t>
+      </w:r>
+      <w:proofErr w:type="gramEnd"/>
+      <w:r>
+        <w:t>_no</w:t>
+      </w:r>
+      <w:proofErr w:type="spellEnd"/>
+      <w:r>
+        <w:t>": "01719000881"</w:t>
+      </w:r>
+    </w:p>
+    <w:p>
+      <w:r>
+        <w:lastRenderedPageBreak/>
+        <w:t>        },</w:t>
+      </w:r>
+    </w:p>
+    <w:p>
+      <w:r>
+        <w:t>        {</w:t>
+      </w:r>
+    </w:p>
+    <w:p>
+      <w:r>
+        <w:t>            "id": 29573,</w:t>
+      </w:r>
+    </w:p>
+    <w:p>
+      <w:r>
+        <w:t>            "</w:t>
+      </w:r>
+      <w:proofErr w:type="spellStart"/>
+      <w:proofErr w:type="gramStart"/>
+      <w:r>
+        <w:t>tt</w:t>
+      </w:r>
+      <w:proofErr w:type="gramEnd"/>
+      <w:r>
+        <w:t>_no</w:t>
+      </w:r>
+      <w:proofErr w:type="spellEnd"/>
+      <w:r>
+        <w:t>": "2026072429738",</w:t>
+      </w:r>
+    </w:p>
+    <w:p>
+      <w:r>
+        <w:t>            "</w:t>
+      </w:r>
+      <w:proofErr w:type="spellStart"/>
+      <w:proofErr w:type="gramStart"/>
+      <w:r>
+        <w:t>employee</w:t>
+      </w:r>
+      <w:proofErr w:type="gramEnd"/>
+      <w:r>
+        <w:t>_id</w:t>
+      </w:r>
+      <w:proofErr w:type="spellEnd"/>
+      <w:r>
+        <w:t>": "02-2511",</w:t>
+      </w:r>
+    </w:p>
+    <w:p>
+      <w:r>
+        <w:t>            "</w:t>
+      </w:r>
+      <w:proofErr w:type="spellStart"/>
+      <w:proofErr w:type="gramStart"/>
+      <w:r>
+        <w:t>employee</w:t>
+      </w:r>
+      <w:proofErr w:type="gramEnd"/>
+      <w:r>
+        <w:t>_name</w:t>
+      </w:r>
+      <w:proofErr w:type="spellEnd"/>
+      <w:r>
+        <w:t>": "Alvin Chakma",</w:t>
+      </w:r>
+    </w:p>
+    <w:p>
+      <w:r>
+        <w:t>            "</w:t>
+      </w:r>
+      <w:proofErr w:type="spellStart"/>
+      <w:proofErr w:type="gramStart"/>
+      <w:r>
+        <w:t>assigned</w:t>
+      </w:r>
+      <w:proofErr w:type="gramEnd"/>
+      <w:r>
+        <w:t>_id</w:t>
+      </w:r>
+      <w:proofErr w:type="spellEnd"/>
+      <w:r>
+        <w:t>": "",</w:t>
+      </w:r>
+    </w:p>
+    <w:p>
+      <w:r>
+        <w:t>            "</w:t>
+      </w:r>
+      <w:proofErr w:type="spellStart"/>
+      <w:proofErr w:type="gramStart"/>
+      <w:r>
+        <w:t>assigned</w:t>
+      </w:r>
+      <w:proofErr w:type="gramEnd"/>
+      <w:r>
+        <w:t>_name</w:t>
+      </w:r>
+      <w:proofErr w:type="spellEnd"/>
+      <w:r>
+        <w:t>": "02-2248",</w:t>
+      </w:r>
+    </w:p>
+    <w:p>
+      <w:r>
+        <w:t>            "</w:t>
+      </w:r>
+      <w:proofErr w:type="spellStart"/>
+      <w:proofErr w:type="gramStart"/>
+      <w:r>
+        <w:t>query</w:t>
+      </w:r>
+      <w:proofErr w:type="gramEnd"/>
+      <w:r>
+        <w:t>_type</w:t>
+      </w:r>
+      <w:proofErr w:type="spellEnd"/>
+      <w:r>
+        <w:t>": "1. Printer Access",</w:t>
+      </w:r>
+    </w:p>
+    <w:p>
+      <w:r>
+        <w:t>            "</w:t>
+      </w:r>
+      <w:proofErr w:type="spellStart"/>
+      <w:proofErr w:type="gramStart"/>
+      <w:r>
+        <w:t>requisition</w:t>
+      </w:r>
+      <w:proofErr w:type="gramEnd"/>
+      <w:r>
+        <w:t>_type</w:t>
+      </w:r>
+      <w:proofErr w:type="spellEnd"/>
+      <w:r>
+        <w:t>": "",</w:t>
+      </w:r>
+    </w:p>
+    <w:p>
+      <w:r>
+        <w:t>            "status": "In Progress",</w:t>
+      </w:r>
+    </w:p>
+    <w:p>
+      <w:r>
+        <w:t>            "</w:t>
+      </w:r>
+      <w:proofErr w:type="spellStart"/>
+      <w:proofErr w:type="gramStart"/>
+      <w:r>
+        <w:t>dept</w:t>
+      </w:r>
+      <w:proofErr w:type="gramEnd"/>
+      <w:r>
+        <w:t>_name</w:t>
+      </w:r>
+      <w:proofErr w:type="spellEnd"/>
+      <w:r>
+        <w:t>": "Technology and Operations",</w:t>
+      </w:r>
+    </w:p>
+    <w:p>
+      <w:r>
+        <w:t>            "</w:t>
+      </w:r>
+      <w:proofErr w:type="spellStart"/>
+      <w:proofErr w:type="gramStart"/>
+      <w:r>
+        <w:t>func</w:t>
+      </w:r>
+      <w:proofErr w:type="gramEnd"/>
+      <w:r>
+        <w:t>_name</w:t>
+      </w:r>
+      <w:proofErr w:type="spellEnd"/>
+      <w:r>
+        <w:t>": "IT",</w:t>
+      </w:r>
+    </w:p>
+    <w:p>
+      <w:r>
+        <w:t>            "</w:t>
+      </w:r>
+      <w:proofErr w:type="spellStart"/>
+      <w:proofErr w:type="gramStart"/>
+      <w:r>
+        <w:t>delivered</w:t>
+      </w:r>
+      <w:proofErr w:type="gramEnd"/>
+      <w:r>
+        <w:t>_status</w:t>
+      </w:r>
+      <w:proofErr w:type="spellEnd"/>
+      <w:r>
+        <w:t>": "",</w:t>
+      </w:r>
+    </w:p>
+    <w:p>
+      <w:r>
+        <w:t>            "</w:t>
+      </w:r>
+      <w:proofErr w:type="spellStart"/>
+      <w:proofErr w:type="gramStart"/>
+      <w:r>
+        <w:t>created</w:t>
+      </w:r>
+      <w:proofErr w:type="gramEnd"/>
+      <w:r>
+        <w:t>_at</w:t>
+      </w:r>
+      <w:proofErr w:type="spellEnd"/>
+      <w:r>
+        <w:t>": "2026-07-24 15:13:00+06",</w:t>
+      </w:r>
+    </w:p>
+    <w:p>
+      <w:r>
+        <w:t>            "</w:t>
+      </w:r>
+      <w:proofErr w:type="spellStart"/>
+      <w:proofErr w:type="gramStart"/>
+      <w:r>
+        <w:t>age</w:t>
+      </w:r>
+      <w:proofErr w:type="gramEnd"/>
+      <w:r>
+        <w:t>_seconds</w:t>
+      </w:r>
+      <w:proofErr w:type="spellEnd"/>
+      <w:r>
+        <w:t>": 790099,</w:t>
+      </w:r>
+    </w:p>
+    <w:p>
+      <w:r>
+        <w:t>            "</w:t>
+      </w:r>
+      <w:proofErr w:type="spellStart"/>
+      <w:proofErr w:type="gramStart"/>
+      <w:r>
+        <w:t>mobile</w:t>
+      </w:r>
+      <w:proofErr w:type="gramEnd"/>
+      <w:r>
+        <w:t>_no</w:t>
+      </w:r>
+      <w:proofErr w:type="spellEnd"/>
+      <w:r>
+        <w:t>": "01743742683"</w:t>
+      </w:r>
+    </w:p>
+    <w:p>
+      <w:r>
+        <w:t>        },</w:t>
+      </w:r>
+    </w:p>
+    <w:p>
+      <w:r>
+        <w:t>        {</w:t>
+      </w:r>
+    </w:p>
+    <w:p>
+      <w:r>
+        <w:t>            "id": 29572,</w:t>
+      </w:r>
+    </w:p>
+    <w:p>
+      <w:r>
+        <w:t>            "</w:t>
+      </w:r>
+      <w:proofErr w:type="spellStart"/>
+      <w:proofErr w:type="gramStart"/>
+      <w:r>
+        <w:t>tt</w:t>
+      </w:r>
+      <w:proofErr w:type="gramEnd"/>
+      <w:r>
+        <w:t>_no</w:t>
+      </w:r>
+      <w:proofErr w:type="spellEnd"/>
+      <w:r>
+        <w:t>": "2026072329737",</w:t>
+      </w:r>
+    </w:p>
+    <w:p>
+      <w:r>
+        <w:t>            "</w:t>
+      </w:r>
+      <w:proofErr w:type="spellStart"/>
+      <w:proofErr w:type="gramStart"/>
+      <w:r>
+        <w:t>employee</w:t>
+      </w:r>
+      <w:proofErr w:type="gramEnd"/>
+      <w:r>
+        <w:t>_id</w:t>
+      </w:r>
+      <w:proofErr w:type="spellEnd"/>
+      <w:r>
+        <w:t>": "02-2864",</w:t>
+      </w:r>
+    </w:p>
+    <w:p>
+      <w:r>
+        <w:t>            "</w:t>
+      </w:r>
+      <w:proofErr w:type="spellStart"/>
+      <w:proofErr w:type="gramStart"/>
+      <w:r>
+        <w:t>employee</w:t>
+      </w:r>
+      <w:proofErr w:type="gramEnd"/>
+      <w:r>
+        <w:t>_name</w:t>
+      </w:r>
+      <w:proofErr w:type="spellEnd"/>
+      <w:r>
+        <w:t>": "Joyanta Biswas",</w:t>
+      </w:r>
+    </w:p>
+    <w:p>
+      <w:r>
+        <w:t>            "</w:t>
+      </w:r>
+      <w:proofErr w:type="spellStart"/>
+      <w:proofErr w:type="gramStart"/>
+      <w:r>
+        <w:t>assigned</w:t>
+      </w:r>
+      <w:proofErr w:type="gramEnd"/>
+      <w:r>
+        <w:t>_id</w:t>
+      </w:r>
+      <w:proofErr w:type="spellEnd"/>
+      <w:r>
+        <w:t>": "",</w:t>
+      </w:r>
+    </w:p>
+    <w:p>
+      <w:r>
+        <w:t>            "</w:t>
+      </w:r>
+      <w:proofErr w:type="spellStart"/>
+      <w:proofErr w:type="gramStart"/>
+      <w:r>
+        <w:t>assigned</w:t>
+      </w:r>
+      <w:proofErr w:type="gramEnd"/>
+      <w:r>
+        <w:t>_name</w:t>
+      </w:r>
+      <w:proofErr w:type="spellEnd"/>
+      <w:r>
+        <w:t>": "02-2297",</w:t>
+      </w:r>
+    </w:p>
+    <w:p>
+      <w:r>
+        <w:t>            "</w:t>
+      </w:r>
+      <w:proofErr w:type="spellStart"/>
+      <w:proofErr w:type="gramStart"/>
+      <w:r>
+        <w:t>query</w:t>
+      </w:r>
+      <w:proofErr w:type="gramEnd"/>
+      <w:r>
+        <w:t>_type</w:t>
+      </w:r>
+      <w:proofErr w:type="spellEnd"/>
+      <w:r>
+        <w:t>": "1. Printer Access",</w:t>
+      </w:r>
+    </w:p>
+    <w:p>
+      <w:r>
+        <w:lastRenderedPageBreak/>
+        <w:t>            "</w:t>
+      </w:r>
+      <w:proofErr w:type="spellStart"/>
+      <w:proofErr w:type="gramStart"/>
+      <w:r>
+        <w:t>requisition</w:t>
+      </w:r>
+      <w:proofErr w:type="gramEnd"/>
+      <w:r>
+        <w:t>_type</w:t>
+      </w:r>
+      <w:proofErr w:type="spellEnd"/>
+      <w:r>
+        <w:t>": "",</w:t>
+      </w:r>
+    </w:p>
+    <w:p>
+      <w:r>
+        <w:t>            "status": "In Progress",</w:t>
+      </w:r>
+    </w:p>
+    <w:p>
+      <w:r>
+        <w:t>            "</w:t>
+      </w:r>
+      <w:proofErr w:type="spellStart"/>
+      <w:proofErr w:type="gramStart"/>
+      <w:r>
+        <w:t>dept</w:t>
+      </w:r>
+      <w:proofErr w:type="gramEnd"/>
+      <w:r>
+        <w:t>_name</w:t>
+      </w:r>
+      <w:proofErr w:type="spellEnd"/>
+      <w:r>
+        <w:t>": "Technology and Operations",</w:t>
+      </w:r>
+    </w:p>
+    <w:p>
+      <w:r>
+        <w:t>            "</w:t>
+      </w:r>
+      <w:proofErr w:type="spellStart"/>
+      <w:proofErr w:type="gramStart"/>
+      <w:r>
+        <w:t>func</w:t>
+      </w:r>
+      <w:proofErr w:type="gramEnd"/>
+      <w:r>
+        <w:t>_name</w:t>
+      </w:r>
+      <w:proofErr w:type="spellEnd"/>
+      <w:r>
+        <w:t>": "IT",</w:t>
+      </w:r>
+    </w:p>
+    <w:p>
+      <w:r>
+        <w:t>            "</w:t>
+      </w:r>
+      <w:proofErr w:type="spellStart"/>
+      <w:proofErr w:type="gramStart"/>
+      <w:r>
+        <w:t>delivered</w:t>
+      </w:r>
+      <w:proofErr w:type="gramEnd"/>
+      <w:r>
+        <w:t>_status</w:t>
+      </w:r>
+      <w:proofErr w:type="spellEnd"/>
+      <w:r>
+        <w:t>": "",</w:t>
+      </w:r>
+    </w:p>
+    <w:p>
+      <w:r>
+        <w:t>            "</w:t>
+      </w:r>
+      <w:proofErr w:type="spellStart"/>
+      <w:proofErr w:type="gramStart"/>
+      <w:r>
+        <w:t>created</w:t>
+      </w:r>
+      <w:proofErr w:type="gramEnd"/>
+      <w:r>
+        <w:t>_at</w:t>
+      </w:r>
+      <w:proofErr w:type="spellEnd"/>
+      <w:r>
+        <w:t>": "2026-07-23 15:40:26+06",</w:t>
+      </w:r>
+    </w:p>
+    <w:p>
+      <w:r>
+        <w:t>            "</w:t>
+      </w:r>
+      <w:proofErr w:type="spellStart"/>
+      <w:proofErr w:type="gramStart"/>
+      <w:r>
+        <w:t>age</w:t>
+      </w:r>
+      <w:proofErr w:type="gramEnd"/>
+      <w:r>
+        <w:t>_seconds</w:t>
+      </w:r>
+      <w:proofErr w:type="spellEnd"/>
+      <w:r>
+        <w:t>": 874853,</w:t>
+      </w:r>
+    </w:p>
+    <w:p>
+      <w:r>
+        <w:t>            "</w:t>
+      </w:r>
+      <w:proofErr w:type="spellStart"/>
+      <w:proofErr w:type="gramStart"/>
+      <w:r>
+        <w:t>mobile</w:t>
+      </w:r>
+      <w:proofErr w:type="gramEnd"/>
+      <w:r>
+        <w:t>_no</w:t>
+      </w:r>
+      <w:proofErr w:type="spellEnd"/>
+      <w:r>
+        <w:t>": "01632143827"</w:t>
+      </w:r>
+    </w:p>
+    <w:p>
+      <w:r>
+        <w:t>        }</w:t>
+      </w:r>
+    </w:p>
+    <w:p>
+      <w:r>
+        <w:t>    ],</w:t>
+      </w:r>
+    </w:p>
+    <w:p>
+      <w:r>
+        <w:t>    "page": 1,</w:t>
+      </w:r>
+    </w:p>
+    <w:p>
+      <w:r>
+        <w:t>    "</w:t>
+      </w:r>
+      <w:proofErr w:type="spellStart"/>
+      <w:proofErr w:type="gramStart"/>
+      <w:r>
+        <w:t>page</w:t>
+      </w:r>
+      <w:proofErr w:type="gramEnd"/>
+      <w:r>
+        <w:t>_size</w:t>
+      </w:r>
+      <w:proofErr w:type="spellEnd"/>
+      <w:r>
+        <w:t>": 10,</w:t>
+      </w:r>
+    </w:p>
+    <w:p>
+      <w:r>
+        <w:t>    "success": </w:t>
+      </w:r>
+      <w:r>
+        <w:rPr>
+          <w:b/>
+          <w:bCs/>
+        </w:rPr>
+        <w:t>true</w:t>
+      </w:r>
+      <w:r>
+        <w:t>,</w:t>
+      </w:r>
+    </w:p>
+    <w:p>
+      <w:r>
+        <w:t>    "total": 88</w:t>
+      </w:r>
+    </w:p>
+    <w:p>
+      <w:r>
+        <w:t>}</w:t>
+      </w:r>
+    </w:p>
+    <w:p/>
+    <w:p/>
+    <w:p>
+      <w:pPr>
+        <w:rPr>
+          <w:b/>
+          <w:bCs/>
+        </w:rPr>
+      </w:pPr>
+      <w:r>
+        <w:rPr>
+          <w:b/>
+          <w:bCs/>
+        </w:rPr>
+        <w:t>Procurement TT</w:t>
+      </w:r>
+    </w:p>
+    <w:p>
+      <w:proofErr w:type="gramStart"/>
+      <w:r>
+        <w:t>Method :</w:t>
+      </w:r>
+      <w:proofErr w:type="gramEnd"/>
+      <w:r>
+        <w:t xml:space="preserve"> </w:t>
+      </w:r>
+      <w:r>
+        <w:t xml:space="preserve">GET </w:t>
+      </w:r>
+    </w:p>
+    <w:p>
+      <w:hyperlink r:id="rId14" w:history="1">
+        <w:r>
+          <w:rPr>
+            <w:rStyle w:val="Hyperlink"/>
+          </w:rPr>
+          <w:t>http://127.0.0.1:8080/api/v1/dashboard/trouble-tickets?scope=procurement&amp;page=1&amp;limit=10</w:t>
+        </w:r>
+      </w:hyperlink>
+    </w:p>
+    <w:p/>
+    <w:p>
+      <w:r>
+        <w:t>{</w:t>
+      </w:r>
+    </w:p>
+    <w:p>
+      <w:r>
+        <w:t>    "data": [</w:t>
+      </w:r>
+    </w:p>
+    <w:p>
+      <w:r>
+        <w:t>        {</w:t>
+      </w:r>
+    </w:p>
+    <w:p>
+      <w:r>
+        <w:t>            "id": 29552,</w:t>
+      </w:r>
+    </w:p>
+    <w:p>
+      <w:r>
+        <w:lastRenderedPageBreak/>
+        <w:t>            "</w:t>
+      </w:r>
+      <w:proofErr w:type="spellStart"/>
+      <w:proofErr w:type="gramStart"/>
+      <w:r>
+        <w:t>tt</w:t>
+      </w:r>
+      <w:proofErr w:type="gramEnd"/>
+      <w:r>
+        <w:t>_no</w:t>
+      </w:r>
+      <w:proofErr w:type="spellEnd"/>
+      <w:r>
+        <w:t>": "2026072129717",</w:t>
+      </w:r>
+    </w:p>
+    <w:p>
+      <w:r>
+        <w:t>            "</w:t>
+      </w:r>
+      <w:proofErr w:type="spellStart"/>
+      <w:proofErr w:type="gramStart"/>
+      <w:r>
+        <w:t>employee</w:t>
+      </w:r>
+      <w:proofErr w:type="gramEnd"/>
+      <w:r>
+        <w:t>_id</w:t>
+      </w:r>
+      <w:proofErr w:type="spellEnd"/>
+      <w:r>
+        <w:t>": "02-0283",</w:t>
+      </w:r>
+    </w:p>
+    <w:p>
+      <w:r>
+        <w:t>            "</w:t>
+      </w:r>
+      <w:proofErr w:type="spellStart"/>
+      <w:proofErr w:type="gramStart"/>
+      <w:r>
+        <w:t>employee</w:t>
+      </w:r>
+      <w:proofErr w:type="gramEnd"/>
+      <w:r>
+        <w:t>_name</w:t>
+      </w:r>
+      <w:proofErr w:type="spellEnd"/>
+      <w:r>
+        <w:t>": "Md. Zahurul Alam",</w:t>
+      </w:r>
+    </w:p>
+    <w:p>
+      <w:r>
+        <w:t>            "</w:t>
+      </w:r>
+      <w:proofErr w:type="spellStart"/>
+      <w:proofErr w:type="gramStart"/>
+      <w:r>
+        <w:t>assigned</w:t>
+      </w:r>
+      <w:proofErr w:type="gramEnd"/>
+      <w:r>
+        <w:t>_id</w:t>
+      </w:r>
+      <w:proofErr w:type="spellEnd"/>
+      <w:r>
+        <w:t>": "",</w:t>
+      </w:r>
+    </w:p>
+    <w:p>
+      <w:r>
+        <w:t>            "</w:t>
+      </w:r>
+      <w:proofErr w:type="spellStart"/>
+      <w:proofErr w:type="gramStart"/>
+      <w:r>
+        <w:t>assigned</w:t>
+      </w:r>
+      <w:proofErr w:type="gramEnd"/>
+      <w:r>
+        <w:t>_name</w:t>
+      </w:r>
+      <w:proofErr w:type="spellEnd"/>
+      <w:r>
+        <w:t>": "02-2181",</w:t>
+      </w:r>
+    </w:p>
+    <w:p>
+      <w:r>
+        <w:t>            "</w:t>
+      </w:r>
+      <w:proofErr w:type="spellStart"/>
+      <w:proofErr w:type="gramStart"/>
+      <w:r>
+        <w:t>query</w:t>
+      </w:r>
+      <w:proofErr w:type="gramEnd"/>
+      <w:r>
+        <w:t>_type</w:t>
+      </w:r>
+      <w:proofErr w:type="spellEnd"/>
+      <w:r>
+        <w:t>": "Mouse",</w:t>
+      </w:r>
+    </w:p>
+    <w:p>
+      <w:r>
+        <w:t>            "</w:t>
+      </w:r>
+      <w:proofErr w:type="spellStart"/>
+      <w:proofErr w:type="gramStart"/>
+      <w:r>
+        <w:t>requisition</w:t>
+      </w:r>
+      <w:proofErr w:type="gramEnd"/>
+      <w:r>
+        <w:t>_type</w:t>
+      </w:r>
+      <w:proofErr w:type="spellEnd"/>
+      <w:r>
+        <w:t>": "Mouse",</w:t>
+      </w:r>
+    </w:p>
+    <w:p>
+      <w:r>
+        <w:t>            "status": "In Progress",</w:t>
+      </w:r>
+    </w:p>
+    <w:p>
+      <w:r>
+        <w:t>            "</w:t>
+      </w:r>
+      <w:proofErr w:type="spellStart"/>
+      <w:proofErr w:type="gramStart"/>
+      <w:r>
+        <w:t>dept</w:t>
+      </w:r>
+      <w:proofErr w:type="gramEnd"/>
+      <w:r>
+        <w:t>_name</w:t>
+      </w:r>
+      <w:proofErr w:type="spellEnd"/>
+      <w:r>
+        <w:t>": "Technology and Operations",</w:t>
+      </w:r>
+    </w:p>
+    <w:p>
+      <w:r>
+        <w:t>            "</w:t>
+      </w:r>
+      <w:proofErr w:type="spellStart"/>
+      <w:proofErr w:type="gramStart"/>
+      <w:r>
+        <w:t>func</w:t>
+      </w:r>
+      <w:proofErr w:type="gramEnd"/>
+      <w:r>
+        <w:t>_name</w:t>
+      </w:r>
+      <w:proofErr w:type="spellEnd"/>
+      <w:r>
+        <w:t>": "IT",</w:t>
+      </w:r>
+    </w:p>
+    <w:p>
+      <w:r>
+        <w:t>            "</w:t>
+      </w:r>
+      <w:proofErr w:type="spellStart"/>
+      <w:proofErr w:type="gramStart"/>
+      <w:r>
+        <w:t>delivered</w:t>
+      </w:r>
+      <w:proofErr w:type="gramEnd"/>
+      <w:r>
+        <w:t>_status</w:t>
+      </w:r>
+      <w:proofErr w:type="spellEnd"/>
+      <w:r>
+        <w:t>": "Pending",</w:t>
+      </w:r>
+    </w:p>
+    <w:p>
+      <w:r>
+        <w:t>            "</w:t>
+      </w:r>
+      <w:proofErr w:type="spellStart"/>
+      <w:proofErr w:type="gramStart"/>
+      <w:r>
+        <w:t>created</w:t>
+      </w:r>
+      <w:proofErr w:type="gramEnd"/>
+      <w:r>
+        <w:t>_at</w:t>
+      </w:r>
+      <w:proofErr w:type="spellEnd"/>
+      <w:r>
+        <w:t>": "2026-07-21 11:22:07+06",</w:t>
+      </w:r>
+    </w:p>
+    <w:p>
+      <w:r>
+        <w:t>            "</w:t>
+      </w:r>
+      <w:proofErr w:type="spellStart"/>
+      <w:proofErr w:type="gramStart"/>
+      <w:r>
+        <w:t>age</w:t>
+      </w:r>
+      <w:proofErr w:type="gramEnd"/>
+      <w:r>
+        <w:t>_seconds</w:t>
+      </w:r>
+      <w:proofErr w:type="spellEnd"/>
+      <w:r>
+        <w:t>": 1063231,</w:t>
+      </w:r>
+    </w:p>
+    <w:p>
+      <w:r>
+        <w:t>            "</w:t>
+      </w:r>
+      <w:proofErr w:type="spellStart"/>
+      <w:proofErr w:type="gramStart"/>
+      <w:r>
+        <w:t>mobile</w:t>
+      </w:r>
+      <w:proofErr w:type="gramEnd"/>
+      <w:r>
+        <w:t>_no</w:t>
+      </w:r>
+      <w:proofErr w:type="spellEnd"/>
+      <w:r>
+        <w:t>": "01731798969"</w:t>
+      </w:r>
+    </w:p>
+    <w:p>
+      <w:r>
+        <w:t>        },</w:t>
+      </w:r>
+    </w:p>
+    <w:p>
+      <w:r>
+        <w:t>        {</w:t>
+      </w:r>
+    </w:p>
+    <w:p>
+      <w:r>
+        <w:t>            "id": 29509,</w:t>
+      </w:r>
+    </w:p>
+    <w:p>
+      <w:r>
+        <w:t>            "</w:t>
+      </w:r>
+      <w:proofErr w:type="spellStart"/>
+      <w:proofErr w:type="gramStart"/>
+      <w:r>
+        <w:t>tt</w:t>
+      </w:r>
+      <w:proofErr w:type="gramEnd"/>
+      <w:r>
+        <w:t>_no</w:t>
+      </w:r>
+      <w:proofErr w:type="spellEnd"/>
+      <w:r>
+        <w:t>": "2026071629674",</w:t>
+      </w:r>
+    </w:p>
+    <w:p>
+      <w:r>
+        <w:t>            "</w:t>
+      </w:r>
+      <w:proofErr w:type="spellStart"/>
+      <w:proofErr w:type="gramStart"/>
+      <w:r>
+        <w:t>employee</w:t>
+      </w:r>
+      <w:proofErr w:type="gramEnd"/>
+      <w:r>
+        <w:t>_id</w:t>
+      </w:r>
+      <w:proofErr w:type="spellEnd"/>
+      <w:r>
+        <w:t>": "02-1991",</w:t>
+      </w:r>
+    </w:p>
+    <w:p>
+      <w:r>
+        <w:t>            "</w:t>
+      </w:r>
+      <w:proofErr w:type="spellStart"/>
+      <w:proofErr w:type="gramStart"/>
+      <w:r>
+        <w:t>employee</w:t>
+      </w:r>
+      <w:proofErr w:type="gramEnd"/>
+      <w:r>
+        <w:t>_name</w:t>
+      </w:r>
+      <w:proofErr w:type="spellEnd"/>
+      <w:r>
+        <w:t>": "</w:t>
+      </w:r>
+      <w:proofErr w:type="spellStart"/>
+      <w:r>
+        <w:t>Rasif</w:t>
+      </w:r>
+      <w:proofErr w:type="spellEnd"/>
+      <w:r>
+        <w:t>-Ur-Rahman",</w:t>
+      </w:r>
+    </w:p>
+    <w:p>
+      <w:r>
+        <w:t>            "</w:t>
+      </w:r>
+      <w:proofErr w:type="spellStart"/>
+      <w:proofErr w:type="gramStart"/>
+      <w:r>
+        <w:t>assigned</w:t>
+      </w:r>
+      <w:proofErr w:type="gramEnd"/>
+      <w:r>
+        <w:t>_id</w:t>
+      </w:r>
+      <w:proofErr w:type="spellEnd"/>
+      <w:r>
+        <w:t>": "",</w:t>
+      </w:r>
+    </w:p>
+    <w:p>
+      <w:r>
+        <w:t>            "</w:t>
+      </w:r>
+      <w:proofErr w:type="spellStart"/>
+      <w:proofErr w:type="gramStart"/>
+      <w:r>
+        <w:t>assigned</w:t>
+      </w:r>
+      <w:proofErr w:type="gramEnd"/>
+      <w:r>
+        <w:t>_name</w:t>
+      </w:r>
+      <w:proofErr w:type="spellEnd"/>
+      <w:r>
+        <w:t>": "02-2181",</w:t>
+      </w:r>
+    </w:p>
+    <w:p>
+      <w:r>
+        <w:t>            "</w:t>
+      </w:r>
+      <w:proofErr w:type="spellStart"/>
+      <w:proofErr w:type="gramStart"/>
+      <w:r>
+        <w:t>query</w:t>
+      </w:r>
+      <w:proofErr w:type="gramEnd"/>
+      <w:r>
+        <w:t>_type</w:t>
+      </w:r>
+      <w:proofErr w:type="spellEnd"/>
+      <w:r>
+        <w:t>": "Laptop",</w:t>
+      </w:r>
+    </w:p>
+    <w:p>
+      <w:r>
+        <w:t>            "</w:t>
+      </w:r>
+      <w:proofErr w:type="spellStart"/>
+      <w:proofErr w:type="gramStart"/>
+      <w:r>
+        <w:t>requisition</w:t>
+      </w:r>
+      <w:proofErr w:type="gramEnd"/>
+      <w:r>
+        <w:t>_type</w:t>
+      </w:r>
+      <w:proofErr w:type="spellEnd"/>
+      <w:r>
+        <w:t>": "Laptop Bag",</w:t>
+      </w:r>
+    </w:p>
+    <w:p>
+      <w:r>
+        <w:t>            "status": "In Progress",</w:t>
+      </w:r>
+    </w:p>
+    <w:p>
+      <w:r>
+        <w:t>            "</w:t>
+      </w:r>
+      <w:proofErr w:type="spellStart"/>
+      <w:proofErr w:type="gramStart"/>
+      <w:r>
+        <w:t>dept</w:t>
+      </w:r>
+      <w:proofErr w:type="gramEnd"/>
+      <w:r>
+        <w:t>_name</w:t>
+      </w:r>
+      <w:proofErr w:type="spellEnd"/>
+      <w:r>
+        <w:t>": "HR",</w:t>
+      </w:r>
+    </w:p>
+    <w:p>
+      <w:r>
+        <w:lastRenderedPageBreak/>
+        <w:t>            "</w:t>
+      </w:r>
+      <w:proofErr w:type="spellStart"/>
+      <w:proofErr w:type="gramStart"/>
+      <w:r>
+        <w:t>func</w:t>
+      </w:r>
+      <w:proofErr w:type="gramEnd"/>
+      <w:r>
+        <w:t>_name</w:t>
+      </w:r>
+      <w:proofErr w:type="spellEnd"/>
+      <w:r>
+        <w:t>": "IT",</w:t>
+      </w:r>
+    </w:p>
+    <w:p>
+      <w:r>
+        <w:t>            "</w:t>
+      </w:r>
+      <w:proofErr w:type="spellStart"/>
+      <w:proofErr w:type="gramStart"/>
+      <w:r>
+        <w:t>delivered</w:t>
+      </w:r>
+      <w:proofErr w:type="gramEnd"/>
+      <w:r>
+        <w:t>_status</w:t>
+      </w:r>
+      <w:proofErr w:type="spellEnd"/>
+      <w:r>
+        <w:t>": "Pending",</w:t>
+      </w:r>
+    </w:p>
+    <w:p>
+      <w:r>
+        <w:t>            "</w:t>
+      </w:r>
+      <w:proofErr w:type="spellStart"/>
+      <w:proofErr w:type="gramStart"/>
+      <w:r>
+        <w:t>created</w:t>
+      </w:r>
+      <w:proofErr w:type="gramEnd"/>
+      <w:r>
+        <w:t>_at</w:t>
+      </w:r>
+      <w:proofErr w:type="spellEnd"/>
+      <w:r>
+        <w:t>": "2026-07-16 11:31:54+06",</w:t>
+      </w:r>
+    </w:p>
+    <w:p>
+      <w:r>
+        <w:t>            "</w:t>
+      </w:r>
+      <w:proofErr w:type="spellStart"/>
+      <w:proofErr w:type="gramStart"/>
+      <w:r>
+        <w:t>age</w:t>
+      </w:r>
+      <w:proofErr w:type="gramEnd"/>
+      <w:r>
+        <w:t>_seconds</w:t>
+      </w:r>
+      <w:proofErr w:type="spellEnd"/>
+      <w:r>
+        <w:t>": 1494644,</w:t>
+      </w:r>
+    </w:p>
+    <w:p>
+      <w:r>
+        <w:t>            "</w:t>
+      </w:r>
+      <w:proofErr w:type="spellStart"/>
+      <w:proofErr w:type="gramStart"/>
+      <w:r>
+        <w:t>mobile</w:t>
+      </w:r>
+      <w:proofErr w:type="gramEnd"/>
+      <w:r>
+        <w:t>_no</w:t>
+      </w:r>
+      <w:proofErr w:type="spellEnd"/>
+      <w:r>
+        <w:t>": "01729466466"</w:t>
+      </w:r>
+    </w:p>
+    <w:p>
+      <w:r>
+        <w:t>        },</w:t>
+      </w:r>
+    </w:p>
+    <w:p>
+      <w:r>
+        <w:t>        {</w:t>
+      </w:r>
+    </w:p>
+    <w:p>
+      <w:r>
+        <w:t>            "id": 29474,</w:t>
+      </w:r>
+    </w:p>
+    <w:p>
+      <w:r>
+        <w:t>            "</w:t>
+      </w:r>
+      <w:proofErr w:type="spellStart"/>
+      <w:proofErr w:type="gramStart"/>
+      <w:r>
+        <w:t>tt</w:t>
+      </w:r>
+      <w:proofErr w:type="gramEnd"/>
+      <w:r>
+        <w:t>_no</w:t>
+      </w:r>
+      <w:proofErr w:type="spellEnd"/>
+      <w:r>
+        <w:t>": "2026071429637",</w:t>
+      </w:r>
+    </w:p>
+    <w:p>
+      <w:r>
+        <w:t>            "</w:t>
+      </w:r>
+      <w:proofErr w:type="spellStart"/>
+      <w:proofErr w:type="gramStart"/>
+      <w:r>
+        <w:t>employee</w:t>
+      </w:r>
+      <w:proofErr w:type="gramEnd"/>
+      <w:r>
+        <w:t>_id</w:t>
+      </w:r>
+      <w:proofErr w:type="spellEnd"/>
+      <w:r>
+        <w:t>": "02-2194",</w:t>
+      </w:r>
+    </w:p>
+    <w:p>
+      <w:r>
+        <w:t>            "</w:t>
+      </w:r>
+      <w:proofErr w:type="spellStart"/>
+      <w:proofErr w:type="gramStart"/>
+      <w:r>
+        <w:t>employee</w:t>
+      </w:r>
+      <w:proofErr w:type="gramEnd"/>
+      <w:r>
+        <w:t>_name</w:t>
+      </w:r>
+      <w:proofErr w:type="spellEnd"/>
+      <w:r>
+        <w:t>": "Md. Ariful Huque",</w:t>
+      </w:r>
+    </w:p>
+    <w:p>
+      <w:r>
+        <w:t>            "</w:t>
+      </w:r>
+      <w:proofErr w:type="spellStart"/>
+      <w:proofErr w:type="gramStart"/>
+      <w:r>
+        <w:t>assigned</w:t>
+      </w:r>
+      <w:proofErr w:type="gramEnd"/>
+      <w:r>
+        <w:t>_id</w:t>
+      </w:r>
+      <w:proofErr w:type="spellEnd"/>
+      <w:r>
+        <w:t>": "",</w:t>
+      </w:r>
+    </w:p>
+    <w:p>
+      <w:r>
+        <w:t>            "</w:t>
+      </w:r>
+      <w:proofErr w:type="spellStart"/>
+      <w:proofErr w:type="gramStart"/>
+      <w:r>
+        <w:t>assigned</w:t>
+      </w:r>
+      <w:proofErr w:type="gramEnd"/>
+      <w:r>
+        <w:t>_name</w:t>
+      </w:r>
+      <w:proofErr w:type="spellEnd"/>
+      <w:r>
+        <w:t>": "02-2181",</w:t>
+      </w:r>
+    </w:p>
+    <w:p>
+      <w:r>
+        <w:t>            "</w:t>
+      </w:r>
+      <w:proofErr w:type="spellStart"/>
+      <w:proofErr w:type="gramStart"/>
+      <w:r>
+        <w:t>query</w:t>
+      </w:r>
+      <w:proofErr w:type="gramEnd"/>
+      <w:r>
+        <w:t>_type</w:t>
+      </w:r>
+      <w:proofErr w:type="spellEnd"/>
+      <w:r>
+        <w:t>": "Monitor",</w:t>
+      </w:r>
+    </w:p>
+    <w:p>
+      <w:r>
+        <w:t>            "</w:t>
+      </w:r>
+      <w:proofErr w:type="spellStart"/>
+      <w:proofErr w:type="gramStart"/>
+      <w:r>
+        <w:t>requisition</w:t>
+      </w:r>
+      <w:proofErr w:type="gramEnd"/>
+      <w:r>
+        <w:t>_type</w:t>
+      </w:r>
+      <w:proofErr w:type="spellEnd"/>
+      <w:r>
+        <w:t>": "Converter",</w:t>
+      </w:r>
+    </w:p>
+    <w:p>
+      <w:r>
+        <w:t>            "status": "In Progress",</w:t>
+      </w:r>
+    </w:p>
+    <w:p>
+      <w:r>
+        <w:t>            "</w:t>
+      </w:r>
+      <w:proofErr w:type="spellStart"/>
+      <w:proofErr w:type="gramStart"/>
+      <w:r>
+        <w:t>dept</w:t>
+      </w:r>
+      <w:proofErr w:type="gramEnd"/>
+      <w:r>
+        <w:t>_name</w:t>
+      </w:r>
+      <w:proofErr w:type="spellEnd"/>
+      <w:r>
+        <w:t>": "Technology and Operations",</w:t>
+      </w:r>
+    </w:p>
+    <w:p>
+      <w:r>
+        <w:t>            "</w:t>
+      </w:r>
+      <w:proofErr w:type="spellStart"/>
+      <w:proofErr w:type="gramStart"/>
+      <w:r>
+        <w:t>func</w:t>
+      </w:r>
+      <w:proofErr w:type="gramEnd"/>
+      <w:r>
+        <w:t>_name</w:t>
+      </w:r>
+      <w:proofErr w:type="spellEnd"/>
+      <w:r>
+        <w:t>": "IT",</w:t>
+      </w:r>
+    </w:p>
+    <w:p>
+      <w:r>
+        <w:t>            "</w:t>
+      </w:r>
+      <w:proofErr w:type="spellStart"/>
+      <w:proofErr w:type="gramStart"/>
+      <w:r>
+        <w:t>delivered</w:t>
+      </w:r>
+      <w:proofErr w:type="gramEnd"/>
+      <w:r>
+        <w:t>_status</w:t>
+      </w:r>
+      <w:proofErr w:type="spellEnd"/>
+      <w:r>
+        <w:t>": "Pending",</w:t>
+      </w:r>
+    </w:p>
+    <w:p>
+      <w:r>
+        <w:t>            "</w:t>
+      </w:r>
+      <w:proofErr w:type="spellStart"/>
+      <w:proofErr w:type="gramStart"/>
+      <w:r>
+        <w:t>created</w:t>
+      </w:r>
+      <w:proofErr w:type="gramEnd"/>
+      <w:r>
+        <w:t>_at</w:t>
+      </w:r>
+      <w:proofErr w:type="spellEnd"/>
+      <w:r>
+        <w:t>": "2026-07-14 11:14:46+06",</w:t>
+      </w:r>
+    </w:p>
+    <w:p>
+      <w:r>
+        <w:t>            "</w:t>
+      </w:r>
+      <w:proofErr w:type="spellStart"/>
+      <w:proofErr w:type="gramStart"/>
+      <w:r>
+        <w:t>age</w:t>
+      </w:r>
+      <w:proofErr w:type="gramEnd"/>
+      <w:r>
+        <w:t>_seconds</w:t>
+      </w:r>
+      <w:proofErr w:type="spellEnd"/>
+      <w:r>
+        <w:t>": 1668472,</w:t>
+      </w:r>
+    </w:p>
+    <w:p>
+      <w:r>
+        <w:t>            "</w:t>
+      </w:r>
+      <w:proofErr w:type="spellStart"/>
+      <w:proofErr w:type="gramStart"/>
+      <w:r>
+        <w:t>mobile</w:t>
+      </w:r>
+      <w:proofErr w:type="gramEnd"/>
+      <w:r>
+        <w:t>_no</w:t>
+      </w:r>
+      <w:proofErr w:type="spellEnd"/>
+      <w:r>
+        <w:t>": "01674071711"</w:t>
+      </w:r>
+    </w:p>
+    <w:p>
+      <w:r>
+        <w:t>        },</w:t>
+      </w:r>
+    </w:p>
+    <w:p>
+      <w:r>
+        <w:t>        {</w:t>
+      </w:r>
+    </w:p>
+    <w:p>
+      <w:r>
+        <w:t>            "id": 29458,</w:t>
+      </w:r>
+    </w:p>
+    <w:p>
+      <w:r>
+        <w:t>            "</w:t>
+      </w:r>
+      <w:proofErr w:type="spellStart"/>
+      <w:proofErr w:type="gramStart"/>
+      <w:r>
+        <w:t>tt</w:t>
+      </w:r>
+      <w:proofErr w:type="gramEnd"/>
+      <w:r>
+        <w:t>_no</w:t>
+      </w:r>
+      <w:proofErr w:type="spellEnd"/>
+      <w:r>
+        <w:t>": "2026071229621",</w:t>
+      </w:r>
+    </w:p>
+    <w:p>
+      <w:r>
+        <w:lastRenderedPageBreak/>
+        <w:t>            "</w:t>
+      </w:r>
+      <w:proofErr w:type="spellStart"/>
+      <w:proofErr w:type="gramStart"/>
+      <w:r>
+        <w:t>employee</w:t>
+      </w:r>
+      <w:proofErr w:type="gramEnd"/>
+      <w:r>
+        <w:t>_id</w:t>
+      </w:r>
+      <w:proofErr w:type="spellEnd"/>
+      <w:r>
+        <w:t>": "02-1166",</w:t>
+      </w:r>
+    </w:p>
+    <w:p>
+      <w:r>
+        <w:t>            "</w:t>
+      </w:r>
+      <w:proofErr w:type="spellStart"/>
+      <w:proofErr w:type="gramStart"/>
+      <w:r>
+        <w:t>employee</w:t>
+      </w:r>
+      <w:proofErr w:type="gramEnd"/>
+      <w:r>
+        <w:t>_name</w:t>
+      </w:r>
+      <w:proofErr w:type="spellEnd"/>
+      <w:r>
+        <w:t>": "Md. Amirul Islam",</w:t>
+      </w:r>
+    </w:p>
+    <w:p>
+      <w:r>
+        <w:t>            "</w:t>
+      </w:r>
+      <w:proofErr w:type="spellStart"/>
+      <w:proofErr w:type="gramStart"/>
+      <w:r>
+        <w:t>assigned</w:t>
+      </w:r>
+      <w:proofErr w:type="gramEnd"/>
+      <w:r>
+        <w:t>_id</w:t>
+      </w:r>
+      <w:proofErr w:type="spellEnd"/>
+      <w:r>
+        <w:t>": "",</w:t>
+      </w:r>
+    </w:p>
+    <w:p>
+      <w:r>
+        <w:t>            "</w:t>
+      </w:r>
+      <w:proofErr w:type="spellStart"/>
+      <w:proofErr w:type="gramStart"/>
+      <w:r>
+        <w:t>assigned</w:t>
+      </w:r>
+      <w:proofErr w:type="gramEnd"/>
+      <w:r>
+        <w:t>_name</w:t>
+      </w:r>
+      <w:proofErr w:type="spellEnd"/>
+      <w:r>
+        <w:t>": "02-2181",</w:t>
+      </w:r>
+    </w:p>
+    <w:p>
+      <w:r>
+        <w:t>            "</w:t>
+      </w:r>
+      <w:proofErr w:type="spellStart"/>
+      <w:proofErr w:type="gramStart"/>
+      <w:r>
+        <w:t>query</w:t>
+      </w:r>
+      <w:proofErr w:type="gramEnd"/>
+      <w:r>
+        <w:t>_type</w:t>
+      </w:r>
+      <w:proofErr w:type="spellEnd"/>
+      <w:r>
+        <w:t>": "SSD",</w:t>
+      </w:r>
+    </w:p>
+    <w:p>
+      <w:r>
+        <w:t>            "</w:t>
+      </w:r>
+      <w:proofErr w:type="spellStart"/>
+      <w:proofErr w:type="gramStart"/>
+      <w:r>
+        <w:t>requisition</w:t>
+      </w:r>
+      <w:proofErr w:type="gramEnd"/>
+      <w:r>
+        <w:t>_type</w:t>
+      </w:r>
+      <w:proofErr w:type="spellEnd"/>
+      <w:r>
+        <w:t>": "SSD",</w:t>
+      </w:r>
+    </w:p>
+    <w:p>
+      <w:r>
+        <w:t>            "status": "In Progress",</w:t>
+      </w:r>
+    </w:p>
+    <w:p>
+      <w:r>
+        <w:t>            "</w:t>
+      </w:r>
+      <w:proofErr w:type="spellStart"/>
+      <w:proofErr w:type="gramStart"/>
+      <w:r>
+        <w:t>dept</w:t>
+      </w:r>
+      <w:proofErr w:type="gramEnd"/>
+      <w:r>
+        <w:t>_name</w:t>
+      </w:r>
+      <w:proofErr w:type="spellEnd"/>
+      <w:r>
+        <w:t>": "Technology and Operations",</w:t>
+      </w:r>
+    </w:p>
+    <w:p>
+      <w:r>
+        <w:t>            "</w:t>
+      </w:r>
+      <w:proofErr w:type="spellStart"/>
+      <w:proofErr w:type="gramStart"/>
+      <w:r>
+        <w:t>func</w:t>
+      </w:r>
+      <w:proofErr w:type="gramEnd"/>
+      <w:r>
+        <w:t>_name</w:t>
+      </w:r>
+      <w:proofErr w:type="spellEnd"/>
+      <w:r>
+        <w:t>": "IT",</w:t>
+      </w:r>
+    </w:p>
+    <w:p>
+      <w:r>
+        <w:t>            "</w:t>
+      </w:r>
+      <w:proofErr w:type="spellStart"/>
+      <w:proofErr w:type="gramStart"/>
+      <w:r>
+        <w:t>delivered</w:t>
+      </w:r>
+      <w:proofErr w:type="gramEnd"/>
+      <w:r>
+        <w:t>_status</w:t>
+      </w:r>
+      <w:proofErr w:type="spellEnd"/>
+      <w:r>
+        <w:t>": "Pending",</w:t>
+      </w:r>
+    </w:p>
+    <w:p>
+      <w:r>
+        <w:t>            "</w:t>
+      </w:r>
+      <w:proofErr w:type="spellStart"/>
+      <w:proofErr w:type="gramStart"/>
+      <w:r>
+        <w:t>created</w:t>
+      </w:r>
+      <w:proofErr w:type="gramEnd"/>
+      <w:r>
+        <w:t>_at</w:t>
+      </w:r>
+      <w:proofErr w:type="spellEnd"/>
+      <w:r>
+        <w:t>": "2026-07-12 16:39:56+06",</w:t>
+      </w:r>
+    </w:p>
+    <w:p>
+      <w:r>
+        <w:t>            "</w:t>
+      </w:r>
+      <w:proofErr w:type="spellStart"/>
+      <w:proofErr w:type="gramStart"/>
+      <w:r>
+        <w:t>age</w:t>
+      </w:r>
+      <w:proofErr w:type="gramEnd"/>
+      <w:r>
+        <w:t>_seconds</w:t>
+      </w:r>
+      <w:proofErr w:type="spellEnd"/>
+      <w:r>
+        <w:t>": 1821762,</w:t>
+      </w:r>
+    </w:p>
+    <w:p>
+      <w:r>
+        <w:t>            "</w:t>
+      </w:r>
+      <w:proofErr w:type="spellStart"/>
+      <w:proofErr w:type="gramStart"/>
+      <w:r>
+        <w:t>mobile</w:t>
+      </w:r>
+      <w:proofErr w:type="gramEnd"/>
+      <w:r>
+        <w:t>_no</w:t>
+      </w:r>
+      <w:proofErr w:type="spellEnd"/>
+      <w:r>
+        <w:t>": "01844006718"</w:t>
+      </w:r>
+    </w:p>
+    <w:p>
+      <w:r>
+        <w:t>        },</w:t>
+      </w:r>
+    </w:p>
+    <w:p>
+      <w:r>
+        <w:t>        {</w:t>
+      </w:r>
+    </w:p>
+    <w:p>
+      <w:r>
+        <w:t>            "id": 29438,</w:t>
+      </w:r>
+    </w:p>
+    <w:p>
+      <w:r>
+        <w:t>            "</w:t>
+      </w:r>
+      <w:proofErr w:type="spellStart"/>
+      <w:proofErr w:type="gramStart"/>
+      <w:r>
+        <w:t>tt</w:t>
+      </w:r>
+      <w:proofErr w:type="gramEnd"/>
+      <w:r>
+        <w:t>_no</w:t>
+      </w:r>
+      <w:proofErr w:type="spellEnd"/>
+      <w:r>
+        <w:t>": "2026070829601",</w:t>
+      </w:r>
+    </w:p>
+    <w:p>
+      <w:r>
+        <w:t>            "</w:t>
+      </w:r>
+      <w:proofErr w:type="spellStart"/>
+      <w:proofErr w:type="gramStart"/>
+      <w:r>
+        <w:t>employee</w:t>
+      </w:r>
+      <w:proofErr w:type="gramEnd"/>
+      <w:r>
+        <w:t>_id</w:t>
+      </w:r>
+      <w:proofErr w:type="spellEnd"/>
+      <w:r>
+        <w:t>": "02-1944",</w:t>
+      </w:r>
+    </w:p>
+    <w:p>
+      <w:r>
+        <w:t>            "</w:t>
+      </w:r>
+      <w:proofErr w:type="spellStart"/>
+      <w:proofErr w:type="gramStart"/>
+      <w:r>
+        <w:t>employee</w:t>
+      </w:r>
+      <w:proofErr w:type="gramEnd"/>
+      <w:r>
+        <w:t>_name</w:t>
+      </w:r>
+      <w:proofErr w:type="spellEnd"/>
+      <w:r>
+        <w:t>": "Md. </w:t>
+      </w:r>
+      <w:proofErr w:type="spellStart"/>
+      <w:r>
+        <w:t>Shabuj</w:t>
+      </w:r>
+      <w:proofErr w:type="spellEnd"/>
+      <w:r>
+        <w:t> Hossain",</w:t>
+      </w:r>
+    </w:p>
+    <w:p>
+      <w:r>
+        <w:t>            "</w:t>
+      </w:r>
+      <w:proofErr w:type="spellStart"/>
+      <w:proofErr w:type="gramStart"/>
+      <w:r>
+        <w:t>assigned</w:t>
+      </w:r>
+      <w:proofErr w:type="gramEnd"/>
+      <w:r>
+        <w:t>_id</w:t>
+      </w:r>
+      <w:proofErr w:type="spellEnd"/>
+      <w:r>
+        <w:t>": "",</w:t>
+      </w:r>
+    </w:p>
+    <w:p>
+      <w:r>
+        <w:t>            "</w:t>
+      </w:r>
+      <w:proofErr w:type="spellStart"/>
+      <w:proofErr w:type="gramStart"/>
+      <w:r>
+        <w:t>assigned</w:t>
+      </w:r>
+      <w:proofErr w:type="gramEnd"/>
+      <w:r>
+        <w:t>_name</w:t>
+      </w:r>
+      <w:proofErr w:type="spellEnd"/>
+      <w:r>
+        <w:t>": "02-2181",</w:t>
+      </w:r>
+    </w:p>
+    <w:p>
+      <w:r>
+        <w:t>            "</w:t>
+      </w:r>
+      <w:proofErr w:type="spellStart"/>
+      <w:proofErr w:type="gramStart"/>
+      <w:r>
+        <w:t>query</w:t>
+      </w:r>
+      <w:proofErr w:type="gramEnd"/>
+      <w:r>
+        <w:t>_type</w:t>
+      </w:r>
+      <w:proofErr w:type="spellEnd"/>
+      <w:r>
+        <w:t>": "Laptop Adaptor",</w:t>
+      </w:r>
+    </w:p>
+    <w:p>
+      <w:r>
+        <w:t>            "</w:t>
+      </w:r>
+      <w:proofErr w:type="spellStart"/>
+      <w:proofErr w:type="gramStart"/>
+      <w:r>
+        <w:t>requisition</w:t>
+      </w:r>
+      <w:proofErr w:type="gramEnd"/>
+      <w:r>
+        <w:t>_type</w:t>
+      </w:r>
+      <w:proofErr w:type="spellEnd"/>
+      <w:r>
+        <w:t>": "Laptop Adapter",</w:t>
+      </w:r>
+    </w:p>
+    <w:p>
+      <w:r>
+        <w:t>            "status": "In Progress",</w:t>
+      </w:r>
+    </w:p>
+    <w:p>
+      <w:r>
+        <w:t>            "</w:t>
+      </w:r>
+      <w:proofErr w:type="spellStart"/>
+      <w:proofErr w:type="gramStart"/>
+      <w:r>
+        <w:t>dept</w:t>
+      </w:r>
+      <w:proofErr w:type="gramEnd"/>
+      <w:r>
+        <w:t>_name</w:t>
+      </w:r>
+      <w:proofErr w:type="spellEnd"/>
+      <w:r>
+        <w:t>": "Technology and Operations",</w:t>
+      </w:r>
+    </w:p>
+    <w:p>
+      <w:r>
+        <w:t>            "</w:t>
+      </w:r>
+      <w:proofErr w:type="spellStart"/>
+      <w:proofErr w:type="gramStart"/>
+      <w:r>
+        <w:t>func</w:t>
+      </w:r>
+      <w:proofErr w:type="gramEnd"/>
+      <w:r>
+        <w:t>_name</w:t>
+      </w:r>
+      <w:proofErr w:type="spellEnd"/>
+      <w:r>
+        <w:t>": "IT",</w:t>
+      </w:r>
+    </w:p>
+    <w:p>
+      <w:r>
+        <w:lastRenderedPageBreak/>
+        <w:t>            "</w:t>
+      </w:r>
+      <w:proofErr w:type="spellStart"/>
+      <w:proofErr w:type="gramStart"/>
+      <w:r>
+        <w:t>delivered</w:t>
+      </w:r>
+      <w:proofErr w:type="gramEnd"/>
+      <w:r>
+        <w:t>_status</w:t>
+      </w:r>
+      <w:proofErr w:type="spellEnd"/>
+      <w:r>
+        <w:t>": "Pending",</w:t>
+      </w:r>
+    </w:p>
+    <w:p>
+      <w:r>
+        <w:t>            "</w:t>
+      </w:r>
+      <w:proofErr w:type="spellStart"/>
+      <w:proofErr w:type="gramStart"/>
+      <w:r>
+        <w:t>created</w:t>
+      </w:r>
+      <w:proofErr w:type="gramEnd"/>
+      <w:r>
+        <w:t>_at</w:t>
+      </w:r>
+      <w:proofErr w:type="spellEnd"/>
+      <w:r>
+        <w:t>": "2026-07-08 11:07:28+06",</w:t>
+      </w:r>
+    </w:p>
+    <w:p>
+      <w:r>
+        <w:t>            "</w:t>
+      </w:r>
+      <w:proofErr w:type="spellStart"/>
+      <w:proofErr w:type="gramStart"/>
+      <w:r>
+        <w:t>age</w:t>
+      </w:r>
+      <w:proofErr w:type="gramEnd"/>
+      <w:r>
+        <w:t>_seconds</w:t>
+      </w:r>
+      <w:proofErr w:type="spellEnd"/>
+      <w:r>
+        <w:t>": 2187310,</w:t>
+      </w:r>
+    </w:p>
+    <w:p>
+      <w:r>
+        <w:t>            "</w:t>
+      </w:r>
+      <w:proofErr w:type="spellStart"/>
+      <w:proofErr w:type="gramStart"/>
+      <w:r>
+        <w:t>mobile</w:t>
+      </w:r>
+      <w:proofErr w:type="gramEnd"/>
+      <w:r>
+        <w:t>_no</w:t>
+      </w:r>
+      <w:proofErr w:type="spellEnd"/>
+      <w:r>
+        <w:t>": "01671742820"</w:t>
+      </w:r>
+    </w:p>
+    <w:p>
+      <w:r>
+        <w:t>        },</w:t>
+      </w:r>
+    </w:p>
+    <w:p>
+      <w:r>
+        <w:t>        {</w:t>
+      </w:r>
+    </w:p>
+    <w:p>
+      <w:r>
+        <w:t>            "id": 29393,</w:t>
+      </w:r>
+    </w:p>
+    <w:p>
+      <w:r>
+        <w:t>            "</w:t>
+      </w:r>
+      <w:proofErr w:type="spellStart"/>
+      <w:proofErr w:type="gramStart"/>
+      <w:r>
+        <w:t>tt</w:t>
+      </w:r>
+      <w:proofErr w:type="gramEnd"/>
+      <w:r>
+        <w:t>_no</w:t>
+      </w:r>
+      <w:proofErr w:type="spellEnd"/>
+      <w:r>
+        <w:t>": "2026063029556",</w:t>
+      </w:r>
+    </w:p>
+    <w:p>
+      <w:r>
+        <w:t>            "</w:t>
+      </w:r>
+      <w:proofErr w:type="spellStart"/>
+      <w:proofErr w:type="gramStart"/>
+      <w:r>
+        <w:t>employee</w:t>
+      </w:r>
+      <w:proofErr w:type="gramEnd"/>
+      <w:r>
+        <w:t>_id</w:t>
+      </w:r>
+      <w:proofErr w:type="spellEnd"/>
+      <w:r>
+        <w:t>": "02-1882",</w:t>
+      </w:r>
+    </w:p>
+    <w:p>
+      <w:r>
+        <w:t>            "</w:t>
+      </w:r>
+      <w:proofErr w:type="spellStart"/>
+      <w:proofErr w:type="gramStart"/>
+      <w:r>
+        <w:t>employee</w:t>
+      </w:r>
+      <w:proofErr w:type="gramEnd"/>
+      <w:r>
+        <w:t>_name</w:t>
+      </w:r>
+      <w:proofErr w:type="spellEnd"/>
+      <w:r>
+        <w:t>": "</w:t>
+      </w:r>
+      <w:proofErr w:type="spellStart"/>
+      <w:r>
+        <w:t>Mazbah</w:t>
+      </w:r>
+      <w:proofErr w:type="spellEnd"/>
+      <w:r>
+        <w:t> Uddin",</w:t>
+      </w:r>
+    </w:p>
+    <w:p>
+      <w:r>
+        <w:t>            "</w:t>
+      </w:r>
+      <w:proofErr w:type="spellStart"/>
+      <w:proofErr w:type="gramStart"/>
+      <w:r>
+        <w:t>assigned</w:t>
+      </w:r>
+      <w:proofErr w:type="gramEnd"/>
+      <w:r>
+        <w:t>_id</w:t>
+      </w:r>
+      <w:proofErr w:type="spellEnd"/>
+      <w:r>
+        <w:t>": "",</w:t>
+      </w:r>
+    </w:p>
+    <w:p>
+      <w:r>
+        <w:t>            "</w:t>
+      </w:r>
+      <w:proofErr w:type="spellStart"/>
+      <w:proofErr w:type="gramStart"/>
+      <w:r>
+        <w:t>assigned</w:t>
+      </w:r>
+      <w:proofErr w:type="gramEnd"/>
+      <w:r>
+        <w:t>_name</w:t>
+      </w:r>
+      <w:proofErr w:type="spellEnd"/>
+      <w:r>
+        <w:t>": "02-2181",</w:t>
+      </w:r>
+    </w:p>
+    <w:p>
+      <w:r>
+        <w:t>            "</w:t>
+      </w:r>
+      <w:proofErr w:type="spellStart"/>
+      <w:proofErr w:type="gramStart"/>
+      <w:r>
+        <w:t>query</w:t>
+      </w:r>
+      <w:proofErr w:type="gramEnd"/>
+      <w:r>
+        <w:t>_type</w:t>
+      </w:r>
+      <w:proofErr w:type="spellEnd"/>
+      <w:r>
+        <w:t>": "Laptop Adaptor",</w:t>
+      </w:r>
+    </w:p>
+    <w:p>
+      <w:r>
+        <w:t>            "</w:t>
+      </w:r>
+      <w:proofErr w:type="spellStart"/>
+      <w:proofErr w:type="gramStart"/>
+      <w:r>
+        <w:t>requisition</w:t>
+      </w:r>
+      <w:proofErr w:type="gramEnd"/>
+      <w:r>
+        <w:t>_type</w:t>
+      </w:r>
+      <w:proofErr w:type="spellEnd"/>
+      <w:r>
+        <w:t>": "Laptop Adapter",</w:t>
+      </w:r>
+    </w:p>
+    <w:p>
+      <w:r>
+        <w:t>            "status": "In Progress",</w:t>
+      </w:r>
+    </w:p>
+    <w:p>
+      <w:r>
+        <w:t>            "</w:t>
+      </w:r>
+      <w:proofErr w:type="spellStart"/>
+      <w:proofErr w:type="gramStart"/>
+      <w:r>
+        <w:t>dept</w:t>
+      </w:r>
+      <w:proofErr w:type="gramEnd"/>
+      <w:r>
+        <w:t>_name</w:t>
+      </w:r>
+      <w:proofErr w:type="spellEnd"/>
+      <w:r>
+        <w:t>": "Technology and Operations",</w:t>
+      </w:r>
+    </w:p>
+    <w:p>
+      <w:r>
+        <w:t>            "</w:t>
+      </w:r>
+      <w:proofErr w:type="spellStart"/>
+      <w:proofErr w:type="gramStart"/>
+      <w:r>
+        <w:t>func</w:t>
+      </w:r>
+      <w:proofErr w:type="gramEnd"/>
+      <w:r>
+        <w:t>_name</w:t>
+      </w:r>
+      <w:proofErr w:type="spellEnd"/>
+      <w:r>
+        <w:t>": "IT",</w:t>
+      </w:r>
+    </w:p>
+    <w:p>
+      <w:r>
+        <w:t>            "</w:t>
+      </w:r>
+      <w:proofErr w:type="spellStart"/>
+      <w:proofErr w:type="gramStart"/>
+      <w:r>
+        <w:t>delivered</w:t>
+      </w:r>
+      <w:proofErr w:type="gramEnd"/>
+      <w:r>
+        <w:t>_status</w:t>
+      </w:r>
+      <w:proofErr w:type="spellEnd"/>
+      <w:r>
+        <w:t>": "Pending",</w:t>
+      </w:r>
+    </w:p>
+    <w:p>
+      <w:r>
+        <w:t>            "</w:t>
+      </w:r>
+      <w:proofErr w:type="spellStart"/>
+      <w:proofErr w:type="gramStart"/>
+      <w:r>
+        <w:t>created</w:t>
+      </w:r>
+      <w:proofErr w:type="gramEnd"/>
+      <w:r>
+        <w:t>_at</w:t>
+      </w:r>
+      <w:proofErr w:type="spellEnd"/>
+      <w:r>
+        <w:t>": "2026-06-30 11:55:12+06",</w:t>
+      </w:r>
+    </w:p>
+    <w:p>
+      <w:r>
+        <w:t>            "</w:t>
+      </w:r>
+      <w:proofErr w:type="spellStart"/>
+      <w:proofErr w:type="gramStart"/>
+      <w:r>
+        <w:t>age</w:t>
+      </w:r>
+      <w:proofErr w:type="gramEnd"/>
+      <w:r>
+        <w:t>_seconds</w:t>
+      </w:r>
+      <w:proofErr w:type="spellEnd"/>
+      <w:r>
+        <w:t>": 2875646,</w:t>
+      </w:r>
+    </w:p>
+    <w:p>
+      <w:r>
+        <w:t>            "</w:t>
+      </w:r>
+      <w:proofErr w:type="spellStart"/>
+      <w:proofErr w:type="gramStart"/>
+      <w:r>
+        <w:t>mobile</w:t>
+      </w:r>
+      <w:proofErr w:type="gramEnd"/>
+      <w:r>
+        <w:t>_no</w:t>
+      </w:r>
+      <w:proofErr w:type="spellEnd"/>
+      <w:r>
+        <w:t>": "01670188543"</w:t>
+      </w:r>
+    </w:p>
+    <w:p>
+      <w:r>
+        <w:t>        },</w:t>
+      </w:r>
+    </w:p>
+    <w:p>
+      <w:r>
+        <w:t>        {</w:t>
+      </w:r>
+    </w:p>
+    <w:p>
+      <w:r>
+        <w:t>            "id": 29390,</w:t>
+      </w:r>
+    </w:p>
+    <w:p>
+      <w:r>
+        <w:t>            "</w:t>
+      </w:r>
+      <w:proofErr w:type="spellStart"/>
+      <w:proofErr w:type="gramStart"/>
+      <w:r>
+        <w:t>tt</w:t>
+      </w:r>
+      <w:proofErr w:type="gramEnd"/>
+      <w:r>
+        <w:t>_no</w:t>
+      </w:r>
+      <w:proofErr w:type="spellEnd"/>
+      <w:r>
+        <w:t>": "2026063029553",</w:t>
+      </w:r>
+    </w:p>
+    <w:p>
+      <w:r>
+        <w:t>            "</w:t>
+      </w:r>
+      <w:proofErr w:type="spellStart"/>
+      <w:proofErr w:type="gramStart"/>
+      <w:r>
+        <w:t>employee</w:t>
+      </w:r>
+      <w:proofErr w:type="gramEnd"/>
+      <w:r>
+        <w:t>_id</w:t>
+      </w:r>
+      <w:proofErr w:type="spellEnd"/>
+      <w:r>
+        <w:t>": "02-0828",</w:t>
+      </w:r>
+    </w:p>
+    <w:p>
+      <w:r>
+        <w:lastRenderedPageBreak/>
+        <w:t>            "</w:t>
+      </w:r>
+      <w:proofErr w:type="spellStart"/>
+      <w:proofErr w:type="gramStart"/>
+      <w:r>
+        <w:t>employee</w:t>
+      </w:r>
+      <w:proofErr w:type="gramEnd"/>
+      <w:r>
+        <w:t>_name</w:t>
+      </w:r>
+      <w:proofErr w:type="spellEnd"/>
+      <w:r>
+        <w:t>": "Md. </w:t>
+      </w:r>
+      <w:proofErr w:type="spellStart"/>
+      <w:r>
+        <w:t>Ashaduzzaman</w:t>
+      </w:r>
+      <w:proofErr w:type="spellEnd"/>
+      <w:r>
+        <w:t>",</w:t>
+      </w:r>
+    </w:p>
+    <w:p>
+      <w:r>
+        <w:t>            "</w:t>
+      </w:r>
+      <w:proofErr w:type="spellStart"/>
+      <w:proofErr w:type="gramStart"/>
+      <w:r>
+        <w:t>assigned</w:t>
+      </w:r>
+      <w:proofErr w:type="gramEnd"/>
+      <w:r>
+        <w:t>_id</w:t>
+      </w:r>
+      <w:proofErr w:type="spellEnd"/>
+      <w:r>
+        <w:t>": "",</w:t>
+      </w:r>
+    </w:p>
+    <w:p>
+      <w:r>
+        <w:t>            "</w:t>
+      </w:r>
+      <w:proofErr w:type="spellStart"/>
+      <w:proofErr w:type="gramStart"/>
+      <w:r>
+        <w:t>assigned</w:t>
+      </w:r>
+      <w:proofErr w:type="gramEnd"/>
+      <w:r>
+        <w:t>_name</w:t>
+      </w:r>
+      <w:proofErr w:type="spellEnd"/>
+      <w:r>
+        <w:t>": "02-2181",</w:t>
+      </w:r>
+    </w:p>
+    <w:p>
+      <w:r>
+        <w:t>            "</w:t>
+      </w:r>
+      <w:proofErr w:type="spellStart"/>
+      <w:proofErr w:type="gramStart"/>
+      <w:r>
+        <w:t>query</w:t>
+      </w:r>
+      <w:proofErr w:type="gramEnd"/>
+      <w:r>
+        <w:t>_type</w:t>
+      </w:r>
+      <w:proofErr w:type="spellEnd"/>
+      <w:r>
+        <w:t>": "Mouse",</w:t>
+      </w:r>
+    </w:p>
+    <w:p>
+      <w:r>
+        <w:t>            "</w:t>
+      </w:r>
+      <w:proofErr w:type="spellStart"/>
+      <w:proofErr w:type="gramStart"/>
+      <w:r>
+        <w:t>requisition</w:t>
+      </w:r>
+      <w:proofErr w:type="gramEnd"/>
+      <w:r>
+        <w:t>_type</w:t>
+      </w:r>
+      <w:proofErr w:type="spellEnd"/>
+      <w:r>
+        <w:t>": "Mouse",</w:t>
+      </w:r>
+    </w:p>
+    <w:p>
+      <w:r>
+        <w:t>            "status": "In Progress",</w:t>
+      </w:r>
+    </w:p>
+    <w:p>
+      <w:r>
+        <w:t>            "</w:t>
+      </w:r>
+      <w:proofErr w:type="spellStart"/>
+      <w:proofErr w:type="gramStart"/>
+      <w:r>
+        <w:t>dept</w:t>
+      </w:r>
+      <w:proofErr w:type="gramEnd"/>
+      <w:r>
+        <w:t>_name</w:t>
+      </w:r>
+      <w:proofErr w:type="spellEnd"/>
+      <w:r>
+        <w:t>": "Technology and Operations",</w:t>
+      </w:r>
+    </w:p>
+    <w:p>
+      <w:r>
+        <w:t>            "</w:t>
+      </w:r>
+      <w:proofErr w:type="spellStart"/>
+      <w:proofErr w:type="gramStart"/>
+      <w:r>
+        <w:t>func</w:t>
+      </w:r>
+      <w:proofErr w:type="gramEnd"/>
+      <w:r>
+        <w:t>_name</w:t>
+      </w:r>
+      <w:proofErr w:type="spellEnd"/>
+      <w:r>
+        <w:t>": "IT",</w:t>
+      </w:r>
+    </w:p>
+    <w:p>
+      <w:r>
+        <w:t>            "</w:t>
+      </w:r>
+      <w:proofErr w:type="spellStart"/>
+      <w:proofErr w:type="gramStart"/>
+      <w:r>
+        <w:t>delivered</w:t>
+      </w:r>
+      <w:proofErr w:type="gramEnd"/>
+      <w:r>
+        <w:t>_status</w:t>
+      </w:r>
+      <w:proofErr w:type="spellEnd"/>
+      <w:r>
+        <w:t>": "Pending",</w:t>
+      </w:r>
+    </w:p>
+    <w:p>
+      <w:r>
+        <w:t>            "</w:t>
+      </w:r>
+      <w:proofErr w:type="spellStart"/>
+      <w:proofErr w:type="gramStart"/>
+      <w:r>
+        <w:t>created</w:t>
+      </w:r>
+      <w:proofErr w:type="gramEnd"/>
+      <w:r>
+        <w:t>_at</w:t>
+      </w:r>
+      <w:proofErr w:type="spellEnd"/>
+      <w:r>
+        <w:t>": "2026-06-30 10:52:20+06",</w:t>
+      </w:r>
+    </w:p>
+    <w:p>
+      <w:r>
+        <w:t>            "</w:t>
+      </w:r>
+      <w:proofErr w:type="spellStart"/>
+      <w:proofErr w:type="gramStart"/>
+      <w:r>
+        <w:t>age</w:t>
+      </w:r>
+      <w:proofErr w:type="gramEnd"/>
+      <w:r>
+        <w:t>_seconds</w:t>
+      </w:r>
+      <w:proofErr w:type="spellEnd"/>
+      <w:r>
+        <w:t>": 2879418,</w:t>
+      </w:r>
+    </w:p>
+    <w:p>
+      <w:r>
+        <w:t>            "</w:t>
+      </w:r>
+      <w:proofErr w:type="spellStart"/>
+      <w:proofErr w:type="gramStart"/>
+      <w:r>
+        <w:t>mobile</w:t>
+      </w:r>
+      <w:proofErr w:type="gramEnd"/>
+      <w:r>
+        <w:t>_no</w:t>
+      </w:r>
+      <w:proofErr w:type="spellEnd"/>
+      <w:r>
+        <w:t>": "01844006500"</w:t>
+      </w:r>
+    </w:p>
+    <w:p>
+      <w:r>
+        <w:t>        },</w:t>
+      </w:r>
+    </w:p>
+    <w:p>
+      <w:r>
+        <w:t>        {</w:t>
+      </w:r>
+    </w:p>
+    <w:p>
+      <w:r>
+        <w:t>            "id": 29359,</w:t>
+      </w:r>
+    </w:p>
+    <w:p>
+      <w:r>
+        <w:t>            "</w:t>
+      </w:r>
+      <w:proofErr w:type="spellStart"/>
+      <w:proofErr w:type="gramStart"/>
+      <w:r>
+        <w:t>tt</w:t>
+      </w:r>
+      <w:proofErr w:type="gramEnd"/>
+      <w:r>
+        <w:t>_no</w:t>
+      </w:r>
+      <w:proofErr w:type="spellEnd"/>
+      <w:r>
+        <w:t>": "2026062429522",</w:t>
+      </w:r>
+    </w:p>
+    <w:p>
+      <w:r>
+        <w:t>            "</w:t>
+      </w:r>
+      <w:proofErr w:type="spellStart"/>
+      <w:proofErr w:type="gramStart"/>
+      <w:r>
+        <w:t>employee</w:t>
+      </w:r>
+      <w:proofErr w:type="gramEnd"/>
+      <w:r>
+        <w:t>_id</w:t>
+      </w:r>
+      <w:proofErr w:type="spellEnd"/>
+      <w:r>
+        <w:t>": "02-1446",</w:t>
+      </w:r>
+    </w:p>
+    <w:p>
+      <w:r>
+        <w:t>            "</w:t>
+      </w:r>
+      <w:proofErr w:type="spellStart"/>
+      <w:proofErr w:type="gramStart"/>
+      <w:r>
+        <w:t>employee</w:t>
+      </w:r>
+      <w:proofErr w:type="gramEnd"/>
+      <w:r>
+        <w:t>_name</w:t>
+      </w:r>
+      <w:proofErr w:type="spellEnd"/>
+      <w:r>
+        <w:t>": "Md. Emran Hossain",</w:t>
+      </w:r>
+    </w:p>
+    <w:p>
+      <w:r>
+        <w:t>            "</w:t>
+      </w:r>
+      <w:proofErr w:type="spellStart"/>
+      <w:proofErr w:type="gramStart"/>
+      <w:r>
+        <w:t>assigned</w:t>
+      </w:r>
+      <w:proofErr w:type="gramEnd"/>
+      <w:r>
+        <w:t>_id</w:t>
+      </w:r>
+      <w:proofErr w:type="spellEnd"/>
+      <w:r>
+        <w:t>": "",</w:t>
+      </w:r>
+    </w:p>
+    <w:p>
+      <w:r>
+        <w:t>            "</w:t>
+      </w:r>
+      <w:proofErr w:type="spellStart"/>
+      <w:proofErr w:type="gramStart"/>
+      <w:r>
+        <w:t>assigned</w:t>
+      </w:r>
+      <w:proofErr w:type="gramEnd"/>
+      <w:r>
+        <w:t>_name</w:t>
+      </w:r>
+      <w:proofErr w:type="spellEnd"/>
+      <w:r>
+        <w:t>": "02-2181",</w:t>
+      </w:r>
+    </w:p>
+    <w:p>
+      <w:r>
+        <w:t>            "</w:t>
+      </w:r>
+      <w:proofErr w:type="spellStart"/>
+      <w:proofErr w:type="gramStart"/>
+      <w:r>
+        <w:t>query</w:t>
+      </w:r>
+      <w:proofErr w:type="gramEnd"/>
+      <w:r>
+        <w:t>_type</w:t>
+      </w:r>
+      <w:proofErr w:type="spellEnd"/>
+      <w:r>
+        <w:t>": "software",</w:t>
+      </w:r>
+    </w:p>
+    <w:p>
+      <w:r>
+        <w:t>            "</w:t>
+      </w:r>
+      <w:proofErr w:type="spellStart"/>
+      <w:proofErr w:type="gramStart"/>
+      <w:r>
+        <w:t>requisition</w:t>
+      </w:r>
+      <w:proofErr w:type="gramEnd"/>
+      <w:r>
+        <w:t>_type</w:t>
+      </w:r>
+      <w:proofErr w:type="spellEnd"/>
+      <w:r>
+        <w:t>": "SSD",</w:t>
+      </w:r>
+    </w:p>
+    <w:p>
+      <w:r>
+        <w:t>            "status": "In Progress",</w:t>
+      </w:r>
+    </w:p>
+    <w:p>
+      <w:r>
+        <w:t>            "</w:t>
+      </w:r>
+      <w:proofErr w:type="spellStart"/>
+      <w:proofErr w:type="gramStart"/>
+      <w:r>
+        <w:t>dept</w:t>
+      </w:r>
+      <w:proofErr w:type="gramEnd"/>
+      <w:r>
+        <w:t>_name</w:t>
+      </w:r>
+      <w:proofErr w:type="spellEnd"/>
+      <w:r>
+        <w:t>": "Technology and Operations",</w:t>
+      </w:r>
+    </w:p>
+    <w:p>
+      <w:r>
+        <w:t>            "</w:t>
+      </w:r>
+      <w:proofErr w:type="spellStart"/>
+      <w:proofErr w:type="gramStart"/>
+      <w:r>
+        <w:t>func</w:t>
+      </w:r>
+      <w:proofErr w:type="gramEnd"/>
+      <w:r>
+        <w:t>_name</w:t>
+      </w:r>
+      <w:proofErr w:type="spellEnd"/>
+      <w:r>
+        <w:t>": "IT",</w:t>
+      </w:r>
+    </w:p>
+    <w:p>
+      <w:r>
+        <w:t>            "</w:t>
+      </w:r>
+      <w:proofErr w:type="spellStart"/>
+      <w:proofErr w:type="gramStart"/>
+      <w:r>
+        <w:t>delivered</w:t>
+      </w:r>
+      <w:proofErr w:type="gramEnd"/>
+      <w:r>
+        <w:t>_status</w:t>
+      </w:r>
+      <w:proofErr w:type="spellEnd"/>
+      <w:r>
+        <w:t>": "Pending",</w:t>
+      </w:r>
+    </w:p>
+    <w:p>
+      <w:r>
+        <w:lastRenderedPageBreak/>
+        <w:t>            "</w:t>
+      </w:r>
+      <w:proofErr w:type="spellStart"/>
+      <w:proofErr w:type="gramStart"/>
+      <w:r>
+        <w:t>created</w:t>
+      </w:r>
+      <w:proofErr w:type="gramEnd"/>
+      <w:r>
+        <w:t>_at</w:t>
+      </w:r>
+      <w:proofErr w:type="spellEnd"/>
+      <w:r>
+        <w:t>": "2026-06-24 14:20:20+06",</w:t>
+      </w:r>
+    </w:p>
+    <w:p>
+      <w:r>
+        <w:t>            "</w:t>
+      </w:r>
+      <w:proofErr w:type="spellStart"/>
+      <w:proofErr w:type="gramStart"/>
+      <w:r>
+        <w:t>age</w:t>
+      </w:r>
+      <w:proofErr w:type="gramEnd"/>
+      <w:r>
+        <w:t>_seconds</w:t>
+      </w:r>
+      <w:proofErr w:type="spellEnd"/>
+      <w:r>
+        <w:t>": 3385338,</w:t>
+      </w:r>
+    </w:p>
+    <w:p>
+      <w:r>
+        <w:t>            "</w:t>
+      </w:r>
+      <w:proofErr w:type="spellStart"/>
+      <w:proofErr w:type="gramStart"/>
+      <w:r>
+        <w:t>mobile</w:t>
+      </w:r>
+      <w:proofErr w:type="gramEnd"/>
+      <w:r>
+        <w:t>_no</w:t>
+      </w:r>
+      <w:proofErr w:type="spellEnd"/>
+      <w:r>
+        <w:t>": "01999075571"</w:t>
+      </w:r>
+    </w:p>
+    <w:p>
+      <w:r>
+        <w:t>        },</w:t>
+      </w:r>
+    </w:p>
+    <w:p>
+      <w:r>
+        <w:t>        {</w:t>
+      </w:r>
+    </w:p>
+    <w:p>
+      <w:r>
+        <w:t>            "id": 29347,</w:t>
+      </w:r>
+    </w:p>
+    <w:p>
+      <w:r>
+        <w:t>            "</w:t>
+      </w:r>
+      <w:proofErr w:type="spellStart"/>
+      <w:proofErr w:type="gramStart"/>
+      <w:r>
+        <w:t>tt</w:t>
+      </w:r>
+      <w:proofErr w:type="gramEnd"/>
+      <w:r>
+        <w:t>_no</w:t>
+      </w:r>
+      <w:proofErr w:type="spellEnd"/>
+      <w:r>
+        <w:t>": "2026062429510",</w:t>
+      </w:r>
+    </w:p>
+    <w:p>
+      <w:r>
+        <w:t>            "</w:t>
+      </w:r>
+      <w:proofErr w:type="spellStart"/>
+      <w:proofErr w:type="gramStart"/>
+      <w:r>
+        <w:t>employee</w:t>
+      </w:r>
+      <w:proofErr w:type="gramEnd"/>
+      <w:r>
+        <w:t>_id</w:t>
+      </w:r>
+      <w:proofErr w:type="spellEnd"/>
+      <w:r>
+        <w:t>": "02-2218",</w:t>
+      </w:r>
+    </w:p>
+    <w:p>
+      <w:r>
+        <w:t>            "</w:t>
+      </w:r>
+      <w:proofErr w:type="spellStart"/>
+      <w:proofErr w:type="gramStart"/>
+      <w:r>
+        <w:t>employee</w:t>
+      </w:r>
+      <w:proofErr w:type="gramEnd"/>
+      <w:r>
+        <w:t>_name</w:t>
+      </w:r>
+      <w:proofErr w:type="spellEnd"/>
+      <w:r>
+        <w:t>": "Md. Nysur Rahman",</w:t>
+      </w:r>
+    </w:p>
+    <w:p>
+      <w:r>
+        <w:t>            "</w:t>
+      </w:r>
+      <w:proofErr w:type="spellStart"/>
+      <w:proofErr w:type="gramStart"/>
+      <w:r>
+        <w:t>assigned</w:t>
+      </w:r>
+      <w:proofErr w:type="gramEnd"/>
+      <w:r>
+        <w:t>_id</w:t>
+      </w:r>
+      <w:proofErr w:type="spellEnd"/>
+      <w:r>
+        <w:t>": "",</w:t>
+      </w:r>
+    </w:p>
+    <w:p>
+      <w:r>
+        <w:t>            "</w:t>
+      </w:r>
+      <w:proofErr w:type="spellStart"/>
+      <w:proofErr w:type="gramStart"/>
+      <w:r>
+        <w:t>assigned</w:t>
+      </w:r>
+      <w:proofErr w:type="gramEnd"/>
+      <w:r>
+        <w:t>_name</w:t>
+      </w:r>
+      <w:proofErr w:type="spellEnd"/>
+      <w:r>
+        <w:t>": "02-2181",</w:t>
+      </w:r>
+    </w:p>
+    <w:p>
+      <w:r>
+        <w:t>            "</w:t>
+      </w:r>
+      <w:proofErr w:type="spellStart"/>
+      <w:proofErr w:type="gramStart"/>
+      <w:r>
+        <w:t>query</w:t>
+      </w:r>
+      <w:proofErr w:type="gramEnd"/>
+      <w:r>
+        <w:t>_type</w:t>
+      </w:r>
+      <w:proofErr w:type="spellEnd"/>
+      <w:r>
+        <w:t>": "Mouse",</w:t>
+      </w:r>
+    </w:p>
+    <w:p>
+      <w:r>
+        <w:t>            "</w:t>
+      </w:r>
+      <w:proofErr w:type="spellStart"/>
+      <w:proofErr w:type="gramStart"/>
+      <w:r>
+        <w:t>requisition</w:t>
+      </w:r>
+      <w:proofErr w:type="gramEnd"/>
+      <w:r>
+        <w:t>_type</w:t>
+      </w:r>
+      <w:proofErr w:type="spellEnd"/>
+      <w:r>
+        <w:t>": "",</w:t>
+      </w:r>
+    </w:p>
+    <w:p>
+      <w:r>
+        <w:t>            "status": "In Progress",</w:t>
+      </w:r>
+    </w:p>
+    <w:p>
+      <w:r>
+        <w:t>            "</w:t>
+      </w:r>
+      <w:proofErr w:type="spellStart"/>
+      <w:proofErr w:type="gramStart"/>
+      <w:r>
+        <w:t>dept</w:t>
+      </w:r>
+      <w:proofErr w:type="gramEnd"/>
+      <w:r>
+        <w:t>_name</w:t>
+      </w:r>
+      <w:proofErr w:type="spellEnd"/>
+      <w:r>
+        <w:t>": "Technology and Operations",</w:t>
+      </w:r>
+    </w:p>
+    <w:p>
+      <w:r>
+        <w:t>            "</w:t>
+      </w:r>
+      <w:proofErr w:type="spellStart"/>
+      <w:proofErr w:type="gramStart"/>
+      <w:r>
+        <w:t>func</w:t>
+      </w:r>
+      <w:proofErr w:type="gramEnd"/>
+      <w:r>
+        <w:t>_name</w:t>
+      </w:r>
+      <w:proofErr w:type="spellEnd"/>
+      <w:r>
+        <w:t>": "IT",</w:t>
+      </w:r>
+    </w:p>
+    <w:p>
+      <w:r>
+        <w:t>            "</w:t>
+      </w:r>
+      <w:proofErr w:type="spellStart"/>
+      <w:proofErr w:type="gramStart"/>
+      <w:r>
+        <w:t>delivered</w:t>
+      </w:r>
+      <w:proofErr w:type="gramEnd"/>
+      <w:r>
+        <w:t>_status</w:t>
+      </w:r>
+      <w:proofErr w:type="spellEnd"/>
+      <w:r>
+        <w:t>": "Pending",</w:t>
+      </w:r>
+    </w:p>
+    <w:p>
+      <w:r>
+        <w:t>            "</w:t>
+      </w:r>
+      <w:proofErr w:type="spellStart"/>
+      <w:proofErr w:type="gramStart"/>
+      <w:r>
+        <w:t>created</w:t>
+      </w:r>
+      <w:proofErr w:type="gramEnd"/>
+      <w:r>
+        <w:t>_at</w:t>
+      </w:r>
+      <w:proofErr w:type="spellEnd"/>
+      <w:r>
+        <w:t>": "2026-06-24 11:31:03+06",</w:t>
+      </w:r>
+    </w:p>
+    <w:p>
+      <w:r>
+        <w:t>            "</w:t>
+      </w:r>
+      <w:proofErr w:type="spellStart"/>
+      <w:proofErr w:type="gramStart"/>
+      <w:r>
+        <w:t>age</w:t>
+      </w:r>
+      <w:proofErr w:type="gramEnd"/>
+      <w:r>
+        <w:t>_seconds</w:t>
+      </w:r>
+      <w:proofErr w:type="spellEnd"/>
+      <w:r>
+        <w:t>": 3395495,</w:t>
+      </w:r>
+    </w:p>
+    <w:p>
+      <w:r>
+        <w:t>            "</w:t>
+      </w:r>
+      <w:proofErr w:type="spellStart"/>
+      <w:proofErr w:type="gramStart"/>
+      <w:r>
+        <w:t>mobile</w:t>
+      </w:r>
+      <w:proofErr w:type="gramEnd"/>
+      <w:r>
+        <w:t>_no</w:t>
+      </w:r>
+      <w:proofErr w:type="spellEnd"/>
+      <w:r>
+        <w:t>": "01886115126"</w:t>
+      </w:r>
+    </w:p>
+    <w:p>
+      <w:r>
+        <w:t>        },</w:t>
+      </w:r>
+    </w:p>
+    <w:p>
+      <w:r>
+        <w:t>        {</w:t>
+      </w:r>
+    </w:p>
+    <w:p>
+      <w:r>
+        <w:t>            "id": 29332,</w:t>
+      </w:r>
+    </w:p>
+    <w:p>
+      <w:r>
+        <w:t>            "</w:t>
+      </w:r>
+      <w:proofErr w:type="spellStart"/>
+      <w:proofErr w:type="gramStart"/>
+      <w:r>
+        <w:t>tt</w:t>
+      </w:r>
+      <w:proofErr w:type="gramEnd"/>
+      <w:r>
+        <w:t>_no</w:t>
+      </w:r>
+      <w:proofErr w:type="spellEnd"/>
+      <w:r>
+        <w:t>": "2026062129494",</w:t>
+      </w:r>
+    </w:p>
+    <w:p>
+      <w:r>
+        <w:t>            "</w:t>
+      </w:r>
+      <w:proofErr w:type="spellStart"/>
+      <w:proofErr w:type="gramStart"/>
+      <w:r>
+        <w:t>employee</w:t>
+      </w:r>
+      <w:proofErr w:type="gramEnd"/>
+      <w:r>
+        <w:t>_id</w:t>
+      </w:r>
+      <w:proofErr w:type="spellEnd"/>
+      <w:r>
+        <w:t>": "02-2195",</w:t>
+      </w:r>
+    </w:p>
+    <w:p>
+      <w:r>
+        <w:t>            "</w:t>
+      </w:r>
+      <w:proofErr w:type="spellStart"/>
+      <w:proofErr w:type="gramStart"/>
+      <w:r>
+        <w:t>employee</w:t>
+      </w:r>
+      <w:proofErr w:type="gramEnd"/>
+      <w:r>
+        <w:t>_name</w:t>
+      </w:r>
+      <w:proofErr w:type="spellEnd"/>
+      <w:r>
+        <w:t>": "Md. Foysal Rahaman",</w:t>
+      </w:r>
+    </w:p>
+    <w:p>
+      <w:r>
+        <w:lastRenderedPageBreak/>
+        <w:t>            "</w:t>
+      </w:r>
+      <w:proofErr w:type="spellStart"/>
+      <w:proofErr w:type="gramStart"/>
+      <w:r>
+        <w:t>assigned</w:t>
+      </w:r>
+      <w:proofErr w:type="gramEnd"/>
+      <w:r>
+        <w:t>_id</w:t>
+      </w:r>
+      <w:proofErr w:type="spellEnd"/>
+      <w:r>
+        <w:t>": "",</w:t>
+      </w:r>
+    </w:p>
+    <w:p>
+      <w:r>
+        <w:t>            "</w:t>
+      </w:r>
+      <w:proofErr w:type="spellStart"/>
+      <w:proofErr w:type="gramStart"/>
+      <w:r>
+        <w:t>assigned</w:t>
+      </w:r>
+      <w:proofErr w:type="gramEnd"/>
+      <w:r>
+        <w:t>_name</w:t>
+      </w:r>
+      <w:proofErr w:type="spellEnd"/>
+      <w:r>
+        <w:t>": "02-2181",</w:t>
+      </w:r>
+    </w:p>
+    <w:p>
+      <w:r>
+        <w:t>            "</w:t>
+      </w:r>
+      <w:proofErr w:type="spellStart"/>
+      <w:proofErr w:type="gramStart"/>
+      <w:r>
+        <w:t>query</w:t>
+      </w:r>
+      <w:proofErr w:type="gramEnd"/>
+      <w:r>
+        <w:t>_type</w:t>
+      </w:r>
+      <w:proofErr w:type="spellEnd"/>
+      <w:r>
+        <w:t>": "UPS battery/backup",</w:t>
+      </w:r>
+    </w:p>
+    <w:p>
+      <w:r>
+        <w:t>            "</w:t>
+      </w:r>
+      <w:proofErr w:type="spellStart"/>
+      <w:proofErr w:type="gramStart"/>
+      <w:r>
+        <w:t>requisition</w:t>
+      </w:r>
+      <w:proofErr w:type="gramEnd"/>
+      <w:r>
+        <w:t>_type</w:t>
+      </w:r>
+      <w:proofErr w:type="spellEnd"/>
+      <w:r>
+        <w:t>": "UPS Battery",</w:t>
+      </w:r>
+    </w:p>
+    <w:p>
+      <w:r>
+        <w:t>            "status": "In Progress",</w:t>
+      </w:r>
+    </w:p>
+    <w:p>
+      <w:r>
+        <w:t>            "</w:t>
+      </w:r>
+      <w:proofErr w:type="spellStart"/>
+      <w:proofErr w:type="gramStart"/>
+      <w:r>
+        <w:t>dept</w:t>
+      </w:r>
+      <w:proofErr w:type="gramEnd"/>
+      <w:r>
+        <w:t>_name</w:t>
+      </w:r>
+      <w:proofErr w:type="spellEnd"/>
+      <w:r>
+        <w:t>": "Technology and Operations",</w:t>
+      </w:r>
+    </w:p>
+    <w:p>
+      <w:r>
+        <w:t>            "</w:t>
+      </w:r>
+      <w:proofErr w:type="spellStart"/>
+      <w:proofErr w:type="gramStart"/>
+      <w:r>
+        <w:t>func</w:t>
+      </w:r>
+      <w:proofErr w:type="gramEnd"/>
+      <w:r>
+        <w:t>_name</w:t>
+      </w:r>
+      <w:proofErr w:type="spellEnd"/>
+      <w:r>
+        <w:t>": "IT",</w:t>
+      </w:r>
+    </w:p>
+    <w:p>
+      <w:r>
+        <w:t>            "</w:t>
+      </w:r>
+      <w:proofErr w:type="spellStart"/>
+      <w:proofErr w:type="gramStart"/>
+      <w:r>
+        <w:t>delivered</w:t>
+      </w:r>
+      <w:proofErr w:type="gramEnd"/>
+      <w:r>
+        <w:t>_status</w:t>
+      </w:r>
+      <w:proofErr w:type="spellEnd"/>
+      <w:r>
+        <w:t>": "Pending",</w:t>
+      </w:r>
+    </w:p>
+    <w:p>
+      <w:r>
+        <w:t>            "</w:t>
+      </w:r>
+      <w:proofErr w:type="spellStart"/>
+      <w:proofErr w:type="gramStart"/>
+      <w:r>
+        <w:t>created</w:t>
+      </w:r>
+      <w:proofErr w:type="gramEnd"/>
+      <w:r>
+        <w:t>_at</w:t>
+      </w:r>
+      <w:proofErr w:type="spellEnd"/>
+      <w:r>
+        <w:t>": "2026-06-21 11:14:53+06",</w:t>
+      </w:r>
+    </w:p>
+    <w:p>
+      <w:r>
+        <w:t>            "</w:t>
+      </w:r>
+      <w:proofErr w:type="spellStart"/>
+      <w:proofErr w:type="gramStart"/>
+      <w:r>
+        <w:t>age</w:t>
+      </w:r>
+      <w:proofErr w:type="gramEnd"/>
+      <w:r>
+        <w:t>_seconds</w:t>
+      </w:r>
+      <w:proofErr w:type="spellEnd"/>
+      <w:r>
+        <w:t>": 3655665,</w:t>
+      </w:r>
+    </w:p>
+    <w:p>
+      <w:r>
+        <w:t>            "</w:t>
+      </w:r>
+      <w:proofErr w:type="spellStart"/>
+      <w:proofErr w:type="gramStart"/>
+      <w:r>
+        <w:t>mobile</w:t>
+      </w:r>
+      <w:proofErr w:type="gramEnd"/>
+      <w:r>
+        <w:t>_no</w:t>
+      </w:r>
+      <w:proofErr w:type="spellEnd"/>
+      <w:r>
+        <w:t>": "01782626880"</w:t>
+      </w:r>
+    </w:p>
+    <w:p>
+      <w:r>
+        <w:t>        }</w:t>
+      </w:r>
+    </w:p>
+    <w:p>
+      <w:r>
+        <w:t>    ],</w:t>
+      </w:r>
+    </w:p>
+    <w:p>
+      <w:r>
+        <w:t>    "page": 1,</w:t>
+      </w:r>
+    </w:p>
+    <w:p>
+      <w:r>
+        <w:t>    "</w:t>
+      </w:r>
+      <w:proofErr w:type="spellStart"/>
+      <w:proofErr w:type="gramStart"/>
+      <w:r>
+        <w:t>page</w:t>
+      </w:r>
+      <w:proofErr w:type="gramEnd"/>
+      <w:r>
+        <w:t>_size</w:t>
+      </w:r>
+      <w:proofErr w:type="spellEnd"/>
+      <w:r>
+        <w:t>": 10,</w:t>
+      </w:r>
+    </w:p>
+    <w:p>
+      <w:r>
+        <w:t>    "success": </w:t>
+      </w:r>
+      <w:r>
+        <w:rPr>
+          <w:b/>
+          <w:bCs/>
+        </w:rPr>
+        <w:t>true</w:t>
+      </w:r>
+      <w:r>
+        <w:t>,</w:t>
+      </w:r>
+    </w:p>
+    <w:p>
+      <w:r>
+        <w:t>    "total": 29</w:t>
+      </w:r>
+    </w:p>
+    <w:p>
+      <w:r>
+        <w:t>}</w:t>
+      </w:r>
+    </w:p>
+    <w:p>
+      <w:pPr>
+        <w:rPr>
+          <w:b/>
+          <w:bCs/>
+        </w:rPr>
+      </w:pPr>
+    </w:p>
+    <w:p>
+      <w:pPr>
+        <w:rPr>
+          <w:b/>
+          <w:bCs/>
+        </w:rPr>
+      </w:pPr>
+      <w:r>
+        <w:rPr>
+          <w:b/>
+          <w:bCs/>
+        </w:rPr>
+        <w:t xml:space="preserve">Start from Here </w:t>
+      </w:r>
+      <w:proofErr w:type="gramStart"/>
+      <w:r>
+        <w:rPr>
+          <w:b/>
+          <w:bCs/>
+        </w:rPr>
+        <w:t>tomorrow :</w:t>
+      </w:r>
+      <w:proofErr w:type="gramEnd"/>
+      <w:r>
+        <w:rPr>
+          <w:b/>
+          <w:bCs/>
+        </w:rPr>
+        <w:t xml:space="preserve"> Step 2 — Create the dedicated Trouble Ticket page</w:t>
+      </w:r>
+    </w:p>
+    <w:p>
+      <w:pPr>
+        <w:rPr>
+          <w:b/>
+          <w:bCs/>
+        </w:rPr>
+      </w:pPr>
+    </w:p>
+    <w:p>
+      <w:pPr>
+        <w:rPr>
+          <w:b/>
+          <w:bCs/>
+        </w:rPr>
+      </w:pPr>
+    </w:p>
+    <w:p>
+      <w:pPr>
+        <w:rPr>
+          <w:b/>
+          <w:bCs/>
+        </w:rPr>
+      </w:pPr>
+    </w:p>
+    <w:p>
+      <w:pPr>
+        <w:rPr>
+          <w:b/>
+          <w:bCs/>
+        </w:rPr>
+      </w:pPr>
+    </w:p>
+    <w:p>
+      <w:pPr>
+        <w:rPr>
+          <w:b/>
+          <w:bCs/>
+        </w:rPr>
+      </w:pPr>
+    </w:p>
+    <w:p>
+      <w:pPr>
+        <w:rPr>
+          <w:b/>
+          <w:bCs/>
+        </w:rPr>
+      </w:pPr>
+    </w:p>
+    <w:p>
+      <w:pPr>
+        <w:rPr>
+          <w:b/>
+          <w:bCs/>
+        </w:rPr>
+      </w:pPr>
+    </w:p>
+    <w:p>
+      <w:pPr>
+        <w:rPr>
+          <w:b/>
+          <w:bCs/>
+          <w:sz w:val="32"/>
+          <w:szCs w:val="32"/>
+        </w:rPr>
+      </w:pPr>
+      <w:r>
+        <w:rPr>
+          <w:b/>
+          <w:bCs/>
+          <w:sz w:val="32"/>
+          <w:szCs w:val="32"/>
+        </w:rPr>
+        <w:t>After replacing the file</w:t>
+      </w:r>
+    </w:p>
+    <w:p>
+      <w:r>
+        <w:t>Open the dashboard and click the purple Procurement card. The browser URL must change to:</w:t>
+      </w:r>
+    </w:p>
+    <w:p>
+      <w:r>
+        <w:t>/dashboard/</w:t>
+      </w:r>
+      <w:proofErr w:type="spellStart"/>
+      <w:r>
+        <w:t>trouble-tickets?scope</w:t>
+      </w:r>
+      <w:proofErr w:type="spellEnd"/>
+      <w:r>
+        <w:t>=procurement</w:t>
+      </w:r>
+    </w:p>
+    <w:p>
+      <w:r>
+        <w:t>The dedicated page must then request:</w:t>
+      </w:r>
+    </w:p>
+    <w:p>
+      <w:r>
+        <w:t>/</w:t>
+      </w:r>
+      <w:proofErr w:type="spellStart"/>
+      <w:r>
+        <w:t>api</w:t>
+      </w:r>
+      <w:proofErr w:type="spellEnd"/>
+      <w:r>
+        <w:t>/v1/dashboard/</w:t>
+      </w:r>
+      <w:proofErr w:type="spellStart"/>
+      <w:r>
+        <w:t>trouble-tickets?scope</w:t>
+      </w:r>
+      <w:proofErr w:type="spellEnd"/>
+      <w:r>
+        <w:t>=procurement</w:t>
+      </w:r>
+    </w:p>
+    <w:p>
+      <w:r>
+        <w:t>and display the 29 records returned by Postman.</w:t>
+      </w:r>
+    </w:p>
+    <w:p>
+      <w:pPr>
+        <w:rPr>
+          <w:b/>
+          <w:bCs/>
+        </w:rPr>
+      </w:pPr>
+    </w:p>
+    <w:p/>
     <w:sectPr>
       <w:pgSz w:w="12240" w:h="15840"/>
       <w:pgMar w:top="1440" w:right="1440" w:bottom="1440" w:left="1440" w:header="720" w:footer="720" w:gutter="0"/>
@@ -3574,7 +10709,6 @@
     <w:next w:val="Normal"/>
     <w:link w:val="Heading2Char"/>
     <w:uiPriority w:val="9"/>
-    <w:semiHidden/>
     <w:unhideWhenUsed/>
     <w:qFormat/>
     <w:rsid w:val="00AC365B"/>
@@ -3597,7 +10731,6 @@
     <w:next w:val="Normal"/>
     <w:link w:val="Heading3Char"/>
     <w:uiPriority w:val="9"/>
-    <w:semiHidden/>
     <w:unhideWhenUsed/>
     <w:qFormat/>
     <w:rsid w:val="00AC365B"/>
@@ -3790,7 +10923,6 @@
     <w:basedOn w:val="DefaultParagraphFont"/>
     <w:link w:val="Heading2"/>
     <w:uiPriority w:val="9"/>
-    <w:semiHidden/>
     <w:rsid w:val="00AC365B"/>
     <w:rPr>
       <w:rFonts w:asciiTheme="majorHAnsi" w:eastAsiaTheme="majorEastAsia" w:hAnsiTheme="majorHAnsi" w:cstheme="majorBidi"/>
@@ -3804,7 +10936,6 @@
     <w:basedOn w:val="DefaultParagraphFont"/>
     <w:link w:val="Heading3"/>
     <w:uiPriority w:val="9"/>
-    <w:semiHidden/>
     <w:rsid w:val="00AC365B"/>
     <w:rPr>
       <w:rFonts w:eastAsiaTheme="majorEastAsia" w:cstheme="majorBidi"/>

--- a/document/Trouble Ticket Overview/chart-view.docx
+++ b/document/Trouble Ticket Overview/chart-view.docx
@@ -9799,6 +9799,7348 @@
     <w:p>
       <w:r>
         <w:t>and display the 29 records returned by Postman.</w:t>
+      </w:r>
+    </w:p>
+    <w:p/>
+    <w:p>
+      <w:r>
+        <w:t>------------------------------------------------------------------------------------------------------------------------------</w:t>
+      </w:r>
+    </w:p>
+    <w:p/>
+    <w:p>
+      <w:hyperlink r:id="rId15" w:history="1">
+        <w:r>
+          <w:rPr>
+            <w:rStyle w:val="Hyperlink"/>
+          </w:rPr>
+          <w:t>http://127.0.0.1:8080/api/v1/dashboard/trouble-tickets?search=2026072129719&amp;page=1&amp;limit=10</w:t>
+        </w:r>
+      </w:hyperlink>
+    </w:p>
+    <w:p>
+      <w:pPr>
+        <w:rPr>
+          <w:b/>
+          <w:bCs/>
+        </w:rPr>
+      </w:pPr>
+    </w:p>
+    <w:p>
+      <w:r>
+        <w:t>{</w:t>
+      </w:r>
+    </w:p>
+    <w:p>
+      <w:r>
+        <w:t>    "data": [</w:t>
+      </w:r>
+    </w:p>
+    <w:p>
+      <w:r>
+        <w:t>        {</w:t>
+      </w:r>
+    </w:p>
+    <w:p>
+      <w:r>
+        <w:t>            "id": 29554,</w:t>
+      </w:r>
+    </w:p>
+    <w:p>
+      <w:r>
+        <w:t>            "</w:t>
+      </w:r>
+      <w:proofErr w:type="spellStart"/>
+      <w:proofErr w:type="gramStart"/>
+      <w:r>
+        <w:t>tt</w:t>
+      </w:r>
+      <w:proofErr w:type="gramEnd"/>
+      <w:r>
+        <w:t>_no</w:t>
+      </w:r>
+      <w:proofErr w:type="spellEnd"/>
+      <w:r>
+        <w:t>": "2026072129719",</w:t>
+      </w:r>
+    </w:p>
+    <w:p>
+      <w:r>
+        <w:t>            "</w:t>
+      </w:r>
+      <w:proofErr w:type="spellStart"/>
+      <w:proofErr w:type="gramStart"/>
+      <w:r>
+        <w:t>employee</w:t>
+      </w:r>
+      <w:proofErr w:type="gramEnd"/>
+      <w:r>
+        <w:t>_id</w:t>
+      </w:r>
+      <w:proofErr w:type="spellEnd"/>
+      <w:r>
+        <w:t>": "02-2052",</w:t>
+      </w:r>
+    </w:p>
+    <w:p>
+      <w:r>
+        <w:t>            "</w:t>
+      </w:r>
+      <w:proofErr w:type="spellStart"/>
+      <w:proofErr w:type="gramStart"/>
+      <w:r>
+        <w:t>employee</w:t>
+      </w:r>
+      <w:proofErr w:type="gramEnd"/>
+      <w:r>
+        <w:t>_name</w:t>
+      </w:r>
+      <w:proofErr w:type="spellEnd"/>
+      <w:r>
+        <w:t>": "Saumitro Kumer Sarder",</w:t>
+      </w:r>
+    </w:p>
+    <w:p>
+      <w:r>
+        <w:t>            "</w:t>
+      </w:r>
+      <w:proofErr w:type="spellStart"/>
+      <w:proofErr w:type="gramStart"/>
+      <w:r>
+        <w:t>assigned</w:t>
+      </w:r>
+      <w:proofErr w:type="gramEnd"/>
+      <w:r>
+        <w:t>_id</w:t>
+      </w:r>
+      <w:proofErr w:type="spellEnd"/>
+      <w:r>
+        <w:t>": "",</w:t>
+      </w:r>
+    </w:p>
+    <w:p>
+      <w:r>
+        <w:t>            "</w:t>
+      </w:r>
+      <w:proofErr w:type="spellStart"/>
+      <w:proofErr w:type="gramStart"/>
+      <w:r>
+        <w:t>assigned</w:t>
+      </w:r>
+      <w:proofErr w:type="gramEnd"/>
+      <w:r>
+        <w:t>_name</w:t>
+      </w:r>
+      <w:proofErr w:type="spellEnd"/>
+      <w:r>
+        <w:t>": "02-2248",</w:t>
+      </w:r>
+    </w:p>
+    <w:p>
+      <w:r>
+        <w:t>            "</w:t>
+      </w:r>
+      <w:proofErr w:type="gramStart"/>
+      <w:r>
+        <w:t>query</w:t>
+      </w:r>
+      <w:proofErr w:type="gramEnd"/>
+      <w:r>
+        <w:t>_type": "Graphics of Display problem, Laptop is quite slow and unable to execute many tasks using our portal.",</w:t>
+      </w:r>
+    </w:p>
+    <w:p>
+      <w:r>
+        <w:t>            "</w:t>
+      </w:r>
+      <w:proofErr w:type="spellStart"/>
+      <w:proofErr w:type="gramStart"/>
+      <w:r>
+        <w:t>requisition</w:t>
+      </w:r>
+      <w:proofErr w:type="gramEnd"/>
+      <w:r>
+        <w:t>_type</w:t>
+      </w:r>
+      <w:proofErr w:type="spellEnd"/>
+      <w:r>
+        <w:t>": "Laptop-LC2",</w:t>
+      </w:r>
+    </w:p>
+    <w:p>
+      <w:r>
+        <w:t>            "status": "Closed",</w:t>
+      </w:r>
+    </w:p>
+    <w:p>
+      <w:r>
+        <w:lastRenderedPageBreak/>
+        <w:t>            "</w:t>
+      </w:r>
+      <w:proofErr w:type="spellStart"/>
+      <w:proofErr w:type="gramStart"/>
+      <w:r>
+        <w:t>dept</w:t>
+      </w:r>
+      <w:proofErr w:type="gramEnd"/>
+      <w:r>
+        <w:t>_name</w:t>
+      </w:r>
+      <w:proofErr w:type="spellEnd"/>
+      <w:r>
+        <w:t>": "Technology and Operations",</w:t>
+      </w:r>
+    </w:p>
+    <w:p>
+      <w:r>
+        <w:t>            "</w:t>
+      </w:r>
+      <w:proofErr w:type="spellStart"/>
+      <w:proofErr w:type="gramStart"/>
+      <w:r>
+        <w:t>func</w:t>
+      </w:r>
+      <w:proofErr w:type="gramEnd"/>
+      <w:r>
+        <w:t>_name</w:t>
+      </w:r>
+      <w:proofErr w:type="spellEnd"/>
+      <w:r>
+        <w:t>": "IT",</w:t>
+      </w:r>
+    </w:p>
+    <w:p>
+      <w:r>
+        <w:t>            "</w:t>
+      </w:r>
+      <w:proofErr w:type="spellStart"/>
+      <w:proofErr w:type="gramStart"/>
+      <w:r>
+        <w:t>delivered</w:t>
+      </w:r>
+      <w:proofErr w:type="gramEnd"/>
+      <w:r>
+        <w:t>_status</w:t>
+      </w:r>
+      <w:proofErr w:type="spellEnd"/>
+      <w:r>
+        <w:t>": "Pending",</w:t>
+      </w:r>
+    </w:p>
+    <w:p>
+      <w:r>
+        <w:t>            "</w:t>
+      </w:r>
+      <w:proofErr w:type="spellStart"/>
+      <w:proofErr w:type="gramStart"/>
+      <w:r>
+        <w:t>created</w:t>
+      </w:r>
+      <w:proofErr w:type="gramEnd"/>
+      <w:r>
+        <w:t>_at</w:t>
+      </w:r>
+      <w:proofErr w:type="spellEnd"/>
+      <w:r>
+        <w:t>": "2026-07-21 13:58:46+06",</w:t>
+      </w:r>
+    </w:p>
+    <w:p>
+      <w:r>
+        <w:t>            "</w:t>
+      </w:r>
+      <w:proofErr w:type="spellStart"/>
+      <w:proofErr w:type="gramStart"/>
+      <w:r>
+        <w:t>age</w:t>
+      </w:r>
+      <w:proofErr w:type="gramEnd"/>
+      <w:r>
+        <w:t>_seconds</w:t>
+      </w:r>
+      <w:proofErr w:type="spellEnd"/>
+      <w:r>
+        <w:t>": 178977,</w:t>
+      </w:r>
+    </w:p>
+    <w:p>
+      <w:r>
+        <w:t>            "</w:t>
+      </w:r>
+      <w:proofErr w:type="spellStart"/>
+      <w:proofErr w:type="gramStart"/>
+      <w:r>
+        <w:t>mobile</w:t>
+      </w:r>
+      <w:proofErr w:type="gramEnd"/>
+      <w:r>
+        <w:t>_no</w:t>
+      </w:r>
+      <w:proofErr w:type="spellEnd"/>
+      <w:r>
+        <w:t>": "01717502816"</w:t>
+      </w:r>
+    </w:p>
+    <w:p>
+      <w:r>
+        <w:t>        }</w:t>
+      </w:r>
+    </w:p>
+    <w:p>
+      <w:r>
+        <w:t>    ],</w:t>
+      </w:r>
+    </w:p>
+    <w:p>
+      <w:r>
+        <w:t>    "page": 1,</w:t>
+      </w:r>
+    </w:p>
+    <w:p>
+      <w:r>
+        <w:t>    "</w:t>
+      </w:r>
+      <w:proofErr w:type="spellStart"/>
+      <w:proofErr w:type="gramStart"/>
+      <w:r>
+        <w:t>page</w:t>
+      </w:r>
+      <w:proofErr w:type="gramEnd"/>
+      <w:r>
+        <w:t>_size</w:t>
+      </w:r>
+      <w:proofErr w:type="spellEnd"/>
+      <w:r>
+        <w:t>": 10,</w:t>
+      </w:r>
+    </w:p>
+    <w:p>
+      <w:r>
+        <w:t>    "success": true,</w:t>
+      </w:r>
+    </w:p>
+    <w:p>
+      <w:r>
+        <w:t>    "total": 1</w:t>
+      </w:r>
+    </w:p>
+    <w:p>
+      <w:r>
+        <w:t>}</w:t>
+      </w:r>
+    </w:p>
+    <w:p>
+      <w:pPr>
+        <w:rPr>
+          <w:b/>
+          <w:bCs/>
+        </w:rPr>
+      </w:pPr>
+    </w:p>
+    <w:p>
+      <w:pPr>
+        <w:rPr>
+          <w:b/>
+          <w:bCs/>
+        </w:rPr>
+      </w:pPr>
+    </w:p>
+    <w:p>
+      <w:pPr>
+        <w:rPr>
+          <w:b/>
+          <w:bCs/>
+        </w:rPr>
+      </w:pPr>
+    </w:p>
+    <w:p>
+      <w:pPr>
+        <w:rPr>
+          <w:b/>
+          <w:bCs/>
+        </w:rPr>
+      </w:pPr>
+    </w:p>
+    <w:p>
+      <w:pPr>
+        <w:rPr>
+          <w:b/>
+          <w:bCs/>
+        </w:rPr>
+      </w:pPr>
+    </w:p>
+    <w:p>
+      <w:pPr>
+        <w:rPr>
+          <w:b/>
+          <w:bCs/>
+        </w:rPr>
+      </w:pPr>
+    </w:p>
+    <w:p>
+      <w:pPr>
+        <w:rPr>
+          <w:b/>
+          <w:bCs/>
+        </w:rPr>
+      </w:pPr>
+    </w:p>
+    <w:p>
+      <w:pPr>
+        <w:rPr>
+          <w:b/>
+          <w:bCs/>
+        </w:rPr>
+      </w:pPr>
+    </w:p>
+    <w:p>
+      <w:pPr>
+        <w:rPr>
+          <w:b/>
+          <w:bCs/>
+        </w:rPr>
+      </w:pPr>
+    </w:p>
+    <w:p>
+      <w:pPr>
+        <w:rPr>
+          <w:b/>
+          <w:bCs/>
+        </w:rPr>
+      </w:pPr>
+    </w:p>
+    <w:p>
+      <w:pPr>
+        <w:rPr>
+          <w:b/>
+          <w:bCs/>
+        </w:rPr>
+      </w:pPr>
+    </w:p>
+    <w:p>
+      <w:pPr>
+        <w:rPr>
+          <w:b/>
+          <w:bCs/>
+        </w:rPr>
+      </w:pPr>
+      <w:r>
+        <w:rPr>
+          <w:b/>
+          <w:bCs/>
+        </w:rPr>
+        <w:t>Step 1 — Test the specific TT in Postman</w:t>
+      </w:r>
+    </w:p>
+    <w:p>
+      <w:pPr>
+        <w:rPr>
+          <w:b/>
+          <w:bCs/>
+        </w:rPr>
+      </w:pPr>
+      <w:r>
+        <w:rPr>
+          <w:b/>
+          <w:bCs/>
+        </w:rPr>
+        <w:t>Use:</w:t>
+      </w:r>
+    </w:p>
+    <w:p>
+      <w:pPr>
+        <w:rPr>
+          <w:b/>
+          <w:bCs/>
+        </w:rPr>
+      </w:pPr>
+      <w:r>
+        <w:rPr>
+          <w:b/>
+          <w:bCs/>
+        </w:rPr>
+        <w:lastRenderedPageBreak/>
+        <w:t>GET /api/v1/dashboard/trouble-tickets?search=2026072129719&amp;page=1&amp;limit=10</w:t>
+      </w:r>
+    </w:p>
+    <w:p>
+      <w:pPr>
+        <w:rPr>
+          <w:b/>
+          <w:bCs/>
+        </w:rPr>
+      </w:pPr>
+      <w:r>
+        <w:rPr>
+          <w:b/>
+          <w:bCs/>
+        </w:rPr>
+        <w:t>The relevant row should be:</w:t>
+      </w:r>
+    </w:p>
+    <w:p>
+      <w:pPr>
+        <w:rPr>
+          <w:b/>
+          <w:bCs/>
+        </w:rPr>
+      </w:pPr>
+      <w:r>
+        <w:rPr>
+          <w:b/>
+          <w:bCs/>
+        </w:rPr>
+        <w:t>{</w:t>
+      </w:r>
+    </w:p>
+    <w:p>
+      <w:pPr>
+        <w:rPr>
+          <w:b/>
+          <w:bCs/>
+        </w:rPr>
+      </w:pPr>
+      <w:r>
+        <w:rPr>
+          <w:b/>
+          <w:bCs/>
+        </w:rPr>
+        <w:t xml:space="preserve">    "id": 29554,</w:t>
+      </w:r>
+    </w:p>
+    <w:p>
+      <w:pPr>
+        <w:rPr>
+          <w:b/>
+          <w:bCs/>
+        </w:rPr>
+      </w:pPr>
+      <w:r>
+        <w:rPr>
+          <w:b/>
+          <w:bCs/>
+        </w:rPr>
+        <w:t xml:space="preserve">    "</w:t>
+      </w:r>
+      <w:proofErr w:type="spellStart"/>
+      <w:proofErr w:type="gramStart"/>
+      <w:r>
+        <w:rPr>
+          <w:b/>
+          <w:bCs/>
+        </w:rPr>
+        <w:t>tt</w:t>
+      </w:r>
+      <w:proofErr w:type="gramEnd"/>
+      <w:r>
+        <w:rPr>
+          <w:b/>
+          <w:bCs/>
+        </w:rPr>
+        <w:t>_no</w:t>
+      </w:r>
+      <w:proofErr w:type="spellEnd"/>
+      <w:r>
+        <w:rPr>
+          <w:b/>
+          <w:bCs/>
+        </w:rPr>
+        <w:t>": "2026072129719",</w:t>
+      </w:r>
+    </w:p>
+    <w:p>
+      <w:pPr>
+        <w:rPr>
+          <w:b/>
+          <w:bCs/>
+        </w:rPr>
+      </w:pPr>
+      <w:r>
+        <w:rPr>
+          <w:b/>
+          <w:bCs/>
+        </w:rPr>
+        <w:t xml:space="preserve">    "status": "Closed",</w:t>
+      </w:r>
+    </w:p>
+    <w:p>
+      <w:pPr>
+        <w:rPr>
+          <w:b/>
+          <w:bCs/>
+        </w:rPr>
+      </w:pPr>
+      <w:r>
+        <w:rPr>
+          <w:b/>
+          <w:bCs/>
+        </w:rPr>
+        <w:t xml:space="preserve">    "</w:t>
+      </w:r>
+      <w:proofErr w:type="spellStart"/>
+      <w:proofErr w:type="gramStart"/>
+      <w:r>
+        <w:rPr>
+          <w:b/>
+          <w:bCs/>
+        </w:rPr>
+        <w:t>requisition</w:t>
+      </w:r>
+      <w:proofErr w:type="gramEnd"/>
+      <w:r>
+        <w:rPr>
+          <w:b/>
+          <w:bCs/>
+        </w:rPr>
+        <w:t>_type</w:t>
+      </w:r>
+      <w:proofErr w:type="spellEnd"/>
+      <w:r>
+        <w:rPr>
+          <w:b/>
+          <w:bCs/>
+        </w:rPr>
+        <w:t>": "Petty Cash (Approved)",</w:t>
+      </w:r>
+    </w:p>
+    <w:p>
+      <w:pPr>
+        <w:rPr>
+          <w:b/>
+          <w:bCs/>
+        </w:rPr>
+      </w:pPr>
+      <w:r>
+        <w:rPr>
+          <w:b/>
+          <w:bCs/>
+        </w:rPr>
+        <w:t xml:space="preserve">    "</w:t>
+      </w:r>
+      <w:proofErr w:type="spellStart"/>
+      <w:proofErr w:type="gramStart"/>
+      <w:r>
+        <w:rPr>
+          <w:b/>
+          <w:bCs/>
+        </w:rPr>
+        <w:t>delivered</w:t>
+      </w:r>
+      <w:proofErr w:type="gramEnd"/>
+      <w:r>
+        <w:rPr>
+          <w:b/>
+          <w:bCs/>
+        </w:rPr>
+        <w:t>_status</w:t>
+      </w:r>
+      <w:proofErr w:type="spellEnd"/>
+      <w:r>
+        <w:rPr>
+          <w:b/>
+          <w:bCs/>
+        </w:rPr>
+        <w:t>": "Pending"</w:t>
+      </w:r>
+    </w:p>
+    <w:p>
+      <w:pPr>
+        <w:rPr>
+          <w:b/>
+          <w:bCs/>
+        </w:rPr>
+      </w:pPr>
+      <w:r>
+        <w:rPr>
+          <w:b/>
+          <w:bCs/>
+        </w:rPr>
+        <w:t>}</w:t>
+      </w:r>
+    </w:p>
+    <w:p>
+      <w:pPr>
+        <w:rPr>
+          <w:b/>
+          <w:bCs/>
+        </w:rPr>
+      </w:pPr>
+      <w:r>
+        <w:rPr>
+          <w:b/>
+          <w:bCs/>
+        </w:rPr>
+        <w:t>If Postman returns those values, only the frontend columns need adjustment.</w:t>
+      </w:r>
+    </w:p>
+    <w:p>
+      <w:pPr>
+        <w:rPr>
+          <w:b/>
+          <w:bCs/>
+        </w:rPr>
+      </w:pPr>
+      <w:r>
+        <w:rPr>
+          <w:b/>
+          <w:bCs/>
+        </w:rPr>
+        <w:pict w14:anchorId="4130BEAD">
+          <v:rect id="_x0000_i1055" style="width:0;height:1.5pt" o:hralign="center" o:hrstd="t" o:hr="t" fillcolor="#a0a0a0" stroked="f"/>
+        </w:pict>
+      </w:r>
+    </w:p>
+    <w:p>
+      <w:pPr>
+        <w:rPr>
+          <w:b/>
+          <w:bCs/>
+        </w:rPr>
+      </w:pPr>
+      <w:r>
+        <w:rPr>
+          <w:b/>
+          <w:bCs/>
+        </w:rPr>
+        <w:t>Step 2 — Update the Status column</w:t>
+      </w:r>
+    </w:p>
+    <w:p>
+      <w:pPr>
+        <w:rPr>
+          <w:b/>
+          <w:bCs/>
+        </w:rPr>
+      </w:pPr>
+      <w:r>
+        <w:rPr>
+          <w:b/>
+          <w:bCs/>
+        </w:rPr>
+        <w:t>File name</w:t>
+      </w:r>
+    </w:p>
+    <w:p>
+      <w:pPr>
+        <w:rPr>
+          <w:b/>
+          <w:bCs/>
+        </w:rPr>
+      </w:pPr>
+      <w:r>
+        <w:rPr>
+          <w:b/>
+          <w:bCs/>
+        </w:rPr>
+        <w:t>frontend/components/</w:t>
+      </w:r>
+      <w:proofErr w:type="spellStart"/>
+      <w:r>
+        <w:rPr>
+          <w:b/>
+          <w:bCs/>
+        </w:rPr>
+        <w:t>tt-columns.tsx</w:t>
+      </w:r>
+      <w:proofErr w:type="spellEnd"/>
+    </w:p>
+    <w:p>
+      <w:pPr>
+        <w:rPr>
+          <w:b/>
+          <w:bCs/>
+        </w:rPr>
+      </w:pPr>
+      <w:r>
+        <w:rPr>
+          <w:b/>
+          <w:bCs/>
+        </w:rPr>
+        <w:t>Replace the complete Status column with:</w:t>
+      </w:r>
+    </w:p>
+    <w:p>
+      <w:pPr>
+        <w:rPr>
+          <w:b/>
+          <w:bCs/>
+        </w:rPr>
+      </w:pPr>
+      <w:r>
+        <w:rPr>
+          <w:b/>
+          <w:bCs/>
+        </w:rPr>
+        <w:t>{</w:t>
+      </w:r>
+    </w:p>
+    <w:p>
+      <w:pPr>
+        <w:rPr>
+          <w:b/>
+          <w:bCs/>
+        </w:rPr>
+      </w:pPr>
+      <w:r>
+        <w:rPr>
+          <w:b/>
+          <w:bCs/>
+        </w:rPr>
+        <w:t xml:space="preserve">    </w:t>
+      </w:r>
+      <w:proofErr w:type="spellStart"/>
+      <w:r>
+        <w:rPr>
+          <w:b/>
+          <w:bCs/>
+        </w:rPr>
+        <w:t>accessorKey</w:t>
+      </w:r>
+      <w:proofErr w:type="spellEnd"/>
+      <w:r>
+        <w:rPr>
+          <w:b/>
+          <w:bCs/>
+        </w:rPr>
+        <w:t>: "status",</w:t>
+      </w:r>
+    </w:p>
+    <w:p>
+      <w:pPr>
+        <w:rPr>
+          <w:b/>
+          <w:bCs/>
+        </w:rPr>
+      </w:pPr>
+      <w:r>
+        <w:rPr>
+          <w:b/>
+          <w:bCs/>
+        </w:rPr>
+        <w:t xml:space="preserve">    header: "Status",</w:t>
+      </w:r>
+    </w:p>
+    <w:p>
+      <w:pPr>
+        <w:rPr>
+          <w:b/>
+          <w:bCs/>
+        </w:rPr>
+      </w:pPr>
+      <w:r>
+        <w:rPr>
+          <w:b/>
+          <w:bCs/>
+        </w:rPr>
+        <w:t xml:space="preserve">    </w:t>
+      </w:r>
+      <w:proofErr w:type="spellStart"/>
+      <w:r>
+        <w:rPr>
+          <w:b/>
+          <w:bCs/>
+        </w:rPr>
+        <w:t>enableHiding</w:t>
+      </w:r>
+      <w:proofErr w:type="spellEnd"/>
+      <w:r>
+        <w:rPr>
+          <w:b/>
+          <w:bCs/>
+        </w:rPr>
+        <w:t>: false,</w:t>
+      </w:r>
+    </w:p>
+    <w:p>
+      <w:pPr>
+        <w:rPr>
+          <w:b/>
+          <w:bCs/>
+        </w:rPr>
+      </w:pPr>
+    </w:p>
+    <w:p>
+      <w:pPr>
+        <w:rPr>
+          <w:b/>
+          <w:bCs/>
+        </w:rPr>
+      </w:pPr>
+      <w:r>
+        <w:rPr>
+          <w:b/>
+          <w:bCs/>
+        </w:rPr>
+        <w:t xml:space="preserve">    cell: </w:t>
+      </w:r>
+      <w:proofErr w:type="gramStart"/>
+      <w:r>
+        <w:rPr>
+          <w:b/>
+          <w:bCs/>
+        </w:rPr>
+        <w:t>({ row</w:t>
+      </w:r>
+      <w:proofErr w:type="gramEnd"/>
+      <w:r>
+        <w:rPr>
+          <w:b/>
+          <w:bCs/>
+        </w:rPr>
+        <w:t xml:space="preserve"> }) =&gt; {</w:t>
+      </w:r>
+    </w:p>
+    <w:p>
+      <w:pPr>
+        <w:rPr>
+          <w:b/>
+          <w:bCs/>
+        </w:rPr>
+      </w:pPr>
+      <w:r>
+        <w:rPr>
+          <w:b/>
+          <w:bCs/>
+        </w:rPr>
+        <w:t xml:space="preserve">        const status = </w:t>
+      </w:r>
+      <w:proofErr w:type="gramStart"/>
+      <w:r>
+        <w:rPr>
+          <w:b/>
+          <w:bCs/>
+        </w:rPr>
+        <w:t>String(</w:t>
+      </w:r>
+      <w:proofErr w:type="gramEnd"/>
+    </w:p>
+    <w:p>
+      <w:pPr>
+        <w:rPr>
+          <w:b/>
+          <w:bCs/>
+        </w:rPr>
+      </w:pPr>
+      <w:r>
+        <w:rPr>
+          <w:b/>
+          <w:bCs/>
+        </w:rPr>
+        <w:t xml:space="preserve">            </w:t>
+      </w:r>
+      <w:proofErr w:type="spellStart"/>
+      <w:proofErr w:type="gramStart"/>
+      <w:r>
+        <w:rPr>
+          <w:b/>
+          <w:bCs/>
+        </w:rPr>
+        <w:t>row.original</w:t>
+      </w:r>
+      <w:proofErr w:type="gramEnd"/>
+      <w:r>
+        <w:rPr>
+          <w:b/>
+          <w:bCs/>
+        </w:rPr>
+        <w:t>.status</w:t>
+      </w:r>
+      <w:proofErr w:type="spellEnd"/>
+      <w:r>
+        <w:rPr>
+          <w:b/>
+          <w:bCs/>
+        </w:rPr>
+        <w:t xml:space="preserve"> </w:t>
+      </w:r>
+      <w:proofErr w:type="gramStart"/>
+      <w:r>
+        <w:rPr>
+          <w:b/>
+          <w:bCs/>
+        </w:rPr>
+        <w:t>?? "</w:t>
+      </w:r>
+      <w:proofErr w:type="gramEnd"/>
+      <w:r>
+        <w:rPr>
+          <w:b/>
+          <w:bCs/>
+        </w:rPr>
+        <w:t>"</w:t>
+      </w:r>
+    </w:p>
+    <w:p>
+      <w:pPr>
+        <w:rPr>
+          <w:b/>
+          <w:bCs/>
+        </w:rPr>
+      </w:pPr>
+      <w:r>
+        <w:rPr>
+          <w:b/>
+          <w:bCs/>
+        </w:rPr>
+        <w:t xml:space="preserve">        </w:t>
+      </w:r>
+      <w:proofErr w:type="gramStart"/>
+      <w:r>
+        <w:rPr>
+          <w:b/>
+          <w:bCs/>
+        </w:rPr>
+        <w:t>).trim</w:t>
+      </w:r>
+      <w:proofErr w:type="gramEnd"/>
+      <w:r>
+        <w:rPr>
+          <w:b/>
+          <w:bCs/>
+        </w:rPr>
+        <w:t>();</w:t>
+      </w:r>
+    </w:p>
+    <w:p>
+      <w:pPr>
+        <w:rPr>
+          <w:b/>
+          <w:bCs/>
+        </w:rPr>
+      </w:pPr>
+    </w:p>
+    <w:p>
+      <w:pPr>
+        <w:rPr>
+          <w:b/>
+          <w:bCs/>
+        </w:rPr>
+      </w:pPr>
+      <w:r>
+        <w:rPr>
+          <w:b/>
+          <w:bCs/>
+        </w:rPr>
+        <w:t xml:space="preserve">        if </w:t>
+      </w:r>
+      <w:proofErr w:type="gramStart"/>
+      <w:r>
+        <w:rPr>
+          <w:b/>
+          <w:bCs/>
+        </w:rPr>
+        <w:t>(!status</w:t>
+      </w:r>
+      <w:proofErr w:type="gramEnd"/>
+      <w:r>
+        <w:rPr>
+          <w:b/>
+          <w:bCs/>
+        </w:rPr>
+        <w:t>) {</w:t>
+      </w:r>
+    </w:p>
+    <w:p>
+      <w:pPr>
+        <w:rPr>
+          <w:b/>
+          <w:bCs/>
+        </w:rPr>
+      </w:pPr>
+      <w:r>
+        <w:rPr>
+          <w:b/>
+          <w:bCs/>
+        </w:rPr>
+        <w:lastRenderedPageBreak/>
+        <w:t xml:space="preserve">            return (</w:t>
+      </w:r>
+    </w:p>
+    <w:p>
+      <w:pPr>
+        <w:rPr>
+          <w:b/>
+          <w:bCs/>
+        </w:rPr>
+      </w:pPr>
+      <w:r>
+        <w:rPr>
+          <w:b/>
+          <w:bCs/>
+        </w:rPr>
+        <w:t xml:space="preserve">                &lt;span</w:t>
+      </w:r>
+    </w:p>
+    <w:p>
+      <w:pPr>
+        <w:rPr>
+          <w:b/>
+          <w:bCs/>
+        </w:rPr>
+      </w:pPr>
+      <w:r>
+        <w:rPr>
+          <w:b/>
+          <w:bCs/>
+        </w:rPr>
+        <w:t xml:space="preserve">                    </w:t>
+      </w:r>
+      <w:proofErr w:type="spellStart"/>
+      <w:r>
+        <w:rPr>
+          <w:b/>
+          <w:bCs/>
+        </w:rPr>
+        <w:t>className</w:t>
+      </w:r>
+      <w:proofErr w:type="spellEnd"/>
+      <w:r>
+        <w:rPr>
+          <w:b/>
+          <w:bCs/>
+        </w:rPr>
+        <w:t>={`${</w:t>
+      </w:r>
+      <w:proofErr w:type="spellStart"/>
+      <w:r>
+        <w:rPr>
+          <w:b/>
+          <w:bCs/>
+        </w:rPr>
+        <w:t>textClass</w:t>
+      </w:r>
+      <w:proofErr w:type="spellEnd"/>
+      <w:r>
+        <w:rPr>
+          <w:b/>
+          <w:bCs/>
+        </w:rPr>
+        <w:t>} text-muted-foreground`}</w:t>
+      </w:r>
+    </w:p>
+    <w:p>
+      <w:pPr>
+        <w:rPr>
+          <w:b/>
+          <w:bCs/>
+        </w:rPr>
+      </w:pPr>
+      <w:r>
+        <w:rPr>
+          <w:b/>
+          <w:bCs/>
+        </w:rPr>
+        <w:t xml:space="preserve">                &gt;</w:t>
+      </w:r>
+    </w:p>
+    <w:p>
+      <w:pPr>
+        <w:rPr>
+          <w:b/>
+          <w:bCs/>
+        </w:rPr>
+      </w:pPr>
+      <w:r>
+        <w:rPr>
+          <w:b/>
+          <w:bCs/>
+        </w:rPr>
+        <w:t xml:space="preserve">                    —</w:t>
+      </w:r>
+    </w:p>
+    <w:p>
+      <w:pPr>
+        <w:rPr>
+          <w:b/>
+          <w:bCs/>
+        </w:rPr>
+      </w:pPr>
+      <w:r>
+        <w:rPr>
+          <w:b/>
+          <w:bCs/>
+        </w:rPr>
+        <w:t xml:space="preserve">                &lt;/span&gt;</w:t>
+      </w:r>
+    </w:p>
+    <w:p>
+      <w:pPr>
+        <w:rPr>
+          <w:b/>
+          <w:bCs/>
+        </w:rPr>
+      </w:pPr>
+      <w:r>
+        <w:rPr>
+          <w:b/>
+          <w:bCs/>
+        </w:rPr>
+        <w:t xml:space="preserve">            );</w:t>
+      </w:r>
+    </w:p>
+    <w:p>
+      <w:pPr>
+        <w:rPr>
+          <w:b/>
+          <w:bCs/>
+        </w:rPr>
+      </w:pPr>
+      <w:r>
+        <w:rPr>
+          <w:b/>
+          <w:bCs/>
+        </w:rPr>
+        <w:t xml:space="preserve">        }</w:t>
+      </w:r>
+    </w:p>
+    <w:p>
+      <w:pPr>
+        <w:rPr>
+          <w:b/>
+          <w:bCs/>
+        </w:rPr>
+      </w:pPr>
+    </w:p>
+    <w:p>
+      <w:pPr>
+        <w:rPr>
+          <w:b/>
+          <w:bCs/>
+        </w:rPr>
+      </w:pPr>
+      <w:r>
+        <w:rPr>
+          <w:b/>
+          <w:bCs/>
+        </w:rPr>
+        <w:t xml:space="preserve">        const normalized =</w:t>
+      </w:r>
+    </w:p>
+    <w:p>
+      <w:pPr>
+        <w:rPr>
+          <w:b/>
+          <w:bCs/>
+        </w:rPr>
+      </w:pPr>
+      <w:r>
+        <w:rPr>
+          <w:b/>
+          <w:bCs/>
+        </w:rPr>
+        <w:t xml:space="preserve">            </w:t>
+      </w:r>
+      <w:proofErr w:type="spellStart"/>
+      <w:proofErr w:type="gramStart"/>
+      <w:r>
+        <w:rPr>
+          <w:b/>
+          <w:bCs/>
+        </w:rPr>
+        <w:t>status.toLowerCase</w:t>
+      </w:r>
+      <w:proofErr w:type="spellEnd"/>
+      <w:proofErr w:type="gramEnd"/>
+      <w:r>
+        <w:rPr>
+          <w:b/>
+          <w:bCs/>
+        </w:rPr>
+        <w:t>();</w:t>
+      </w:r>
+    </w:p>
+    <w:p>
+      <w:pPr>
+        <w:rPr>
+          <w:b/>
+          <w:bCs/>
+        </w:rPr>
+      </w:pPr>
+    </w:p>
+    <w:p>
+      <w:pPr>
+        <w:rPr>
+          <w:b/>
+          <w:bCs/>
+        </w:rPr>
+      </w:pPr>
+      <w:r>
+        <w:rPr>
+          <w:b/>
+          <w:bCs/>
+        </w:rPr>
+        <w:t xml:space="preserve">        const configuration =</w:t>
+      </w:r>
+    </w:p>
+    <w:p>
+      <w:pPr>
+        <w:rPr>
+          <w:b/>
+          <w:bCs/>
+        </w:rPr>
+      </w:pPr>
+      <w:r>
+        <w:rPr>
+          <w:b/>
+          <w:bCs/>
+        </w:rPr>
+        <w:t xml:space="preserve">            normalized === "closed"</w:t>
+      </w:r>
+    </w:p>
+    <w:p>
+      <w:pPr>
+        <w:rPr>
+          <w:b/>
+          <w:bCs/>
+        </w:rPr>
+      </w:pPr>
+      <w:r>
+        <w:rPr>
+          <w:b/>
+          <w:bCs/>
+        </w:rPr>
+        <w:t xml:space="preserve">                ? {</w:t>
+      </w:r>
+    </w:p>
+    <w:p>
+      <w:pPr>
+        <w:rPr>
+          <w:b/>
+          <w:bCs/>
+        </w:rPr>
+      </w:pPr>
+      <w:r>
+        <w:rPr>
+          <w:b/>
+          <w:bCs/>
+        </w:rPr>
+        <w:t xml:space="preserve">                    icon: (</w:t>
+      </w:r>
+    </w:p>
+    <w:p>
+      <w:pPr>
+        <w:rPr>
+          <w:b/>
+          <w:bCs/>
+        </w:rPr>
+      </w:pPr>
+      <w:r>
+        <w:rPr>
+          <w:b/>
+          <w:bCs/>
+        </w:rPr>
+        <w:t xml:space="preserve">                        &lt;</w:t>
+      </w:r>
+      <w:proofErr w:type="spellStart"/>
+      <w:r>
+        <w:rPr>
+          <w:b/>
+          <w:bCs/>
+        </w:rPr>
+        <w:t>CheckCircle</w:t>
+      </w:r>
+      <w:proofErr w:type="spellEnd"/>
+      <w:r>
+        <w:rPr>
+          <w:b/>
+          <w:bCs/>
+        </w:rPr>
+        <w:t xml:space="preserve"> </w:t>
+      </w:r>
+      <w:proofErr w:type="spellStart"/>
+      <w:r>
+        <w:rPr>
+          <w:b/>
+          <w:bCs/>
+        </w:rPr>
+        <w:t>className</w:t>
+      </w:r>
+      <w:proofErr w:type="spellEnd"/>
+      <w:r>
+        <w:rPr>
+          <w:b/>
+          <w:bCs/>
+        </w:rPr>
+        <w:t>="h-3.5 w-3.5" /&gt;</w:t>
+      </w:r>
+    </w:p>
+    <w:p>
+      <w:pPr>
+        <w:rPr>
+          <w:b/>
+          <w:bCs/>
+        </w:rPr>
+      </w:pPr>
+      <w:r>
+        <w:rPr>
+          <w:b/>
+          <w:bCs/>
+        </w:rPr>
+        <w:t xml:space="preserve">                    ),</w:t>
+      </w:r>
+    </w:p>
+    <w:p>
+      <w:pPr>
+        <w:rPr>
+          <w:b/>
+          <w:bCs/>
+        </w:rPr>
+      </w:pPr>
+      <w:r>
+        <w:rPr>
+          <w:b/>
+          <w:bCs/>
+        </w:rPr>
+        <w:t xml:space="preserve">                    </w:t>
+      </w:r>
+      <w:proofErr w:type="spellStart"/>
+      <w:r>
+        <w:rPr>
+          <w:b/>
+          <w:bCs/>
+        </w:rPr>
+        <w:t>className</w:t>
+      </w:r>
+      <w:proofErr w:type="spellEnd"/>
+      <w:r>
+        <w:rPr>
+          <w:b/>
+          <w:bCs/>
+        </w:rPr>
+        <w:t>:</w:t>
+      </w:r>
+    </w:p>
+    <w:p>
+      <w:pPr>
+        <w:rPr>
+          <w:b/>
+          <w:bCs/>
+        </w:rPr>
+      </w:pPr>
+      <w:r>
+        <w:rPr>
+          <w:b/>
+          <w:bCs/>
+        </w:rPr>
+        <w:t xml:space="preserve">                        "</w:t>
+      </w:r>
+      <w:proofErr w:type="gramStart"/>
+      <w:r>
+        <w:rPr>
+          <w:b/>
+          <w:bCs/>
+        </w:rPr>
+        <w:t>border</w:t>
+      </w:r>
+      <w:proofErr w:type="gramEnd"/>
+      <w:r>
+        <w:rPr>
+          <w:b/>
+          <w:bCs/>
+        </w:rPr>
+        <w:t xml:space="preserve">-emerald-300 bg-emerald-100 text-emerald-800 </w:t>
+      </w:r>
+      <w:proofErr w:type="gramStart"/>
+      <w:r>
+        <w:rPr>
+          <w:b/>
+          <w:bCs/>
+        </w:rPr>
+        <w:t>dark:border</w:t>
+      </w:r>
+      <w:proofErr w:type="gramEnd"/>
+      <w:r>
+        <w:rPr>
+          <w:b/>
+          <w:bCs/>
+        </w:rPr>
+        <w:t>-emerald-800 dark:bg-emerald-950/40 dark:text-emerald-300",</w:t>
+      </w:r>
+    </w:p>
+    <w:p>
+      <w:pPr>
+        <w:rPr>
+          <w:b/>
+          <w:bCs/>
+        </w:rPr>
+      </w:pPr>
+      <w:r>
+        <w:rPr>
+          <w:b/>
+          <w:bCs/>
+        </w:rPr>
+        <w:t xml:space="preserve">                }</w:t>
+      </w:r>
+    </w:p>
+    <w:p>
+      <w:pPr>
+        <w:rPr>
+          <w:b/>
+          <w:bCs/>
+        </w:rPr>
+      </w:pPr>
+      <w:r>
+        <w:rPr>
+          <w:b/>
+          <w:bCs/>
+        </w:rPr>
+        <w:t xml:space="preserve">                : {</w:t>
+      </w:r>
+    </w:p>
+    <w:p>
+      <w:pPr>
+        <w:rPr>
+          <w:b/>
+          <w:bCs/>
+        </w:rPr>
+      </w:pPr>
+      <w:r>
+        <w:rPr>
+          <w:b/>
+          <w:bCs/>
+        </w:rPr>
+        <w:t xml:space="preserve">                    icon: (</w:t>
+      </w:r>
+    </w:p>
+    <w:p>
+      <w:pPr>
+        <w:rPr>
+          <w:b/>
+          <w:bCs/>
+        </w:rPr>
+      </w:pPr>
+      <w:r>
+        <w:rPr>
+          <w:b/>
+          <w:bCs/>
+        </w:rPr>
+        <w:t xml:space="preserve">                        &lt;Clock </w:t>
+      </w:r>
+      <w:proofErr w:type="spellStart"/>
+      <w:r>
+        <w:rPr>
+          <w:b/>
+          <w:bCs/>
+        </w:rPr>
+        <w:t>className</w:t>
+      </w:r>
+      <w:proofErr w:type="spellEnd"/>
+      <w:r>
+        <w:rPr>
+          <w:b/>
+          <w:bCs/>
+        </w:rPr>
+        <w:t>="h-3.5 w-3.5" /&gt;</w:t>
+      </w:r>
+    </w:p>
+    <w:p>
+      <w:pPr>
+        <w:rPr>
+          <w:b/>
+          <w:bCs/>
+        </w:rPr>
+      </w:pPr>
+      <w:r>
+        <w:rPr>
+          <w:b/>
+          <w:bCs/>
+        </w:rPr>
+        <w:t xml:space="preserve">                    ),</w:t>
+      </w:r>
+    </w:p>
+    <w:p>
+      <w:pPr>
+        <w:rPr>
+          <w:b/>
+          <w:bCs/>
+        </w:rPr>
+      </w:pPr>
+      <w:r>
+        <w:rPr>
+          <w:b/>
+          <w:bCs/>
+        </w:rPr>
+        <w:lastRenderedPageBreak/>
+        <w:t xml:space="preserve">                    </w:t>
+      </w:r>
+      <w:proofErr w:type="spellStart"/>
+      <w:r>
+        <w:rPr>
+          <w:b/>
+          <w:bCs/>
+        </w:rPr>
+        <w:t>className</w:t>
+      </w:r>
+      <w:proofErr w:type="spellEnd"/>
+      <w:r>
+        <w:rPr>
+          <w:b/>
+          <w:bCs/>
+        </w:rPr>
+        <w:t>:</w:t>
+      </w:r>
+    </w:p>
+    <w:p>
+      <w:pPr>
+        <w:rPr>
+          <w:b/>
+          <w:bCs/>
+        </w:rPr>
+      </w:pPr>
+      <w:r>
+        <w:rPr>
+          <w:b/>
+          <w:bCs/>
+        </w:rPr>
+        <w:t xml:space="preserve">                        "</w:t>
+      </w:r>
+      <w:proofErr w:type="gramStart"/>
+      <w:r>
+        <w:rPr>
+          <w:b/>
+          <w:bCs/>
+        </w:rPr>
+        <w:t>border</w:t>
+      </w:r>
+      <w:proofErr w:type="gramEnd"/>
+      <w:r>
+        <w:rPr>
+          <w:b/>
+          <w:bCs/>
+        </w:rPr>
+        <w:t xml:space="preserve">-red-300 bg-red-100 text-red-800 </w:t>
+      </w:r>
+      <w:proofErr w:type="gramStart"/>
+      <w:r>
+        <w:rPr>
+          <w:b/>
+          <w:bCs/>
+        </w:rPr>
+        <w:t>dark:border</w:t>
+      </w:r>
+      <w:proofErr w:type="gramEnd"/>
+      <w:r>
+        <w:rPr>
+          <w:b/>
+          <w:bCs/>
+        </w:rPr>
+        <w:t>-red-800 dark:bg-red-950/40 dark:text-red-300",</w:t>
+      </w:r>
+    </w:p>
+    <w:p>
+      <w:pPr>
+        <w:rPr>
+          <w:b/>
+          <w:bCs/>
+        </w:rPr>
+      </w:pPr>
+      <w:r>
+        <w:rPr>
+          <w:b/>
+          <w:bCs/>
+        </w:rPr>
+        <w:t xml:space="preserve">                };</w:t>
+      </w:r>
+    </w:p>
+    <w:p>
+      <w:pPr>
+        <w:rPr>
+          <w:b/>
+          <w:bCs/>
+        </w:rPr>
+      </w:pPr>
+    </w:p>
+    <w:p>
+      <w:pPr>
+        <w:rPr>
+          <w:b/>
+          <w:bCs/>
+        </w:rPr>
+      </w:pPr>
+      <w:r>
+        <w:rPr>
+          <w:b/>
+          <w:bCs/>
+        </w:rPr>
+        <w:t xml:space="preserve">        return (</w:t>
+      </w:r>
+    </w:p>
+    <w:p>
+      <w:pPr>
+        <w:rPr>
+          <w:b/>
+          <w:bCs/>
+        </w:rPr>
+      </w:pPr>
+      <w:r>
+        <w:rPr>
+          <w:b/>
+          <w:bCs/>
+        </w:rPr>
+        <w:t xml:space="preserve">            &lt;Badge</w:t>
+      </w:r>
+    </w:p>
+    <w:p>
+      <w:pPr>
+        <w:rPr>
+          <w:b/>
+          <w:bCs/>
+        </w:rPr>
+      </w:pPr>
+      <w:r>
+        <w:rPr>
+          <w:b/>
+          <w:bCs/>
+        </w:rPr>
+        <w:t xml:space="preserve">                variant="outline"</w:t>
+      </w:r>
+    </w:p>
+    <w:p>
+      <w:pPr>
+        <w:rPr>
+          <w:b/>
+          <w:bCs/>
+        </w:rPr>
+      </w:pPr>
+      <w:r>
+        <w:rPr>
+          <w:b/>
+          <w:bCs/>
+        </w:rPr>
+        <w:t xml:space="preserve">                </w:t>
+      </w:r>
+      <w:proofErr w:type="spellStart"/>
+      <w:r>
+        <w:rPr>
+          <w:b/>
+          <w:bCs/>
+        </w:rPr>
+        <w:t>className</w:t>
+      </w:r>
+      <w:proofErr w:type="spellEnd"/>
+      <w:proofErr w:type="gramStart"/>
+      <w:r>
+        <w:rPr>
+          <w:b/>
+          <w:bCs/>
+        </w:rPr>
+        <w:t>={</w:t>
+      </w:r>
+      <w:proofErr w:type="gramEnd"/>
+      <w:r>
+        <w:rPr>
+          <w:b/>
+          <w:bCs/>
+        </w:rPr>
+        <w:t>`</w:t>
+      </w:r>
+    </w:p>
+    <w:p>
+      <w:pPr>
+        <w:rPr>
+          <w:b/>
+          <w:bCs/>
+        </w:rPr>
+      </w:pPr>
+      <w:r>
+        <w:rPr>
+          <w:b/>
+          <w:bCs/>
+        </w:rPr>
+        <w:t xml:space="preserve">                    ${</w:t>
+      </w:r>
+      <w:proofErr w:type="spellStart"/>
+      <w:r>
+        <w:rPr>
+          <w:b/>
+          <w:bCs/>
+        </w:rPr>
+        <w:t>badgeClass</w:t>
+      </w:r>
+      <w:proofErr w:type="spellEnd"/>
+      <w:r>
+        <w:rPr>
+          <w:b/>
+          <w:bCs/>
+        </w:rPr>
+        <w:t>}</w:t>
+      </w:r>
+    </w:p>
+    <w:p>
+      <w:pPr>
+        <w:rPr>
+          <w:b/>
+          <w:bCs/>
+        </w:rPr>
+      </w:pPr>
+      <w:r>
+        <w:rPr>
+          <w:b/>
+          <w:bCs/>
+        </w:rPr>
+        <w:t xml:space="preserve">                    gap-1</w:t>
+      </w:r>
+    </w:p>
+    <w:p>
+      <w:pPr>
+        <w:rPr>
+          <w:b/>
+          <w:bCs/>
+        </w:rPr>
+      </w:pPr>
+      <w:r>
+        <w:rPr>
+          <w:b/>
+          <w:bCs/>
+        </w:rPr>
+        <w:t xml:space="preserve">                    ${</w:t>
+      </w:r>
+      <w:proofErr w:type="spellStart"/>
+      <w:proofErr w:type="gramStart"/>
+      <w:r>
+        <w:rPr>
+          <w:b/>
+          <w:bCs/>
+        </w:rPr>
+        <w:t>configuration.className</w:t>
+      </w:r>
+      <w:proofErr w:type="spellEnd"/>
+      <w:proofErr w:type="gramEnd"/>
+      <w:r>
+        <w:rPr>
+          <w:b/>
+          <w:bCs/>
+        </w:rPr>
+        <w:t>}</w:t>
+      </w:r>
+    </w:p>
+    <w:p>
+      <w:pPr>
+        <w:rPr>
+          <w:b/>
+          <w:bCs/>
+        </w:rPr>
+      </w:pPr>
+      <w:r>
+        <w:rPr>
+          <w:b/>
+          <w:bCs/>
+        </w:rPr>
+        <w:t xml:space="preserve">                `}</w:t>
+      </w:r>
+    </w:p>
+    <w:p>
+      <w:pPr>
+        <w:rPr>
+          <w:b/>
+          <w:bCs/>
+        </w:rPr>
+      </w:pPr>
+      <w:r>
+        <w:rPr>
+          <w:b/>
+          <w:bCs/>
+        </w:rPr>
+        <w:t xml:space="preserve">            &gt;</w:t>
+      </w:r>
+    </w:p>
+    <w:p>
+      <w:pPr>
+        <w:rPr>
+          <w:b/>
+          <w:bCs/>
+        </w:rPr>
+      </w:pPr>
+      <w:r>
+        <w:rPr>
+          <w:b/>
+          <w:bCs/>
+        </w:rPr>
+        <w:t xml:space="preserve">                {</w:t>
+      </w:r>
+      <w:proofErr w:type="spellStart"/>
+      <w:proofErr w:type="gramStart"/>
+      <w:r>
+        <w:rPr>
+          <w:b/>
+          <w:bCs/>
+        </w:rPr>
+        <w:t>configuration.icon</w:t>
+      </w:r>
+      <w:proofErr w:type="spellEnd"/>
+      <w:proofErr w:type="gramEnd"/>
+      <w:r>
+        <w:rPr>
+          <w:b/>
+          <w:bCs/>
+        </w:rPr>
+        <w:t>}</w:t>
+      </w:r>
+    </w:p>
+    <w:p>
+      <w:pPr>
+        <w:rPr>
+          <w:b/>
+          <w:bCs/>
+        </w:rPr>
+      </w:pPr>
+    </w:p>
+    <w:p>
+      <w:pPr>
+        <w:rPr>
+          <w:b/>
+          <w:bCs/>
+        </w:rPr>
+      </w:pPr>
+      <w:r>
+        <w:rPr>
+          <w:b/>
+          <w:bCs/>
+        </w:rPr>
+        <w:t xml:space="preserve">                {status}</w:t>
+      </w:r>
+    </w:p>
+    <w:p>
+      <w:pPr>
+        <w:rPr>
+          <w:b/>
+          <w:bCs/>
+        </w:rPr>
+      </w:pPr>
+      <w:r>
+        <w:rPr>
+          <w:b/>
+          <w:bCs/>
+        </w:rPr>
+        <w:t xml:space="preserve">            &lt;/Badge&gt;</w:t>
+      </w:r>
+    </w:p>
+    <w:p>
+      <w:pPr>
+        <w:rPr>
+          <w:b/>
+          <w:bCs/>
+        </w:rPr>
+      </w:pPr>
+      <w:r>
+        <w:rPr>
+          <w:b/>
+          <w:bCs/>
+        </w:rPr>
+        <w:t xml:space="preserve">        );</w:t>
+      </w:r>
+    </w:p>
+    <w:p>
+      <w:pPr>
+        <w:rPr>
+          <w:b/>
+          <w:bCs/>
+        </w:rPr>
+      </w:pPr>
+      <w:r>
+        <w:rPr>
+          <w:b/>
+          <w:bCs/>
+        </w:rPr>
+        <w:t xml:space="preserve">    },</w:t>
+      </w:r>
+    </w:p>
+    <w:p>
+      <w:pPr>
+        <w:rPr>
+          <w:b/>
+          <w:bCs/>
+        </w:rPr>
+      </w:pPr>
+      <w:r>
+        <w:rPr>
+          <w:b/>
+          <w:bCs/>
+        </w:rPr>
+        <w:t>},</w:t>
+      </w:r>
+    </w:p>
+    <w:p>
+      <w:pPr>
+        <w:rPr>
+          <w:b/>
+          <w:bCs/>
+        </w:rPr>
+      </w:pPr>
+      <w:r>
+        <w:rPr>
+          <w:b/>
+          <w:bCs/>
+        </w:rPr>
+        <w:t>This displays the exact API value:</w:t>
+      </w:r>
+    </w:p>
+    <w:p>
+      <w:pPr>
+        <w:rPr>
+          <w:b/>
+          <w:bCs/>
+        </w:rPr>
+      </w:pPr>
+      <w:r>
+        <w:rPr>
+          <w:b/>
+          <w:bCs/>
+        </w:rPr>
+        <w:t>Closed</w:t>
+      </w:r>
+    </w:p>
+    <w:p>
+      <w:pPr>
+        <w:rPr>
+          <w:b/>
+          <w:bCs/>
+        </w:rPr>
+      </w:pPr>
+      <w:r>
+        <w:rPr>
+          <w:b/>
+          <w:bCs/>
+        </w:rPr>
+        <w:t>It does not convert another value into Closed.</w:t>
+      </w:r>
+    </w:p>
+    <w:p>
+      <w:pPr>
+        <w:rPr>
+          <w:b/>
+          <w:bCs/>
+        </w:rPr>
+      </w:pPr>
+      <w:r>
+        <w:rPr>
+          <w:b/>
+          <w:bCs/>
+        </w:rPr>
+        <w:pict w14:anchorId="060FCBA4">
+          <v:rect id="_x0000_i1056" style="width:0;height:1.5pt" o:hralign="center" o:hrstd="t" o:hr="t" fillcolor="#a0a0a0" stroked="f"/>
+        </w:pict>
+      </w:r>
+    </w:p>
+    <w:p>
+      <w:pPr>
+        <w:rPr>
+          <w:b/>
+          <w:bCs/>
+        </w:rPr>
+      </w:pPr>
+      <w:r>
+        <w:rPr>
+          <w:b/>
+          <w:bCs/>
+        </w:rPr>
+        <w:t>Step 3 — Update the Requisition column</w:t>
+      </w:r>
+    </w:p>
+    <w:p>
+      <w:pPr>
+        <w:rPr>
+          <w:b/>
+          <w:bCs/>
+        </w:rPr>
+      </w:pPr>
+      <w:r>
+        <w:rPr>
+          <w:b/>
+          <w:bCs/>
+        </w:rPr>
+        <w:lastRenderedPageBreak/>
+        <w:t>Replace the complete Requisition column with:</w:t>
+      </w:r>
+    </w:p>
+    <w:p>
+      <w:pPr>
+        <w:rPr>
+          <w:b/>
+          <w:bCs/>
+        </w:rPr>
+      </w:pPr>
+      <w:r>
+        <w:rPr>
+          <w:b/>
+          <w:bCs/>
+        </w:rPr>
+        <w:t>{</w:t>
+      </w:r>
+    </w:p>
+    <w:p>
+      <w:pPr>
+        <w:rPr>
+          <w:b/>
+          <w:bCs/>
+        </w:rPr>
+      </w:pPr>
+      <w:r>
+        <w:rPr>
+          <w:b/>
+          <w:bCs/>
+        </w:rPr>
+        <w:t xml:space="preserve">    </w:t>
+      </w:r>
+      <w:proofErr w:type="spellStart"/>
+      <w:r>
+        <w:rPr>
+          <w:b/>
+          <w:bCs/>
+        </w:rPr>
+        <w:t>accessorKey</w:t>
+      </w:r>
+      <w:proofErr w:type="spellEnd"/>
+      <w:r>
+        <w:rPr>
+          <w:b/>
+          <w:bCs/>
+        </w:rPr>
+        <w:t>: "</w:t>
+      </w:r>
+      <w:proofErr w:type="spellStart"/>
+      <w:r>
+        <w:rPr>
+          <w:b/>
+          <w:bCs/>
+        </w:rPr>
+        <w:t>requisition_type</w:t>
+      </w:r>
+      <w:proofErr w:type="spellEnd"/>
+      <w:r>
+        <w:rPr>
+          <w:b/>
+          <w:bCs/>
+        </w:rPr>
+        <w:t>",</w:t>
+      </w:r>
+    </w:p>
+    <w:p>
+      <w:pPr>
+        <w:rPr>
+          <w:b/>
+          <w:bCs/>
+        </w:rPr>
+      </w:pPr>
+      <w:r>
+        <w:rPr>
+          <w:b/>
+          <w:bCs/>
+        </w:rPr>
+        <w:t xml:space="preserve">    </w:t>
+      </w:r>
+      <w:proofErr w:type="gramStart"/>
+      <w:r>
+        <w:rPr>
+          <w:b/>
+          <w:bCs/>
+        </w:rPr>
+        <w:t>header</w:t>
+      </w:r>
+      <w:proofErr w:type="gramEnd"/>
+      <w:r>
+        <w:rPr>
+          <w:b/>
+          <w:bCs/>
+        </w:rPr>
+        <w:t>: "Requisition",</w:t>
+      </w:r>
+    </w:p>
+    <w:p>
+      <w:pPr>
+        <w:rPr>
+          <w:b/>
+          <w:bCs/>
+        </w:rPr>
+      </w:pPr>
+    </w:p>
+    <w:p>
+      <w:pPr>
+        <w:rPr>
+          <w:b/>
+          <w:bCs/>
+        </w:rPr>
+      </w:pPr>
+      <w:r>
+        <w:rPr>
+          <w:b/>
+          <w:bCs/>
+        </w:rPr>
+        <w:t xml:space="preserve">    cell: </w:t>
+      </w:r>
+      <w:proofErr w:type="gramStart"/>
+      <w:r>
+        <w:rPr>
+          <w:b/>
+          <w:bCs/>
+        </w:rPr>
+        <w:t>({ row</w:t>
+      </w:r>
+      <w:proofErr w:type="gramEnd"/>
+      <w:r>
+        <w:rPr>
+          <w:b/>
+          <w:bCs/>
+        </w:rPr>
+        <w:t xml:space="preserve"> }) =&gt; {</w:t>
+      </w:r>
+    </w:p>
+    <w:p>
+      <w:pPr>
+        <w:rPr>
+          <w:b/>
+          <w:bCs/>
+        </w:rPr>
+      </w:pPr>
+      <w:r>
+        <w:rPr>
+          <w:b/>
+          <w:bCs/>
+        </w:rPr>
+        <w:t xml:space="preserve">        const requisition = </w:t>
+      </w:r>
+      <w:proofErr w:type="gramStart"/>
+      <w:r>
+        <w:rPr>
+          <w:b/>
+          <w:bCs/>
+        </w:rPr>
+        <w:t>String(</w:t>
+      </w:r>
+      <w:proofErr w:type="gramEnd"/>
+    </w:p>
+    <w:p>
+      <w:pPr>
+        <w:rPr>
+          <w:b/>
+          <w:bCs/>
+        </w:rPr>
+      </w:pPr>
+      <w:r>
+        <w:rPr>
+          <w:b/>
+          <w:bCs/>
+        </w:rPr>
+        <w:t xml:space="preserve">            </w:t>
+      </w:r>
+      <w:proofErr w:type="spellStart"/>
+      <w:proofErr w:type="gramStart"/>
+      <w:r>
+        <w:rPr>
+          <w:b/>
+          <w:bCs/>
+        </w:rPr>
+        <w:t>row.original</w:t>
+      </w:r>
+      <w:proofErr w:type="gramEnd"/>
+      <w:r>
+        <w:rPr>
+          <w:b/>
+          <w:bCs/>
+        </w:rPr>
+        <w:t>.requisition_</w:t>
+      </w:r>
+      <w:proofErr w:type="gramStart"/>
+      <w:r>
+        <w:rPr>
+          <w:b/>
+          <w:bCs/>
+        </w:rPr>
+        <w:t>type</w:t>
+      </w:r>
+      <w:proofErr w:type="spellEnd"/>
+      <w:r>
+        <w:rPr>
+          <w:b/>
+          <w:bCs/>
+        </w:rPr>
+        <w:t xml:space="preserve"> ??</w:t>
+      </w:r>
+      <w:proofErr w:type="gramEnd"/>
+    </w:p>
+    <w:p>
+      <w:pPr>
+        <w:rPr>
+          <w:b/>
+          <w:bCs/>
+        </w:rPr>
+      </w:pPr>
+      <w:r>
+        <w:rPr>
+          <w:b/>
+          <w:bCs/>
+        </w:rPr>
+        <w:t xml:space="preserve">            </w:t>
+      </w:r>
+      <w:proofErr w:type="spellStart"/>
+      <w:proofErr w:type="gramStart"/>
+      <w:r>
+        <w:rPr>
+          <w:b/>
+          <w:bCs/>
+        </w:rPr>
+        <w:t>row.original</w:t>
+      </w:r>
+      <w:proofErr w:type="gramEnd"/>
+      <w:r>
+        <w:rPr>
+          <w:b/>
+          <w:bCs/>
+        </w:rPr>
+        <w:t>.</w:t>
+      </w:r>
+      <w:proofErr w:type="gramStart"/>
+      <w:r>
+        <w:rPr>
+          <w:b/>
+          <w:bCs/>
+        </w:rPr>
+        <w:t>requistionType</w:t>
+      </w:r>
+      <w:proofErr w:type="spellEnd"/>
+      <w:r>
+        <w:rPr>
+          <w:b/>
+          <w:bCs/>
+        </w:rPr>
+        <w:t xml:space="preserve"> ??</w:t>
+      </w:r>
+      <w:proofErr w:type="gramEnd"/>
+    </w:p>
+    <w:p>
+      <w:pPr>
+        <w:rPr>
+          <w:b/>
+          <w:bCs/>
+        </w:rPr>
+      </w:pPr>
+      <w:r>
+        <w:rPr>
+          <w:b/>
+          <w:bCs/>
+        </w:rPr>
+        <w:t xml:space="preserve">            ""</w:t>
+      </w:r>
+    </w:p>
+    <w:p>
+      <w:pPr>
+        <w:rPr>
+          <w:b/>
+          <w:bCs/>
+        </w:rPr>
+      </w:pPr>
+      <w:r>
+        <w:rPr>
+          <w:b/>
+          <w:bCs/>
+        </w:rPr>
+        <w:t xml:space="preserve">        </w:t>
+      </w:r>
+      <w:proofErr w:type="gramStart"/>
+      <w:r>
+        <w:rPr>
+          <w:b/>
+          <w:bCs/>
+        </w:rPr>
+        <w:t>).trim</w:t>
+      </w:r>
+      <w:proofErr w:type="gramEnd"/>
+      <w:r>
+        <w:rPr>
+          <w:b/>
+          <w:bCs/>
+        </w:rPr>
+        <w:t>();</w:t>
+      </w:r>
+    </w:p>
+    <w:p>
+      <w:pPr>
+        <w:rPr>
+          <w:b/>
+          <w:bCs/>
+        </w:rPr>
+      </w:pPr>
+    </w:p>
+    <w:p>
+      <w:pPr>
+        <w:rPr>
+          <w:b/>
+          <w:bCs/>
+        </w:rPr>
+      </w:pPr>
+      <w:r>
+        <w:rPr>
+          <w:b/>
+          <w:bCs/>
+        </w:rPr>
+        <w:t xml:space="preserve">        if </w:t>
+      </w:r>
+      <w:proofErr w:type="gramStart"/>
+      <w:r>
+        <w:rPr>
+          <w:b/>
+          <w:bCs/>
+        </w:rPr>
+        <w:t>(!requisition</w:t>
+      </w:r>
+      <w:proofErr w:type="gramEnd"/>
+      <w:r>
+        <w:rPr>
+          <w:b/>
+          <w:bCs/>
+        </w:rPr>
+        <w:t>) {</w:t>
+      </w:r>
+    </w:p>
+    <w:p>
+      <w:pPr>
+        <w:rPr>
+          <w:b/>
+          <w:bCs/>
+        </w:rPr>
+      </w:pPr>
+      <w:r>
+        <w:rPr>
+          <w:b/>
+          <w:bCs/>
+        </w:rPr>
+        <w:t xml:space="preserve">            return (</w:t>
+      </w:r>
+    </w:p>
+    <w:p>
+      <w:pPr>
+        <w:rPr>
+          <w:b/>
+          <w:bCs/>
+        </w:rPr>
+      </w:pPr>
+      <w:r>
+        <w:rPr>
+          <w:b/>
+          <w:bCs/>
+        </w:rPr>
+        <w:t xml:space="preserve">                &lt;span</w:t>
+      </w:r>
+    </w:p>
+    <w:p>
+      <w:pPr>
+        <w:rPr>
+          <w:b/>
+          <w:bCs/>
+        </w:rPr>
+      </w:pPr>
+      <w:r>
+        <w:rPr>
+          <w:b/>
+          <w:bCs/>
+        </w:rPr>
+        <w:t xml:space="preserve">                    </w:t>
+      </w:r>
+      <w:proofErr w:type="spellStart"/>
+      <w:r>
+        <w:rPr>
+          <w:b/>
+          <w:bCs/>
+        </w:rPr>
+        <w:t>className</w:t>
+      </w:r>
+      <w:proofErr w:type="spellEnd"/>
+      <w:r>
+        <w:rPr>
+          <w:b/>
+          <w:bCs/>
+        </w:rPr>
+        <w:t>={`${</w:t>
+      </w:r>
+      <w:proofErr w:type="spellStart"/>
+      <w:r>
+        <w:rPr>
+          <w:b/>
+          <w:bCs/>
+        </w:rPr>
+        <w:t>textClass</w:t>
+      </w:r>
+      <w:proofErr w:type="spellEnd"/>
+      <w:r>
+        <w:rPr>
+          <w:b/>
+          <w:bCs/>
+        </w:rPr>
+        <w:t>} text-muted-foreground`}</w:t>
+      </w:r>
+    </w:p>
+    <w:p>
+      <w:pPr>
+        <w:rPr>
+          <w:b/>
+          <w:bCs/>
+        </w:rPr>
+      </w:pPr>
+      <w:r>
+        <w:rPr>
+          <w:b/>
+          <w:bCs/>
+        </w:rPr>
+        <w:t xml:space="preserve">                &gt;</w:t>
+      </w:r>
+    </w:p>
+    <w:p>
+      <w:pPr>
+        <w:rPr>
+          <w:b/>
+          <w:bCs/>
+        </w:rPr>
+      </w:pPr>
+      <w:r>
+        <w:rPr>
+          <w:b/>
+          <w:bCs/>
+        </w:rPr>
+        <w:t xml:space="preserve">                    —</w:t>
+      </w:r>
+    </w:p>
+    <w:p>
+      <w:pPr>
+        <w:rPr>
+          <w:b/>
+          <w:bCs/>
+        </w:rPr>
+      </w:pPr>
+      <w:r>
+        <w:rPr>
+          <w:b/>
+          <w:bCs/>
+        </w:rPr>
+        <w:t xml:space="preserve">                &lt;/span&gt;</w:t>
+      </w:r>
+    </w:p>
+    <w:p>
+      <w:pPr>
+        <w:rPr>
+          <w:b/>
+          <w:bCs/>
+        </w:rPr>
+      </w:pPr>
+      <w:r>
+        <w:rPr>
+          <w:b/>
+          <w:bCs/>
+        </w:rPr>
+        <w:t xml:space="preserve">            );</w:t>
+      </w:r>
+    </w:p>
+    <w:p>
+      <w:pPr>
+        <w:rPr>
+          <w:b/>
+          <w:bCs/>
+        </w:rPr>
+      </w:pPr>
+      <w:r>
+        <w:rPr>
+          <w:b/>
+          <w:bCs/>
+        </w:rPr>
+        <w:t xml:space="preserve">        }</w:t>
+      </w:r>
+    </w:p>
+    <w:p>
+      <w:pPr>
+        <w:rPr>
+          <w:b/>
+          <w:bCs/>
+        </w:rPr>
+      </w:pPr>
+    </w:p>
+    <w:p>
+      <w:pPr>
+        <w:rPr>
+          <w:b/>
+          <w:bCs/>
+        </w:rPr>
+      </w:pPr>
+      <w:r>
+        <w:rPr>
+          <w:b/>
+          <w:bCs/>
+        </w:rPr>
+        <w:t xml:space="preserve">        </w:t>
+      </w:r>
+      <w:proofErr w:type="gramStart"/>
+      <w:r>
+        <w:rPr>
+          <w:b/>
+          <w:bCs/>
+        </w:rPr>
+        <w:t>let</w:t>
+      </w:r>
+      <w:proofErr w:type="gramEnd"/>
+      <w:r>
+        <w:rPr>
+          <w:b/>
+          <w:bCs/>
+        </w:rPr>
+        <w:t xml:space="preserve"> </w:t>
+      </w:r>
+      <w:proofErr w:type="spellStart"/>
+      <w:r>
+        <w:rPr>
+          <w:b/>
+          <w:bCs/>
+        </w:rPr>
+        <w:t>className</w:t>
+      </w:r>
+      <w:proofErr w:type="spellEnd"/>
+      <w:r>
+        <w:rPr>
+          <w:b/>
+          <w:bCs/>
+        </w:rPr>
+        <w:t xml:space="preserve"> =</w:t>
+      </w:r>
+    </w:p>
+    <w:p>
+      <w:pPr>
+        <w:rPr>
+          <w:b/>
+          <w:bCs/>
+        </w:rPr>
+      </w:pPr>
+      <w:r>
+        <w:rPr>
+          <w:b/>
+          <w:bCs/>
+        </w:rPr>
+        <w:t xml:space="preserve">            "</w:t>
+      </w:r>
+      <w:proofErr w:type="gramStart"/>
+      <w:r>
+        <w:rPr>
+          <w:b/>
+          <w:bCs/>
+        </w:rPr>
+        <w:t>border</w:t>
+      </w:r>
+      <w:proofErr w:type="gramEnd"/>
+      <w:r>
+        <w:rPr>
+          <w:b/>
+          <w:bCs/>
+        </w:rPr>
+        <w:t xml:space="preserve">-border </w:t>
+      </w:r>
+      <w:proofErr w:type="spellStart"/>
+      <w:r>
+        <w:rPr>
+          <w:b/>
+          <w:bCs/>
+        </w:rPr>
+        <w:t>bg</w:t>
+      </w:r>
+      <w:proofErr w:type="spellEnd"/>
+      <w:r>
+        <w:rPr>
+          <w:b/>
+          <w:bCs/>
+        </w:rPr>
+        <w:t>-muted text-foreground";</w:t>
+      </w:r>
+    </w:p>
+    <w:p>
+      <w:pPr>
+        <w:rPr>
+          <w:b/>
+          <w:bCs/>
+        </w:rPr>
+      </w:pPr>
+    </w:p>
+    <w:p>
+      <w:pPr>
+        <w:rPr>
+          <w:b/>
+          <w:bCs/>
+        </w:rPr>
+      </w:pPr>
+      <w:r>
+        <w:rPr>
+          <w:b/>
+          <w:bCs/>
+        </w:rPr>
+        <w:t xml:space="preserve">        if (</w:t>
+      </w:r>
+    </w:p>
+    <w:p>
+      <w:pPr>
+        <w:rPr>
+          <w:b/>
+          <w:bCs/>
+        </w:rPr>
+      </w:pPr>
+      <w:r>
+        <w:rPr>
+          <w:b/>
+          <w:bCs/>
+        </w:rPr>
+        <w:lastRenderedPageBreak/>
+        <w:t xml:space="preserve">            </w:t>
+      </w:r>
+      <w:proofErr w:type="spellStart"/>
+      <w:proofErr w:type="gramStart"/>
+      <w:r>
+        <w:rPr>
+          <w:b/>
+          <w:bCs/>
+        </w:rPr>
+        <w:t>requisition.toLowerCase</w:t>
+      </w:r>
+      <w:proofErr w:type="spellEnd"/>
+      <w:proofErr w:type="gramEnd"/>
+      <w:r>
+        <w:rPr>
+          <w:b/>
+          <w:bCs/>
+        </w:rPr>
+        <w:t>() ===</w:t>
+      </w:r>
+    </w:p>
+    <w:p>
+      <w:pPr>
+        <w:rPr>
+          <w:b/>
+          <w:bCs/>
+        </w:rPr>
+      </w:pPr>
+      <w:r>
+        <w:rPr>
+          <w:b/>
+          <w:bCs/>
+        </w:rPr>
+        <w:t xml:space="preserve">            "</w:t>
+      </w:r>
+      <w:proofErr w:type="gramStart"/>
+      <w:r>
+        <w:rPr>
+          <w:b/>
+          <w:bCs/>
+        </w:rPr>
+        <w:t>petty</w:t>
+      </w:r>
+      <w:proofErr w:type="gramEnd"/>
+      <w:r>
+        <w:rPr>
+          <w:b/>
+          <w:bCs/>
+        </w:rPr>
+        <w:t xml:space="preserve"> cash (approved)"</w:t>
+      </w:r>
+    </w:p>
+    <w:p>
+      <w:pPr>
+        <w:rPr>
+          <w:b/>
+          <w:bCs/>
+        </w:rPr>
+      </w:pPr>
+      <w:r>
+        <w:rPr>
+          <w:b/>
+          <w:bCs/>
+        </w:rPr>
+        <w:t xml:space="preserve">        ) {</w:t>
+      </w:r>
+    </w:p>
+    <w:p>
+      <w:pPr>
+        <w:rPr>
+          <w:b/>
+          <w:bCs/>
+        </w:rPr>
+      </w:pPr>
+      <w:r>
+        <w:rPr>
+          <w:b/>
+          <w:bCs/>
+        </w:rPr>
+        <w:t xml:space="preserve">            </w:t>
+      </w:r>
+      <w:proofErr w:type="spellStart"/>
+      <w:r>
+        <w:rPr>
+          <w:b/>
+          <w:bCs/>
+        </w:rPr>
+        <w:t>className</w:t>
+      </w:r>
+      <w:proofErr w:type="spellEnd"/>
+      <w:r>
+        <w:rPr>
+          <w:b/>
+          <w:bCs/>
+        </w:rPr>
+        <w:t xml:space="preserve"> =</w:t>
+      </w:r>
+    </w:p>
+    <w:p>
+      <w:pPr>
+        <w:rPr>
+          <w:b/>
+          <w:bCs/>
+        </w:rPr>
+      </w:pPr>
+      <w:r>
+        <w:rPr>
+          <w:b/>
+          <w:bCs/>
+        </w:rPr>
+        <w:t xml:space="preserve">                "</w:t>
+      </w:r>
+      <w:proofErr w:type="gramStart"/>
+      <w:r>
+        <w:rPr>
+          <w:b/>
+          <w:bCs/>
+        </w:rPr>
+        <w:t>border</w:t>
+      </w:r>
+      <w:proofErr w:type="gramEnd"/>
+      <w:r>
+        <w:rPr>
+          <w:b/>
+          <w:bCs/>
+        </w:rPr>
+        <w:t xml:space="preserve">-emerald-300 bg-emerald-100 text-emerald-800 </w:t>
+      </w:r>
+      <w:proofErr w:type="gramStart"/>
+      <w:r>
+        <w:rPr>
+          <w:b/>
+          <w:bCs/>
+        </w:rPr>
+        <w:t>dark:border</w:t>
+      </w:r>
+      <w:proofErr w:type="gramEnd"/>
+      <w:r>
+        <w:rPr>
+          <w:b/>
+          <w:bCs/>
+        </w:rPr>
+        <w:t>-emerald-800 dark:bg-emerald-950/40 dark:text-emerald-300";</w:t>
+      </w:r>
+    </w:p>
+    <w:p>
+      <w:pPr>
+        <w:rPr>
+          <w:b/>
+          <w:bCs/>
+        </w:rPr>
+      </w:pPr>
+      <w:r>
+        <w:rPr>
+          <w:b/>
+          <w:bCs/>
+        </w:rPr>
+        <w:t xml:space="preserve">        }</w:t>
+      </w:r>
+    </w:p>
+    <w:p>
+      <w:pPr>
+        <w:rPr>
+          <w:b/>
+          <w:bCs/>
+        </w:rPr>
+      </w:pPr>
+    </w:p>
+    <w:p>
+      <w:pPr>
+        <w:rPr>
+          <w:b/>
+          <w:bCs/>
+        </w:rPr>
+      </w:pPr>
+      <w:r>
+        <w:rPr>
+          <w:b/>
+          <w:bCs/>
+        </w:rPr>
+        <w:t xml:space="preserve">        if (</w:t>
+      </w:r>
+    </w:p>
+    <w:p>
+      <w:pPr>
+        <w:rPr>
+          <w:b/>
+          <w:bCs/>
+        </w:rPr>
+      </w:pPr>
+      <w:r>
+        <w:rPr>
+          <w:b/>
+          <w:bCs/>
+        </w:rPr>
+        <w:t xml:space="preserve">            </w:t>
+      </w:r>
+      <w:proofErr w:type="spellStart"/>
+      <w:proofErr w:type="gramStart"/>
+      <w:r>
+        <w:rPr>
+          <w:b/>
+          <w:bCs/>
+        </w:rPr>
+        <w:t>requisition.toLowerCase</w:t>
+      </w:r>
+      <w:proofErr w:type="spellEnd"/>
+      <w:proofErr w:type="gramEnd"/>
+      <w:r>
+        <w:rPr>
+          <w:b/>
+          <w:bCs/>
+        </w:rPr>
+        <w:t>() ===</w:t>
+      </w:r>
+    </w:p>
+    <w:p>
+      <w:pPr>
+        <w:rPr>
+          <w:b/>
+          <w:bCs/>
+        </w:rPr>
+      </w:pPr>
+      <w:r>
+        <w:rPr>
+          <w:b/>
+          <w:bCs/>
+        </w:rPr>
+        <w:t xml:space="preserve">            "</w:t>
+      </w:r>
+      <w:proofErr w:type="gramStart"/>
+      <w:r>
+        <w:rPr>
+          <w:b/>
+          <w:bCs/>
+        </w:rPr>
+        <w:t>pr</w:t>
+      </w:r>
+      <w:proofErr w:type="gramEnd"/>
+      <w:r>
+        <w:rPr>
+          <w:b/>
+          <w:bCs/>
+        </w:rPr>
+        <w:t xml:space="preserve"> (approved)"</w:t>
+      </w:r>
+    </w:p>
+    <w:p>
+      <w:pPr>
+        <w:rPr>
+          <w:b/>
+          <w:bCs/>
+        </w:rPr>
+      </w:pPr>
+      <w:r>
+        <w:rPr>
+          <w:b/>
+          <w:bCs/>
+        </w:rPr>
+        <w:t xml:space="preserve">        ) {</w:t>
+      </w:r>
+    </w:p>
+    <w:p>
+      <w:pPr>
+        <w:rPr>
+          <w:b/>
+          <w:bCs/>
+        </w:rPr>
+      </w:pPr>
+      <w:r>
+        <w:rPr>
+          <w:b/>
+          <w:bCs/>
+        </w:rPr>
+        <w:t xml:space="preserve">            </w:t>
+      </w:r>
+      <w:proofErr w:type="spellStart"/>
+      <w:r>
+        <w:rPr>
+          <w:b/>
+          <w:bCs/>
+        </w:rPr>
+        <w:t>className</w:t>
+      </w:r>
+      <w:proofErr w:type="spellEnd"/>
+      <w:r>
+        <w:rPr>
+          <w:b/>
+          <w:bCs/>
+        </w:rPr>
+        <w:t xml:space="preserve"> =</w:t>
+      </w:r>
+    </w:p>
+    <w:p>
+      <w:pPr>
+        <w:rPr>
+          <w:b/>
+          <w:bCs/>
+        </w:rPr>
+      </w:pPr>
+      <w:r>
+        <w:rPr>
+          <w:b/>
+          <w:bCs/>
+        </w:rPr>
+        <w:t xml:space="preserve">                "</w:t>
+      </w:r>
+      <w:proofErr w:type="gramStart"/>
+      <w:r>
+        <w:rPr>
+          <w:b/>
+          <w:bCs/>
+        </w:rPr>
+        <w:t>border</w:t>
+      </w:r>
+      <w:proofErr w:type="gramEnd"/>
+      <w:r>
+        <w:rPr>
+          <w:b/>
+          <w:bCs/>
+        </w:rPr>
+        <w:t xml:space="preserve">-cyan-300 bg-cyan-100 text-cyan-800 </w:t>
+      </w:r>
+      <w:proofErr w:type="gramStart"/>
+      <w:r>
+        <w:rPr>
+          <w:b/>
+          <w:bCs/>
+        </w:rPr>
+        <w:t>dark:border</w:t>
+      </w:r>
+      <w:proofErr w:type="gramEnd"/>
+      <w:r>
+        <w:rPr>
+          <w:b/>
+          <w:bCs/>
+        </w:rPr>
+        <w:t>-cyan-800 dark:bg-cyan-950/40 dark:text-cyan-300";</w:t>
+      </w:r>
+    </w:p>
+    <w:p>
+      <w:pPr>
+        <w:rPr>
+          <w:b/>
+          <w:bCs/>
+        </w:rPr>
+      </w:pPr>
+      <w:r>
+        <w:rPr>
+          <w:b/>
+          <w:bCs/>
+        </w:rPr>
+        <w:t xml:space="preserve">        }</w:t>
+      </w:r>
+    </w:p>
+    <w:p>
+      <w:pPr>
+        <w:rPr>
+          <w:b/>
+          <w:bCs/>
+        </w:rPr>
+      </w:pPr>
+    </w:p>
+    <w:p>
+      <w:pPr>
+        <w:rPr>
+          <w:b/>
+          <w:bCs/>
+        </w:rPr>
+      </w:pPr>
+      <w:r>
+        <w:rPr>
+          <w:b/>
+          <w:bCs/>
+        </w:rPr>
+        <w:t xml:space="preserve">        return (</w:t>
+      </w:r>
+    </w:p>
+    <w:p>
+      <w:pPr>
+        <w:rPr>
+          <w:b/>
+          <w:bCs/>
+        </w:rPr>
+      </w:pPr>
+      <w:r>
+        <w:rPr>
+          <w:b/>
+          <w:bCs/>
+        </w:rPr>
+        <w:t xml:space="preserve">            &lt;Badge</w:t>
+      </w:r>
+    </w:p>
+    <w:p>
+      <w:pPr>
+        <w:rPr>
+          <w:b/>
+          <w:bCs/>
+        </w:rPr>
+      </w:pPr>
+      <w:r>
+        <w:rPr>
+          <w:b/>
+          <w:bCs/>
+        </w:rPr>
+        <w:t xml:space="preserve">                variant="outline"</w:t>
+      </w:r>
+    </w:p>
+    <w:p>
+      <w:pPr>
+        <w:rPr>
+          <w:b/>
+          <w:bCs/>
+        </w:rPr>
+      </w:pPr>
+      <w:r>
+        <w:rPr>
+          <w:b/>
+          <w:bCs/>
+        </w:rPr>
+        <w:t xml:space="preserve">                title={requisition}</w:t>
+      </w:r>
+    </w:p>
+    <w:p>
+      <w:pPr>
+        <w:rPr>
+          <w:b/>
+          <w:bCs/>
+        </w:rPr>
+      </w:pPr>
+      <w:r>
+        <w:rPr>
+          <w:b/>
+          <w:bCs/>
+        </w:rPr>
+        <w:t xml:space="preserve">                </w:t>
+      </w:r>
+      <w:proofErr w:type="spellStart"/>
+      <w:r>
+        <w:rPr>
+          <w:b/>
+          <w:bCs/>
+        </w:rPr>
+        <w:t>className</w:t>
+      </w:r>
+      <w:proofErr w:type="spellEnd"/>
+      <w:proofErr w:type="gramStart"/>
+      <w:r>
+        <w:rPr>
+          <w:b/>
+          <w:bCs/>
+        </w:rPr>
+        <w:t>={</w:t>
+      </w:r>
+      <w:proofErr w:type="gramEnd"/>
+      <w:r>
+        <w:rPr>
+          <w:b/>
+          <w:bCs/>
+        </w:rPr>
+        <w:t>`</w:t>
+      </w:r>
+    </w:p>
+    <w:p>
+      <w:pPr>
+        <w:rPr>
+          <w:b/>
+          <w:bCs/>
+        </w:rPr>
+      </w:pPr>
+      <w:r>
+        <w:rPr>
+          <w:b/>
+          <w:bCs/>
+        </w:rPr>
+        <w:t xml:space="preserve">                    ${</w:t>
+      </w:r>
+      <w:proofErr w:type="spellStart"/>
+      <w:r>
+        <w:rPr>
+          <w:b/>
+          <w:bCs/>
+        </w:rPr>
+        <w:t>badgeClass</w:t>
+      </w:r>
+      <w:proofErr w:type="spellEnd"/>
+      <w:r>
+        <w:rPr>
+          <w:b/>
+          <w:bCs/>
+        </w:rPr>
+        <w:t>}</w:t>
+      </w:r>
+    </w:p>
+    <w:p>
+      <w:pPr>
+        <w:rPr>
+          <w:b/>
+          <w:bCs/>
+        </w:rPr>
+      </w:pPr>
+      <w:r>
+        <w:rPr>
+          <w:b/>
+          <w:bCs/>
+        </w:rPr>
+        <w:t xml:space="preserve">                    ${</w:t>
+      </w:r>
+      <w:proofErr w:type="spellStart"/>
+      <w:r>
+        <w:rPr>
+          <w:b/>
+          <w:bCs/>
+        </w:rPr>
+        <w:t>className</w:t>
+      </w:r>
+      <w:proofErr w:type="spellEnd"/>
+      <w:r>
+        <w:rPr>
+          <w:b/>
+          <w:bCs/>
+        </w:rPr>
+        <w:t>}</w:t>
+      </w:r>
+    </w:p>
+    <w:p>
+      <w:pPr>
+        <w:rPr>
+          <w:b/>
+          <w:bCs/>
+        </w:rPr>
+      </w:pPr>
+      <w:r>
+        <w:rPr>
+          <w:b/>
+          <w:bCs/>
+        </w:rPr>
+        <w:t xml:space="preserve">                `}</w:t>
+      </w:r>
+    </w:p>
+    <w:p>
+      <w:pPr>
+        <w:rPr>
+          <w:b/>
+          <w:bCs/>
+        </w:rPr>
+      </w:pPr>
+      <w:r>
+        <w:rPr>
+          <w:b/>
+          <w:bCs/>
+        </w:rPr>
+        <w:t xml:space="preserve">            &gt;</w:t>
+      </w:r>
+    </w:p>
+    <w:p>
+      <w:pPr>
+        <w:rPr>
+          <w:b/>
+          <w:bCs/>
+        </w:rPr>
+      </w:pPr>
+      <w:r>
+        <w:rPr>
+          <w:b/>
+          <w:bCs/>
+        </w:rPr>
+        <w:t xml:space="preserve">                {requisition}</w:t>
+      </w:r>
+    </w:p>
+    <w:p>
+      <w:pPr>
+        <w:rPr>
+          <w:b/>
+          <w:bCs/>
+        </w:rPr>
+      </w:pPr>
+      <w:r>
+        <w:rPr>
+          <w:b/>
+          <w:bCs/>
+        </w:rPr>
+        <w:lastRenderedPageBreak/>
+        <w:t xml:space="preserve">            &lt;/Badge&gt;</w:t>
+      </w:r>
+    </w:p>
+    <w:p>
+      <w:pPr>
+        <w:rPr>
+          <w:b/>
+          <w:bCs/>
+        </w:rPr>
+      </w:pPr>
+      <w:r>
+        <w:rPr>
+          <w:b/>
+          <w:bCs/>
+        </w:rPr>
+        <w:t xml:space="preserve">        );</w:t>
+      </w:r>
+    </w:p>
+    <w:p>
+      <w:pPr>
+        <w:rPr>
+          <w:b/>
+          <w:bCs/>
+        </w:rPr>
+      </w:pPr>
+      <w:r>
+        <w:rPr>
+          <w:b/>
+          <w:bCs/>
+        </w:rPr>
+        <w:t xml:space="preserve">    },</w:t>
+      </w:r>
+    </w:p>
+    <w:p>
+      <w:pPr>
+        <w:rPr>
+          <w:b/>
+          <w:bCs/>
+        </w:rPr>
+      </w:pPr>
+      <w:r>
+        <w:rPr>
+          <w:b/>
+          <w:bCs/>
+        </w:rPr>
+        <w:t>},</w:t>
+      </w:r>
+    </w:p>
+    <w:p>
+      <w:pPr>
+        <w:rPr>
+          <w:b/>
+          <w:bCs/>
+        </w:rPr>
+      </w:pPr>
+      <w:r>
+        <w:rPr>
+          <w:b/>
+          <w:bCs/>
+        </w:rPr>
+        <w:t>This displays exactly what the API returns:</w:t>
+      </w:r>
+    </w:p>
+    <w:p>
+      <w:pPr>
+        <w:rPr>
+          <w:b/>
+          <w:bCs/>
+        </w:rPr>
+      </w:pPr>
+      <w:r>
+        <w:rPr>
+          <w:b/>
+          <w:bCs/>
+        </w:rPr>
+        <w:t>Petty Cash (Approved)</w:t>
+      </w:r>
+    </w:p>
+    <w:p>
+      <w:pPr>
+        <w:rPr>
+          <w:b/>
+          <w:bCs/>
+        </w:rPr>
+      </w:pPr>
+      <w:r>
+        <w:rPr>
+          <w:b/>
+          <w:bCs/>
+        </w:rPr>
+        <w:t>or:</w:t>
+      </w:r>
+    </w:p>
+    <w:p>
+      <w:pPr>
+        <w:rPr>
+          <w:b/>
+          <w:bCs/>
+        </w:rPr>
+      </w:pPr>
+      <w:r>
+        <w:rPr>
+          <w:b/>
+          <w:bCs/>
+        </w:rPr>
+        <w:t>PR (Approved)</w:t>
+      </w:r>
+    </w:p>
+    <w:p>
+      <w:pPr>
+        <w:rPr>
+          <w:b/>
+          <w:bCs/>
+        </w:rPr>
+      </w:pPr>
+      <w:r>
+        <w:rPr>
+          <w:b/>
+          <w:bCs/>
+        </w:rPr>
+        <w:t>It will not guess the approval type from Mouse, Laptop, or another requested item.</w:t>
+      </w:r>
+    </w:p>
+    <w:p>
+      <w:pPr>
+        <w:rPr>
+          <w:b/>
+          <w:bCs/>
+        </w:rPr>
+      </w:pPr>
+      <w:r>
+        <w:rPr>
+          <w:b/>
+          <w:bCs/>
+        </w:rPr>
+        <w:pict w14:anchorId="27040F6C">
+          <v:rect id="_x0000_i1057" style="width:0;height:1.5pt" o:hralign="center" o:hrstd="t" o:hr="t" fillcolor="#a0a0a0" stroked="f"/>
+        </w:pict>
+      </w:r>
+    </w:p>
+    <w:p>
+      <w:pPr>
+        <w:rPr>
+          <w:b/>
+          <w:bCs/>
+        </w:rPr>
+      </w:pPr>
+      <w:r>
+        <w:rPr>
+          <w:b/>
+          <w:bCs/>
+        </w:rPr>
+        <w:t>Step 4 — Update Delivered Status</w:t>
+      </w:r>
+    </w:p>
+    <w:p>
+      <w:pPr>
+        <w:rPr>
+          <w:b/>
+          <w:bCs/>
+        </w:rPr>
+      </w:pPr>
+      <w:r>
+        <w:rPr>
+          <w:b/>
+          <w:bCs/>
+        </w:rPr>
+        <w:t>Replace the complete Delivered Status column with:</w:t>
+      </w:r>
+    </w:p>
+    <w:p>
+      <w:pPr>
+        <w:rPr>
+          <w:b/>
+          <w:bCs/>
+        </w:rPr>
+      </w:pPr>
+      <w:r>
+        <w:rPr>
+          <w:b/>
+          <w:bCs/>
+        </w:rPr>
+        <w:t>{</w:t>
+      </w:r>
+    </w:p>
+    <w:p>
+      <w:pPr>
+        <w:rPr>
+          <w:b/>
+          <w:bCs/>
+        </w:rPr>
+      </w:pPr>
+      <w:r>
+        <w:rPr>
+          <w:b/>
+          <w:bCs/>
+        </w:rPr>
+        <w:t xml:space="preserve">    </w:t>
+      </w:r>
+      <w:proofErr w:type="spellStart"/>
+      <w:r>
+        <w:rPr>
+          <w:b/>
+          <w:bCs/>
+        </w:rPr>
+        <w:t>accessorKey</w:t>
+      </w:r>
+      <w:proofErr w:type="spellEnd"/>
+      <w:r>
+        <w:rPr>
+          <w:b/>
+          <w:bCs/>
+        </w:rPr>
+        <w:t>: "</w:t>
+      </w:r>
+      <w:proofErr w:type="spellStart"/>
+      <w:r>
+        <w:rPr>
+          <w:b/>
+          <w:bCs/>
+        </w:rPr>
+        <w:t>delivered_status</w:t>
+      </w:r>
+      <w:proofErr w:type="spellEnd"/>
+      <w:r>
+        <w:rPr>
+          <w:b/>
+          <w:bCs/>
+        </w:rPr>
+        <w:t>",</w:t>
+      </w:r>
+    </w:p>
+    <w:p>
+      <w:pPr>
+        <w:rPr>
+          <w:b/>
+          <w:bCs/>
+        </w:rPr>
+      </w:pPr>
+      <w:r>
+        <w:rPr>
+          <w:b/>
+          <w:bCs/>
+        </w:rPr>
+        <w:t xml:space="preserve">    header: "Delivered Status",</w:t>
+      </w:r>
+    </w:p>
+    <w:p>
+      <w:pPr>
+        <w:rPr>
+          <w:b/>
+          <w:bCs/>
+        </w:rPr>
+      </w:pPr>
+    </w:p>
+    <w:p>
+      <w:pPr>
+        <w:rPr>
+          <w:b/>
+          <w:bCs/>
+        </w:rPr>
+      </w:pPr>
+      <w:r>
+        <w:rPr>
+          <w:b/>
+          <w:bCs/>
+        </w:rPr>
+        <w:t xml:space="preserve">    cell: </w:t>
+      </w:r>
+      <w:proofErr w:type="gramStart"/>
+      <w:r>
+        <w:rPr>
+          <w:b/>
+          <w:bCs/>
+        </w:rPr>
+        <w:t>({ row</w:t>
+      </w:r>
+      <w:proofErr w:type="gramEnd"/>
+      <w:r>
+        <w:rPr>
+          <w:b/>
+          <w:bCs/>
+        </w:rPr>
+        <w:t xml:space="preserve"> }) =&gt; {</w:t>
+      </w:r>
+    </w:p>
+    <w:p>
+      <w:pPr>
+        <w:rPr>
+          <w:b/>
+          <w:bCs/>
+        </w:rPr>
+      </w:pPr>
+      <w:r>
+        <w:rPr>
+          <w:b/>
+          <w:bCs/>
+        </w:rPr>
+        <w:t xml:space="preserve">        const </w:t>
+      </w:r>
+      <w:proofErr w:type="spellStart"/>
+      <w:r>
+        <w:rPr>
+          <w:b/>
+          <w:bCs/>
+        </w:rPr>
+        <w:t>deliveredStatus</w:t>
+      </w:r>
+      <w:proofErr w:type="spellEnd"/>
+      <w:r>
+        <w:rPr>
+          <w:b/>
+          <w:bCs/>
+        </w:rPr>
+        <w:t xml:space="preserve"> =</w:t>
+      </w:r>
+    </w:p>
+    <w:p>
+      <w:pPr>
+        <w:rPr>
+          <w:b/>
+          <w:bCs/>
+        </w:rPr>
+      </w:pPr>
+      <w:r>
+        <w:rPr>
+          <w:b/>
+          <w:bCs/>
+        </w:rPr>
+        <w:t xml:space="preserve">            </w:t>
+      </w:r>
+      <w:proofErr w:type="gramStart"/>
+      <w:r>
+        <w:rPr>
+          <w:b/>
+          <w:bCs/>
+        </w:rPr>
+        <w:t>String(</w:t>
+      </w:r>
+      <w:proofErr w:type="gramEnd"/>
+    </w:p>
+    <w:p>
+      <w:pPr>
+        <w:rPr>
+          <w:b/>
+          <w:bCs/>
+        </w:rPr>
+      </w:pPr>
+      <w:r>
+        <w:rPr>
+          <w:b/>
+          <w:bCs/>
+        </w:rPr>
+        <w:t xml:space="preserve">                </w:t>
+      </w:r>
+      <w:proofErr w:type="spellStart"/>
+      <w:proofErr w:type="gramStart"/>
+      <w:r>
+        <w:rPr>
+          <w:b/>
+          <w:bCs/>
+        </w:rPr>
+        <w:t>row.original</w:t>
+      </w:r>
+      <w:proofErr w:type="spellEnd"/>
+      <w:proofErr w:type="gramEnd"/>
+    </w:p>
+    <w:p>
+      <w:pPr>
+        <w:rPr>
+          <w:b/>
+          <w:bCs/>
+        </w:rPr>
+      </w:pPr>
+      <w:r>
+        <w:rPr>
+          <w:b/>
+          <w:bCs/>
+        </w:rPr>
+        <w:t xml:space="preserve">                    </w:t>
+      </w:r>
+      <w:proofErr w:type="gramStart"/>
+      <w:r>
+        <w:rPr>
+          <w:b/>
+          <w:bCs/>
+        </w:rPr>
+        <w:t>.</w:t>
+      </w:r>
+      <w:proofErr w:type="spellStart"/>
+      <w:r>
+        <w:rPr>
+          <w:b/>
+          <w:bCs/>
+        </w:rPr>
+        <w:t>delivered</w:t>
+      </w:r>
+      <w:proofErr w:type="gramEnd"/>
+      <w:r>
+        <w:rPr>
+          <w:b/>
+          <w:bCs/>
+        </w:rPr>
+        <w:t>_</w:t>
+      </w:r>
+      <w:proofErr w:type="gramStart"/>
+      <w:r>
+        <w:rPr>
+          <w:b/>
+          <w:bCs/>
+        </w:rPr>
+        <w:t>status</w:t>
+      </w:r>
+      <w:proofErr w:type="spellEnd"/>
+      <w:r>
+        <w:rPr>
+          <w:b/>
+          <w:bCs/>
+        </w:rPr>
+        <w:t xml:space="preserve"> ??</w:t>
+      </w:r>
+      <w:proofErr w:type="gramEnd"/>
+    </w:p>
+    <w:p>
+      <w:pPr>
+        <w:rPr>
+          <w:b/>
+          <w:bCs/>
+        </w:rPr>
+      </w:pPr>
+      <w:r>
+        <w:rPr>
+          <w:b/>
+          <w:bCs/>
+        </w:rPr>
+        <w:t xml:space="preserve">                ""</w:t>
+      </w:r>
+    </w:p>
+    <w:p>
+      <w:pPr>
+        <w:rPr>
+          <w:b/>
+          <w:bCs/>
+        </w:rPr>
+      </w:pPr>
+      <w:r>
+        <w:rPr>
+          <w:b/>
+          <w:bCs/>
+        </w:rPr>
+        <w:t xml:space="preserve">            </w:t>
+      </w:r>
+      <w:proofErr w:type="gramStart"/>
+      <w:r>
+        <w:rPr>
+          <w:b/>
+          <w:bCs/>
+        </w:rPr>
+        <w:t>).trim</w:t>
+      </w:r>
+      <w:proofErr w:type="gramEnd"/>
+      <w:r>
+        <w:rPr>
+          <w:b/>
+          <w:bCs/>
+        </w:rPr>
+        <w:t>();</w:t>
+      </w:r>
+    </w:p>
+    <w:p>
+      <w:pPr>
+        <w:rPr>
+          <w:b/>
+          <w:bCs/>
+        </w:rPr>
+      </w:pPr>
+    </w:p>
+    <w:p>
+      <w:pPr>
+        <w:rPr>
+          <w:b/>
+          <w:bCs/>
+        </w:rPr>
+      </w:pPr>
+      <w:r>
+        <w:rPr>
+          <w:b/>
+          <w:bCs/>
+        </w:rPr>
+        <w:t xml:space="preserve">        if </w:t>
+      </w:r>
+      <w:proofErr w:type="gramStart"/>
+      <w:r>
+        <w:rPr>
+          <w:b/>
+          <w:bCs/>
+        </w:rPr>
+        <w:t>(!</w:t>
+      </w:r>
+      <w:proofErr w:type="spellStart"/>
+      <w:r>
+        <w:rPr>
+          <w:b/>
+          <w:bCs/>
+        </w:rPr>
+        <w:t>deliveredStatus</w:t>
+      </w:r>
+      <w:proofErr w:type="spellEnd"/>
+      <w:proofErr w:type="gramEnd"/>
+      <w:r>
+        <w:rPr>
+          <w:b/>
+          <w:bCs/>
+        </w:rPr>
+        <w:t>) {</w:t>
+      </w:r>
+    </w:p>
+    <w:p>
+      <w:pPr>
+        <w:rPr>
+          <w:b/>
+          <w:bCs/>
+        </w:rPr>
+      </w:pPr>
+      <w:r>
+        <w:rPr>
+          <w:b/>
+          <w:bCs/>
+        </w:rPr>
+        <w:t xml:space="preserve">            return (</w:t>
+      </w:r>
+    </w:p>
+    <w:p>
+      <w:pPr>
+        <w:rPr>
+          <w:b/>
+          <w:bCs/>
+        </w:rPr>
+      </w:pPr>
+      <w:r>
+        <w:rPr>
+          <w:b/>
+          <w:bCs/>
+        </w:rPr>
+        <w:lastRenderedPageBreak/>
+        <w:t xml:space="preserve">                &lt;span</w:t>
+      </w:r>
+    </w:p>
+    <w:p>
+      <w:pPr>
+        <w:rPr>
+          <w:b/>
+          <w:bCs/>
+        </w:rPr>
+      </w:pPr>
+      <w:r>
+        <w:rPr>
+          <w:b/>
+          <w:bCs/>
+        </w:rPr>
+        <w:t xml:space="preserve">                    </w:t>
+      </w:r>
+      <w:proofErr w:type="spellStart"/>
+      <w:r>
+        <w:rPr>
+          <w:b/>
+          <w:bCs/>
+        </w:rPr>
+        <w:t>className</w:t>
+      </w:r>
+      <w:proofErr w:type="spellEnd"/>
+      <w:r>
+        <w:rPr>
+          <w:b/>
+          <w:bCs/>
+        </w:rPr>
+        <w:t>={`${</w:t>
+      </w:r>
+      <w:proofErr w:type="spellStart"/>
+      <w:r>
+        <w:rPr>
+          <w:b/>
+          <w:bCs/>
+        </w:rPr>
+        <w:t>textClass</w:t>
+      </w:r>
+      <w:proofErr w:type="spellEnd"/>
+      <w:r>
+        <w:rPr>
+          <w:b/>
+          <w:bCs/>
+        </w:rPr>
+        <w:t>} text-muted-foreground`}</w:t>
+      </w:r>
+    </w:p>
+    <w:p>
+      <w:pPr>
+        <w:rPr>
+          <w:b/>
+          <w:bCs/>
+        </w:rPr>
+      </w:pPr>
+      <w:r>
+        <w:rPr>
+          <w:b/>
+          <w:bCs/>
+        </w:rPr>
+        <w:t xml:space="preserve">                &gt;</w:t>
+      </w:r>
+    </w:p>
+    <w:p>
+      <w:pPr>
+        <w:rPr>
+          <w:b/>
+          <w:bCs/>
+        </w:rPr>
+      </w:pPr>
+      <w:r>
+        <w:rPr>
+          <w:b/>
+          <w:bCs/>
+        </w:rPr>
+        <w:t xml:space="preserve">                    —</w:t>
+      </w:r>
+    </w:p>
+    <w:p>
+      <w:pPr>
+        <w:rPr>
+          <w:b/>
+          <w:bCs/>
+        </w:rPr>
+      </w:pPr>
+      <w:r>
+        <w:rPr>
+          <w:b/>
+          <w:bCs/>
+        </w:rPr>
+        <w:t xml:space="preserve">                &lt;/span&gt;</w:t>
+      </w:r>
+    </w:p>
+    <w:p>
+      <w:pPr>
+        <w:rPr>
+          <w:b/>
+          <w:bCs/>
+        </w:rPr>
+      </w:pPr>
+      <w:r>
+        <w:rPr>
+          <w:b/>
+          <w:bCs/>
+        </w:rPr>
+        <w:t xml:space="preserve">            );</w:t>
+      </w:r>
+    </w:p>
+    <w:p>
+      <w:pPr>
+        <w:rPr>
+          <w:b/>
+          <w:bCs/>
+        </w:rPr>
+      </w:pPr>
+      <w:r>
+        <w:rPr>
+          <w:b/>
+          <w:bCs/>
+        </w:rPr>
+        <w:t xml:space="preserve">        }</w:t>
+      </w:r>
+    </w:p>
+    <w:p>
+      <w:pPr>
+        <w:rPr>
+          <w:b/>
+          <w:bCs/>
+        </w:rPr>
+      </w:pPr>
+    </w:p>
+    <w:p>
+      <w:pPr>
+        <w:rPr>
+          <w:b/>
+          <w:bCs/>
+        </w:rPr>
+      </w:pPr>
+      <w:r>
+        <w:rPr>
+          <w:b/>
+          <w:bCs/>
+        </w:rPr>
+        <w:t xml:space="preserve">        const normalized =</w:t>
+      </w:r>
+    </w:p>
+    <w:p>
+      <w:pPr>
+        <w:rPr>
+          <w:b/>
+          <w:bCs/>
+        </w:rPr>
+      </w:pPr>
+      <w:r>
+        <w:rPr>
+          <w:b/>
+          <w:bCs/>
+        </w:rPr>
+        <w:t xml:space="preserve">            </w:t>
+      </w:r>
+      <w:proofErr w:type="spellStart"/>
+      <w:r>
+        <w:rPr>
+          <w:b/>
+          <w:bCs/>
+        </w:rPr>
+        <w:t>deliveredStatus.toLowerCase</w:t>
+      </w:r>
+      <w:proofErr w:type="spellEnd"/>
+      <w:r>
+        <w:rPr>
+          <w:b/>
+          <w:bCs/>
+        </w:rPr>
+        <w:t>();</w:t>
+      </w:r>
+    </w:p>
+    <w:p>
+      <w:pPr>
+        <w:rPr>
+          <w:b/>
+          <w:bCs/>
+        </w:rPr>
+      </w:pPr>
+    </w:p>
+    <w:p>
+      <w:pPr>
+        <w:rPr>
+          <w:b/>
+          <w:bCs/>
+        </w:rPr>
+      </w:pPr>
+      <w:r>
+        <w:rPr>
+          <w:b/>
+          <w:bCs/>
+        </w:rPr>
+        <w:t xml:space="preserve">        const configuration =</w:t>
+      </w:r>
+    </w:p>
+    <w:p>
+      <w:pPr>
+        <w:rPr>
+          <w:b/>
+          <w:bCs/>
+        </w:rPr>
+      </w:pPr>
+      <w:r>
+        <w:rPr>
+          <w:b/>
+          <w:bCs/>
+        </w:rPr>
+        <w:t xml:space="preserve">            normalized === "rejected"</w:t>
+      </w:r>
+    </w:p>
+    <w:p>
+      <w:pPr>
+        <w:rPr>
+          <w:b/>
+          <w:bCs/>
+        </w:rPr>
+      </w:pPr>
+      <w:r>
+        <w:rPr>
+          <w:b/>
+          <w:bCs/>
+        </w:rPr>
+        <w:t xml:space="preserve">                ? {</w:t>
+      </w:r>
+    </w:p>
+    <w:p>
+      <w:pPr>
+        <w:rPr>
+          <w:b/>
+          <w:bCs/>
+        </w:rPr>
+      </w:pPr>
+      <w:r>
+        <w:rPr>
+          <w:b/>
+          <w:bCs/>
+        </w:rPr>
+        <w:t xml:space="preserve">                    icon: (</w:t>
+      </w:r>
+    </w:p>
+    <w:p>
+      <w:pPr>
+        <w:rPr>
+          <w:b/>
+          <w:bCs/>
+        </w:rPr>
+      </w:pPr>
+      <w:r>
+        <w:rPr>
+          <w:b/>
+          <w:bCs/>
+        </w:rPr>
+        <w:t xml:space="preserve">                        &lt;</w:t>
+      </w:r>
+      <w:proofErr w:type="spellStart"/>
+      <w:r>
+        <w:rPr>
+          <w:b/>
+          <w:bCs/>
+        </w:rPr>
+        <w:t>XCircle</w:t>
+      </w:r>
+      <w:proofErr w:type="spellEnd"/>
+      <w:r>
+        <w:rPr>
+          <w:b/>
+          <w:bCs/>
+        </w:rPr>
+        <w:t xml:space="preserve"> </w:t>
+      </w:r>
+      <w:proofErr w:type="spellStart"/>
+      <w:r>
+        <w:rPr>
+          <w:b/>
+          <w:bCs/>
+        </w:rPr>
+        <w:t>className</w:t>
+      </w:r>
+      <w:proofErr w:type="spellEnd"/>
+      <w:r>
+        <w:rPr>
+          <w:b/>
+          <w:bCs/>
+        </w:rPr>
+        <w:t>="h-3.5 w-3.5" /&gt;</w:t>
+      </w:r>
+    </w:p>
+    <w:p>
+      <w:pPr>
+        <w:rPr>
+          <w:b/>
+          <w:bCs/>
+        </w:rPr>
+      </w:pPr>
+      <w:r>
+        <w:rPr>
+          <w:b/>
+          <w:bCs/>
+        </w:rPr>
+        <w:t xml:space="preserve">                    ),</w:t>
+      </w:r>
+    </w:p>
+    <w:p>
+      <w:pPr>
+        <w:rPr>
+          <w:b/>
+          <w:bCs/>
+        </w:rPr>
+      </w:pPr>
+      <w:r>
+        <w:rPr>
+          <w:b/>
+          <w:bCs/>
+        </w:rPr>
+        <w:t xml:space="preserve">                    </w:t>
+      </w:r>
+      <w:proofErr w:type="spellStart"/>
+      <w:r>
+        <w:rPr>
+          <w:b/>
+          <w:bCs/>
+        </w:rPr>
+        <w:t>className</w:t>
+      </w:r>
+      <w:proofErr w:type="spellEnd"/>
+      <w:r>
+        <w:rPr>
+          <w:b/>
+          <w:bCs/>
+        </w:rPr>
+        <w:t>:</w:t>
+      </w:r>
+    </w:p>
+    <w:p>
+      <w:pPr>
+        <w:rPr>
+          <w:b/>
+          <w:bCs/>
+        </w:rPr>
+      </w:pPr>
+      <w:r>
+        <w:rPr>
+          <w:b/>
+          <w:bCs/>
+        </w:rPr>
+        <w:t xml:space="preserve">                        "</w:t>
+      </w:r>
+      <w:proofErr w:type="gramStart"/>
+      <w:r>
+        <w:rPr>
+          <w:b/>
+          <w:bCs/>
+        </w:rPr>
+        <w:t>border</w:t>
+      </w:r>
+      <w:proofErr w:type="gramEnd"/>
+      <w:r>
+        <w:rPr>
+          <w:b/>
+          <w:bCs/>
+        </w:rPr>
+        <w:t xml:space="preserve">-red-300 bg-red-100 text-red-800 </w:t>
+      </w:r>
+      <w:proofErr w:type="gramStart"/>
+      <w:r>
+        <w:rPr>
+          <w:b/>
+          <w:bCs/>
+        </w:rPr>
+        <w:t>dark:border</w:t>
+      </w:r>
+      <w:proofErr w:type="gramEnd"/>
+      <w:r>
+        <w:rPr>
+          <w:b/>
+          <w:bCs/>
+        </w:rPr>
+        <w:t>-red-800 dark:bg-red-950/40 dark:text-red-300",</w:t>
+      </w:r>
+    </w:p>
+    <w:p>
+      <w:pPr>
+        <w:rPr>
+          <w:b/>
+          <w:bCs/>
+        </w:rPr>
+      </w:pPr>
+      <w:r>
+        <w:rPr>
+          <w:b/>
+          <w:bCs/>
+        </w:rPr>
+        <w:t xml:space="preserve">                }</w:t>
+      </w:r>
+    </w:p>
+    <w:p>
+      <w:pPr>
+        <w:rPr>
+          <w:b/>
+          <w:bCs/>
+        </w:rPr>
+      </w:pPr>
+      <w:r>
+        <w:rPr>
+          <w:b/>
+          <w:bCs/>
+        </w:rPr>
+        <w:t xml:space="preserve">                : {</w:t>
+      </w:r>
+    </w:p>
+    <w:p>
+      <w:pPr>
+        <w:rPr>
+          <w:b/>
+          <w:bCs/>
+        </w:rPr>
+      </w:pPr>
+      <w:r>
+        <w:rPr>
+          <w:b/>
+          <w:bCs/>
+        </w:rPr>
+        <w:t xml:space="preserve">                    icon: (</w:t>
+      </w:r>
+    </w:p>
+    <w:p>
+      <w:pPr>
+        <w:rPr>
+          <w:b/>
+          <w:bCs/>
+        </w:rPr>
+      </w:pPr>
+      <w:r>
+        <w:rPr>
+          <w:b/>
+          <w:bCs/>
+        </w:rPr>
+        <w:t xml:space="preserve">                        &lt;Clock </w:t>
+      </w:r>
+      <w:proofErr w:type="spellStart"/>
+      <w:r>
+        <w:rPr>
+          <w:b/>
+          <w:bCs/>
+        </w:rPr>
+        <w:t>className</w:t>
+      </w:r>
+      <w:proofErr w:type="spellEnd"/>
+      <w:r>
+        <w:rPr>
+          <w:b/>
+          <w:bCs/>
+        </w:rPr>
+        <w:t>="h-3.5 w-3.5" /&gt;</w:t>
+      </w:r>
+    </w:p>
+    <w:p>
+      <w:pPr>
+        <w:rPr>
+          <w:b/>
+          <w:bCs/>
+        </w:rPr>
+      </w:pPr>
+      <w:r>
+        <w:rPr>
+          <w:b/>
+          <w:bCs/>
+        </w:rPr>
+        <w:t xml:space="preserve">                    ),</w:t>
+      </w:r>
+    </w:p>
+    <w:p>
+      <w:pPr>
+        <w:rPr>
+          <w:b/>
+          <w:bCs/>
+        </w:rPr>
+      </w:pPr>
+      <w:r>
+        <w:rPr>
+          <w:b/>
+          <w:bCs/>
+        </w:rPr>
+        <w:t xml:space="preserve">                    </w:t>
+      </w:r>
+      <w:proofErr w:type="spellStart"/>
+      <w:r>
+        <w:rPr>
+          <w:b/>
+          <w:bCs/>
+        </w:rPr>
+        <w:t>className</w:t>
+      </w:r>
+      <w:proofErr w:type="spellEnd"/>
+      <w:r>
+        <w:rPr>
+          <w:b/>
+          <w:bCs/>
+        </w:rPr>
+        <w:t>:</w:t>
+      </w:r>
+    </w:p>
+    <w:p>
+      <w:pPr>
+        <w:rPr>
+          <w:b/>
+          <w:bCs/>
+        </w:rPr>
+      </w:pPr>
+      <w:r>
+        <w:rPr>
+          <w:b/>
+          <w:bCs/>
+        </w:rPr>
+        <w:lastRenderedPageBreak/>
+        <w:t xml:space="preserve">                        "</w:t>
+      </w:r>
+      <w:proofErr w:type="gramStart"/>
+      <w:r>
+        <w:rPr>
+          <w:b/>
+          <w:bCs/>
+        </w:rPr>
+        <w:t>border</w:t>
+      </w:r>
+      <w:proofErr w:type="gramEnd"/>
+      <w:r>
+        <w:rPr>
+          <w:b/>
+          <w:bCs/>
+        </w:rPr>
+        <w:t xml:space="preserve">-slate-300 bg-slate-100 text-slate-700 </w:t>
+      </w:r>
+      <w:proofErr w:type="gramStart"/>
+      <w:r>
+        <w:rPr>
+          <w:b/>
+          <w:bCs/>
+        </w:rPr>
+        <w:t>dark:border</w:t>
+      </w:r>
+      <w:proofErr w:type="gramEnd"/>
+      <w:r>
+        <w:rPr>
+          <w:b/>
+          <w:bCs/>
+        </w:rPr>
+        <w:t>-slate-700 dark:bg-slate-900/40 dark:text-slate-300",</w:t>
+      </w:r>
+    </w:p>
+    <w:p>
+      <w:pPr>
+        <w:rPr>
+          <w:b/>
+          <w:bCs/>
+        </w:rPr>
+      </w:pPr>
+      <w:r>
+        <w:rPr>
+          <w:b/>
+          <w:bCs/>
+        </w:rPr>
+        <w:t xml:space="preserve">                };</w:t>
+      </w:r>
+    </w:p>
+    <w:p>
+      <w:pPr>
+        <w:rPr>
+          <w:b/>
+          <w:bCs/>
+        </w:rPr>
+      </w:pPr>
+    </w:p>
+    <w:p>
+      <w:pPr>
+        <w:rPr>
+          <w:b/>
+          <w:bCs/>
+        </w:rPr>
+      </w:pPr>
+      <w:r>
+        <w:rPr>
+          <w:b/>
+          <w:bCs/>
+        </w:rPr>
+        <w:t xml:space="preserve">        return (</w:t>
+      </w:r>
+    </w:p>
+    <w:p>
+      <w:pPr>
+        <w:rPr>
+          <w:b/>
+          <w:bCs/>
+        </w:rPr>
+      </w:pPr>
+      <w:r>
+        <w:rPr>
+          <w:b/>
+          <w:bCs/>
+        </w:rPr>
+        <w:t xml:space="preserve">            &lt;Badge</w:t>
+      </w:r>
+    </w:p>
+    <w:p>
+      <w:pPr>
+        <w:rPr>
+          <w:b/>
+          <w:bCs/>
+        </w:rPr>
+      </w:pPr>
+      <w:r>
+        <w:rPr>
+          <w:b/>
+          <w:bCs/>
+        </w:rPr>
+        <w:t xml:space="preserve">                variant="outline"</w:t>
+      </w:r>
+    </w:p>
+    <w:p>
+      <w:pPr>
+        <w:rPr>
+          <w:b/>
+          <w:bCs/>
+        </w:rPr>
+      </w:pPr>
+      <w:r>
+        <w:rPr>
+          <w:b/>
+          <w:bCs/>
+        </w:rPr>
+        <w:t xml:space="preserve">                </w:t>
+      </w:r>
+      <w:proofErr w:type="spellStart"/>
+      <w:r>
+        <w:rPr>
+          <w:b/>
+          <w:bCs/>
+        </w:rPr>
+        <w:t>className</w:t>
+      </w:r>
+      <w:proofErr w:type="spellEnd"/>
+      <w:proofErr w:type="gramStart"/>
+      <w:r>
+        <w:rPr>
+          <w:b/>
+          <w:bCs/>
+        </w:rPr>
+        <w:t>={</w:t>
+      </w:r>
+      <w:proofErr w:type="gramEnd"/>
+      <w:r>
+        <w:rPr>
+          <w:b/>
+          <w:bCs/>
+        </w:rPr>
+        <w:t>`</w:t>
+      </w:r>
+    </w:p>
+    <w:p>
+      <w:pPr>
+        <w:rPr>
+          <w:b/>
+          <w:bCs/>
+        </w:rPr>
+      </w:pPr>
+      <w:r>
+        <w:rPr>
+          <w:b/>
+          <w:bCs/>
+        </w:rPr>
+        <w:t xml:space="preserve">                    ${</w:t>
+      </w:r>
+      <w:proofErr w:type="spellStart"/>
+      <w:r>
+        <w:rPr>
+          <w:b/>
+          <w:bCs/>
+        </w:rPr>
+        <w:t>badgeClass</w:t>
+      </w:r>
+      <w:proofErr w:type="spellEnd"/>
+      <w:r>
+        <w:rPr>
+          <w:b/>
+          <w:bCs/>
+        </w:rPr>
+        <w:t>}</w:t>
+      </w:r>
+    </w:p>
+    <w:p>
+      <w:pPr>
+        <w:rPr>
+          <w:b/>
+          <w:bCs/>
+        </w:rPr>
+      </w:pPr>
+      <w:r>
+        <w:rPr>
+          <w:b/>
+          <w:bCs/>
+        </w:rPr>
+        <w:t xml:space="preserve">                    gap-1</w:t>
+      </w:r>
+    </w:p>
+    <w:p>
+      <w:pPr>
+        <w:rPr>
+          <w:b/>
+          <w:bCs/>
+        </w:rPr>
+      </w:pPr>
+      <w:r>
+        <w:rPr>
+          <w:b/>
+          <w:bCs/>
+        </w:rPr>
+        <w:t xml:space="preserve">                    ${</w:t>
+      </w:r>
+      <w:proofErr w:type="spellStart"/>
+      <w:proofErr w:type="gramStart"/>
+      <w:r>
+        <w:rPr>
+          <w:b/>
+          <w:bCs/>
+        </w:rPr>
+        <w:t>configuration.className</w:t>
+      </w:r>
+      <w:proofErr w:type="spellEnd"/>
+      <w:proofErr w:type="gramEnd"/>
+      <w:r>
+        <w:rPr>
+          <w:b/>
+          <w:bCs/>
+        </w:rPr>
+        <w:t>}</w:t>
+      </w:r>
+    </w:p>
+    <w:p>
+      <w:pPr>
+        <w:rPr>
+          <w:b/>
+          <w:bCs/>
+        </w:rPr>
+      </w:pPr>
+      <w:r>
+        <w:rPr>
+          <w:b/>
+          <w:bCs/>
+        </w:rPr>
+        <w:t xml:space="preserve">                `}</w:t>
+      </w:r>
+    </w:p>
+    <w:p>
+      <w:pPr>
+        <w:rPr>
+          <w:b/>
+          <w:bCs/>
+        </w:rPr>
+      </w:pPr>
+      <w:r>
+        <w:rPr>
+          <w:b/>
+          <w:bCs/>
+        </w:rPr>
+        <w:t xml:space="preserve">            &gt;</w:t>
+      </w:r>
+    </w:p>
+    <w:p>
+      <w:pPr>
+        <w:rPr>
+          <w:b/>
+          <w:bCs/>
+        </w:rPr>
+      </w:pPr>
+      <w:r>
+        <w:rPr>
+          <w:b/>
+          <w:bCs/>
+        </w:rPr>
+        <w:t xml:space="preserve">                {</w:t>
+      </w:r>
+      <w:proofErr w:type="spellStart"/>
+      <w:proofErr w:type="gramStart"/>
+      <w:r>
+        <w:rPr>
+          <w:b/>
+          <w:bCs/>
+        </w:rPr>
+        <w:t>configuration.icon</w:t>
+      </w:r>
+      <w:proofErr w:type="spellEnd"/>
+      <w:proofErr w:type="gramEnd"/>
+      <w:r>
+        <w:rPr>
+          <w:b/>
+          <w:bCs/>
+        </w:rPr>
+        <w:t>}</w:t>
+      </w:r>
+    </w:p>
+    <w:p>
+      <w:pPr>
+        <w:rPr>
+          <w:b/>
+          <w:bCs/>
+        </w:rPr>
+      </w:pPr>
+    </w:p>
+    <w:p>
+      <w:pPr>
+        <w:rPr>
+          <w:b/>
+          <w:bCs/>
+        </w:rPr>
+      </w:pPr>
+      <w:r>
+        <w:rPr>
+          <w:b/>
+          <w:bCs/>
+        </w:rPr>
+        <w:t xml:space="preserve">                {</w:t>
+      </w:r>
+      <w:proofErr w:type="spellStart"/>
+      <w:r>
+        <w:rPr>
+          <w:b/>
+          <w:bCs/>
+        </w:rPr>
+        <w:t>deliveredStatus</w:t>
+      </w:r>
+      <w:proofErr w:type="spellEnd"/>
+      <w:r>
+        <w:rPr>
+          <w:b/>
+          <w:bCs/>
+        </w:rPr>
+        <w:t>}</w:t>
+      </w:r>
+    </w:p>
+    <w:p>
+      <w:pPr>
+        <w:rPr>
+          <w:b/>
+          <w:bCs/>
+        </w:rPr>
+      </w:pPr>
+      <w:r>
+        <w:rPr>
+          <w:b/>
+          <w:bCs/>
+        </w:rPr>
+        <w:t xml:space="preserve">            &lt;/Badge&gt;</w:t>
+      </w:r>
+    </w:p>
+    <w:p>
+      <w:pPr>
+        <w:rPr>
+          <w:b/>
+          <w:bCs/>
+        </w:rPr>
+      </w:pPr>
+      <w:r>
+        <w:rPr>
+          <w:b/>
+          <w:bCs/>
+        </w:rPr>
+        <w:t xml:space="preserve">        );</w:t>
+      </w:r>
+    </w:p>
+    <w:p>
+      <w:pPr>
+        <w:rPr>
+          <w:b/>
+          <w:bCs/>
+        </w:rPr>
+      </w:pPr>
+      <w:r>
+        <w:rPr>
+          <w:b/>
+          <w:bCs/>
+        </w:rPr>
+        <w:t xml:space="preserve">    },</w:t>
+      </w:r>
+    </w:p>
+    <w:p>
+      <w:pPr>
+        <w:rPr>
+          <w:b/>
+          <w:bCs/>
+        </w:rPr>
+      </w:pPr>
+      <w:r>
+        <w:rPr>
+          <w:b/>
+          <w:bCs/>
+        </w:rPr>
+        <w:t>},</w:t>
+      </w:r>
+    </w:p>
+    <w:p>
+      <w:pPr>
+        <w:rPr>
+          <w:b/>
+          <w:bCs/>
+        </w:rPr>
+      </w:pPr>
+      <w:r>
+        <w:rPr>
+          <w:b/>
+          <w:bCs/>
+        </w:rPr>
+        <w:t>This will display:</w:t>
+      </w:r>
+    </w:p>
+    <w:p>
+      <w:pPr>
+        <w:rPr>
+          <w:b/>
+          <w:bCs/>
+        </w:rPr>
+      </w:pPr>
+      <w:r>
+        <w:rPr>
+          <w:b/>
+          <w:bCs/>
+        </w:rPr>
+        <w:t>Pending</w:t>
+      </w:r>
+    </w:p>
+    <w:p>
+      <w:pPr>
+        <w:rPr>
+          <w:b/>
+          <w:bCs/>
+        </w:rPr>
+      </w:pPr>
+      <w:r>
+        <w:rPr>
+          <w:b/>
+          <w:bCs/>
+        </w:rPr>
+        <w:t>for TT No. 2026072129719.</w:t>
+      </w:r>
+    </w:p>
+    <w:p>
+      <w:pPr>
+        <w:rPr>
+          <w:b/>
+          <w:bCs/>
+        </w:rPr>
+      </w:pPr>
+      <w:r>
+        <w:rPr>
+          <w:b/>
+          <w:bCs/>
+        </w:rPr>
+        <w:pict w14:anchorId="61D06897">
+          <v:rect id="_x0000_i1058" style="width:0;height:1.5pt" o:hralign="center" o:hrstd="t" o:hr="t" fillcolor="#a0a0a0" stroked="f"/>
+        </w:pict>
+      </w:r>
+    </w:p>
+    <w:p>
+      <w:pPr>
+        <w:rPr>
+          <w:b/>
+          <w:bCs/>
+        </w:rPr>
+      </w:pPr>
+      <w:r>
+        <w:rPr>
+          <w:b/>
+          <w:bCs/>
+        </w:rPr>
+        <w:t xml:space="preserve">Step 5 — Simplify </w:t>
+      </w:r>
+      <w:proofErr w:type="spellStart"/>
+      <w:r>
+        <w:rPr>
+          <w:b/>
+          <w:bCs/>
+        </w:rPr>
+        <w:t>toSection</w:t>
+      </w:r>
+      <w:proofErr w:type="spellEnd"/>
+    </w:p>
+    <w:p>
+      <w:pPr>
+        <w:rPr>
+          <w:b/>
+          <w:bCs/>
+        </w:rPr>
+      </w:pPr>
+      <w:r>
+        <w:rPr>
+          <w:b/>
+          <w:bCs/>
+        </w:rPr>
+        <w:t xml:space="preserve">Replace the current </w:t>
+      </w:r>
+      <w:proofErr w:type="spellStart"/>
+      <w:proofErr w:type="gramStart"/>
+      <w:r>
+        <w:rPr>
+          <w:b/>
+          <w:bCs/>
+        </w:rPr>
+        <w:t>toSection</w:t>
+      </w:r>
+      <w:proofErr w:type="spellEnd"/>
+      <w:proofErr w:type="gramEnd"/>
+      <w:r>
+        <w:rPr>
+          <w:b/>
+          <w:bCs/>
+        </w:rPr>
+        <w:t xml:space="preserve"> function with:</w:t>
+      </w:r>
+    </w:p>
+    <w:p>
+      <w:pPr>
+        <w:rPr>
+          <w:b/>
+          <w:bCs/>
+        </w:rPr>
+      </w:pPr>
+      <w:r>
+        <w:rPr>
+          <w:b/>
+          <w:bCs/>
+        </w:rPr>
+        <w:lastRenderedPageBreak/>
+        <w:t xml:space="preserve">export function </w:t>
+      </w:r>
+      <w:proofErr w:type="spellStart"/>
+      <w:proofErr w:type="gramStart"/>
+      <w:r>
+        <w:rPr>
+          <w:b/>
+          <w:bCs/>
+        </w:rPr>
+        <w:t>toSection</w:t>
+      </w:r>
+      <w:proofErr w:type="spellEnd"/>
+      <w:r>
+        <w:rPr>
+          <w:b/>
+          <w:bCs/>
+        </w:rPr>
+        <w:t>(</w:t>
+      </w:r>
+      <w:proofErr w:type="gramEnd"/>
+    </w:p>
+    <w:p>
+      <w:pPr>
+        <w:rPr>
+          <w:b/>
+          <w:bCs/>
+        </w:rPr>
+      </w:pPr>
+      <w:r>
+        <w:rPr>
+          <w:b/>
+          <w:bCs/>
+        </w:rPr>
+        <w:t xml:space="preserve">    item: </w:t>
+      </w:r>
+      <w:proofErr w:type="spellStart"/>
+      <w:r>
+        <w:rPr>
+          <w:b/>
+          <w:bCs/>
+        </w:rPr>
+        <w:t>TroubleTicketItem</w:t>
+      </w:r>
+      <w:proofErr w:type="spellEnd"/>
+    </w:p>
+    <w:p>
+      <w:pPr>
+        <w:rPr>
+          <w:b/>
+          <w:bCs/>
+        </w:rPr>
+      </w:pPr>
+      <w:r>
+        <w:rPr>
+          <w:b/>
+          <w:bCs/>
+        </w:rPr>
+        <w:t>): Section {</w:t>
+      </w:r>
+    </w:p>
+    <w:p>
+      <w:pPr>
+        <w:rPr>
+          <w:b/>
+          <w:bCs/>
+        </w:rPr>
+      </w:pPr>
+      <w:r>
+        <w:rPr>
+          <w:b/>
+          <w:bCs/>
+        </w:rPr>
+        <w:t xml:space="preserve">    return {</w:t>
+      </w:r>
+    </w:p>
+    <w:p>
+      <w:pPr>
+        <w:rPr>
+          <w:b/>
+          <w:bCs/>
+        </w:rPr>
+      </w:pPr>
+      <w:r>
+        <w:rPr>
+          <w:b/>
+          <w:bCs/>
+        </w:rPr>
+        <w:t xml:space="preserve">        ...item,</w:t>
+      </w:r>
+    </w:p>
+    <w:p>
+      <w:pPr>
+        <w:rPr>
+          <w:b/>
+          <w:bCs/>
+        </w:rPr>
+      </w:pPr>
+    </w:p>
+    <w:p>
+      <w:pPr>
+        <w:rPr>
+          <w:b/>
+          <w:bCs/>
+        </w:rPr>
+      </w:pPr>
+      <w:r>
+        <w:rPr>
+          <w:b/>
+          <w:bCs/>
+        </w:rPr>
+        <w:t xml:space="preserve">        </w:t>
+      </w:r>
+      <w:proofErr w:type="spellStart"/>
+      <w:r>
+        <w:rPr>
+          <w:b/>
+          <w:bCs/>
+        </w:rPr>
+        <w:t>requistionType</w:t>
+      </w:r>
+      <w:proofErr w:type="spellEnd"/>
+      <w:r>
+        <w:rPr>
+          <w:b/>
+          <w:bCs/>
+        </w:rPr>
+        <w:t>:</w:t>
+      </w:r>
+    </w:p>
+    <w:p>
+      <w:pPr>
+        <w:rPr>
+          <w:b/>
+          <w:bCs/>
+        </w:rPr>
+      </w:pPr>
+      <w:r>
+        <w:rPr>
+          <w:b/>
+          <w:bCs/>
+        </w:rPr>
+        <w:t xml:space="preserve">            </w:t>
+      </w:r>
+      <w:proofErr w:type="spellStart"/>
+      <w:proofErr w:type="gramStart"/>
+      <w:r>
+        <w:rPr>
+          <w:b/>
+          <w:bCs/>
+        </w:rPr>
+        <w:t>item.requisition</w:t>
+      </w:r>
+      <w:proofErr w:type="gramEnd"/>
+      <w:r>
+        <w:rPr>
+          <w:b/>
+          <w:bCs/>
+        </w:rPr>
+        <w:t>_</w:t>
+      </w:r>
+      <w:proofErr w:type="gramStart"/>
+      <w:r>
+        <w:rPr>
+          <w:b/>
+          <w:bCs/>
+        </w:rPr>
+        <w:t>type</w:t>
+      </w:r>
+      <w:proofErr w:type="spellEnd"/>
+      <w:r>
+        <w:rPr>
+          <w:b/>
+          <w:bCs/>
+        </w:rPr>
+        <w:t xml:space="preserve"> ??</w:t>
+      </w:r>
+      <w:proofErr w:type="gramEnd"/>
+    </w:p>
+    <w:p>
+      <w:pPr>
+        <w:rPr>
+          <w:b/>
+          <w:bCs/>
+        </w:rPr>
+      </w:pPr>
+      <w:r>
+        <w:rPr>
+          <w:b/>
+          <w:bCs/>
+        </w:rPr>
+        <w:t xml:space="preserve">            "",</w:t>
+      </w:r>
+    </w:p>
+    <w:p>
+      <w:pPr>
+        <w:rPr>
+          <w:b/>
+          <w:bCs/>
+        </w:rPr>
+      </w:pPr>
+    </w:p>
+    <w:p>
+      <w:pPr>
+        <w:rPr>
+          <w:b/>
+          <w:bCs/>
+        </w:rPr>
+      </w:pPr>
+      <w:r>
+        <w:rPr>
+          <w:b/>
+          <w:bCs/>
+        </w:rPr>
+        <w:t xml:space="preserve">        </w:t>
+      </w:r>
+      <w:proofErr w:type="spellStart"/>
+      <w:r>
+        <w:rPr>
+          <w:b/>
+          <w:bCs/>
+        </w:rPr>
+        <w:t>tt_age</w:t>
+      </w:r>
+      <w:proofErr w:type="spellEnd"/>
+      <w:r>
+        <w:rPr>
+          <w:b/>
+          <w:bCs/>
+        </w:rPr>
+        <w:t>:</w:t>
+      </w:r>
+    </w:p>
+    <w:p>
+      <w:pPr>
+        <w:rPr>
+          <w:b/>
+          <w:bCs/>
+        </w:rPr>
+      </w:pPr>
+      <w:r>
+        <w:rPr>
+          <w:b/>
+          <w:bCs/>
+        </w:rPr>
+        <w:t xml:space="preserve">            </w:t>
+      </w:r>
+      <w:proofErr w:type="spellStart"/>
+      <w:proofErr w:type="gramStart"/>
+      <w:r>
+        <w:rPr>
+          <w:b/>
+          <w:bCs/>
+        </w:rPr>
+        <w:t>formatDuration</w:t>
+      </w:r>
+      <w:proofErr w:type="spellEnd"/>
+      <w:r>
+        <w:rPr>
+          <w:b/>
+          <w:bCs/>
+        </w:rPr>
+        <w:t>(</w:t>
+      </w:r>
+      <w:proofErr w:type="gramEnd"/>
+    </w:p>
+    <w:p>
+      <w:pPr>
+        <w:rPr>
+          <w:b/>
+          <w:bCs/>
+        </w:rPr>
+      </w:pPr>
+      <w:r>
+        <w:rPr>
+          <w:b/>
+          <w:bCs/>
+        </w:rPr>
+        <w:t xml:space="preserve">                </w:t>
+      </w:r>
+      <w:proofErr w:type="spellStart"/>
+      <w:r>
+        <w:rPr>
+          <w:b/>
+          <w:bCs/>
+        </w:rPr>
+        <w:t>item.age_seconds</w:t>
+      </w:r>
+      <w:proofErr w:type="spellEnd"/>
+    </w:p>
+    <w:p>
+      <w:pPr>
+        <w:rPr>
+          <w:b/>
+          <w:bCs/>
+        </w:rPr>
+      </w:pPr>
+      <w:r>
+        <w:rPr>
+          <w:b/>
+          <w:bCs/>
+        </w:rPr>
+        <w:t xml:space="preserve">            ),</w:t>
+      </w:r>
+    </w:p>
+    <w:p>
+      <w:pPr>
+        <w:rPr>
+          <w:b/>
+          <w:bCs/>
+        </w:rPr>
+      </w:pPr>
+      <w:r>
+        <w:rPr>
+          <w:b/>
+          <w:bCs/>
+        </w:rPr>
+        <w:t xml:space="preserve">    };</w:t>
+      </w:r>
+    </w:p>
+    <w:p>
+      <w:pPr>
+        <w:rPr>
+          <w:b/>
+          <w:bCs/>
+        </w:rPr>
+      </w:pPr>
+      <w:r>
+        <w:rPr>
+          <w:b/>
+          <w:bCs/>
+        </w:rPr>
+        <w:t>}</w:t>
+      </w:r>
+    </w:p>
+    <w:p>
+      <w:pPr>
+        <w:rPr>
+          <w:b/>
+          <w:bCs/>
+        </w:rPr>
+      </w:pPr>
+      <w:r>
+        <w:rPr>
+          <w:b/>
+          <w:bCs/>
+        </w:rPr>
+        <w:t xml:space="preserve">Do not normalize these fields inside </w:t>
+      </w:r>
+      <w:proofErr w:type="spellStart"/>
+      <w:proofErr w:type="gramStart"/>
+      <w:r>
+        <w:rPr>
+          <w:b/>
+          <w:bCs/>
+        </w:rPr>
+        <w:t>toSection</w:t>
+      </w:r>
+      <w:proofErr w:type="spellEnd"/>
+      <w:proofErr w:type="gramEnd"/>
+      <w:r>
+        <w:rPr>
+          <w:b/>
+          <w:bCs/>
+        </w:rPr>
+        <w:t>:</w:t>
+      </w:r>
+    </w:p>
+    <w:p>
+      <w:pPr>
+        <w:rPr>
+          <w:b/>
+          <w:bCs/>
+        </w:rPr>
+      </w:pPr>
+      <w:r>
+        <w:rPr>
+          <w:b/>
+          <w:bCs/>
+        </w:rPr>
+        <w:t>status</w:t>
+      </w:r>
+    </w:p>
+    <w:p>
+      <w:pPr>
+        <w:rPr>
+          <w:b/>
+          <w:bCs/>
+        </w:rPr>
+      </w:pPr>
+      <w:proofErr w:type="spellStart"/>
+      <w:r>
+        <w:rPr>
+          <w:b/>
+          <w:bCs/>
+        </w:rPr>
+        <w:t>requisition_type</w:t>
+      </w:r>
+      <w:proofErr w:type="spellEnd"/>
+    </w:p>
+    <w:p>
+      <w:pPr>
+        <w:rPr>
+          <w:b/>
+          <w:bCs/>
+        </w:rPr>
+      </w:pPr>
+      <w:proofErr w:type="spellStart"/>
+      <w:r>
+        <w:rPr>
+          <w:b/>
+          <w:bCs/>
+        </w:rPr>
+        <w:t>delivered_status</w:t>
+      </w:r>
+      <w:proofErr w:type="spellEnd"/>
+    </w:p>
+    <w:p>
+      <w:pPr>
+        <w:rPr>
+          <w:b/>
+          <w:bCs/>
+        </w:rPr>
+      </w:pPr>
+      <w:r>
+        <w:rPr>
+          <w:b/>
+          <w:bCs/>
+        </w:rPr>
+        <w:t>They must remain exactly as returned by the backend.</w:t>
+      </w:r>
+    </w:p>
+    <w:p>
+      <w:pPr>
+        <w:rPr>
+          <w:b/>
+          <w:bCs/>
+        </w:rPr>
+      </w:pPr>
+      <w:r>
+        <w:rPr>
+          <w:b/>
+          <w:bCs/>
+        </w:rPr>
+        <w:pict w14:anchorId="13495834">
+          <v:rect id="_x0000_i1059" style="width:0;height:1.5pt" o:hralign="center" o:hrstd="t" o:hr="t" fillcolor="#a0a0a0" stroked="f"/>
+        </w:pict>
+      </w:r>
+    </w:p>
+    <w:p>
+      <w:pPr>
+        <w:rPr>
+          <w:b/>
+          <w:bCs/>
+        </w:rPr>
+      </w:pPr>
+      <w:r>
+        <w:rPr>
+          <w:b/>
+          <w:bCs/>
+        </w:rPr>
+        <w:t>Final expected behavior</w:t>
+      </w:r>
+    </w:p>
+    <w:p>
+      <w:pPr>
+        <w:rPr>
+          <w:b/>
+          <w:bCs/>
+        </w:rPr>
+      </w:pPr>
+      <w:r>
+        <w:rPr>
+          <w:b/>
+          <w:bCs/>
+        </w:rPr>
+        <w:t>For API data:</w:t>
+      </w:r>
+    </w:p>
+    <w:p>
+      <w:pPr>
+        <w:rPr>
+          <w:b/>
+          <w:bCs/>
+        </w:rPr>
+      </w:pPr>
+      <w:r>
+        <w:rPr>
+          <w:b/>
+          <w:bCs/>
+        </w:rPr>
+        <w:t>{</w:t>
+      </w:r>
+    </w:p>
+    <w:p>
+      <w:pPr>
+        <w:rPr>
+          <w:b/>
+          <w:bCs/>
+        </w:rPr>
+      </w:pPr>
+      <w:r>
+        <w:rPr>
+          <w:b/>
+          <w:bCs/>
+        </w:rPr>
+        <w:t xml:space="preserve">    "</w:t>
+      </w:r>
+      <w:proofErr w:type="spellStart"/>
+      <w:proofErr w:type="gramStart"/>
+      <w:r>
+        <w:rPr>
+          <w:b/>
+          <w:bCs/>
+        </w:rPr>
+        <w:t>tt</w:t>
+      </w:r>
+      <w:proofErr w:type="gramEnd"/>
+      <w:r>
+        <w:rPr>
+          <w:b/>
+          <w:bCs/>
+        </w:rPr>
+        <w:t>_no</w:t>
+      </w:r>
+      <w:proofErr w:type="spellEnd"/>
+      <w:r>
+        <w:rPr>
+          <w:b/>
+          <w:bCs/>
+        </w:rPr>
+        <w:t>": "2026072129719",</w:t>
+      </w:r>
+    </w:p>
+    <w:p>
+      <w:pPr>
+        <w:rPr>
+          <w:b/>
+          <w:bCs/>
+        </w:rPr>
+      </w:pPr>
+      <w:r>
+        <w:rPr>
+          <w:b/>
+          <w:bCs/>
+        </w:rPr>
+        <w:lastRenderedPageBreak/>
+        <w:t xml:space="preserve">    "status": "Closed",</w:t>
+      </w:r>
+    </w:p>
+    <w:p>
+      <w:pPr>
+        <w:rPr>
+          <w:b/>
+          <w:bCs/>
+        </w:rPr>
+      </w:pPr>
+      <w:r>
+        <w:rPr>
+          <w:b/>
+          <w:bCs/>
+        </w:rPr>
+        <w:t xml:space="preserve">    "</w:t>
+      </w:r>
+      <w:proofErr w:type="spellStart"/>
+      <w:proofErr w:type="gramStart"/>
+      <w:r>
+        <w:rPr>
+          <w:b/>
+          <w:bCs/>
+        </w:rPr>
+        <w:t>requisition</w:t>
+      </w:r>
+      <w:proofErr w:type="gramEnd"/>
+      <w:r>
+        <w:rPr>
+          <w:b/>
+          <w:bCs/>
+        </w:rPr>
+        <w:t>_type</w:t>
+      </w:r>
+      <w:proofErr w:type="spellEnd"/>
+      <w:r>
+        <w:rPr>
+          <w:b/>
+          <w:bCs/>
+        </w:rPr>
+        <w:t>": "Petty Cash (Approved)",</w:t>
+      </w:r>
+    </w:p>
+    <w:p>
+      <w:pPr>
+        <w:rPr>
+          <w:b/>
+          <w:bCs/>
+        </w:rPr>
+      </w:pPr>
+      <w:r>
+        <w:rPr>
+          <w:b/>
+          <w:bCs/>
+        </w:rPr>
+        <w:t xml:space="preserve">    "</w:t>
+      </w:r>
+      <w:proofErr w:type="spellStart"/>
+      <w:proofErr w:type="gramStart"/>
+      <w:r>
+        <w:rPr>
+          <w:b/>
+          <w:bCs/>
+        </w:rPr>
+        <w:t>delivered</w:t>
+      </w:r>
+      <w:proofErr w:type="gramEnd"/>
+      <w:r>
+        <w:rPr>
+          <w:b/>
+          <w:bCs/>
+        </w:rPr>
+        <w:t>_status</w:t>
+      </w:r>
+      <w:proofErr w:type="spellEnd"/>
+      <w:r>
+        <w:rPr>
+          <w:b/>
+          <w:bCs/>
+        </w:rPr>
+        <w:t>": "Pending"</w:t>
+      </w:r>
+    </w:p>
+    <w:p>
+      <w:pPr>
+        <w:rPr>
+          <w:b/>
+          <w:bCs/>
+        </w:rPr>
+      </w:pPr>
+      <w:r>
+        <w:rPr>
+          <w:b/>
+          <w:bCs/>
+        </w:rPr>
+        <w:t>}</w:t>
+      </w:r>
+    </w:p>
+    <w:p>
+      <w:pPr>
+        <w:rPr>
+          <w:b/>
+          <w:bCs/>
+        </w:rPr>
+      </w:pPr>
+      <w:r>
+        <w:rPr>
+          <w:b/>
+          <w:bCs/>
+        </w:rPr>
+        <w:t>The table shows:</w:t>
+      </w:r>
+    </w:p>
+    <w:p>
+      <w:pPr>
+        <w:rPr>
+          <w:b/>
+          <w:bCs/>
+        </w:rPr>
+      </w:pPr>
+      <w:r>
+        <w:rPr>
+          <w:b/>
+          <w:bCs/>
+        </w:rPr>
+        <w:t>2026072129719 | Closed | Petty Cash (Approved) | Pending</w:t>
+      </w:r>
+    </w:p>
+    <w:p>
+      <w:pPr>
+        <w:rPr>
+          <w:b/>
+          <w:bCs/>
+        </w:rPr>
+      </w:pPr>
+      <w:r>
+        <w:rPr>
+          <w:b/>
+          <w:bCs/>
+        </w:rPr>
+        <w:t>For another API row:</w:t>
+      </w:r>
+    </w:p>
+    <w:p>
+      <w:pPr>
+        <w:rPr>
+          <w:b/>
+          <w:bCs/>
+        </w:rPr>
+      </w:pPr>
+      <w:r>
+        <w:rPr>
+          <w:b/>
+          <w:bCs/>
+        </w:rPr>
+        <w:t>{</w:t>
+      </w:r>
+    </w:p>
+    <w:p>
+      <w:pPr>
+        <w:rPr>
+          <w:b/>
+          <w:bCs/>
+        </w:rPr>
+      </w:pPr>
+      <w:r>
+        <w:rPr>
+          <w:b/>
+          <w:bCs/>
+        </w:rPr>
+        <w:t xml:space="preserve">    "status": "Open",</w:t>
+      </w:r>
+    </w:p>
+    <w:p>
+      <w:pPr>
+        <w:rPr>
+          <w:b/>
+          <w:bCs/>
+        </w:rPr>
+      </w:pPr>
+      <w:r>
+        <w:rPr>
+          <w:b/>
+          <w:bCs/>
+        </w:rPr>
+        <w:t xml:space="preserve">    "</w:t>
+      </w:r>
+      <w:proofErr w:type="spellStart"/>
+      <w:proofErr w:type="gramStart"/>
+      <w:r>
+        <w:rPr>
+          <w:b/>
+          <w:bCs/>
+        </w:rPr>
+        <w:t>requisition</w:t>
+      </w:r>
+      <w:proofErr w:type="gramEnd"/>
+      <w:r>
+        <w:rPr>
+          <w:b/>
+          <w:bCs/>
+        </w:rPr>
+        <w:t>_type</w:t>
+      </w:r>
+      <w:proofErr w:type="spellEnd"/>
+      <w:r>
+        <w:rPr>
+          <w:b/>
+          <w:bCs/>
+        </w:rPr>
+        <w:t>": "PR (Approved)",</w:t>
+      </w:r>
+    </w:p>
+    <w:p>
+      <w:pPr>
+        <w:rPr>
+          <w:b/>
+          <w:bCs/>
+        </w:rPr>
+      </w:pPr>
+      <w:r>
+        <w:rPr>
+          <w:b/>
+          <w:bCs/>
+        </w:rPr>
+        <w:t xml:space="preserve">    "</w:t>
+      </w:r>
+      <w:proofErr w:type="spellStart"/>
+      <w:proofErr w:type="gramStart"/>
+      <w:r>
+        <w:rPr>
+          <w:b/>
+          <w:bCs/>
+        </w:rPr>
+        <w:t>delivered</w:t>
+      </w:r>
+      <w:proofErr w:type="gramEnd"/>
+      <w:r>
+        <w:rPr>
+          <w:b/>
+          <w:bCs/>
+        </w:rPr>
+        <w:t>_status</w:t>
+      </w:r>
+      <w:proofErr w:type="spellEnd"/>
+      <w:r>
+        <w:rPr>
+          <w:b/>
+          <w:bCs/>
+        </w:rPr>
+        <w:t>": "Rejected"</w:t>
+      </w:r>
+    </w:p>
+    <w:p>
+      <w:pPr>
+        <w:rPr>
+          <w:b/>
+          <w:bCs/>
+        </w:rPr>
+      </w:pPr>
+      <w:r>
+        <w:rPr>
+          <w:b/>
+          <w:bCs/>
+        </w:rPr>
+        <w:t>}</w:t>
+      </w:r>
+    </w:p>
+    <w:p>
+      <w:pPr>
+        <w:rPr>
+          <w:b/>
+          <w:bCs/>
+        </w:rPr>
+      </w:pPr>
+      <w:r>
+        <w:rPr>
+          <w:b/>
+          <w:bCs/>
+        </w:rPr>
+        <w:t>The table shows:</w:t>
+      </w:r>
+    </w:p>
+    <w:p>
+      <w:pPr>
+        <w:rPr>
+          <w:b/>
+          <w:bCs/>
+        </w:rPr>
+      </w:pPr>
+      <w:r>
+        <w:rPr>
+          <w:b/>
+          <w:bCs/>
+        </w:rPr>
+        <w:t>Open | PR (Approved) | Rejected</w:t>
+      </w:r>
+    </w:p>
+    <w:p>
+      <w:pPr>
+        <w:rPr>
+          <w:b/>
+          <w:bCs/>
+        </w:rPr>
+      </w:pPr>
+      <w:r>
+        <w:rPr>
+          <w:b/>
+          <w:bCs/>
+        </w:rPr>
+        <w:t>The frontend should only control styling. The actual text must always come dynamically from Postman/API.</w:t>
+      </w:r>
+    </w:p>
+    <w:p>
+      <w:pPr>
+        <w:rPr>
+          <w:b/>
+          <w:bCs/>
+        </w:rPr>
+      </w:pPr>
+    </w:p>
+    <w:p>
+      <w:pPr>
+        <w:rPr>
+          <w:b/>
+          <w:bCs/>
+        </w:rPr>
+      </w:pPr>
+    </w:p>
+    <w:p>
+      <w:pPr>
+        <w:rPr>
+          <w:b/>
+          <w:bCs/>
+        </w:rPr>
+      </w:pPr>
+    </w:p>
+    <w:p>
+      <w:pPr>
+        <w:rPr>
+          <w:b/>
+          <w:bCs/>
+        </w:rPr>
+      </w:pPr>
+    </w:p>
+    <w:p>
+      <w:pPr>
+        <w:rPr>
+          <w:b/>
+          <w:bCs/>
+        </w:rPr>
+      </w:pPr>
+    </w:p>
+    <w:p>
+      <w:pPr>
+        <w:rPr>
+          <w:b/>
+          <w:bCs/>
+        </w:rPr>
+      </w:pPr>
+    </w:p>
+    <w:p>
+      <w:pPr>
+        <w:rPr>
+          <w:b/>
+          <w:bCs/>
+        </w:rPr>
+      </w:pPr>
+    </w:p>
+    <w:p>
+      <w:pPr>
+        <w:rPr>
+          <w:b/>
+          <w:bCs/>
+        </w:rPr>
+      </w:pPr>
+    </w:p>
+    <w:p>
+      <w:pPr>
+        <w:rPr>
+          <w:b/>
+          <w:bCs/>
+        </w:rPr>
+      </w:pPr>
+    </w:p>
+    <w:p>
+      <w:pPr>
+        <w:rPr>
+          <w:b/>
+          <w:bCs/>
+        </w:rPr>
+      </w:pPr>
+    </w:p>
+    <w:p>
+      <w:pPr>
+        <w:rPr>
+          <w:b/>
+          <w:bCs/>
+        </w:rPr>
+      </w:pPr>
+    </w:p>
+    <w:p>
+      <w:pPr>
+        <w:rPr>
+          <w:b/>
+          <w:bCs/>
+        </w:rPr>
+      </w:pPr>
+      <w:r>
+        <w:rPr>
+          <w:b/>
+          <w:bCs/>
+        </w:rPr>
+        <w:t>SELECT</w:t>
+      </w:r>
+    </w:p>
+    <w:p>
+      <w:pPr>
+        <w:rPr>
+          <w:b/>
+          <w:bCs/>
+        </w:rPr>
+      </w:pPr>
+      <w:r>
+        <w:rPr>
+          <w:b/>
+          <w:bCs/>
+        </w:rPr>
+        <w:t xml:space="preserve">    </w:t>
+      </w:r>
+      <w:proofErr w:type="spellStart"/>
+      <w:r>
+        <w:rPr>
+          <w:b/>
+          <w:bCs/>
+        </w:rPr>
+        <w:t>reason.tt_no</w:t>
+      </w:r>
+      <w:proofErr w:type="spellEnd"/>
+      <w:r>
+        <w:rPr>
+          <w:b/>
+          <w:bCs/>
+        </w:rPr>
+        <w:t>,</w:t>
+      </w:r>
+    </w:p>
+    <w:p>
+      <w:pPr>
+        <w:rPr>
+          <w:b/>
+          <w:bCs/>
+        </w:rPr>
+      </w:pPr>
+      <w:r>
+        <w:rPr>
+          <w:b/>
+          <w:bCs/>
+        </w:rPr>
+        <w:t xml:space="preserve">    </w:t>
+      </w:r>
+      <w:proofErr w:type="spellStart"/>
+      <w:proofErr w:type="gramStart"/>
+      <w:r>
+        <w:rPr>
+          <w:b/>
+          <w:bCs/>
+        </w:rPr>
+        <w:t>reason.approved</w:t>
+      </w:r>
+      <w:proofErr w:type="gramEnd"/>
+      <w:r>
+        <w:rPr>
+          <w:b/>
+          <w:bCs/>
+        </w:rPr>
+        <w:t>_val</w:t>
+      </w:r>
+      <w:proofErr w:type="spellEnd"/>
+      <w:r>
+        <w:rPr>
+          <w:b/>
+          <w:bCs/>
+        </w:rPr>
+        <w:t>,</w:t>
+      </w:r>
+    </w:p>
+    <w:p>
+      <w:pPr>
+        <w:rPr>
+          <w:b/>
+          <w:bCs/>
+        </w:rPr>
+      </w:pPr>
+    </w:p>
+    <w:p>
+      <w:pPr>
+        <w:rPr>
+          <w:b/>
+          <w:bCs/>
+        </w:rPr>
+      </w:pPr>
+      <w:r>
+        <w:rPr>
+          <w:b/>
+          <w:bCs/>
+        </w:rPr>
+        <w:t xml:space="preserve">    CASE </w:t>
+      </w:r>
+      <w:proofErr w:type="spellStart"/>
+      <w:proofErr w:type="gramStart"/>
+      <w:r>
+        <w:rPr>
+          <w:b/>
+          <w:bCs/>
+        </w:rPr>
+        <w:t>reason.approved</w:t>
+      </w:r>
+      <w:proofErr w:type="gramEnd"/>
+      <w:r>
+        <w:rPr>
+          <w:b/>
+          <w:bCs/>
+        </w:rPr>
+        <w:t>_val</w:t>
+      </w:r>
+      <w:proofErr w:type="spellEnd"/>
+    </w:p>
+    <w:p>
+      <w:pPr>
+        <w:rPr>
+          <w:b/>
+          <w:bCs/>
+        </w:rPr>
+      </w:pPr>
+      <w:r>
+        <w:rPr>
+          <w:b/>
+          <w:bCs/>
+        </w:rPr>
+        <w:t xml:space="preserve">        WHEN 1 THEN 'Petty Cash (Approved)'</w:t>
+      </w:r>
+    </w:p>
+    <w:p>
+      <w:pPr>
+        <w:rPr>
+          <w:b/>
+          <w:bCs/>
+        </w:rPr>
+      </w:pPr>
+      <w:r>
+        <w:rPr>
+          <w:b/>
+          <w:bCs/>
+        </w:rPr>
+        <w:t xml:space="preserve">        WHEN 3 THEN 'PR (Approved)'</w:t>
+      </w:r>
+    </w:p>
+    <w:p>
+      <w:pPr>
+        <w:rPr>
+          <w:b/>
+          <w:bCs/>
+        </w:rPr>
+      </w:pPr>
+      <w:r>
+        <w:rPr>
+          <w:b/>
+          <w:bCs/>
+        </w:rPr>
+        <w:t xml:space="preserve">        </w:t>
+      </w:r>
+      <w:proofErr w:type="gramStart"/>
+      <w:r>
+        <w:rPr>
+          <w:b/>
+          <w:bCs/>
+        </w:rPr>
+        <w:t>ELSE ''</w:t>
+      </w:r>
+      <w:proofErr w:type="gramEnd"/>
+    </w:p>
+    <w:p>
+      <w:pPr>
+        <w:rPr>
+          <w:b/>
+          <w:bCs/>
+        </w:rPr>
+      </w:pPr>
+      <w:r>
+        <w:rPr>
+          <w:b/>
+          <w:bCs/>
+        </w:rPr>
+        <w:t xml:space="preserve">    END AS </w:t>
+      </w:r>
+      <w:proofErr w:type="spellStart"/>
+      <w:r>
+        <w:rPr>
+          <w:b/>
+          <w:bCs/>
+        </w:rPr>
+        <w:t>requisition_type</w:t>
+      </w:r>
+      <w:proofErr w:type="spellEnd"/>
+      <w:r>
+        <w:rPr>
+          <w:b/>
+          <w:bCs/>
+        </w:rPr>
+        <w:t>,</w:t>
+      </w:r>
+    </w:p>
+    <w:p>
+      <w:pPr>
+        <w:rPr>
+          <w:b/>
+          <w:bCs/>
+        </w:rPr>
+      </w:pPr>
+    </w:p>
+    <w:p>
+      <w:pPr>
+        <w:rPr>
+          <w:b/>
+          <w:bCs/>
+        </w:rPr>
+      </w:pPr>
+      <w:r>
+        <w:rPr>
+          <w:b/>
+          <w:bCs/>
+        </w:rPr>
+        <w:t xml:space="preserve">    CASE</w:t>
+      </w:r>
+    </w:p>
+    <w:p>
+      <w:pPr>
+        <w:rPr>
+          <w:b/>
+          <w:bCs/>
+        </w:rPr>
+      </w:pPr>
+      <w:r>
+        <w:rPr>
+          <w:b/>
+          <w:bCs/>
+        </w:rPr>
+        <w:t xml:space="preserve">        WHEN </w:t>
+      </w:r>
+      <w:proofErr w:type="spellStart"/>
+      <w:proofErr w:type="gramStart"/>
+      <w:r>
+        <w:rPr>
+          <w:b/>
+          <w:bCs/>
+        </w:rPr>
+        <w:t>reason.approved</w:t>
+      </w:r>
+      <w:proofErr w:type="gramEnd"/>
+      <w:r>
+        <w:rPr>
+          <w:b/>
+          <w:bCs/>
+        </w:rPr>
+        <w:t>_val</w:t>
+      </w:r>
+      <w:proofErr w:type="spellEnd"/>
+      <w:r>
+        <w:rPr>
+          <w:b/>
+          <w:bCs/>
+        </w:rPr>
+        <w:t xml:space="preserve"> = 2 THEN 'Rejected'</w:t>
+      </w:r>
+    </w:p>
+    <w:p>
+      <w:pPr>
+        <w:rPr>
+          <w:b/>
+          <w:bCs/>
+        </w:rPr>
+      </w:pPr>
+      <w:r>
+        <w:rPr>
+          <w:b/>
+          <w:bCs/>
+        </w:rPr>
+        <w:t xml:space="preserve">        WHEN </w:t>
+      </w:r>
+      <w:proofErr w:type="spellStart"/>
+      <w:proofErr w:type="gramStart"/>
+      <w:r>
+        <w:rPr>
+          <w:b/>
+          <w:bCs/>
+        </w:rPr>
+        <w:t>reason.approved</w:t>
+      </w:r>
+      <w:proofErr w:type="gramEnd"/>
+      <w:r>
+        <w:rPr>
+          <w:b/>
+          <w:bCs/>
+        </w:rPr>
+        <w:t>_val</w:t>
+      </w:r>
+      <w:proofErr w:type="spellEnd"/>
+      <w:r>
+        <w:rPr>
+          <w:b/>
+          <w:bCs/>
+        </w:rPr>
+        <w:t xml:space="preserve"> IN (0, 1, 3) THEN 'Pending'</w:t>
+      </w:r>
+    </w:p>
+    <w:p>
+      <w:pPr>
+        <w:rPr>
+          <w:b/>
+          <w:bCs/>
+        </w:rPr>
+      </w:pPr>
+      <w:r>
+        <w:rPr>
+          <w:b/>
+          <w:bCs/>
+        </w:rPr>
+        <w:t xml:space="preserve">        </w:t>
+      </w:r>
+      <w:proofErr w:type="gramStart"/>
+      <w:r>
+        <w:rPr>
+          <w:b/>
+          <w:bCs/>
+        </w:rPr>
+        <w:t>ELSE ''</w:t>
+      </w:r>
+      <w:proofErr w:type="gramEnd"/>
+    </w:p>
+    <w:p>
+      <w:pPr>
+        <w:rPr>
+          <w:b/>
+          <w:bCs/>
+        </w:rPr>
+      </w:pPr>
+      <w:r>
+        <w:rPr>
+          <w:b/>
+          <w:bCs/>
+        </w:rPr>
+        <w:t xml:space="preserve">    END AS </w:t>
+      </w:r>
+      <w:proofErr w:type="spellStart"/>
+      <w:r>
+        <w:rPr>
+          <w:b/>
+          <w:bCs/>
+        </w:rPr>
+        <w:t>delivered_status</w:t>
+      </w:r>
+      <w:proofErr w:type="spellEnd"/>
+    </w:p>
+    <w:p>
+      <w:pPr>
+        <w:rPr>
+          <w:b/>
+          <w:bCs/>
+        </w:rPr>
+      </w:pPr>
+    </w:p>
+    <w:p>
+      <w:pPr>
+        <w:rPr>
+          <w:b/>
+          <w:bCs/>
+        </w:rPr>
+      </w:pPr>
+      <w:r>
+        <w:rPr>
+          <w:b/>
+          <w:bCs/>
+        </w:rPr>
+        <w:t xml:space="preserve">FROM </w:t>
+      </w:r>
+      <w:proofErr w:type="spellStart"/>
+      <w:r>
+        <w:rPr>
+          <w:b/>
+          <w:bCs/>
+        </w:rPr>
+        <w:t>itm.tbl_tt_reason</w:t>
+      </w:r>
+      <w:proofErr w:type="spellEnd"/>
+      <w:r>
+        <w:rPr>
+          <w:b/>
+          <w:bCs/>
+        </w:rPr>
+        <w:t xml:space="preserve"> AS reason</w:t>
+      </w:r>
+    </w:p>
+    <w:p>
+      <w:pPr>
+        <w:rPr>
+          <w:b/>
+          <w:bCs/>
+        </w:rPr>
+      </w:pPr>
+    </w:p>
+    <w:p>
+      <w:pPr>
+        <w:rPr>
+          <w:b/>
+          <w:bCs/>
+        </w:rPr>
+      </w:pPr>
+      <w:r>
+        <w:rPr>
+          <w:b/>
+          <w:bCs/>
+        </w:rPr>
+        <w:t xml:space="preserve">WHERE </w:t>
+      </w:r>
+      <w:proofErr w:type="gramStart"/>
+      <w:r>
+        <w:rPr>
+          <w:b/>
+          <w:bCs/>
+        </w:rPr>
+        <w:t>TRIM(</w:t>
+      </w:r>
+      <w:proofErr w:type="gramEnd"/>
+    </w:p>
+    <w:p>
+      <w:pPr>
+        <w:rPr>
+          <w:b/>
+          <w:bCs/>
+        </w:rPr>
+      </w:pPr>
+      <w:r>
+        <w:rPr>
+          <w:b/>
+          <w:bCs/>
+        </w:rPr>
+        <w:t xml:space="preserve">    </w:t>
+      </w:r>
+      <w:proofErr w:type="gramStart"/>
+      <w:r>
+        <w:rPr>
+          <w:b/>
+          <w:bCs/>
+        </w:rPr>
+        <w:t>CAST(</w:t>
+      </w:r>
+      <w:proofErr w:type="spellStart"/>
+      <w:proofErr w:type="gramEnd"/>
+      <w:r>
+        <w:rPr>
+          <w:b/>
+          <w:bCs/>
+        </w:rPr>
+        <w:t>reason.tt_no</w:t>
+      </w:r>
+      <w:proofErr w:type="spellEnd"/>
+      <w:r>
+        <w:rPr>
+          <w:b/>
+          <w:bCs/>
+        </w:rPr>
+        <w:t xml:space="preserve"> AS CHAR)</w:t>
+      </w:r>
+    </w:p>
+    <w:p>
+      <w:pPr>
+        <w:rPr>
+          <w:b/>
+          <w:bCs/>
+        </w:rPr>
+      </w:pPr>
+      <w:r>
+        <w:rPr>
+          <w:b/>
+          <w:bCs/>
+        </w:rPr>
+        <w:t>) = '2026072129719';</w:t>
+      </w:r>
+    </w:p>
+    <w:p>
+      <w:pPr>
+        <w:rPr>
+          <w:b/>
+          <w:bCs/>
+        </w:rPr>
+      </w:pPr>
+    </w:p>
+    <w:p>
+      <w:pPr>
+        <w:rPr>
+          <w:b/>
+          <w:bCs/>
+        </w:rPr>
+      </w:pPr>
+    </w:p>
+    <w:p>
+      <w:pPr>
+        <w:rPr>
+          <w:b/>
+          <w:bCs/>
+        </w:rPr>
+      </w:pPr>
+    </w:p>
+    <w:p>
+      <w:pPr>
+        <w:rPr>
+          <w:b/>
+          <w:bCs/>
+        </w:rPr>
+      </w:pPr>
+    </w:p>
+    <w:p>
+      <w:pPr>
+        <w:rPr>
+          <w:b/>
+          <w:bCs/>
+        </w:rPr>
+      </w:pPr>
+    </w:p>
+    <w:p>
+      <w:pPr>
+        <w:rPr>
+          <w:b/>
+          <w:bCs/>
+        </w:rPr>
+      </w:pPr>
+      <w:proofErr w:type="spellStart"/>
+      <w:r>
+        <w:rPr>
+          <w:b/>
+          <w:bCs/>
+        </w:rPr>
+        <w:t>tt_no</w:t>
+      </w:r>
+      <w:proofErr w:type="spellEnd"/>
+      <w:r>
+        <w:rPr>
+          <w:b/>
+          <w:bCs/>
+        </w:rPr>
+        <w:t xml:space="preserve">:             </w:t>
+      </w:r>
+      <w:r>
+        <w:rPr>
+          <w:b/>
+          <w:bCs/>
+        </w:rPr>
+        <w:t xml:space="preserve">     </w:t>
+      </w:r>
+      <w:r>
+        <w:rPr>
+          <w:b/>
+          <w:bCs/>
+        </w:rPr>
+        <w:t xml:space="preserve">    </w:t>
+      </w:r>
+      <w:r>
+        <w:rPr>
+          <w:b/>
+          <w:bCs/>
+        </w:rPr>
+        <w:t>2026072129719</w:t>
+      </w:r>
+    </w:p>
+    <w:p>
+      <w:pPr>
+        <w:rPr>
+          <w:b/>
+          <w:bCs/>
+        </w:rPr>
+      </w:pPr>
+      <w:proofErr w:type="spellStart"/>
+      <w:r>
+        <w:rPr>
+          <w:b/>
+          <w:bCs/>
+        </w:rPr>
+        <w:t>approved_val</w:t>
+      </w:r>
+      <w:proofErr w:type="spellEnd"/>
+      <w:r>
+        <w:rPr>
+          <w:b/>
+          <w:bCs/>
+        </w:rPr>
+        <w:t xml:space="preserve">:      </w:t>
+      </w:r>
+      <w:r>
+        <w:rPr>
+          <w:b/>
+          <w:bCs/>
+        </w:rPr>
+        <w:t xml:space="preserve"> </w:t>
+      </w:r>
+      <w:r>
+        <w:rPr>
+          <w:b/>
+          <w:bCs/>
+        </w:rPr>
+        <w:t>1</w:t>
+      </w:r>
+    </w:p>
+    <w:p>
+      <w:pPr>
+        <w:rPr>
+          <w:b/>
+          <w:bCs/>
+        </w:rPr>
+      </w:pPr>
+      <w:proofErr w:type="spellStart"/>
+      <w:r>
+        <w:rPr>
+          <w:b/>
+          <w:bCs/>
+        </w:rPr>
+        <w:t>requisition_type</w:t>
+      </w:r>
+      <w:proofErr w:type="spellEnd"/>
+      <w:proofErr w:type="gramStart"/>
+      <w:r>
+        <w:rPr>
+          <w:b/>
+          <w:bCs/>
+        </w:rPr>
+        <w:t>:  Petty</w:t>
+      </w:r>
+      <w:proofErr w:type="gramEnd"/>
+      <w:r>
+        <w:rPr>
+          <w:b/>
+          <w:bCs/>
+        </w:rPr>
+        <w:t xml:space="preserve"> Cash (Approved)</w:t>
+      </w:r>
+    </w:p>
+    <w:p>
+      <w:pPr>
+        <w:rPr>
+          <w:b/>
+          <w:bCs/>
+        </w:rPr>
+      </w:pPr>
+      <w:proofErr w:type="spellStart"/>
+      <w:r>
+        <w:rPr>
+          <w:b/>
+          <w:bCs/>
+        </w:rPr>
+        <w:t>delivered_status</w:t>
+      </w:r>
+      <w:proofErr w:type="spellEnd"/>
+      <w:proofErr w:type="gramStart"/>
+      <w:r>
+        <w:rPr>
+          <w:b/>
+          <w:bCs/>
+        </w:rPr>
+        <w:t>:  Pending</w:t>
+      </w:r>
+      <w:proofErr w:type="gramEnd"/>
+    </w:p>
+    <w:p>
+      <w:pPr>
+        <w:rPr>
+          <w:b/>
+          <w:bCs/>
+        </w:rPr>
+      </w:pPr>
+    </w:p>
+    <w:p>
+      <w:pPr>
+        <w:pBdr>
+          <w:bottom w:val="single" w:sz="6" w:space="1" w:color="auto"/>
+        </w:pBdr>
+        <w:rPr>
+          <w:b/>
+          <w:bCs/>
+        </w:rPr>
+      </w:pPr>
+    </w:p>
+    <w:p>
+      <w:pPr>
+        <w:rPr>
+          <w:b/>
+          <w:bCs/>
+        </w:rPr>
+      </w:pPr>
+    </w:p>
+    <w:p>
+      <w:pPr>
+        <w:rPr>
+          <w:b/>
+          <w:bCs/>
+        </w:rPr>
+      </w:pPr>
+      <w:r>
+        <w:rPr>
+          <w:b/>
+          <w:bCs/>
+        </w:rPr>
+        <w:t>SELECT</w:t>
+      </w:r>
+    </w:p>
+    <w:p>
+      <w:pPr>
+        <w:rPr>
+          <w:b/>
+          <w:bCs/>
+        </w:rPr>
+      </w:pPr>
+      <w:r>
+        <w:rPr>
+          <w:b/>
+          <w:bCs/>
+        </w:rPr>
+        <w:t xml:space="preserve">    </w:t>
+      </w:r>
+      <w:proofErr w:type="spellStart"/>
+      <w:r>
+        <w:rPr>
+          <w:b/>
+          <w:bCs/>
+        </w:rPr>
+        <w:t>reason.tt_no</w:t>
+      </w:r>
+      <w:proofErr w:type="spellEnd"/>
+      <w:r>
+        <w:rPr>
+          <w:b/>
+          <w:bCs/>
+        </w:rPr>
+        <w:t>,</w:t>
+      </w:r>
+    </w:p>
+    <w:p>
+      <w:pPr>
+        <w:rPr>
+          <w:b/>
+          <w:bCs/>
+        </w:rPr>
+      </w:pPr>
+      <w:r>
+        <w:rPr>
+          <w:b/>
+          <w:bCs/>
+        </w:rPr>
+        <w:t xml:space="preserve">    </w:t>
+      </w:r>
+      <w:proofErr w:type="spellStart"/>
+      <w:proofErr w:type="gramStart"/>
+      <w:r>
+        <w:rPr>
+          <w:b/>
+          <w:bCs/>
+        </w:rPr>
+        <w:t>reason.approved</w:t>
+      </w:r>
+      <w:proofErr w:type="gramEnd"/>
+      <w:r>
+        <w:rPr>
+          <w:b/>
+          <w:bCs/>
+        </w:rPr>
+        <w:t>_val</w:t>
+      </w:r>
+      <w:proofErr w:type="spellEnd"/>
+      <w:r>
+        <w:rPr>
+          <w:b/>
+          <w:bCs/>
+        </w:rPr>
+        <w:t>,</w:t>
+      </w:r>
+    </w:p>
+    <w:p>
+      <w:pPr>
+        <w:rPr>
+          <w:b/>
+          <w:bCs/>
+        </w:rPr>
+      </w:pPr>
+    </w:p>
+    <w:p>
+      <w:pPr>
+        <w:rPr>
+          <w:b/>
+          <w:bCs/>
+        </w:rPr>
+      </w:pPr>
+      <w:r>
+        <w:rPr>
+          <w:b/>
+          <w:bCs/>
+        </w:rPr>
+        <w:t xml:space="preserve">    CASE </w:t>
+      </w:r>
+      <w:proofErr w:type="spellStart"/>
+      <w:proofErr w:type="gramStart"/>
+      <w:r>
+        <w:rPr>
+          <w:b/>
+          <w:bCs/>
+        </w:rPr>
+        <w:t>reason.approved</w:t>
+      </w:r>
+      <w:proofErr w:type="gramEnd"/>
+      <w:r>
+        <w:rPr>
+          <w:b/>
+          <w:bCs/>
+        </w:rPr>
+        <w:t>_val</w:t>
+      </w:r>
+      <w:proofErr w:type="spellEnd"/>
+    </w:p>
+    <w:p>
+      <w:pPr>
+        <w:rPr>
+          <w:b/>
+          <w:bCs/>
+        </w:rPr>
+      </w:pPr>
+      <w:r>
+        <w:rPr>
+          <w:b/>
+          <w:bCs/>
+        </w:rPr>
+        <w:t xml:space="preserve">        WHEN 1 THEN 'Petty Cash (Approved)'</w:t>
+      </w:r>
+    </w:p>
+    <w:p>
+      <w:pPr>
+        <w:rPr>
+          <w:b/>
+          <w:bCs/>
+        </w:rPr>
+      </w:pPr>
+      <w:r>
+        <w:rPr>
+          <w:b/>
+          <w:bCs/>
+        </w:rPr>
+        <w:t xml:space="preserve">        WHEN 3 THEN 'PR (Approved)'</w:t>
+      </w:r>
+    </w:p>
+    <w:p>
+      <w:pPr>
+        <w:rPr>
+          <w:b/>
+          <w:bCs/>
+        </w:rPr>
+      </w:pPr>
+      <w:r>
+        <w:rPr>
+          <w:b/>
+          <w:bCs/>
+        </w:rPr>
+        <w:t xml:space="preserve">        </w:t>
+      </w:r>
+      <w:proofErr w:type="gramStart"/>
+      <w:r>
+        <w:rPr>
+          <w:b/>
+          <w:bCs/>
+        </w:rPr>
+        <w:t>ELSE ''</w:t>
+      </w:r>
+      <w:proofErr w:type="gramEnd"/>
+    </w:p>
+    <w:p>
+      <w:pPr>
+        <w:rPr>
+          <w:b/>
+          <w:bCs/>
+        </w:rPr>
+      </w:pPr>
+      <w:r>
+        <w:rPr>
+          <w:b/>
+          <w:bCs/>
+        </w:rPr>
+        <w:t xml:space="preserve">    END AS </w:t>
+      </w:r>
+      <w:proofErr w:type="spellStart"/>
+      <w:r>
+        <w:rPr>
+          <w:b/>
+          <w:bCs/>
+        </w:rPr>
+        <w:t>requisition_type</w:t>
+      </w:r>
+      <w:proofErr w:type="spellEnd"/>
+      <w:r>
+        <w:rPr>
+          <w:b/>
+          <w:bCs/>
+        </w:rPr>
+        <w:t>,</w:t>
+      </w:r>
+    </w:p>
+    <w:p>
+      <w:pPr>
+        <w:rPr>
+          <w:b/>
+          <w:bCs/>
+        </w:rPr>
+      </w:pPr>
+    </w:p>
+    <w:p>
+      <w:pPr>
+        <w:rPr>
+          <w:b/>
+          <w:bCs/>
+        </w:rPr>
+      </w:pPr>
+      <w:r>
+        <w:rPr>
+          <w:b/>
+          <w:bCs/>
+        </w:rPr>
+        <w:t xml:space="preserve">    CASE</w:t>
+      </w:r>
+    </w:p>
+    <w:p>
+      <w:pPr>
+        <w:rPr>
+          <w:b/>
+          <w:bCs/>
+        </w:rPr>
+      </w:pPr>
+      <w:r>
+        <w:rPr>
+          <w:b/>
+          <w:bCs/>
+        </w:rPr>
+        <w:t xml:space="preserve">        WHEN </w:t>
+      </w:r>
+      <w:proofErr w:type="spellStart"/>
+      <w:proofErr w:type="gramStart"/>
+      <w:r>
+        <w:rPr>
+          <w:b/>
+          <w:bCs/>
+        </w:rPr>
+        <w:t>reason.approved</w:t>
+      </w:r>
+      <w:proofErr w:type="gramEnd"/>
+      <w:r>
+        <w:rPr>
+          <w:b/>
+          <w:bCs/>
+        </w:rPr>
+        <w:t>_val</w:t>
+      </w:r>
+      <w:proofErr w:type="spellEnd"/>
+      <w:r>
+        <w:rPr>
+          <w:b/>
+          <w:bCs/>
+        </w:rPr>
+        <w:t xml:space="preserve"> = 2 THEN 'Rejected'</w:t>
+      </w:r>
+    </w:p>
+    <w:p>
+      <w:pPr>
+        <w:rPr>
+          <w:b/>
+          <w:bCs/>
+        </w:rPr>
+      </w:pPr>
+      <w:r>
+        <w:rPr>
+          <w:b/>
+          <w:bCs/>
+        </w:rPr>
+        <w:t xml:space="preserve">        WHEN </w:t>
+      </w:r>
+      <w:proofErr w:type="spellStart"/>
+      <w:proofErr w:type="gramStart"/>
+      <w:r>
+        <w:rPr>
+          <w:b/>
+          <w:bCs/>
+        </w:rPr>
+        <w:t>reason.approved</w:t>
+      </w:r>
+      <w:proofErr w:type="gramEnd"/>
+      <w:r>
+        <w:rPr>
+          <w:b/>
+          <w:bCs/>
+        </w:rPr>
+        <w:t>_val</w:t>
+      </w:r>
+      <w:proofErr w:type="spellEnd"/>
+      <w:r>
+        <w:rPr>
+          <w:b/>
+          <w:bCs/>
+        </w:rPr>
+        <w:t xml:space="preserve"> IN (0, 1, 3) THEN 'Pending'</w:t>
+      </w:r>
+    </w:p>
+    <w:p>
+      <w:pPr>
+        <w:rPr>
+          <w:b/>
+          <w:bCs/>
+        </w:rPr>
+      </w:pPr>
+      <w:r>
+        <w:rPr>
+          <w:b/>
+          <w:bCs/>
+        </w:rPr>
+        <w:t xml:space="preserve">        </w:t>
+      </w:r>
+      <w:proofErr w:type="gramStart"/>
+      <w:r>
+        <w:rPr>
+          <w:b/>
+          <w:bCs/>
+        </w:rPr>
+        <w:t>ELSE ''</w:t>
+      </w:r>
+      <w:proofErr w:type="gramEnd"/>
+    </w:p>
+    <w:p>
+      <w:pPr>
+        <w:rPr>
+          <w:b/>
+          <w:bCs/>
+        </w:rPr>
+      </w:pPr>
+      <w:r>
+        <w:rPr>
+          <w:b/>
+          <w:bCs/>
+        </w:rPr>
+        <w:t xml:space="preserve">    END AS </w:t>
+      </w:r>
+      <w:proofErr w:type="spellStart"/>
+      <w:r>
+        <w:rPr>
+          <w:b/>
+          <w:bCs/>
+        </w:rPr>
+        <w:t>delivered_status</w:t>
+      </w:r>
+      <w:proofErr w:type="spellEnd"/>
+    </w:p>
+    <w:p>
+      <w:pPr>
+        <w:rPr>
+          <w:b/>
+          <w:bCs/>
+        </w:rPr>
+      </w:pPr>
+    </w:p>
+    <w:p>
+      <w:pPr>
+        <w:rPr>
+          <w:b/>
+          <w:bCs/>
+        </w:rPr>
+      </w:pPr>
+      <w:r>
+        <w:rPr>
+          <w:b/>
+          <w:bCs/>
+        </w:rPr>
+        <w:t xml:space="preserve">FROM </w:t>
+      </w:r>
+      <w:proofErr w:type="spellStart"/>
+      <w:r>
+        <w:rPr>
+          <w:b/>
+          <w:bCs/>
+        </w:rPr>
+        <w:t>itm.tbl_tt_reason</w:t>
+      </w:r>
+      <w:proofErr w:type="spellEnd"/>
+      <w:r>
+        <w:rPr>
+          <w:b/>
+          <w:bCs/>
+        </w:rPr>
+        <w:t xml:space="preserve"> AS reason</w:t>
+      </w:r>
+    </w:p>
+    <w:p>
+      <w:pPr>
+        <w:rPr>
+          <w:b/>
+          <w:bCs/>
+        </w:rPr>
+      </w:pPr>
+    </w:p>
+    <w:p>
+      <w:pPr>
+        <w:rPr>
+          <w:b/>
+          <w:bCs/>
+        </w:rPr>
+      </w:pPr>
+      <w:r>
+        <w:rPr>
+          <w:b/>
+          <w:bCs/>
+        </w:rPr>
+        <w:lastRenderedPageBreak/>
+        <w:t xml:space="preserve">WHERE </w:t>
+      </w:r>
+      <w:proofErr w:type="gramStart"/>
+      <w:r>
+        <w:rPr>
+          <w:b/>
+          <w:bCs/>
+        </w:rPr>
+        <w:t>TRIM(</w:t>
+      </w:r>
+      <w:proofErr w:type="gramEnd"/>
+    </w:p>
+    <w:p>
+      <w:pPr>
+        <w:rPr>
+          <w:b/>
+          <w:bCs/>
+        </w:rPr>
+      </w:pPr>
+      <w:r>
+        <w:rPr>
+          <w:b/>
+          <w:bCs/>
+        </w:rPr>
+        <w:t xml:space="preserve">    </w:t>
+      </w:r>
+      <w:proofErr w:type="gramStart"/>
+      <w:r>
+        <w:rPr>
+          <w:b/>
+          <w:bCs/>
+        </w:rPr>
+        <w:t>CAST(</w:t>
+      </w:r>
+      <w:proofErr w:type="spellStart"/>
+      <w:proofErr w:type="gramEnd"/>
+      <w:r>
+        <w:rPr>
+          <w:b/>
+          <w:bCs/>
+        </w:rPr>
+        <w:t>reason.tt_no</w:t>
+      </w:r>
+      <w:proofErr w:type="spellEnd"/>
+      <w:r>
+        <w:rPr>
+          <w:b/>
+          <w:bCs/>
+        </w:rPr>
+        <w:t xml:space="preserve"> AS CHAR)</w:t>
+      </w:r>
+    </w:p>
+    <w:p>
+      <w:pPr>
+        <w:rPr>
+          <w:b/>
+          <w:bCs/>
+        </w:rPr>
+      </w:pPr>
+      <w:r>
+        <w:rPr>
+          <w:b/>
+          <w:bCs/>
+        </w:rPr>
+        <w:t>) = '2026072129719';</w:t>
+      </w:r>
+    </w:p>
+    <w:p>
+      <w:pPr>
+        <w:rPr>
+          <w:b/>
+          <w:bCs/>
+        </w:rPr>
+      </w:pPr>
+    </w:p>
+    <w:p>
+      <w:pPr>
+        <w:rPr>
+          <w:b/>
+          <w:bCs/>
+        </w:rPr>
+      </w:pPr>
+      <w:proofErr w:type="gramStart"/>
+      <w:r>
+        <w:rPr>
+          <w:b/>
+          <w:bCs/>
+        </w:rPr>
+        <w:t>Output :</w:t>
+      </w:r>
+      <w:proofErr w:type="gramEnd"/>
+    </w:p>
+    <w:p>
+      <w:pPr>
+        <w:rPr>
+          <w:b/>
+          <w:bCs/>
+        </w:rPr>
+      </w:pPr>
+      <w:proofErr w:type="spellStart"/>
+      <w:r>
+        <w:rPr>
+          <w:b/>
+          <w:bCs/>
+        </w:rPr>
+        <w:t>tt_no</w:t>
+      </w:r>
+      <w:proofErr w:type="spellEnd"/>
+      <w:r>
+        <w:rPr>
+          <w:b/>
+          <w:bCs/>
+        </w:rPr>
+        <w:t>:             2026072129719</w:t>
+      </w:r>
+    </w:p>
+    <w:p>
+      <w:pPr>
+        <w:rPr>
+          <w:b/>
+          <w:bCs/>
+        </w:rPr>
+      </w:pPr>
+      <w:proofErr w:type="spellStart"/>
+      <w:r>
+        <w:rPr>
+          <w:b/>
+          <w:bCs/>
+        </w:rPr>
+        <w:t>approved_val</w:t>
+      </w:r>
+      <w:proofErr w:type="spellEnd"/>
+      <w:r>
+        <w:rPr>
+          <w:b/>
+          <w:bCs/>
+        </w:rPr>
+        <w:t>:      1</w:t>
+      </w:r>
+    </w:p>
+    <w:p>
+      <w:pPr>
+        <w:rPr>
+          <w:b/>
+          <w:bCs/>
+        </w:rPr>
+      </w:pPr>
+      <w:proofErr w:type="spellStart"/>
+      <w:r>
+        <w:rPr>
+          <w:b/>
+          <w:bCs/>
+        </w:rPr>
+        <w:t>requisition_type</w:t>
+      </w:r>
+      <w:proofErr w:type="spellEnd"/>
+      <w:proofErr w:type="gramStart"/>
+      <w:r>
+        <w:rPr>
+          <w:b/>
+          <w:bCs/>
+        </w:rPr>
+        <w:t>:  Petty</w:t>
+      </w:r>
+      <w:proofErr w:type="gramEnd"/>
+      <w:r>
+        <w:rPr>
+          <w:b/>
+          <w:bCs/>
+        </w:rPr>
+        <w:t xml:space="preserve"> Cash (Approved)</w:t>
+      </w:r>
+    </w:p>
+    <w:p>
+      <w:pPr>
+        <w:rPr>
+          <w:b/>
+          <w:bCs/>
+        </w:rPr>
+      </w:pPr>
+      <w:proofErr w:type="spellStart"/>
+      <w:r>
+        <w:rPr>
+          <w:b/>
+          <w:bCs/>
+        </w:rPr>
+        <w:t>delivered_status</w:t>
+      </w:r>
+      <w:proofErr w:type="spellEnd"/>
+      <w:proofErr w:type="gramStart"/>
+      <w:r>
+        <w:rPr>
+          <w:b/>
+          <w:bCs/>
+        </w:rPr>
+        <w:t>:  Pending</w:t>
+      </w:r>
+      <w:proofErr w:type="gramEnd"/>
+    </w:p>
+    <w:p>
+      <w:pPr>
+        <w:pBdr>
+          <w:bottom w:val="single" w:sz="6" w:space="1" w:color="auto"/>
+        </w:pBdr>
+        <w:rPr>
+          <w:b/>
+          <w:bCs/>
+        </w:rPr>
+      </w:pPr>
+    </w:p>
+    <w:p>
+      <w:pPr>
+        <w:rPr>
+          <w:b/>
+          <w:bCs/>
+        </w:rPr>
+      </w:pPr>
+    </w:p>
+    <w:p>
+      <w:pPr>
+        <w:rPr>
+          <w:b/>
+          <w:bCs/>
+        </w:rPr>
+      </w:pPr>
+      <w:r>
+        <w:rPr>
+          <w:b/>
+          <w:bCs/>
+        </w:rPr>
+        <w:t xml:space="preserve">SELECT </w:t>
+      </w:r>
+      <w:proofErr w:type="gramStart"/>
+      <w:r>
+        <w:rPr>
+          <w:b/>
+          <w:bCs/>
+        </w:rPr>
+        <w:t>COUNT(</w:t>
+      </w:r>
+      <w:proofErr w:type="gramEnd"/>
+      <w:r>
+        <w:rPr>
+          <w:b/>
+          <w:bCs/>
+        </w:rPr>
+        <w:t xml:space="preserve">*) AS </w:t>
+      </w:r>
+      <w:proofErr w:type="spellStart"/>
+      <w:r>
+        <w:rPr>
+          <w:b/>
+          <w:bCs/>
+        </w:rPr>
+        <w:t>total_rows</w:t>
+      </w:r>
+      <w:proofErr w:type="spellEnd"/>
+    </w:p>
+    <w:p>
+      <w:pPr>
+        <w:rPr>
+          <w:b/>
+          <w:bCs/>
+        </w:rPr>
+      </w:pPr>
+      <w:r>
+        <w:rPr>
+          <w:b/>
+          <w:bCs/>
+        </w:rPr>
+        <w:t xml:space="preserve">FROM </w:t>
+      </w:r>
+      <w:proofErr w:type="spellStart"/>
+      <w:r>
+        <w:rPr>
+          <w:b/>
+          <w:bCs/>
+        </w:rPr>
+        <w:t>public.tt_reasons</w:t>
+      </w:r>
+      <w:proofErr w:type="spellEnd"/>
+      <w:r>
+        <w:rPr>
+          <w:b/>
+          <w:bCs/>
+        </w:rPr>
+        <w:t>;</w:t>
+      </w:r>
+    </w:p>
+    <w:p>
+      <w:pPr>
+        <w:rPr>
+          <w:b/>
+          <w:bCs/>
+        </w:rPr>
+      </w:pPr>
+    </w:p>
+    <w:p>
+      <w:pPr>
+        <w:rPr>
+          <w:b/>
+          <w:bCs/>
+        </w:rPr>
+      </w:pPr>
+    </w:p>
+    <w:p>
+      <w:pPr>
+        <w:rPr>
+          <w:b/>
+          <w:bCs/>
+        </w:rPr>
+      </w:pPr>
+      <w:r>
+        <w:rPr>
+          <w:b/>
+          <w:bCs/>
+        </w:rPr>
+        <w:drawing>
+          <wp:inline distT="0" distB="0" distL="0" distR="0" wp14:anchorId="4FD02D23" wp14:editId="7297618D">
+            <wp:extent cx="5943600" cy="3192780"/>
+            <wp:effectExtent l="0" t="0" r="0" b="7620"/>
+            <wp:docPr id="838224166" name="Picture 1"/>
+            <wp:cNvGraphicFramePr>
+              <a:graphicFrameLocks xmlns:a="http://schemas.openxmlformats.org/drawingml/2006/main" noChangeAspect="1"/>
+            </wp:cNvGraphicFramePr>
+            <a:graphic xmlns:a="http://schemas.openxmlformats.org/drawingml/2006/main">
+              <a:graphicData uri="http://schemas.openxmlformats.org/drawingml/2006/picture">
+                <pic:pic xmlns:pic="http://schemas.openxmlformats.org/drawingml/2006/picture">
+                  <pic:nvPicPr>
+                    <pic:cNvPr id="838224166" name=""/>
+                    <pic:cNvPicPr/>
+                  </pic:nvPicPr>
+                  <pic:blipFill>
+                    <a:blip r:embed="rId16"/>
+                    <a:stretch>
+                      <a:fillRect/>
+                    </a:stretch>
+                  </pic:blipFill>
+                  <pic:spPr>
+                    <a:xfrm>
+                      <a:off x="0" y="0"/>
+                      <a:ext cx="5943600" cy="3192780"/>
+                    </a:xfrm>
+                    <a:prstGeom prst="rect">
+                      <a:avLst/>
+                    </a:prstGeom>
+                  </pic:spPr>
+                </pic:pic>
+              </a:graphicData>
+            </a:graphic>
+          </wp:inline>
+        </w:drawing>
+      </w:r>
+    </w:p>
+    <w:p>
+      <w:pPr>
+        <w:rPr>
+          <w:b/>
+          <w:bCs/>
+        </w:rPr>
+      </w:pPr>
+    </w:p>
+    <w:p>
+      <w:pPr>
+        <w:rPr>
+          <w:b/>
+          <w:bCs/>
+        </w:rPr>
+      </w:pPr>
+    </w:p>
+    <w:p>
+      <w:pPr>
+        <w:rPr>
+          <w:b/>
+          <w:bCs/>
+        </w:rPr>
+      </w:pPr>
+    </w:p>
+    <w:p>
+      <w:pPr>
+        <w:rPr>
+          <w:b/>
+          <w:bCs/>
+        </w:rPr>
+      </w:pPr>
+      <w:r>
+        <w:rPr>
+          <w:b/>
+          <w:bCs/>
+        </w:rPr>
+        <w:drawing>
+          <wp:inline distT="0" distB="0" distL="0" distR="0" wp14:anchorId="36017BAB" wp14:editId="3B1A886A">
+            <wp:extent cx="5943600" cy="3209925"/>
+            <wp:effectExtent l="0" t="0" r="0" b="9525"/>
+            <wp:docPr id="1905203756" name="Picture 1"/>
+            <wp:cNvGraphicFramePr>
+              <a:graphicFrameLocks xmlns:a="http://schemas.openxmlformats.org/drawingml/2006/main" noChangeAspect="1"/>
+            </wp:cNvGraphicFramePr>
+            <a:graphic xmlns:a="http://schemas.openxmlformats.org/drawingml/2006/main">
+              <a:graphicData uri="http://schemas.openxmlformats.org/drawingml/2006/picture">
+                <pic:pic xmlns:pic="http://schemas.openxmlformats.org/drawingml/2006/picture">
+                  <pic:nvPicPr>
+                    <pic:cNvPr id="1905203756" name=""/>
+                    <pic:cNvPicPr/>
+                  </pic:nvPicPr>
+                  <pic:blipFill>
+                    <a:blip r:embed="rId17"/>
+                    <a:stretch>
+                      <a:fillRect/>
+                    </a:stretch>
+                  </pic:blipFill>
+                  <pic:spPr>
+                    <a:xfrm>
+                      <a:off x="0" y="0"/>
+                      <a:ext cx="5943600" cy="3209925"/>
+                    </a:xfrm>
+                    <a:prstGeom prst="rect">
+                      <a:avLst/>
+                    </a:prstGeom>
+                  </pic:spPr>
+                </pic:pic>
+              </a:graphicData>
+            </a:graphic>
+          </wp:inline>
+        </w:drawing>
       </w:r>
     </w:p>
     <w:p>
